--- a/downloads/teacher/ai-1-week-03.docx
+++ b/downloads/teacher/ai-1-week-03.docx
@@ -2989,6 +2989,396 @@
         <w:t>Save sorter measurements with device, location and time so unusual inputs can be checked before decisions.</w:t>
       </w:r>
     </w:p>
+    <w:p>
+      <w:pPr>
+        <w:pStyle w:val="Heading1"/>
+      </w:pPr>
+      <w:r>
+        <w:t>07. Prepare, teach and assess</w:t>
+      </w:r>
+    </w:p>
+    <w:p>
+      <w:r>
+        <w:t>Teaching target: Describe a measurement using its quantity, value, unit and conditions</w:t>
+      </w:r>
+    </w:p>
+    <w:p>
+      <w:r>
+        <w:t>Prepare the labelled worked-case picture, the matching workbook, fictional input cards and a place for individual responses. No paid AI account is required for the paper reasoning activities.</w:t>
+      </w:r>
+    </w:p>
+    <w:tbl>
+      <w:tblPr>
+        <w:tblStyle w:val="LightShading-Accent1"/>
+        <w:tblW w:type="auto" w:w="0"/>
+        <w:tblLook w:firstColumn="1" w:firstRow="1" w:lastColumn="0" w:lastRow="0" w:noHBand="0" w:noVBand="1" w:val="04A0"/>
+      </w:tblPr>
+      <w:tblGrid>
+        <w:gridCol w:w="3408"/>
+        <w:gridCol w:w="3408"/>
+        <w:gridCol w:w="3408"/>
+      </w:tblGrid>
+      <w:tr>
+        <w:trPr>
+          <w:tblHeader/>
+        </w:trPr>
+        <w:tc>
+          <w:tcPr>
+            <w:tcW w:type="dxa" w:w="3408"/>
+          </w:tcPr>
+          <w:p>
+            <w:r>
+              <w:t>Session</w:t>
+            </w:r>
+          </w:p>
+        </w:tc>
+        <w:tc>
+          <w:tcPr>
+            <w:tcW w:type="dxa" w:w="3408"/>
+          </w:tcPr>
+          <w:p>
+            <w:r>
+              <w:t>Plan</w:t>
+            </w:r>
+          </w:p>
+        </w:tc>
+        <w:tc>
+          <w:tcPr>
+            <w:tcW w:type="dxa" w:w="3408"/>
+          </w:tcPr>
+          <w:p>
+            <w:r>
+              <w:t>Resources</w:t>
+            </w:r>
+          </w:p>
+        </w:tc>
+      </w:tr>
+      <w:tr>
+        <w:tc>
+          <w:tcPr>
+            <w:tcW w:type="dxa" w:w="3408"/>
+          </w:tcPr>
+          <w:p>
+            <w:r>
+              <w:t>Session 1 · Understand · 45 min</w:t>
+            </w:r>
+          </w:p>
+        </w:tc>
+        <w:tc>
+          <w:tcPr>
+            <w:tcW w:type="dxa" w:w="3408"/>
+          </w:tcPr>
+          <w:p>
+            <w:r>
+              <w:t>0–7: recall and prerequisite; 7–15: inspect the concrete case and predict; 15–30: teacher models the worked trace; 30–40: learners explain a step using the text and visual; 40–45: check the core idea.</w:t>
+            </w:r>
+          </w:p>
+        </w:tc>
+        <w:tc>
+          <w:tcPr>
+            <w:tcW w:type="dxa" w:w="3408"/>
+          </w:tcPr>
+          <w:p>
+            <w:r>
+              <w:t>Sections 1–6; record the brief recall in the workbook.</w:t>
+            </w:r>
+          </w:p>
+        </w:tc>
+      </w:tr>
+      <w:tr>
+        <w:tc>
+          <w:tcPr>
+            <w:tcW w:type="dxa" w:w="3408"/>
+          </w:tcPr>
+          <w:p>
+            <w:r>
+              <w:t>Session 2 · Practise · 45 min</w:t>
+            </w:r>
+          </w:p>
+        </w:tc>
+        <w:tc>
+          <w:tcPr>
+            <w:tcW w:type="dxa" w:w="3408"/>
+          </w:tcPr>
+          <w:p>
+            <w:r>
+              <w:t>0–5: retrieve the procedure; 5–15: W2 completion practice; 15–23: explain and check with a partner; 23–30: each learner answers the misconception check; 30–40: targeted reteaching or a harder variation; 40–45: prepare the investigation.</w:t>
+            </w:r>
+          </w:p>
+        </w:tc>
+        <w:tc>
+          <w:tcPr>
+            <w:tcW w:type="dxa" w:w="3408"/>
+          </w:tcPr>
+          <w:p>
+            <w:r>
+              <w:t>Sections 7–10; use the matching workbook W2 and misconception check.</w:t>
+            </w:r>
+          </w:p>
+        </w:tc>
+      </w:tr>
+      <w:tr>
+        <w:tc>
+          <w:tcPr>
+            <w:tcW w:type="dxa" w:w="3408"/>
+          </w:tcPr>
+          <w:p>
+            <w:r>
+              <w:t>Session 3 · Investigate and transfer · 45 min</w:t>
+            </w:r>
+          </w:p>
+        </w:tc>
+        <w:tc>
+          <w:tcPr>
+            <w:tcW w:type="dxa" w:w="3408"/>
+          </w:tcPr>
+          <w:p>
+            <w:r>
+              <w:t>0–5: retrieve the decision rule; 5–20: investigate or trace; 20–30: start the independent case; 30–38: connect the project; 38–43: act on feedback; 43–45: plan the return check.</w:t>
+            </w:r>
+          </w:p>
+        </w:tc>
+        <w:tc>
+          <w:tcPr>
+            <w:tcW w:type="dxa" w:w="3408"/>
+          </w:tcPr>
+          <w:p>
+            <w:r>
+              <w:t>Sections 9 and 11–14. Give extra time to finish the full task set; use Section 15 when the week includes a coding lab.</w:t>
+            </w:r>
+          </w:p>
+        </w:tc>
+      </w:tr>
+    </w:tbl>
+    <w:p>
+      <w:r>
+        <w:t>Before class, solve the supported practice: A warning rule is recorded temperature greater than 28 degrees C. State its output for 27, 28 and 29 degrees C. Explain why an off warning does not prove that the sensor is working correctly.</w:t>
+      </w:r>
+    </w:p>
+    <w:p>
+      <w:r>
+        <w:t>Reasoned practice answer: 27 off, 28 off, 29 on. These outputs follow the comparison applied to the recorded values. A device could report an incorrect low value while the rule correctly stays off; measurement quality needs a separate check.</w:t>
+      </w:r>
+    </w:p>
+    <w:p>
+      <w:r>
+        <w:t>Check every learner before discussion: Use the worked case for Sensors and measurement. Proposed explanation: “The more stable device must be accurate”. Decide whether this explanation is supported. Point to the step or supplied fact that decides; explain your repair if needed.</w:t>
+      </w:r>
+    </w:p>
+    <w:p>
+      <w:r>
+        <w:t>Misconception repair: A device can repeatedly report an offset value. Stability and closeness to a reference answer different questions.</w:t>
+      </w:r>
+    </w:p>
+    <w:p>
+      <w:r>
+        <w:t>Support: read the exact case aloud, enlarge the labelled picture, supply input cards and model only the first deciding step. Accept a spoken explanation or drawing; retain the reasoning goal.</w:t>
+      </w:r>
+    </w:p>
+    <w:p>
+      <w:r>
+        <w:t>Extension: Move only B into brighter light. Require a prediction and a reason before comparing. Expected result: The next gap could change for reasons other than a difference in device accuracy. Reason: The comparison now changes location as well as device; there is no supplied reading from the new location.</w:t>
+      </w:r>
+    </w:p>
+    <w:p>
+      <w:r>
+        <w:t>Independent assessment: withhold the reserved answer until the learner has attempted the new case. Record support separately from correctness.</w:t>
+      </w:r>
+    </w:p>
+    <w:tbl>
+      <w:tblPr>
+        <w:tblStyle w:val="LightShading-Accent1"/>
+        <w:tblW w:type="auto" w:w="0"/>
+        <w:tblLook w:firstColumn="1" w:firstRow="1" w:lastColumn="0" w:lastRow="0" w:noHBand="0" w:noVBand="1" w:val="04A0"/>
+      </w:tblPr>
+      <w:tblGrid>
+        <w:gridCol w:w="2556"/>
+        <w:gridCol w:w="2556"/>
+        <w:gridCol w:w="2556"/>
+        <w:gridCol w:w="2556"/>
+      </w:tblGrid>
+      <w:tr>
+        <w:trPr>
+          <w:tblHeader/>
+        </w:trPr>
+        <w:tc>
+          <w:tcPr>
+            <w:tcW w:type="dxa" w:w="2556"/>
+          </w:tcPr>
+          <w:p>
+            <w:r>
+              <w:t>Criterion</w:t>
+            </w:r>
+          </w:p>
+        </w:tc>
+        <w:tc>
+          <w:tcPr>
+            <w:tcW w:type="dxa" w:w="2556"/>
+          </w:tcPr>
+          <w:p>
+            <w:r>
+              <w:t>Not yet</w:t>
+            </w:r>
+          </w:p>
+        </w:tc>
+        <w:tc>
+          <w:tcPr>
+            <w:tcW w:type="dxa" w:w="2556"/>
+          </w:tcPr>
+          <w:p>
+            <w:r>
+              <w:t>With support</w:t>
+            </w:r>
+          </w:p>
+        </w:tc>
+        <w:tc>
+          <w:tcPr>
+            <w:tcW w:type="dxa" w:w="2556"/>
+          </w:tcPr>
+          <w:p>
+            <w:r>
+              <w:t>Independent</w:t>
+            </w:r>
+          </w:p>
+        </w:tc>
+      </w:tr>
+      <w:tr>
+        <w:tc>
+          <w:tcPr>
+            <w:tcW w:type="dxa" w:w="2556"/>
+          </w:tcPr>
+          <w:p>
+            <w:r>
+              <w:t>Explanation</w:t>
+            </w:r>
+          </w:p>
+        </w:tc>
+        <w:tc>
+          <w:tcPr>
+            <w:tcW w:type="dxa" w:w="2556"/>
+          </w:tcPr>
+          <w:p>
+            <w:r>
+              <w:t>Names an answer without a deciding fact</w:t>
+            </w:r>
+          </w:p>
+        </w:tc>
+        <w:tc>
+          <w:tcPr>
+            <w:tcW w:type="dxa" w:w="2556"/>
+          </w:tcPr>
+          <w:p>
+            <w:r>
+              <w:t>Uses a hint to link fact and decision</w:t>
+            </w:r>
+          </w:p>
+        </w:tc>
+        <w:tc>
+          <w:tcPr>
+            <w:tcW w:type="dxa" w:w="2556"/>
+          </w:tcPr>
+          <w:p>
+            <w:r>
+              <w:t>Explains the deciding fact in own words</w:t>
+            </w:r>
+          </w:p>
+        </w:tc>
+      </w:tr>
+      <w:tr>
+        <w:tc>
+          <w:tcPr>
+            <w:tcW w:type="dxa" w:w="2556"/>
+          </w:tcPr>
+          <w:p>
+            <w:r>
+              <w:t>Trace or test</w:t>
+            </w:r>
+          </w:p>
+        </w:tc>
+        <w:tc>
+          <w:tcPr>
+            <w:tcW w:type="dxa" w:w="2556"/>
+          </w:tcPr>
+          <w:p>
+            <w:r>
+              <w:t>Cannot connect input and result</w:t>
+            </w:r>
+          </w:p>
+        </w:tc>
+        <w:tc>
+          <w:tcPr>
+            <w:tcW w:type="dxa" w:w="2556"/>
+          </w:tcPr>
+          <w:p>
+            <w:r>
+              <w:t>Completes steps with prompts</w:t>
+            </w:r>
+          </w:p>
+        </w:tc>
+        <w:tc>
+          <w:tcPr>
+            <w:tcW w:type="dxa" w:w="2556"/>
+          </w:tcPr>
+          <w:p>
+            <w:r>
+              <w:t>Traces or tests a changed case accurately</w:t>
+            </w:r>
+          </w:p>
+        </w:tc>
+      </w:tr>
+      <w:tr>
+        <w:tc>
+          <w:tcPr>
+            <w:tcW w:type="dxa" w:w="2556"/>
+          </w:tcPr>
+          <w:p>
+            <w:r>
+              <w:t>Limits and revision</w:t>
+            </w:r>
+          </w:p>
+        </w:tc>
+        <w:tc>
+          <w:tcPr>
+            <w:tcW w:type="dxa" w:w="2556"/>
+          </w:tcPr>
+          <w:p>
+            <w:r>
+              <w:t>Claims more than evidence supports</w:t>
+            </w:r>
+          </w:p>
+        </w:tc>
+        <w:tc>
+          <w:tcPr>
+            <w:tcW w:type="dxa" w:w="2556"/>
+          </w:tcPr>
+          <w:p>
+            <w:r>
+              <w:t>Names a limit after a prompt</w:t>
+            </w:r>
+          </w:p>
+        </w:tc>
+        <w:tc>
+          <w:tcPr>
+            <w:tcW w:type="dxa" w:w="2556"/>
+          </w:tcPr>
+          <w:p>
+            <w:r>
+              <w:t>States a defensible limit and useful next test</w:t>
+            </w:r>
+          </w:p>
+        </w:tc>
+      </w:tr>
+    </w:tbl>
+    <w:p>
+      <w:r>
+        <w:t>Project checkpoint: Frame the need. Name the user, the problem, allowed inputs and a safe simple starting method.</w:t>
+      </w:r>
+    </w:p>
+    <w:p>
+      <w:r>
+        <w:t>Use the weekly teacher answer for topic-specific reasoning. A saved progress tick is an activity record; judge mastery from the learner’s explanation and evidence.</w:t>
+      </w:r>
+    </w:p>
     <w:sectPr>
       <w:pgSz w:w="12240" w:h="15840"/>
       <w:pgMar w:top="936" w:right="1008" w:bottom="936" w:left="1008" w:header="720" w:footer="720" w:gutter="0"/>

--- a/downloads/teacher/ai-1-week-03.docx
+++ b/downloads/teacher/ai-1-week-03.docx
@@ -3379,6 +3379,39 @@
         <w:t>Use the weekly teacher answer for topic-specific reasoning. A saved progress tick is an activity record; judge mastery from the learner’s explanation and evidence.</w:t>
       </w:r>
     </w:p>
+    <w:p>
+      <w:pPr>
+        <w:pStyle w:val="Heading1"/>
+      </w:pPr>
+      <w:r>
+        <w:t>08. Use feedback, labs and repair paths</w:t>
+      </w:r>
+    </w:p>
+    <w:p>
+      <w:r>
+        <w:t>Use the two formative questions as supported practice, not as independent mastery scores. Discuss the deciding evidence rather than accepting a guessed selection.</w:t>
+      </w:r>
+    </w:p>
+    <w:p>
+      <w:r>
+        <w:t>The feedback comes from the reviewed public worked case. Do not reveal the separately reserved independent teacher answer until the learner has attempted that case.</w:t>
+      </w:r>
+    </w:p>
+    <w:p>
+      <w:r>
+        <w:t>Ask students to predict before running code. Preserve errors and actual outputs; collect a changed test and an explanation. The branch-boundary and indexing lessons deliberately include failure cases.</w:t>
+      </w:r>
+    </w:p>
+    <w:p>
+      <w:r>
+        <w:t>Use the earlier worked-explanation links to address a specific missing building block, then return to the current question. Adapt this suggestion after observing the learner; it is not an automatic diagnosis.</w:t>
+      </w:r>
+    </w:p>
+    <w:p>
+      <w:r>
+        <w:t>Collect the completed-work portfolio as evidence. Record support separately from correctness, and assess explanation, trace/test and limitations. Progress ticks and quiz selections alone do not establish mastery.</w:t>
+      </w:r>
+    </w:p>
     <w:sectPr>
       <w:pgSz w:w="12240" w:h="15840"/>
       <w:pgMar w:top="936" w:right="1008" w:bottom="936" w:left="1008" w:header="720" w:footer="720" w:gutter="0"/>

--- a/downloads/teacher/ai-1-week-03.docx
+++ b/downloads/teacher/ai-1-week-03.docx
@@ -29,6 +29,11 @@
       </w:r>
     </w:p>
     <w:p>
+      <w:r>
+        <w:t>Prepare Sensors Are Messengers: check the target, prerequisites, resources and adaptable teaching schedule.</w:t>
+      </w:r>
+    </w:p>
+    <w:p>
       <w:pPr>
         <w:pStyle w:val="Heading3"/>
       </w:pPr>
@@ -37,8 +42,38 @@
       </w:r>
     </w:p>
     <w:p>
-      <w:r>
-        <w:t>Primary target: Describe a measurement using its quantity, value, unit and conditions</w:t>
+      <w:pPr>
+        <w:spacing w:line="336" w:lineRule="auto" w:after="180"/>
+      </w:pPr>
+      <w:r>
+        <w:rPr>
+          <w:b w:val="0"/>
+        </w:rPr>
+        <w:t xml:space="preserve">Primary target: Describe a </w:t>
+      </w:r>
+      <w:r>
+        <w:rPr>
+          <w:b/>
+        </w:rPr>
+        <w:t>measurement</w:t>
+      </w:r>
+      <w:r>
+        <w:rPr>
+          <w:b w:val="0"/>
+        </w:rPr>
+        <w:t xml:space="preserve"> using its quantity, value, </w:t>
+      </w:r>
+      <w:r>
+        <w:rPr>
+          <w:b/>
+        </w:rPr>
+        <w:t>unit</w:t>
+      </w:r>
+      <w:r>
+        <w:rPr>
+          <w:b w:val="0"/>
+        </w:rPr>
+        <w:t xml:space="preserve"> and conditions</w:t>
       </w:r>
     </w:p>
     <w:tbl>
@@ -185,8 +220,37 @@
       </w:tr>
     </w:tbl>
     <w:p>
-      <w:r>
-        <w:t>This is a starting allocation of 135 minutes, not a validated duration. Preserve all named topics. Schedule extra time for connected examples, the full investigation, independent cases and project building. Repeated copies of a case share one recorded attempt; they are not new evidence.</w:t>
+      <w:pPr>
+        <w:spacing w:line="336" w:lineRule="auto" w:after="180"/>
+      </w:pPr>
+      <w:r>
+        <w:rPr>
+          <w:b w:val="0"/>
+        </w:rPr>
+        <w:t>This is a starting allocation of 135 minutes, not a validated duration. Preserve all named topics. Schedule extra time for connected examples, the full investigation, independent cases and project building.</w:t>
+      </w:r>
+    </w:p>
+    <w:p>
+      <w:pPr>
+        <w:spacing w:line="336" w:lineRule="auto" w:after="180"/>
+      </w:pPr>
+      <w:r>
+        <w:rPr>
+          <w:b w:val="0"/>
+        </w:rPr>
+        <w:t xml:space="preserve">Repeated copies of a case share one recorded attempt; they are not new </w:t>
+      </w:r>
+      <w:r>
+        <w:rPr>
+          <w:b/>
+        </w:rPr>
+        <w:t>evidence</w:t>
+      </w:r>
+      <w:r>
+        <w:rPr>
+          <w:b w:val="0"/>
+        </w:rPr>
+        <w:t>.</w:t>
       </w:r>
     </w:p>
     <w:p>
@@ -206,22 +270,123 @@
       </w:r>
     </w:p>
     <w:p>
-      <w:r>
-        <w:t>Without opening the old lesson, explain one key idea from Input, Process, Output. Give an example and a mistake that the idea helps you avoid.</w:t>
-      </w:r>
-    </w:p>
-    <w:p>
-      <w:r>
+      <w:pPr>
+        <w:spacing w:line="336" w:lineRule="auto" w:after="180"/>
+      </w:pPr>
+      <w:r>
+        <w:rPr>
+          <w:b w:val="0"/>
+        </w:rPr>
+        <w:t xml:space="preserve">Without opening the old lesson, explain one key idea from </w:t>
+      </w:r>
+      <w:r>
+        <w:rPr>
+          <w:b/>
+        </w:rPr>
+        <w:t>Input</w:t>
+      </w:r>
+      <w:r>
+        <w:rPr>
+          <w:b w:val="0"/>
+        </w:rPr>
+        <w:t xml:space="preserve">, </w:t>
+      </w:r>
+      <w:r>
+        <w:rPr>
+          <w:b/>
+        </w:rPr>
+        <w:t>Process</w:t>
+      </w:r>
+      <w:r>
+        <w:rPr>
+          <w:b w:val="0"/>
+        </w:rPr>
+        <w:t xml:space="preserve">, </w:t>
+      </w:r>
+      <w:r>
+        <w:rPr>
+          <w:b/>
+        </w:rPr>
+        <w:t>Output</w:t>
+      </w:r>
+      <w:r>
+        <w:rPr>
+          <w:b w:val="0"/>
+        </w:rPr>
+        <w:t>. Give an example and a mistake that the idea helps you avoid.</w:t>
+      </w:r>
+    </w:p>
+    <w:p>
+      <w:pPr>
+        <w:spacing w:line="336" w:lineRule="auto" w:after="180"/>
+      </w:pPr>
+      <w:r>
+        <w:rPr>
+          <w:b w:val="0"/>
+        </w:rPr>
         <w:t>Look for: Trace information through a system without confusing information with a physical action</w:t>
       </w:r>
     </w:p>
     <w:p>
-      <w:r>
-        <w:t>Reference example, not the only acceptable wording: Input includes both request fields and all three catalogue records. The process checks science AND pages&lt;=120. Output contains A only; B fails the length condition and C fails the genre condition. Listing A does not establish that a copy was reserved.</w:t>
-      </w:r>
-    </w:p>
-    <w:p>
-      <w:r>
+      <w:pPr>
+        <w:spacing w:line="336" w:lineRule="auto" w:after="180"/>
+      </w:pPr>
+      <w:r>
+        <w:rPr>
+          <w:b w:val="0"/>
+        </w:rPr>
+        <w:t xml:space="preserve">Reference example, not the only acceptable wording: </w:t>
+      </w:r>
+      <w:r>
+        <w:rPr>
+          <w:b/>
+        </w:rPr>
+        <w:t>Input</w:t>
+      </w:r>
+      <w:r>
+        <w:rPr>
+          <w:b w:val="0"/>
+        </w:rPr>
+        <w:t xml:space="preserve"> includes both request fields and all three catalogue records. The </w:t>
+      </w:r>
+      <w:r>
+        <w:rPr>
+          <w:b/>
+        </w:rPr>
+        <w:t>process</w:t>
+      </w:r>
+      <w:r>
+        <w:rPr>
+          <w:b w:val="0"/>
+        </w:rPr>
+        <w:t xml:space="preserve"> checks science AND pages&lt;=120.</w:t>
+      </w:r>
+    </w:p>
+    <w:p>
+      <w:pPr>
+        <w:spacing w:line="336" w:lineRule="auto" w:after="180"/>
+      </w:pPr>
+      <w:r>
+        <w:rPr>
+          <w:b/>
+        </w:rPr>
+        <w:t>Output</w:t>
+      </w:r>
+      <w:r>
+        <w:rPr>
+          <w:b w:val="0"/>
+        </w:rPr>
+        <w:t xml:space="preserve"> contains A only; B fails the length condition and C fails the genre condition. Listing A does not establish that a copy was reserved.</w:t>
+      </w:r>
+    </w:p>
+    <w:p>
+      <w:pPr>
+        <w:spacing w:line="336" w:lineRule="auto" w:after="180"/>
+      </w:pPr>
+      <w:r>
+        <w:rPr>
+          <w:b w:val="0"/>
+        </w:rPr>
         <w:t>Use the student module and workbook section with this exact week title. The worked case, independent question and answers below form one aligned lesson sequence.</w:t>
       </w:r>
     </w:p>
@@ -234,8 +399,50 @@
       </w:r>
     </w:p>
     <w:p>
-      <w:r>
-        <w:t>Two light sensors report 40 and 80 in different rooms. Their settings and units are unknown. Can you conclude the second room is twice as bright? Design a fair comparison without using a camera or personal data.</w:t>
+      <w:pPr>
+        <w:spacing w:line="336" w:lineRule="auto" w:after="180"/>
+      </w:pPr>
+      <w:r>
+        <w:rPr>
+          <w:b w:val="0"/>
+        </w:rPr>
+        <w:t xml:space="preserve">Two light </w:t>
+      </w:r>
+      <w:r>
+        <w:rPr>
+          <w:b/>
+        </w:rPr>
+        <w:t>sensor</w:t>
+      </w:r>
+      <w:r>
+        <w:rPr>
+          <w:b w:val="0"/>
+        </w:rPr>
+        <w:t xml:space="preserve">s report 40 and 80 in different rooms. Their settings and </w:t>
+      </w:r>
+      <w:r>
+        <w:rPr>
+          <w:b/>
+        </w:rPr>
+        <w:t>unit</w:t>
+      </w:r>
+      <w:r>
+        <w:rPr>
+          <w:b w:val="0"/>
+        </w:rPr>
+        <w:t xml:space="preserve">s are unknown. Can you conclude the second room is twice as bright? Design a fair comparison without using a camera or personal </w:t>
+      </w:r>
+      <w:r>
+        <w:rPr>
+          <w:b/>
+        </w:rPr>
+        <w:t>data</w:t>
+      </w:r>
+      <w:r>
+        <w:rPr>
+          <w:b w:val="0"/>
+        </w:rPr>
+        <w:t>.</w:t>
       </w:r>
     </w:p>
     <w:p>
@@ -247,8 +454,56 @@
       </w:r>
     </w:p>
     <w:p>
-      <w:r>
-        <w:t>Sensors measure signals; later processing gives those signals meaning.</w:t>
+      <w:pPr>
+        <w:spacing w:line="336" w:lineRule="auto" w:after="180"/>
+      </w:pPr>
+      <w:r>
+        <w:rPr>
+          <w:b/>
+        </w:rPr>
+        <w:t>Sensor</w:t>
+      </w:r>
+      <w:r>
+        <w:rPr>
+          <w:b w:val="0"/>
+        </w:rPr>
+        <w:t xml:space="preserve">s measure </w:t>
+      </w:r>
+      <w:r>
+        <w:rPr>
+          <w:b/>
+        </w:rPr>
+        <w:t>signal</w:t>
+      </w:r>
+      <w:r>
+        <w:rPr>
+          <w:b w:val="0"/>
+        </w:rPr>
+        <w:t xml:space="preserve">s; later </w:t>
+      </w:r>
+      <w:r>
+        <w:rPr>
+          <w:b/>
+        </w:rPr>
+        <w:t>process</w:t>
+      </w:r>
+      <w:r>
+        <w:rPr>
+          <w:b w:val="0"/>
+        </w:rPr>
+        <w:t xml:space="preserve">ing gives those </w:t>
+      </w:r>
+      <w:r>
+        <w:rPr>
+          <w:b/>
+        </w:rPr>
+        <w:t>signal</w:t>
+      </w:r>
+      <w:r>
+        <w:rPr>
+          <w:b w:val="0"/>
+        </w:rPr>
+        <w:t>s meaning.</w:t>
       </w:r>
     </w:p>
     <w:tbl>
@@ -384,12 +639,50 @@
       </w:r>
     </w:p>
     <w:p>
-      <w:r>
-        <w:t>Use the supplied scenario, student illustrations and blank paper. For numeric work, offer counters or a calculator after learners show the setup. Fictional records are supplied; personal data and paid accounts are unnecessary.</w:t>
-      </w:r>
-    </w:p>
-    <w:p>
-      <w:r>
+      <w:pPr>
+        <w:spacing w:line="336" w:lineRule="auto" w:after="180"/>
+      </w:pPr>
+      <w:r>
+        <w:rPr>
+          <w:b w:val="0"/>
+        </w:rPr>
+        <w:t xml:space="preserve">Use the supplied scenario, student illustrations and blank paper. For numeric work, offer counters or a calculator after learners show the setup. Fictional records are supplied; personal </w:t>
+      </w:r>
+      <w:r>
+        <w:rPr>
+          <w:b/>
+        </w:rPr>
+        <w:t>data</w:t>
+      </w:r>
+      <w:r>
+        <w:rPr>
+          <w:b w:val="0"/>
+        </w:rPr>
+        <w:t xml:space="preserve"> and paid accounts are unnecessary.</w:t>
+      </w:r>
+    </w:p>
+    <w:p>
+      <w:pPr>
+        <w:pStyle w:val="Heading3"/>
+      </w:pPr>
+      <w:r>
+        <w:t>Alternative compact allocation</w:t>
+      </w:r>
+    </w:p>
+    <w:p>
+      <w:r>
+        <w:t>This compact option is not the full-week schedule. Use the main teaching cycle and allow extra sessions for the investigation, independent work and project.</w:t>
+      </w:r>
+    </w:p>
+    <w:p>
+      <w:pPr>
+        <w:spacing w:line="336" w:lineRule="auto" w:after="180"/>
+        <w:shd w:fill="F1F6F8"/>
+      </w:pPr>
+      <w:r>
+        <w:rPr>
+          <w:b w:val="0"/>
+        </w:rPr>
         <w:t>Allow 80 minutes: recall 8; explanation 12; worked demonstration 15; guided practice 20; independent assessment 15; project and reflection 10. Extend the lab into a second session when needed.</w:t>
       </w:r>
     </w:p>
@@ -402,8 +695,61 @@
       </w:r>
     </w:p>
     <w:p>
-      <w:r>
-        <w:t>Separate physical quantity, recorded measurement and interpretation throughout. No hardware is required. Avoid describing every difference as error or every repeated value as accuracy. Consistent disagreement is a finding; deciding which device is accurate requires additional reference evidence. Keep units visible in both speech and written work.</w:t>
+      <w:pPr>
+        <w:spacing w:line="336" w:lineRule="auto" w:after="180"/>
+      </w:pPr>
+      <w:r>
+        <w:rPr>
+          <w:b w:val="0"/>
+        </w:rPr>
+        <w:t xml:space="preserve">Separate physical quantity, recorded </w:t>
+      </w:r>
+      <w:r>
+        <w:rPr>
+          <w:b/>
+        </w:rPr>
+        <w:t>measurement</w:t>
+      </w:r>
+      <w:r>
+        <w:rPr>
+          <w:b w:val="0"/>
+        </w:rPr>
+        <w:t xml:space="preserve"> and interpretation throughout. No hardware is required. Avoid describing every difference as error or every repeated value as accuracy.</w:t>
+      </w:r>
+    </w:p>
+    <w:p>
+      <w:pPr>
+        <w:spacing w:line="336" w:lineRule="auto" w:after="180"/>
+      </w:pPr>
+      <w:r>
+        <w:rPr>
+          <w:b w:val="0"/>
+        </w:rPr>
+        <w:t xml:space="preserve">Consistent disagreement is a finding; deciding which device is accurate requires additional reference </w:t>
+      </w:r>
+      <w:r>
+        <w:rPr>
+          <w:b/>
+        </w:rPr>
+        <w:t>evidence</w:t>
+      </w:r>
+      <w:r>
+        <w:rPr>
+          <w:b w:val="0"/>
+        </w:rPr>
+        <w:t xml:space="preserve">. Keep </w:t>
+      </w:r>
+      <w:r>
+        <w:rPr>
+          <w:b/>
+        </w:rPr>
+        <w:t>unit</w:t>
+      </w:r>
+      <w:r>
+        <w:rPr>
+          <w:b w:val="0"/>
+        </w:rPr>
+        <w:t>s visible in both speech and written work.</w:t>
       </w:r>
     </w:p>
     <w:p>
@@ -415,23 +761,59 @@
       </w:r>
     </w:p>
     <w:p>
-      <w:r>
+      <w:pPr>
+        <w:spacing w:line="336" w:lineRule="auto" w:after="180"/>
+      </w:pPr>
+      <w:r>
+        <w:rPr>
+          <w:b w:val="0"/>
+        </w:rPr>
         <w:t>No. A maximum of 26 degrees C could occur at noon or at 3 pm. The retained number does not preserve time.</w:t>
       </w:r>
     </w:p>
     <w:p>
-      <w:r>
+      <w:pPr>
+        <w:spacing w:line="336" w:lineRule="auto" w:after="180"/>
+      </w:pPr>
+      <w:r>
+        <w:rPr>
+          <w:b w:val="0"/>
+        </w:rPr>
         <w:t>The paired-temperature table and two paper device labels</w:t>
       </w:r>
     </w:p>
     <w:p>
-      <w:r>
+      <w:pPr>
+        <w:spacing w:line="336" w:lineRule="auto" w:after="180"/>
+      </w:pPr>
+      <w:r>
+        <w:rPr>
+          <w:b w:val="0"/>
+        </w:rPr>
         <w:t>A sketch of a classroom with a window, shaded wall, speaker and door</w:t>
       </w:r>
     </w:p>
     <w:p>
-      <w:r>
-        <w:t>Optional ordinary room thermometers used according to school procedures; paper data is sufficient</w:t>
+      <w:pPr>
+        <w:spacing w:line="336" w:lineRule="auto" w:after="180"/>
+      </w:pPr>
+      <w:r>
+        <w:rPr>
+          <w:b w:val="0"/>
+        </w:rPr>
+        <w:t xml:space="preserve">Optional ordinary room thermometers used according to school procedures; paper </w:t>
+      </w:r>
+      <w:r>
+        <w:rPr>
+          <w:b/>
+        </w:rPr>
+        <w:t>data</w:t>
+      </w:r>
+      <w:r>
+        <w:rPr>
+          <w:b w:val="0"/>
+        </w:rPr>
+        <w:t xml:space="preserve"> is sufficient</w:t>
       </w:r>
     </w:p>
     <w:p>
@@ -443,12 +825,36 @@
       </w:r>
     </w:p>
     <w:p>
-      <w:r>
-        <w:t>By the end, I can compare sensor readings while controlling where and when they are measured.</w:t>
-      </w:r>
-    </w:p>
-    <w:p>
-      <w:r>
+      <w:pPr>
+        <w:spacing w:line="336" w:lineRule="auto" w:after="180"/>
+      </w:pPr>
+      <w:r>
+        <w:rPr>
+          <w:b w:val="0"/>
+        </w:rPr>
+        <w:t xml:space="preserve">By the end, I can compare </w:t>
+      </w:r>
+      <w:r>
+        <w:rPr>
+          <w:b/>
+        </w:rPr>
+        <w:t>sensor</w:t>
+      </w:r>
+      <w:r>
+        <w:rPr>
+          <w:b w:val="0"/>
+        </w:rPr>
+        <w:t xml:space="preserve"> readings while controlling where and when they are measured.</w:t>
+      </w:r>
+    </w:p>
+    <w:p>
+      <w:pPr>
+        <w:spacing w:line="336" w:lineRule="auto" w:after="180"/>
+      </w:pPr>
+      <w:r>
+        <w:rPr>
+          <w:b w:val="0"/>
+        </w:rPr>
         <w:t>This added worked case illustrates the week’s main idea. Retain all original and connected topics; schedule its practice within the teaching cycle.</w:t>
       </w:r>
     </w:p>
@@ -461,150 +867,883 @@
       </w:r>
     </w:p>
     <w:p>
+      <w:r>
+        <w:t>Model Sensors Are Messengers using the supplied case, labelled mechanism and reasoning. Make the scope of each conclusion explicit.</w:t>
+      </w:r>
+    </w:p>
+    <w:p>
+      <w:pPr>
+        <w:spacing w:line="336" w:lineRule="auto" w:after="180"/>
+      </w:pPr>
+      <w:r>
+        <w:rPr>
+          <w:b w:val="0"/>
+        </w:rPr>
+        <w:t>Follow the information instead of imagining magic inside the machine.</w:t>
+      </w:r>
+    </w:p>
+    <w:p>
       <w:pPr>
         <w:pStyle w:val="Heading3"/>
       </w:pPr>
       <w:r>
-        <w:t>Explain the mechanism</w:t>
-      </w:r>
-    </w:p>
-    <w:p>
-      <w:r>
-        <w:t>Follow the information instead of imagining magic inside the machine.</w:t>
-      </w:r>
-    </w:p>
-    <w:p>
-      <w:r>
-        <w:t>INPUT light, sound, or heat from the environment</w:t>
-      </w:r>
-    </w:p>
-    <w:p>
-      <w:r>
-        <w:t>PROCESS a sensor converts the signal into recorded values</w:t>
-      </w:r>
-    </w:p>
-    <w:p>
-      <w:r>
-        <w:t>OUTPUT numbers or pixel/sound data sent to a later process</w:t>
-      </w:r>
-    </w:p>
-    <w:p>
-      <w:r>
-        <w:t>CORE IDEA Sensors measure signals; later processing gives those signals meaning.</w:t>
-      </w:r>
-    </w:p>
-    <w:p>
-      <w:r>
-        <w:t>UNDER THE HOOD A sensor is a transducer: it converts a physical quantity into a signal a computing system can represent. Sensing and interpretation are separate. A camera measures light; an image model may later infer a label.</w:t>
-      </w:r>
-    </w:p>
-    <w:p>
-      <w:r>
+        <w:t>1. Input — information entering</w:t>
+      </w:r>
+    </w:p>
+    <w:p>
+      <w:pPr>
+        <w:spacing w:line="336" w:lineRule="auto" w:after="180"/>
+        <w:shd w:fill="F4F9FC"/>
+      </w:pPr>
+      <w:r>
+        <w:rPr>
+          <w:b/>
+        </w:rPr>
+        <w:t>INPUT</w:t>
+      </w:r>
+      <w:r>
+        <w:rPr>
+          <w:b w:val="0"/>
+        </w:rPr>
+        <w:t xml:space="preserve"> light, sound, or heat from the environment</w:t>
+      </w:r>
+    </w:p>
+    <w:p>
+      <w:pPr>
+        <w:pStyle w:val="Heading3"/>
+      </w:pPr>
+      <w:r>
+        <w:t>2. Process — the deciding step</w:t>
+      </w:r>
+    </w:p>
+    <w:p>
+      <w:pPr>
+        <w:spacing w:line="336" w:lineRule="auto" w:after="180"/>
+        <w:shd w:fill="F4F9FC"/>
+      </w:pPr>
+      <w:r>
+        <w:rPr>
+          <w:b/>
+        </w:rPr>
+        <w:t>PROCESS</w:t>
+      </w:r>
+      <w:r>
+        <w:rPr>
+          <w:b w:val="0"/>
+        </w:rPr>
+        <w:t xml:space="preserve"> a </w:t>
+      </w:r>
+      <w:r>
+        <w:rPr>
+          <w:b/>
+        </w:rPr>
+        <w:t>sensor</w:t>
+      </w:r>
+      <w:r>
+        <w:rPr>
+          <w:b w:val="0"/>
+        </w:rPr>
+        <w:t xml:space="preserve"> converts the </w:t>
+      </w:r>
+      <w:r>
+        <w:rPr>
+          <w:b/>
+        </w:rPr>
+        <w:t>signal</w:t>
+      </w:r>
+      <w:r>
+        <w:rPr>
+          <w:b w:val="0"/>
+        </w:rPr>
+        <w:t xml:space="preserve"> into recorded values</w:t>
+      </w:r>
+    </w:p>
+    <w:p>
+      <w:pPr>
+        <w:pStyle w:val="Heading3"/>
+      </w:pPr>
+      <w:r>
+        <w:t>3. Output — the result</w:t>
+      </w:r>
+    </w:p>
+    <w:p>
+      <w:pPr>
+        <w:spacing w:line="336" w:lineRule="auto" w:after="180"/>
+        <w:shd w:fill="F4F9FC"/>
+      </w:pPr>
+      <w:r>
+        <w:rPr>
+          <w:b/>
+        </w:rPr>
+        <w:t>OUTPUT</w:t>
+      </w:r>
+      <w:r>
+        <w:rPr>
+          <w:b w:val="0"/>
+        </w:rPr>
+        <w:t xml:space="preserve"> numbers or pixel/sound </w:t>
+      </w:r>
+      <w:r>
+        <w:rPr>
+          <w:b/>
+        </w:rPr>
+        <w:t>data</w:t>
+      </w:r>
+      <w:r>
+        <w:rPr>
+          <w:b w:val="0"/>
+        </w:rPr>
+        <w:t xml:space="preserve"> sent to a later </w:t>
+      </w:r>
+      <w:r>
+        <w:rPr>
+          <w:b/>
+        </w:rPr>
+        <w:t>process</w:t>
+      </w:r>
+    </w:p>
+    <w:p>
+      <w:pPr>
+        <w:pStyle w:val="Heading3"/>
+      </w:pPr>
+      <w:r>
+        <w:t>Key idea</w:t>
+      </w:r>
+    </w:p>
+    <w:p>
+      <w:pPr>
+        <w:spacing w:line="336" w:lineRule="auto" w:after="180"/>
+        <w:shd w:fill="EDF7F3"/>
+      </w:pPr>
+      <w:r>
+        <w:rPr>
+          <w:b w:val="0"/>
+        </w:rPr>
+        <w:t xml:space="preserve">CORE IDEA </w:t>
+      </w:r>
+      <w:r>
+        <w:rPr>
+          <w:b/>
+        </w:rPr>
+        <w:t>Sensor</w:t>
+      </w:r>
+      <w:r>
+        <w:rPr>
+          <w:b w:val="0"/>
+        </w:rPr>
+        <w:t xml:space="preserve">s measure </w:t>
+      </w:r>
+      <w:r>
+        <w:rPr>
+          <w:b/>
+        </w:rPr>
+        <w:t>signal</w:t>
+      </w:r>
+      <w:r>
+        <w:rPr>
+          <w:b w:val="0"/>
+        </w:rPr>
+        <w:t xml:space="preserve">s; later </w:t>
+      </w:r>
+      <w:r>
+        <w:rPr>
+          <w:b/>
+        </w:rPr>
+        <w:t>process</w:t>
+      </w:r>
+      <w:r>
+        <w:rPr>
+          <w:b w:val="0"/>
+        </w:rPr>
+        <w:t xml:space="preserve">ing gives those </w:t>
+      </w:r>
+      <w:r>
+        <w:rPr>
+          <w:b/>
+        </w:rPr>
+        <w:t>signal</w:t>
+      </w:r>
+      <w:r>
+        <w:rPr>
+          <w:b w:val="0"/>
+        </w:rPr>
+        <w:t>s meaning.</w:t>
+      </w:r>
+    </w:p>
+    <w:p>
+      <w:pPr>
+        <w:pStyle w:val="Heading3"/>
+      </w:pPr>
+      <w:r>
+        <w:t>How the mechanism works</w:t>
+      </w:r>
+    </w:p>
+    <w:p>
+      <w:pPr>
+        <w:spacing w:line="336" w:lineRule="auto" w:after="180"/>
+        <w:shd w:fill="F1F6F8"/>
+      </w:pPr>
+      <w:r>
+        <w:rPr>
+          <w:b w:val="0"/>
+        </w:rPr>
+        <w:t xml:space="preserve">UNDER THE HOOD A </w:t>
+      </w:r>
+      <w:r>
+        <w:rPr>
+          <w:b/>
+        </w:rPr>
+        <w:t>sensor</w:t>
+      </w:r>
+      <w:r>
+        <w:rPr>
+          <w:b w:val="0"/>
+        </w:rPr>
+        <w:t xml:space="preserve"> is a transducer: it converts a physical quantity into a </w:t>
+      </w:r>
+      <w:r>
+        <w:rPr>
+          <w:b/>
+        </w:rPr>
+        <w:t>signal</w:t>
+      </w:r>
+      <w:r>
+        <w:rPr>
+          <w:b w:val="0"/>
+        </w:rPr>
+        <w:t xml:space="preserve"> a computing system can represent. Sensing and interpretation are separate. A camera measures light; an image model may later infer a label.</w:t>
+      </w:r>
+    </w:p>
+    <w:p>
+      <w:pPr>
+        <w:spacing w:line="336" w:lineRule="auto" w:after="180"/>
+      </w:pPr>
+      <w:r>
+        <w:rPr>
+          <w:b w:val="0"/>
+        </w:rPr>
         <w:t>Draw a fresh example with all three stages:</w:t>
       </w:r>
     </w:p>
     <w:p>
-      <w:r>
-        <w:t>Every step connects a claim to observable evidence.</w:t>
-      </w:r>
-    </w:p>
-    <w:p>
-      <w:r>
-        <w:t>CASE A classroom weather station measures light, sound, and temperature but does not decide what those measurements mean.</w:t>
-      </w:r>
-    </w:p>
-    <w:p>
-      <w:r>
+      <w:pPr>
+        <w:spacing w:line="336" w:lineRule="auto" w:after="180"/>
+      </w:pPr>
+      <w:r>
+        <w:rPr>
+          <w:b w:val="0"/>
+        </w:rPr>
+        <w:t xml:space="preserve">Every step connects a claim to observable </w:t>
+      </w:r>
+      <w:r>
+        <w:rPr>
+          <w:b/>
+        </w:rPr>
+        <w:t>evidence</w:t>
+      </w:r>
+      <w:r>
+        <w:rPr>
+          <w:b w:val="0"/>
+        </w:rPr>
+        <w:t>.</w:t>
+      </w:r>
+    </w:p>
+    <w:p>
+      <w:pPr>
+        <w:pStyle w:val="Heading3"/>
+      </w:pPr>
+      <w:r>
+        <w:t>The case to investigate</w:t>
+      </w:r>
+    </w:p>
+    <w:p>
+      <w:pPr>
+        <w:spacing w:line="336" w:lineRule="auto" w:after="180"/>
+        <w:shd w:fill="F1F6FC"/>
+      </w:pPr>
+      <w:r>
+        <w:rPr>
+          <w:b w:val="0"/>
+        </w:rPr>
+        <w:t xml:space="preserve">CASE A classroom weather station measures light, sound, and temperature but does not decide what those </w:t>
+      </w:r>
+      <w:r>
+        <w:rPr>
+          <w:b/>
+        </w:rPr>
+        <w:t>measurement</w:t>
+      </w:r>
+      <w:r>
+        <w:rPr>
+          <w:b w:val="0"/>
+        </w:rPr>
+        <w:t>s mean.</w:t>
+      </w:r>
+    </w:p>
+    <w:p>
+      <w:pPr>
+        <w:pStyle w:val="Heading3"/>
+      </w:pPr>
+      <w:r>
+        <w:t>Step 1</w:t>
+      </w:r>
+    </w:p>
+    <w:p>
+      <w:pPr>
+        <w:spacing w:line="336" w:lineRule="auto" w:after="180"/>
+        <w:shd w:fill="F4F9FC"/>
+      </w:pPr>
+      <w:r>
+        <w:rPr>
+          <w:b w:val="0"/>
+        </w:rPr>
         <w:t>STEP 1 — OBSERVE light, sound, or heat from the environment</w:t>
       </w:r>
     </w:p>
     <w:p>
-      <w:r>
-        <w:t>STEP 2 — TRACE a sensor converts the signal into recorded values</w:t>
-      </w:r>
-    </w:p>
-    <w:p>
-      <w:r>
-        <w:t>STEP 3 — CONCLUDE numbers or pixel/sound data sent to a later process</w:t>
-      </w:r>
-    </w:p>
-    <w:p>
-      <w:r>
-        <w:t>MODEL REASONING 820 could be a light measurement, 24 C comes from a temperature sensor, and changing sound values come from a microphone. The numbers alone do not prove whether the plant needs water or whether a voice was present; later processing must interpret them.</w:t>
-      </w:r>
-    </w:p>
-    <w:p>
-      <w:r>
-        <w:t>DO NOT OVERCLAIM Do not say a sensor sees, hears, or understands. It measures and sends a representation.</w:t>
-      </w:r>
-    </w:p>
-    <w:p>
-      <w:r>
-        <w:t>What new evidence could change this answer?</w:t>
-      </w:r>
-    </w:p>
-    <w:p>
       <w:pPr>
         <w:pStyle w:val="Heading3"/>
       </w:pPr>
       <w:r>
+        <w:t>Step 2</w:t>
+      </w:r>
+    </w:p>
+    <w:p>
+      <w:pPr>
+        <w:spacing w:line="336" w:lineRule="auto" w:after="180"/>
+        <w:shd w:fill="F4F9FC"/>
+      </w:pPr>
+      <w:r>
+        <w:rPr>
+          <w:b w:val="0"/>
+        </w:rPr>
+        <w:t xml:space="preserve">STEP 2 — TRACE a </w:t>
+      </w:r>
+      <w:r>
+        <w:rPr>
+          <w:b/>
+        </w:rPr>
+        <w:t>sensor</w:t>
+      </w:r>
+      <w:r>
+        <w:rPr>
+          <w:b w:val="0"/>
+        </w:rPr>
+        <w:t xml:space="preserve"> converts the </w:t>
+      </w:r>
+      <w:r>
+        <w:rPr>
+          <w:b/>
+        </w:rPr>
+        <w:t>signal</w:t>
+      </w:r>
+      <w:r>
+        <w:rPr>
+          <w:b w:val="0"/>
+        </w:rPr>
+        <w:t xml:space="preserve"> into recorded values</w:t>
+      </w:r>
+    </w:p>
+    <w:p>
+      <w:pPr>
+        <w:pStyle w:val="Heading3"/>
+      </w:pPr>
+      <w:r>
+        <w:t>Step 3</w:t>
+      </w:r>
+    </w:p>
+    <w:p>
+      <w:pPr>
+        <w:spacing w:line="336" w:lineRule="auto" w:after="180"/>
+        <w:shd w:fill="F4F9FC"/>
+      </w:pPr>
+      <w:r>
+        <w:rPr>
+          <w:b w:val="0"/>
+        </w:rPr>
+        <w:t xml:space="preserve">STEP 3 — CONCLUDE numbers or pixel/sound </w:t>
+      </w:r>
+      <w:r>
+        <w:rPr>
+          <w:b/>
+        </w:rPr>
+        <w:t>data</w:t>
+      </w:r>
+      <w:r>
+        <w:rPr>
+          <w:b w:val="0"/>
+        </w:rPr>
+        <w:t xml:space="preserve"> sent to a later </w:t>
+      </w:r>
+      <w:r>
+        <w:rPr>
+          <w:b/>
+        </w:rPr>
+        <w:t>process</w:t>
+      </w:r>
+    </w:p>
+    <w:p>
+      <w:pPr>
+        <w:pStyle w:val="Heading3"/>
+      </w:pPr>
+      <w:r>
+        <w:t>Model answer</w:t>
+      </w:r>
+    </w:p>
+    <w:p>
+      <w:pPr>
+        <w:spacing w:line="336" w:lineRule="auto" w:after="180"/>
+        <w:shd w:fill="F1F6FC"/>
+      </w:pPr>
+      <w:r>
+        <w:rPr>
+          <w:b w:val="0"/>
+        </w:rPr>
+        <w:t xml:space="preserve">MODEL REASONING 820 could be a light </w:t>
+      </w:r>
+      <w:r>
+        <w:rPr>
+          <w:b/>
+        </w:rPr>
+        <w:t>measurement</w:t>
+      </w:r>
+      <w:r>
+        <w:rPr>
+          <w:b w:val="0"/>
+        </w:rPr>
+        <w:t xml:space="preserve">, 24 C comes from a temperature </w:t>
+      </w:r>
+      <w:r>
+        <w:rPr>
+          <w:b/>
+        </w:rPr>
+        <w:t>sensor</w:t>
+      </w:r>
+      <w:r>
+        <w:rPr>
+          <w:b w:val="0"/>
+        </w:rPr>
+        <w:t>, and changing sound values come from a microphone.</w:t>
+      </w:r>
+    </w:p>
+    <w:p>
+      <w:pPr>
+        <w:spacing w:line="336" w:lineRule="auto" w:after="180"/>
+        <w:shd w:fill="F1F6FC"/>
+      </w:pPr>
+      <w:r>
+        <w:rPr>
+          <w:b w:val="0"/>
+        </w:rPr>
+        <w:t xml:space="preserve">The numbers alone do not prove whether the plant needs water or whether a voice was present; later </w:t>
+      </w:r>
+      <w:r>
+        <w:rPr>
+          <w:b/>
+        </w:rPr>
+        <w:t>process</w:t>
+      </w:r>
+      <w:r>
+        <w:rPr>
+          <w:b w:val="0"/>
+        </w:rPr>
+        <w:t>ing must interpret them.</w:t>
+      </w:r>
+    </w:p>
+    <w:p>
+      <w:pPr>
+        <w:pStyle w:val="Heading3"/>
+      </w:pPr>
+      <w:r>
+        <w:t>A claim to avoid</w:t>
+      </w:r>
+    </w:p>
+    <w:p>
+      <w:pPr>
+        <w:spacing w:line="336" w:lineRule="auto" w:after="180"/>
+        <w:shd w:fill="FFF5E6"/>
+      </w:pPr>
+      <w:r>
+        <w:rPr>
+          <w:b w:val="0"/>
+        </w:rPr>
+        <w:t xml:space="preserve">DO NOT OVERCLAIM Do not say a </w:t>
+      </w:r>
+      <w:r>
+        <w:rPr>
+          <w:b/>
+        </w:rPr>
+        <w:t>sensor</w:t>
+      </w:r>
+      <w:r>
+        <w:rPr>
+          <w:b w:val="0"/>
+        </w:rPr>
+        <w:t xml:space="preserve"> sees, hears, or understands. It measures and sends a representation.</w:t>
+      </w:r>
+    </w:p>
+    <w:p>
+      <w:pPr>
+        <w:spacing w:line="336" w:lineRule="auto" w:after="180"/>
+        <w:shd w:fill="F5F1FB"/>
+      </w:pPr>
+      <w:r>
+        <w:rPr>
+          <w:b w:val="0"/>
+        </w:rPr>
+        <w:t xml:space="preserve">What new </w:t>
+      </w:r>
+      <w:r>
+        <w:rPr>
+          <w:b/>
+        </w:rPr>
+        <w:t>evidence</w:t>
+      </w:r>
+      <w:r>
+        <w:rPr>
+          <w:b w:val="0"/>
+        </w:rPr>
+        <w:t xml:space="preserve"> could change this answer?</w:t>
+      </w:r>
+    </w:p>
+    <w:p>
+      <w:pPr>
+        <w:pStyle w:val="Heading3"/>
+      </w:pPr>
+      <w:r>
         <w:t>Concrete teaching case</w:t>
       </w:r>
     </w:p>
     <w:p>
-      <w:r>
-        <w:t>A light sensor reads 15 in a cupboard and 90 near a window. A microphone records a clap.</w:t>
-      </w:r>
-    </w:p>
-    <w:p>
-      <w:r>
-        <w:t>Which measures a light-related signal? Can either directly measure happiness?</w:t>
-      </w:r>
-    </w:p>
-    <w:p>
       <w:pPr>
         <w:pStyle w:val="Heading3"/>
       </w:pPr>
       <w:r>
+        <w:t>The teaching case</w:t>
+      </w:r>
+    </w:p>
+    <w:p>
+      <w:pPr>
+        <w:spacing w:line="336" w:lineRule="auto" w:after="180"/>
+        <w:shd w:fill="F1F6FC"/>
+      </w:pPr>
+      <w:r>
+        <w:rPr>
+          <w:b w:val="0"/>
+        </w:rPr>
+        <w:t xml:space="preserve">A light </w:t>
+      </w:r>
+      <w:r>
+        <w:rPr>
+          <w:b/>
+        </w:rPr>
+        <w:t>sensor</w:t>
+      </w:r>
+      <w:r>
+        <w:rPr>
+          <w:b w:val="0"/>
+        </w:rPr>
+        <w:t xml:space="preserve"> reads 15 in a cupboard and 90 near a window. A microphone records a clap.</w:t>
+      </w:r>
+    </w:p>
+    <w:p>
+      <w:pPr>
+        <w:spacing w:line="336" w:lineRule="auto" w:after="180"/>
+        <w:shd w:fill="F5F1FB"/>
+      </w:pPr>
+      <w:r>
+        <w:rPr>
+          <w:b w:val="0"/>
+        </w:rPr>
+        <w:t xml:space="preserve">Which measures a light-related </w:t>
+      </w:r>
+      <w:r>
+        <w:rPr>
+          <w:b/>
+        </w:rPr>
+        <w:t>signal</w:t>
+      </w:r>
+      <w:r>
+        <w:rPr>
+          <w:b w:val="0"/>
+        </w:rPr>
+        <w:t>? Can either directly measure happiness?</w:t>
+      </w:r>
+    </w:p>
+    <w:p>
+      <w:pPr>
+        <w:pStyle w:val="Heading3"/>
+      </w:pPr>
+      <w:r>
         <w:t>Exact explanation to model</w:t>
       </w:r>
     </w:p>
     <w:p>
-      <w:r>
-        <w:t>The light sensor measures light; the microphone measures sound. Neither directly measures feelings. Units and calibration matter when comparing devices.</w:t>
-      </w:r>
-    </w:p>
-    <w:p>
       <w:pPr>
         <w:pStyle w:val="Heading3"/>
       </w:pPr>
       <w:r>
+        <w:t>Why the result follows</w:t>
+      </w:r>
+    </w:p>
+    <w:p>
+      <w:pPr>
+        <w:spacing w:line="336" w:lineRule="auto" w:after="180"/>
+        <w:shd w:fill="F1F6FC"/>
+      </w:pPr>
+      <w:r>
+        <w:rPr>
+          <w:b w:val="0"/>
+        </w:rPr>
+        <w:t xml:space="preserve">The light </w:t>
+      </w:r>
+      <w:r>
+        <w:rPr>
+          <w:b/>
+        </w:rPr>
+        <w:t>sensor</w:t>
+      </w:r>
+      <w:r>
+        <w:rPr>
+          <w:b w:val="0"/>
+        </w:rPr>
+        <w:t xml:space="preserve"> measures light; the microphone measures sound. Neither directly measures feelings. </w:t>
+      </w:r>
+      <w:r>
+        <w:rPr>
+          <w:b/>
+        </w:rPr>
+        <w:t>Unit</w:t>
+      </w:r>
+      <w:r>
+        <w:rPr>
+          <w:b w:val="0"/>
+        </w:rPr>
+        <w:t xml:space="preserve">s and </w:t>
+      </w:r>
+      <w:r>
+        <w:rPr>
+          <w:b/>
+        </w:rPr>
+        <w:t>calibration</w:t>
+      </w:r>
+      <w:r>
+        <w:rPr>
+          <w:b w:val="0"/>
+        </w:rPr>
+        <w:t xml:space="preserve"> matter when comparing devices.</w:t>
+      </w:r>
+    </w:p>
+    <w:p>
+      <w:pPr>
+        <w:pStyle w:val="Heading3"/>
+      </w:pPr>
+      <w:r>
         <w:t>Explain the added worked example</w:t>
       </w:r>
     </w:p>
     <w:p>
-      <w:r>
-        <w:t>A garden display shows 24. Is that warm? We cannot interpret the number until we know what was measured and the unit. It might mean 24 degrees Celsius, 24 percent soil moisture according to a particular device, or 24 hours since watering. The screen alone does not supply the missing meaning.</w:t>
-      </w:r>
-    </w:p>
-    <w:p>
-      <w:r>
-        <w:t>A useful measurement record names the quantity, value, unit, time and relevant conditions. For air temperature, the location and exposure matter: a device in direct sunshine may warm differently from one in shade. Record the conditions rather than assuming that every nearby device measured the same situation.</w:t>
-      </w:r>
-    </w:p>
-    <w:p>
-      <w:r>
-        <w:t>Measurement is a way of representing part of the physical world. It does not capture everything about that world. One air-temperature reading does not tell us how dry the roots are, whether a plant is diseased or whether watering is permitted.</w:t>
-      </w:r>
-    </w:p>
-    <w:p>
-      <w:r>
-        <w:t>The sensor responds to a physical quantity. Electronics convert the response into a recorded value. A later program can compare the value with a threshold. Nothing about this path requires us to claim that the sensor understands plant health.</w:t>
-      </w:r>
-    </w:p>
-    <w:p>
-      <w:r>
-        <w:t>The rule uses exceeds 28, so a reading of exactly 28 does not trigger it. At 29 it does. This boundary is a property of the written rule; it is separate from the question of whether the measuring device is accurate enough for the intended purpose.</w:t>
+      <w:pPr>
+        <w:pStyle w:val="Heading3"/>
+      </w:pPr>
+      <w:r>
+        <w:t>Explain the added worked example · 1</w:t>
+      </w:r>
+    </w:p>
+    <w:p>
+      <w:pPr>
+        <w:spacing w:line="336" w:lineRule="auto" w:after="180"/>
+      </w:pPr>
+      <w:r>
+        <w:rPr>
+          <w:b w:val="0"/>
+        </w:rPr>
+        <w:t xml:space="preserve">A garden display shows 24. Is that warm? We cannot interpret the number until we know what was measured and the </w:t>
+      </w:r>
+      <w:r>
+        <w:rPr>
+          <w:b/>
+        </w:rPr>
+        <w:t>unit</w:t>
+      </w:r>
+      <w:r>
+        <w:rPr>
+          <w:b w:val="0"/>
+        </w:rPr>
+        <w:t>.</w:t>
+      </w:r>
+    </w:p>
+    <w:p>
+      <w:pPr>
+        <w:spacing w:line="336" w:lineRule="auto" w:after="180"/>
+      </w:pPr>
+      <w:r>
+        <w:rPr>
+          <w:b w:val="0"/>
+        </w:rPr>
+        <w:t>It might mean 24 degrees Celsius, 24 percent soil moisture according to a particular device, or 24 hours since watering. The screen alone does not supply the missing meaning.</w:t>
+      </w:r>
+    </w:p>
+    <w:p>
+      <w:pPr>
+        <w:pStyle w:val="Heading3"/>
+      </w:pPr>
+      <w:r>
+        <w:t>Explain the added worked example · 2</w:t>
+      </w:r>
+    </w:p>
+    <w:p>
+      <w:pPr>
+        <w:spacing w:line="336" w:lineRule="auto" w:after="180"/>
+      </w:pPr>
+      <w:r>
+        <w:rPr>
+          <w:b w:val="0"/>
+        </w:rPr>
+        <w:t xml:space="preserve">A useful </w:t>
+      </w:r>
+      <w:r>
+        <w:rPr>
+          <w:b/>
+        </w:rPr>
+        <w:t>measurement</w:t>
+      </w:r>
+      <w:r>
+        <w:rPr>
+          <w:b w:val="0"/>
+        </w:rPr>
+        <w:t xml:space="preserve"> record names the quantity, value, </w:t>
+      </w:r>
+      <w:r>
+        <w:rPr>
+          <w:b/>
+        </w:rPr>
+        <w:t>unit</w:t>
+      </w:r>
+      <w:r>
+        <w:rPr>
+          <w:b w:val="0"/>
+        </w:rPr>
+        <w:t>, time and relevant conditions. For air temperature, the location and exposure matter: a device in direct sunshine may warm differently from one in shade.</w:t>
+      </w:r>
+    </w:p>
+    <w:p>
+      <w:pPr>
+        <w:spacing w:line="336" w:lineRule="auto" w:after="180"/>
+      </w:pPr>
+      <w:r>
+        <w:rPr>
+          <w:b w:val="0"/>
+        </w:rPr>
+        <w:t>Record the conditions rather than assuming that every nearby device measured the same situation.</w:t>
+      </w:r>
+    </w:p>
+    <w:p>
+      <w:pPr>
+        <w:spacing w:line="336" w:lineRule="auto" w:after="180"/>
+      </w:pPr>
+      <w:r>
+        <w:rPr>
+          <w:b/>
+        </w:rPr>
+        <w:t>Measurement</w:t>
+      </w:r>
+      <w:r>
+        <w:rPr>
+          <w:b w:val="0"/>
+        </w:rPr>
+        <w:t xml:space="preserve"> is a way of representing part of the physical world. It does not capture everything about that world.</w:t>
+      </w:r>
+    </w:p>
+    <w:p>
+      <w:pPr>
+        <w:spacing w:line="336" w:lineRule="auto" w:after="180"/>
+      </w:pPr>
+      <w:r>
+        <w:rPr>
+          <w:b w:val="0"/>
+        </w:rPr>
+        <w:t>One air-temperature reading does not tell us how dry the roots are, whether a plant is diseased or whether watering is permitted.</w:t>
+      </w:r>
+    </w:p>
+    <w:p>
+      <w:pPr>
+        <w:spacing w:line="336" w:lineRule="auto" w:after="180"/>
+      </w:pPr>
+      <w:r>
+        <w:rPr>
+          <w:b w:val="0"/>
+        </w:rPr>
+        <w:t xml:space="preserve">The </w:t>
+      </w:r>
+      <w:r>
+        <w:rPr>
+          <w:b/>
+        </w:rPr>
+        <w:t>sensor</w:t>
+      </w:r>
+      <w:r>
+        <w:rPr>
+          <w:b w:val="0"/>
+        </w:rPr>
+        <w:t xml:space="preserve"> responds to a physical quantity. Electronics convert the response into a recorded value. A later program can compare the value with a threshold.</w:t>
+      </w:r>
+    </w:p>
+    <w:p>
+      <w:pPr>
+        <w:spacing w:line="336" w:lineRule="auto" w:after="180"/>
+      </w:pPr>
+      <w:r>
+        <w:rPr>
+          <w:b w:val="0"/>
+        </w:rPr>
+        <w:t xml:space="preserve">Nothing about this path requires us to claim that the </w:t>
+      </w:r>
+      <w:r>
+        <w:rPr>
+          <w:b/>
+        </w:rPr>
+        <w:t>sensor</w:t>
+      </w:r>
+      <w:r>
+        <w:rPr>
+          <w:b w:val="0"/>
+        </w:rPr>
+        <w:t xml:space="preserve"> understands plant health.</w:t>
+      </w:r>
+    </w:p>
+    <w:p>
+      <w:pPr>
+        <w:spacing w:line="336" w:lineRule="auto" w:after="180"/>
+      </w:pPr>
+      <w:r>
+        <w:rPr>
+          <w:b w:val="0"/>
+        </w:rPr>
+        <w:t>The rule uses exceeds 28, so a reading of exactly 28 does not trigger it. At 29 it does.</w:t>
+      </w:r>
+    </w:p>
+    <w:p>
+      <w:pPr>
+        <w:spacing w:line="336" w:lineRule="auto" w:after="180"/>
+      </w:pPr>
+      <w:r>
+        <w:rPr>
+          <w:b w:val="0"/>
+        </w:rPr>
+        <w:t xml:space="preserve">This boundary is a property of the </w:t>
+      </w:r>
+      <w:r>
+        <w:rPr>
+          <w:b/>
+        </w:rPr>
+        <w:t>written rule</w:t>
+      </w:r>
+      <w:r>
+        <w:rPr>
+          <w:b w:val="0"/>
+        </w:rPr>
+        <w:t>; it is separate from the question of whether the measuring device is accurate enough for the intended purpose.</w:t>
       </w:r>
     </w:p>
     <w:p>
@@ -770,13 +1909,79 @@
       </w:r>
     </w:p>
     <w:p>
-      <w:r>
-        <w:t>Use the complete worked example below before asking learners to complete W2. Reveal a small part, invite a prediction, then explain the deciding step. These teacher notes contain solutions; do not reveal the independent case answer during modelling.</w:t>
-      </w:r>
-    </w:p>
-    <w:p>
-      <w:r>
-        <w:t>Two devices are placed side by side in a shaded room and allowed to settle. At three agreed times, device A reads 20, 21 and 20 degrees C; device B reads 22, 23 and 22 degrees C. B is 2 degrees higher on every comparison. That pattern is evidence of a consistent difference under these test conditions.</w:t>
+      <w:pPr>
+        <w:spacing w:line="336" w:lineRule="auto" w:after="180"/>
+      </w:pPr>
+      <w:r>
+        <w:rPr>
+          <w:b w:val="0"/>
+        </w:rPr>
+        <w:t xml:space="preserve">Use the complete worked example below before asking learners to complete W2. Reveal a small part, invite a </w:t>
+      </w:r>
+      <w:r>
+        <w:rPr>
+          <w:b/>
+        </w:rPr>
+        <w:t>prediction</w:t>
+      </w:r>
+      <w:r>
+        <w:rPr>
+          <w:b w:val="0"/>
+        </w:rPr>
+        <w:t>, then explain the deciding step.</w:t>
+      </w:r>
+    </w:p>
+    <w:p>
+      <w:pPr>
+        <w:spacing w:line="336" w:lineRule="auto" w:after="180"/>
+      </w:pPr>
+      <w:r>
+        <w:rPr>
+          <w:b w:val="0"/>
+        </w:rPr>
+        <w:t>These teacher notes contain solutions; do not reveal the independent case answer during modelling.</w:t>
+      </w:r>
+    </w:p>
+    <w:p>
+      <w:pPr>
+        <w:pStyle w:val="Heading3"/>
+      </w:pPr>
+      <w:r>
+        <w:t>Model the reasoning aloud · 3</w:t>
+      </w:r>
+    </w:p>
+    <w:p>
+      <w:pPr>
+        <w:spacing w:line="336" w:lineRule="auto" w:after="180"/>
+      </w:pPr>
+      <w:r>
+        <w:rPr>
+          <w:b w:val="0"/>
+        </w:rPr>
+        <w:t>Two devices are placed side by side in a shaded room and allowed to settle. At three agreed times, device A reads 20, 21 and 20 degrees C; device B reads 22, 23 and 22 degrees C. B is 2 degrees higher on every comparison.</w:t>
+      </w:r>
+    </w:p>
+    <w:p>
+      <w:pPr>
+        <w:spacing w:line="336" w:lineRule="auto" w:after="180"/>
+      </w:pPr>
+      <w:r>
+        <w:rPr>
+          <w:b w:val="0"/>
+        </w:rPr>
+        <w:t xml:space="preserve">That pattern is </w:t>
+      </w:r>
+      <w:r>
+        <w:rPr>
+          <w:b/>
+        </w:rPr>
+        <w:t>evidence</w:t>
+      </w:r>
+      <w:r>
+        <w:rPr>
+          <w:b w:val="0"/>
+        </w:rPr>
+        <w:t xml:space="preserve"> of a consistent difference under these test conditions.</w:t>
       </w:r>
     </w:p>
     <w:tbl>
@@ -795,6 +2000,48 @@
         <w:trPr>
           <w:tblHeader/>
         </w:trPr>
+        <w:tc>
+          <w:tcPr>
+            <w:tcW w:type="dxa" w:w="2556"/>
+          </w:tcPr>
+          <w:p>
+            <w:r>
+              <w:t>Time</w:t>
+            </w:r>
+          </w:p>
+        </w:tc>
+        <w:tc>
+          <w:tcPr>
+            <w:tcW w:type="dxa" w:w="2556"/>
+          </w:tcPr>
+          <w:p>
+            <w:r>
+              <w:t>A in degrees C</w:t>
+            </w:r>
+          </w:p>
+        </w:tc>
+        <w:tc>
+          <w:tcPr>
+            <w:tcW w:type="dxa" w:w="2556"/>
+          </w:tcPr>
+          <w:p>
+            <w:r>
+              <w:t>B in degrees C</w:t>
+            </w:r>
+          </w:p>
+        </w:tc>
+        <w:tc>
+          <w:tcPr>
+            <w:tcW w:type="dxa" w:w="2556"/>
+          </w:tcPr>
+          <w:p>
+            <w:r>
+              <w:t>B minus A</w:t>
+            </w:r>
+          </w:p>
+        </w:tc>
+      </w:tr>
+      <w:tr>
         <w:tc>
           <w:tcPr>
             <w:tcW w:type="dxa" w:w="2556"/>
@@ -922,13 +2169,61 @@
       </w:tr>
     </w:tbl>
     <w:p>
-      <w:r>
-        <w:t>We cannot conclude from agreement patterns alone that A is correct and B is wrong. A suitable checked reference can help investigate. We also need to consider whether the devices have different response times, resolutions or placement. Three comparisons in one room do not prove performance in every temperature range.</w:t>
-      </w:r>
-    </w:p>
-    <w:p>
-      <w:r>
-        <w:t>Calibration is a reference check, sometimes followed by an adjustment. Do not simply subtract 2 from every future B reading because these three pairs happened to differ by 2. A correction needs support over the conditions where it will be used.</w:t>
+      <w:pPr>
+        <w:pStyle w:val="Heading3"/>
+      </w:pPr>
+      <w:r>
+        <w:t>Model the reasoning aloud · 4</w:t>
+      </w:r>
+    </w:p>
+    <w:p>
+      <w:pPr>
+        <w:spacing w:line="336" w:lineRule="auto" w:after="180"/>
+      </w:pPr>
+      <w:r>
+        <w:rPr>
+          <w:b w:val="0"/>
+        </w:rPr>
+        <w:t>We cannot conclude from agreement patterns alone that A is correct and B is wrong. A suitable checked reference can help investigate.</w:t>
+      </w:r>
+    </w:p>
+    <w:p>
+      <w:pPr>
+        <w:spacing w:line="336" w:lineRule="auto" w:after="180"/>
+      </w:pPr>
+      <w:r>
+        <w:rPr>
+          <w:b w:val="0"/>
+        </w:rPr>
+        <w:t>We also need to consider whether the devices have different response times, resolutions or placement. Three comparisons in one room do not prove performance in every temperature range.</w:t>
+      </w:r>
+    </w:p>
+    <w:p>
+      <w:pPr>
+        <w:spacing w:line="336" w:lineRule="auto" w:after="180"/>
+      </w:pPr>
+      <w:r>
+        <w:rPr>
+          <w:b/>
+        </w:rPr>
+        <w:t>Calibration</w:t>
+      </w:r>
+      <w:r>
+        <w:rPr>
+          <w:b w:val="0"/>
+        </w:rPr>
+        <w:t xml:space="preserve"> is a reference check, sometimes followed by an adjustment. Do not simply subtract 2 from every future B reading because these three pairs happened to differ by 2.</w:t>
+      </w:r>
+    </w:p>
+    <w:p>
+      <w:pPr>
+        <w:spacing w:line="336" w:lineRule="auto" w:after="180"/>
+      </w:pPr>
+      <w:r>
+        <w:rPr>
+          <w:b w:val="0"/>
+        </w:rPr>
+        <w:t>A correction needs support over the conditions where it will be used.</w:t>
       </w:r>
     </w:p>
     <w:tbl>
@@ -1034,7 +2329,13 @@
       </w:tr>
     </w:tbl>
     <w:p>
-      <w:r>
+      <w:pPr>
+        <w:spacing w:line="336" w:lineRule="auto" w:after="180"/>
+      </w:pPr>
+      <w:r>
+        <w:rPr>
+          <w:b w:val="0"/>
+        </w:rPr>
         <w:t>Use the diagram and verbal explanation together. Ask learners to match a sentence to a specific visual step; do not assign learners fixed visual or auditory learning styles.</w:t>
       </w:r>
     </w:p>
@@ -1047,8 +2348,26 @@
       </w:r>
     </w:p>
     <w:p>
-      <w:r>
-        <w:t>Two fictional light sensors disagree in a classroom. Compare them fairly rather than declaring one broken.</w:t>
+      <w:pPr>
+        <w:spacing w:line="336" w:lineRule="auto" w:after="180"/>
+      </w:pPr>
+      <w:r>
+        <w:rPr>
+          <w:b w:val="0"/>
+        </w:rPr>
+        <w:t xml:space="preserve">Two fictional light </w:t>
+      </w:r>
+      <w:r>
+        <w:rPr>
+          <w:b/>
+        </w:rPr>
+        <w:t>sensor</w:t>
+      </w:r>
+      <w:r>
+        <w:rPr>
+          <w:b w:val="0"/>
+        </w:rPr>
+        <w:t>s disagree in a classroom. Compare them fairly rather than declaring one broken.</w:t>
       </w:r>
     </w:p>
     <w:p>
@@ -1060,12 +2379,54 @@
       </w:r>
     </w:p>
     <w:p>
-      <w:r>
-        <w:t>On the same shelf, simultaneous readings are A: 40,50,60 and B: 45,55,65 in declared toy light units.</w:t>
-      </w:r>
-    </w:p>
-    <w:p>
-      <w:r>
+      <w:pPr>
+        <w:pStyle w:val="Heading3"/>
+      </w:pPr>
+      <w:r>
+        <w:t>Supplied facts</w:t>
+      </w:r>
+    </w:p>
+    <w:p>
+      <w:pPr>
+        <w:spacing w:line="336" w:lineRule="auto" w:after="180"/>
+        <w:shd w:fill="F1F6FC"/>
+      </w:pPr>
+      <w:r>
+        <w:rPr>
+          <w:b w:val="0"/>
+        </w:rPr>
+        <w:t xml:space="preserve">On the same shelf, simultaneous readings are A: 40,50,60 and B: 45,55,65 in declared toy light </w:t>
+      </w:r>
+      <w:r>
+        <w:rPr>
+          <w:b/>
+        </w:rPr>
+        <w:t>unit</w:t>
+      </w:r>
+      <w:r>
+        <w:rPr>
+          <w:b w:val="0"/>
+        </w:rPr>
+        <w:t>s.</w:t>
+      </w:r>
+    </w:p>
+    <w:p>
+      <w:pPr>
+        <w:pStyle w:val="Heading3"/>
+      </w:pPr>
+      <w:r>
+        <w:t>Supplied facts</w:t>
+      </w:r>
+    </w:p>
+    <w:p>
+      <w:pPr>
+        <w:spacing w:line="336" w:lineRule="auto" w:after="180"/>
+        <w:shd w:fill="F1F6FC"/>
+      </w:pPr>
+      <w:r>
+        <w:rPr>
+          <w:b w:val="0"/>
+        </w:rPr>
         <w:t>Neither device has been compared with a trusted reference.</w:t>
       </w:r>
     </w:p>
@@ -1287,20 +2648,62 @@
       </w:r>
     </w:p>
     <w:p>
-      <w:r>
-        <w:t>A repeated difference of 5 supports investigating an offset between devices. Matching time and location removes two obvious comparison problems. It does not show which device is correct: both could have errors. Preserve paired readings instead of adjusting them silently.</w:t>
-      </w:r>
-    </w:p>
-    <w:p>
       <w:pPr>
         <w:pStyle w:val="Heading3"/>
       </w:pPr>
       <w:r>
+        <w:t>Why the result follows</w:t>
+      </w:r>
+    </w:p>
+    <w:p>
+      <w:pPr>
+        <w:spacing w:line="336" w:lineRule="auto" w:after="180"/>
+        <w:shd w:fill="F1F6FC"/>
+      </w:pPr>
+      <w:r>
+        <w:rPr>
+          <w:b w:val="0"/>
+        </w:rPr>
+        <w:t>A repeated difference of 5 supports investigating an offset between devices. Matching time and location removes two obvious comparison problems. It does not show which device is correct: both could have errors.</w:t>
+      </w:r>
+    </w:p>
+    <w:p>
+      <w:pPr>
+        <w:spacing w:line="336" w:lineRule="auto" w:after="180"/>
+        <w:shd w:fill="F1F6FC"/>
+      </w:pPr>
+      <w:r>
+        <w:rPr>
+          <w:b w:val="0"/>
+        </w:rPr>
+        <w:t>Preserve paired readings instead of adjusting them silently.</w:t>
+      </w:r>
+    </w:p>
+    <w:p>
+      <w:pPr>
+        <w:pStyle w:val="Heading3"/>
+      </w:pPr>
+      <w:r>
         <w:t>What this example does not establish</w:t>
       </w:r>
     </w:p>
     <w:p>
-      <w:r>
+      <w:pPr>
+        <w:pStyle w:val="Heading3"/>
+      </w:pPr>
+      <w:r>
+        <w:t>Keep the stated limit</w:t>
+      </w:r>
+    </w:p>
+    <w:p>
+      <w:pPr>
+        <w:spacing w:line="336" w:lineRule="auto" w:after="180"/>
+        <w:shd w:fill="FFF5E6"/>
+      </w:pPr>
+      <w:r>
+        <w:rPr>
+          <w:b w:val="0"/>
+        </w:rPr>
         <w:t>Three pairs do not prove an offset holds at every light level, nor identify the accurate device.</w:t>
       </w:r>
     </w:p>
@@ -1313,17 +2716,68 @@
       </w:r>
     </w:p>
     <w:p>
-      <w:r>
+      <w:pPr>
+        <w:pStyle w:val="Heading3"/>
+      </w:pPr>
+      <w:r>
+        <w:t>Change one thing</w:t>
+      </w:r>
+    </w:p>
+    <w:p>
+      <w:pPr>
+        <w:spacing w:line="336" w:lineRule="auto" w:after="180"/>
+        <w:shd w:fill="F5F1FB"/>
+      </w:pPr>
+      <w:r>
+        <w:rPr>
+          <w:b w:val="0"/>
+        </w:rPr>
         <w:t>Change: Move only B into brighter light.</w:t>
       </w:r>
     </w:p>
     <w:p>
-      <w:r>
-        <w:t>Prediction: The next gap could change for reasons other than a difference in device accuracy.</w:t>
-      </w:r>
-    </w:p>
-    <w:p>
-      <w:r>
+      <w:pPr>
+        <w:pStyle w:val="Heading3"/>
+      </w:pPr>
+      <w:r>
+        <w:t>Predicted result</w:t>
+      </w:r>
+    </w:p>
+    <w:p>
+      <w:pPr>
+        <w:spacing w:line="336" w:lineRule="auto" w:after="180"/>
+        <w:shd w:fill="F1F6FC"/>
+      </w:pPr>
+      <w:r>
+        <w:rPr>
+          <w:b/>
+        </w:rPr>
+        <w:t>Prediction</w:t>
+      </w:r>
+      <w:r>
+        <w:rPr>
+          <w:b w:val="0"/>
+        </w:rPr>
+        <w:t>: The next gap could change for reasons other than a difference in device accuracy.</w:t>
+      </w:r>
+    </w:p>
+    <w:p>
+      <w:pPr>
+        <w:pStyle w:val="Heading3"/>
+      </w:pPr>
+      <w:r>
+        <w:t>Why the result follows</w:t>
+      </w:r>
+    </w:p>
+    <w:p>
+      <w:pPr>
+        <w:spacing w:line="336" w:lineRule="auto" w:after="180"/>
+        <w:shd w:fill="F1F6FC"/>
+      </w:pPr>
+      <w:r>
+        <w:rPr>
+          <w:b w:val="0"/>
+        </w:rPr>
         <w:t>Reason: The comparison now changes location as well as device; there is no supplied reading from the new location.</w:t>
       </w:r>
     </w:p>
@@ -1336,8 +2790,57 @@
       </w:r>
     </w:p>
     <w:p>
-      <w:r>
-        <w:t>Cover the result. Ask learners to name the inputs and predict the next step. Uncover one step, connect the icon to the actual procedure, and explain its evidence. Then change the supplied condition and compare. The picture is a representation; it does not document execution of a real AI model.</w:t>
+      <w:pPr>
+        <w:pStyle w:val="Heading3"/>
+      </w:pPr>
+      <w:r>
+        <w:t>Ask while showing the picture · 5</w:t>
+      </w:r>
+    </w:p>
+    <w:p>
+      <w:pPr>
+        <w:spacing w:line="336" w:lineRule="auto" w:after="180"/>
+      </w:pPr>
+      <w:r>
+        <w:rPr>
+          <w:b w:val="0"/>
+        </w:rPr>
+        <w:t xml:space="preserve">Cover the result. Ask learners to name the </w:t>
+      </w:r>
+      <w:r>
+        <w:rPr>
+          <w:b/>
+        </w:rPr>
+        <w:t>input</w:t>
+      </w:r>
+      <w:r>
+        <w:rPr>
+          <w:b w:val="0"/>
+        </w:rPr>
+        <w:t xml:space="preserve">s and predict the next step. Uncover one step, connect the icon to the actual procedure, and explain its </w:t>
+      </w:r>
+      <w:r>
+        <w:rPr>
+          <w:b/>
+        </w:rPr>
+        <w:t>evidence</w:t>
+      </w:r>
+      <w:r>
+        <w:rPr>
+          <w:b w:val="0"/>
+        </w:rPr>
+        <w:t>. Then change the supplied condition and compare.</w:t>
+      </w:r>
+    </w:p>
+    <w:p>
+      <w:pPr>
+        <w:spacing w:line="336" w:lineRule="auto" w:after="180"/>
+      </w:pPr>
+      <w:r>
+        <w:rPr>
+          <w:b w:val="0"/>
+        </w:rPr>
+        <w:t>The picture is a representation; it does not document execution of a real AI model.</w:t>
       </w:r>
     </w:p>
     <w:p>
@@ -1349,11 +2852,16 @@
       </w:r>
     </w:p>
     <w:p>
+      <w:r>
+        <w:t>Demonstrate Sensors Are Messengers, reduce support deliberately and check individual reasoning before discussing answers.</w:t>
+      </w:r>
+    </w:p>
+    <w:p>
       <w:pPr>
         <w:pStyle w:val="Heading3"/>
       </w:pPr>
       <w:r>
-        <w:t>Demonstrate and guide practice</w:t>
+        <w:t>Board sequence</w:t>
       </w:r>
     </w:p>
     <w:p>
@@ -1361,27 +2869,31 @@
         <w:pStyle w:val="Heading3"/>
       </w:pPr>
       <w:r>
-        <w:t>Board sequence</w:t>
-      </w:r>
-    </w:p>
-    <w:p>
-      <w:r>
-        <w:t>Write the given facts: A light sensor reads 15 in a cupboard and 90 near a window. A microphone records a clap.</w:t>
-      </w:r>
-    </w:p>
-    <w:p>
-      <w:r>
-        <w:t>Write the question to explain: Which measures a light-related signal? Can either directly measure happiness?</w:t>
-      </w:r>
-    </w:p>
-    <w:p>
-      <w:r>
-        <w:t>Reveal after predictions: The light sensor measures light; the microphone measures sound. Neither directly measures feelings. Units and calibration matter when comparing devices.</w:t>
-      </w:r>
-    </w:p>
-    <w:p>
-      <w:r>
-        <w:t>Keep for an independent attempt: A station reports light level 18 and temperature 22 degrees C. Which sensor produced each reading? Can either reading alone tell whether a child feels comfortable? Explain.</w:t>
+        <w:t>1. Put the facts on the board</w:t>
+      </w:r>
+    </w:p>
+    <w:p>
+      <w:pPr>
+        <w:spacing w:line="336" w:lineRule="auto" w:after="180"/>
+        <w:shd w:fill="F4F9FC"/>
+      </w:pPr>
+      <w:r>
+        <w:rPr>
+          <w:b w:val="0"/>
+        </w:rPr>
+        <w:t xml:space="preserve">Write the given facts: A light </w:t>
+      </w:r>
+      <w:r>
+        <w:rPr>
+          <w:b/>
+        </w:rPr>
+        <w:t>sensor</w:t>
+      </w:r>
+      <w:r>
+        <w:rPr>
+          <w:b w:val="0"/>
+        </w:rPr>
+        <w:t xml:space="preserve"> reads 15 in a cupboard and 90 near a window. A microphone records a clap.</w:t>
       </w:r>
     </w:p>
     <w:p>
@@ -1389,27 +2901,225 @@
         <w:pStyle w:val="Heading3"/>
       </w:pPr>
       <w:r>
+        <w:t>2. State the decision to explain</w:t>
+      </w:r>
+    </w:p>
+    <w:p>
+      <w:pPr>
+        <w:spacing w:line="336" w:lineRule="auto" w:after="180"/>
+        <w:shd w:fill="F5F1FB"/>
+      </w:pPr>
+      <w:r>
+        <w:rPr>
+          <w:b w:val="0"/>
+        </w:rPr>
+        <w:t xml:space="preserve">Write the question to explain: Which measures a light-related </w:t>
+      </w:r>
+      <w:r>
+        <w:rPr>
+          <w:b/>
+        </w:rPr>
+        <w:t>signal</w:t>
+      </w:r>
+      <w:r>
+        <w:rPr>
+          <w:b w:val="0"/>
+        </w:rPr>
+        <w:t>? Can either directly measure happiness?</w:t>
+      </w:r>
+    </w:p>
+    <w:p>
+      <w:pPr>
+        <w:pStyle w:val="Heading3"/>
+      </w:pPr>
+      <w:r>
+        <w:t>3. Reveal the worked reasoning</w:t>
+      </w:r>
+    </w:p>
+    <w:p>
+      <w:pPr>
+        <w:spacing w:line="336" w:lineRule="auto" w:after="180"/>
+        <w:shd w:fill="F1F6FC"/>
+      </w:pPr>
+      <w:r>
+        <w:rPr>
+          <w:b w:val="0"/>
+        </w:rPr>
+        <w:t xml:space="preserve">Reveal after </w:t>
+      </w:r>
+      <w:r>
+        <w:rPr>
+          <w:b/>
+        </w:rPr>
+        <w:t>prediction</w:t>
+      </w:r>
+      <w:r>
+        <w:rPr>
+          <w:b w:val="0"/>
+        </w:rPr>
+        <w:t xml:space="preserve">s: The light </w:t>
+      </w:r>
+      <w:r>
+        <w:rPr>
+          <w:b/>
+        </w:rPr>
+        <w:t>sensor</w:t>
+      </w:r>
+      <w:r>
+        <w:rPr>
+          <w:b w:val="0"/>
+        </w:rPr>
+        <w:t xml:space="preserve"> measures light; the microphone measures sound. Neither directly measures feelings. </w:t>
+      </w:r>
+      <w:r>
+        <w:rPr>
+          <w:b/>
+        </w:rPr>
+        <w:t>Unit</w:t>
+      </w:r>
+      <w:r>
+        <w:rPr>
+          <w:b w:val="0"/>
+        </w:rPr>
+        <w:t xml:space="preserve">s and </w:t>
+      </w:r>
+      <w:r>
+        <w:rPr>
+          <w:b/>
+        </w:rPr>
+        <w:t>calibration</w:t>
+      </w:r>
+      <w:r>
+        <w:rPr>
+          <w:b w:val="0"/>
+        </w:rPr>
+        <w:t xml:space="preserve"> matter when comparing devices.</w:t>
+      </w:r>
+    </w:p>
+    <w:p>
+      <w:pPr>
+        <w:pStyle w:val="Heading3"/>
+      </w:pPr>
+      <w:r>
+        <w:t>Hold back the independent task</w:t>
+      </w:r>
+    </w:p>
+    <w:p>
+      <w:pPr>
+        <w:spacing w:line="336" w:lineRule="auto" w:after="180"/>
+        <w:shd w:fill="FFF5E6"/>
+      </w:pPr>
+      <w:r>
+        <w:rPr>
+          <w:b w:val="0"/>
+        </w:rPr>
+        <w:t xml:space="preserve">Keep for an independent attempt: A station reports light level 18 and temperature 22 degrees C. Which </w:t>
+      </w:r>
+      <w:r>
+        <w:rPr>
+          <w:b/>
+        </w:rPr>
+        <w:t>sensor</w:t>
+      </w:r>
+      <w:r>
+        <w:rPr>
+          <w:b w:val="0"/>
+        </w:rPr>
+        <w:t xml:space="preserve"> produced each reading? Can either reading alone tell whether a child feels comfortable? Explain.</w:t>
+      </w:r>
+    </w:p>
+    <w:p>
+      <w:pPr>
+        <w:pStyle w:val="Heading3"/>
+      </w:pPr>
+      <w:r>
         <w:t>Classroom dialogue</w:t>
       </w:r>
     </w:p>
     <w:p>
-      <w:r>
+      <w:pPr>
+        <w:pStyle w:val="Heading3"/>
+      </w:pPr>
+      <w:r>
+        <w:t>Ask the class</w:t>
+      </w:r>
+    </w:p>
+    <w:p>
+      <w:pPr>
+        <w:spacing w:line="336" w:lineRule="auto" w:after="180"/>
+        <w:shd w:fill="F5F1FB"/>
+      </w:pPr>
+      <w:r>
+        <w:rPr>
+          <w:b w:val="0"/>
+        </w:rPr>
         <w:t>Ask: Which facts are given, and which would we have to assume? Learners mark relevant details before discussing answers.</w:t>
       </w:r>
     </w:p>
     <w:p>
-      <w:r>
+      <w:pPr>
+        <w:pStyle w:val="Heading3"/>
+      </w:pPr>
+      <w:r>
+        <w:t>Language to model</w:t>
+      </w:r>
+    </w:p>
+    <w:p>
+      <w:pPr>
+        <w:spacing w:line="336" w:lineRule="auto" w:after="180"/>
+        <w:shd w:fill="F1F6F8"/>
+      </w:pPr>
+      <w:r>
+        <w:rPr>
+          <w:b w:val="0"/>
+        </w:rPr>
         <w:t>Say: Predict first. Show the rule, information path or calculation that would produce the result. A correct guess is not yet an explanation.</w:t>
       </w:r>
     </w:p>
     <w:p>
-      <w:r>
-        <w:t>Reveal reasoning one step at a time. Explain why a tempting alternative fails. Write units and denominators for arithmetic, trace conditions for decisions, and identify supporting sources for claims.</w:t>
-      </w:r>
-    </w:p>
-    <w:p>
-      <w:r>
-        <w:t>In pairs, one learner solves while the other checks evidence; exchange roles. Remove the worked answer before independent assessment.</w:t>
+      <w:pPr>
+        <w:spacing w:line="336" w:lineRule="auto" w:after="180"/>
+      </w:pPr>
+      <w:r>
+        <w:rPr>
+          <w:b w:val="0"/>
+        </w:rPr>
+        <w:t xml:space="preserve">Reveal reasoning one step at a time. Explain why a tempting alternative fails. Write </w:t>
+      </w:r>
+      <w:r>
+        <w:rPr>
+          <w:b/>
+        </w:rPr>
+        <w:t>unit</w:t>
+      </w:r>
+      <w:r>
+        <w:rPr>
+          <w:b w:val="0"/>
+        </w:rPr>
+        <w:t>s and denominators for arithmetic, trace conditions for decisions, and identify supporting sources for claims.</w:t>
+      </w:r>
+    </w:p>
+    <w:p>
+      <w:pPr>
+        <w:spacing w:line="336" w:lineRule="auto" w:after="180"/>
+      </w:pPr>
+      <w:r>
+        <w:rPr>
+          <w:b w:val="0"/>
+        </w:rPr>
+        <w:t xml:space="preserve">In pairs, one learner solves while the other checks </w:t>
+      </w:r>
+      <w:r>
+        <w:rPr>
+          <w:b/>
+        </w:rPr>
+        <w:t>evidence</w:t>
+      </w:r>
+      <w:r>
+        <w:rPr>
+          <w:b w:val="0"/>
+        </w:rPr>
+        <w:t>; exchange roles. Remove the worked answer before independent assessment.</w:t>
       </w:r>
     </w:p>
     <w:p>
@@ -1421,8 +3131,60 @@
       </w:r>
     </w:p>
     <w:p>
-      <w:r>
-        <w:t>Put the devices together, use comparable settings and times, allow settling and repeat, or swap positions while recording conditions. If the difference follows position, location is plausible; if it follows device, investigate the device or settings. For the exit: ask what quantity and unit 30 refers to, when and where it was measured, and whether that measurement is suitable for the rule.</w:t>
+      <w:pPr>
+        <w:spacing w:line="336" w:lineRule="auto" w:after="180"/>
+      </w:pPr>
+      <w:r>
+        <w:rPr>
+          <w:b w:val="0"/>
+        </w:rPr>
+        <w:t>Put the devices together, use comparable settings and times, allow settling and repeat, or swap positions while recording conditions.</w:t>
+      </w:r>
+    </w:p>
+    <w:p>
+      <w:pPr>
+        <w:spacing w:line="336" w:lineRule="auto" w:after="180"/>
+      </w:pPr>
+      <w:r>
+        <w:rPr>
+          <w:b w:val="0"/>
+        </w:rPr>
+        <w:t>If the difference follows position, location is plausible; if it follows device, investigate the device or settings.</w:t>
+      </w:r>
+    </w:p>
+    <w:p>
+      <w:pPr>
+        <w:spacing w:line="336" w:lineRule="auto" w:after="180"/>
+      </w:pPr>
+      <w:r>
+        <w:rPr>
+          <w:b w:val="0"/>
+        </w:rPr>
+        <w:t xml:space="preserve">For the exit: ask what quantity and </w:t>
+      </w:r>
+      <w:r>
+        <w:rPr>
+          <w:b/>
+        </w:rPr>
+        <w:t>unit</w:t>
+      </w:r>
+      <w:r>
+        <w:rPr>
+          <w:b w:val="0"/>
+        </w:rPr>
+        <w:t xml:space="preserve"> 30 refers to, when and where it was measured, and whether that </w:t>
+      </w:r>
+      <w:r>
+        <w:rPr>
+          <w:b/>
+        </w:rPr>
+        <w:t>measurement</w:t>
+      </w:r>
+      <w:r>
+        <w:rPr>
+          <w:b w:val="0"/>
+        </w:rPr>
+        <w:t xml:space="preserve"> is suitable for the rule.</w:t>
       </w:r>
     </w:p>
     <w:p>
@@ -1654,41 +3416,245 @@
       </w:r>
     </w:p>
     <w:p>
-      <w:r>
-        <w:t>Completion task: A warning rule is recorded temperature greater than 28 degrees C. State its output for 27, 28 and 29 degrees C. Explain why an off warning does not prove that the sensor is working correctly.</w:t>
-      </w:r>
-    </w:p>
-    <w:p>
-      <w:r>
-        <w:t>Teacher check: 27 off, 28 off, 29 on. These outputs follow the comparison applied to the recorded values. A device could report an incorrect low value while the rule correctly stays off; measurement quality needs a separate check.</w:t>
-      </w:r>
-    </w:p>
-    <w:p>
-      <w:r>
-        <w:t>Start by identifying the given inputs together. Leave the intermediate steps blank. If needed, model one step, then withdraw that help on the next step. Move to a full trace only when the partial trace is understood. For partners, alternate explainer and checker; collect a response from every learner before discussion.</w:t>
-      </w:r>
-    </w:p>
-    <w:p>
       <w:pPr>
         <w:pStyle w:val="Heading3"/>
       </w:pPr>
       <w:r>
+        <w:t>Completion practice</w:t>
+      </w:r>
+    </w:p>
+    <w:p>
+      <w:pPr>
+        <w:spacing w:line="336" w:lineRule="auto" w:after="180"/>
+        <w:shd w:fill="F5F1FB"/>
+      </w:pPr>
+      <w:r>
+        <w:rPr>
+          <w:b w:val="0"/>
+        </w:rPr>
+        <w:t xml:space="preserve">Completion task: A warning rule is recorded temperature greater than 28 degrees C. State its </w:t>
+      </w:r>
+      <w:r>
+        <w:rPr>
+          <w:b/>
+        </w:rPr>
+        <w:t>output</w:t>
+      </w:r>
+      <w:r>
+        <w:rPr>
+          <w:b w:val="0"/>
+        </w:rPr>
+        <w:t xml:space="preserve"> for 27, 28 and 29 degrees C. Explain why an off warning does not prove that the </w:t>
+      </w:r>
+      <w:r>
+        <w:rPr>
+          <w:b/>
+        </w:rPr>
+        <w:t>sensor</w:t>
+      </w:r>
+      <w:r>
+        <w:rPr>
+          <w:b w:val="0"/>
+        </w:rPr>
+        <w:t xml:space="preserve"> is working correctly.</w:t>
+      </w:r>
+    </w:p>
+    <w:p>
+      <w:pPr>
+        <w:pStyle w:val="Heading3"/>
+      </w:pPr>
+      <w:r>
+        <w:t>Reasoning to listen for</w:t>
+      </w:r>
+    </w:p>
+    <w:p>
+      <w:pPr>
+        <w:spacing w:line="336" w:lineRule="auto" w:after="180"/>
+        <w:shd w:fill="F1F6FC"/>
+      </w:pPr>
+      <w:r>
+        <w:rPr>
+          <w:b w:val="0"/>
+        </w:rPr>
+        <w:t xml:space="preserve">Teacher check: 27 off, 28 off, 29 on. These </w:t>
+      </w:r>
+      <w:r>
+        <w:rPr>
+          <w:b/>
+        </w:rPr>
+        <w:t>output</w:t>
+      </w:r>
+      <w:r>
+        <w:rPr>
+          <w:b w:val="0"/>
+        </w:rPr>
+        <w:t>s follow the comparison applied to the recorded values.</w:t>
+      </w:r>
+    </w:p>
+    <w:p>
+      <w:pPr>
+        <w:spacing w:line="336" w:lineRule="auto" w:after="180"/>
+        <w:shd w:fill="F1F6FC"/>
+      </w:pPr>
+      <w:r>
+        <w:rPr>
+          <w:b w:val="0"/>
+        </w:rPr>
+        <w:t xml:space="preserve">A device could report an incorrect low value while the rule correctly stays off; </w:t>
+      </w:r>
+      <w:r>
+        <w:rPr>
+          <w:b/>
+        </w:rPr>
+        <w:t>measurement</w:t>
+      </w:r>
+      <w:r>
+        <w:rPr>
+          <w:b w:val="0"/>
+        </w:rPr>
+        <w:t xml:space="preserve"> quality needs a separate check.</w:t>
+      </w:r>
+    </w:p>
+    <w:p>
+      <w:pPr>
+        <w:spacing w:line="336" w:lineRule="auto" w:after="180"/>
+      </w:pPr>
+      <w:r>
+        <w:rPr>
+          <w:b w:val="0"/>
+        </w:rPr>
+        <w:t xml:space="preserve">Start by identifying the given </w:t>
+      </w:r>
+      <w:r>
+        <w:rPr>
+          <w:b/>
+        </w:rPr>
+        <w:t>input</w:t>
+      </w:r>
+      <w:r>
+        <w:rPr>
+          <w:b w:val="0"/>
+        </w:rPr>
+        <w:t>s together. Leave the intermediate steps blank. If needed, model one step, then withdraw that help on the next step. Move to a full trace only when the partial trace is understood.</w:t>
+      </w:r>
+    </w:p>
+    <w:p>
+      <w:pPr>
+        <w:spacing w:line="336" w:lineRule="auto" w:after="180"/>
+      </w:pPr>
+      <w:r>
+        <w:rPr>
+          <w:b w:val="0"/>
+        </w:rPr>
+        <w:t>For partners, alternate explainer and checker; collect a response from every learner before discussion.</w:t>
+      </w:r>
+    </w:p>
+    <w:p>
+      <w:pPr>
+        <w:pStyle w:val="Heading3"/>
+      </w:pPr>
+      <w:r>
         <w:t>Individual reasoning check</w:t>
       </w:r>
     </w:p>
     <w:p>
-      <w:r>
-        <w:t>Use the worked case for Sensors and measurement. Proposed explanation: “The more stable device must be accurate”. Decide whether this explanation is supported. Point to the step or supplied fact that decides; explain your repair if needed.</w:t>
-      </w:r>
-    </w:p>
-    <w:p>
-      <w:r>
+      <w:pPr>
+        <w:spacing w:line="336" w:lineRule="auto" w:after="180"/>
+      </w:pPr>
+      <w:r>
+        <w:rPr>
+          <w:b w:val="0"/>
+        </w:rPr>
+        <w:t xml:space="preserve">Use the worked case for </w:t>
+      </w:r>
+      <w:r>
+        <w:rPr>
+          <w:b/>
+        </w:rPr>
+        <w:t>Sensor</w:t>
+      </w:r>
+      <w:r>
+        <w:rPr>
+          <w:b w:val="0"/>
+        </w:rPr>
+        <w:t xml:space="preserve">s and </w:t>
+      </w:r>
+      <w:r>
+        <w:rPr>
+          <w:b/>
+        </w:rPr>
+        <w:t>measurement</w:t>
+      </w:r>
+      <w:r>
+        <w:rPr>
+          <w:b w:val="0"/>
+        </w:rPr>
+        <w:t>. Proposed explanation: “The more stable device must be accurate”. Decide whether this explanation is supported.</w:t>
+      </w:r>
+    </w:p>
+    <w:p>
+      <w:pPr>
+        <w:spacing w:line="336" w:lineRule="auto" w:after="180"/>
+      </w:pPr>
+      <w:r>
+        <w:rPr>
+          <w:b w:val="0"/>
+        </w:rPr>
+        <w:t>Point to the step or supplied fact that decides; explain your repair if needed.</w:t>
+      </w:r>
+    </w:p>
+    <w:p>
+      <w:pPr>
+        <w:pStyle w:val="Heading3"/>
+      </w:pPr>
+      <w:r>
+        <w:t>Expected repair</w:t>
+      </w:r>
+    </w:p>
+    <w:p>
+      <w:pPr>
+        <w:spacing w:line="336" w:lineRule="auto" w:after="180"/>
+        <w:shd w:fill="F1F6FC"/>
+      </w:pPr>
+      <w:r>
+        <w:rPr>
+          <w:b w:val="0"/>
+        </w:rPr>
         <w:t>Expected correction: A device can repeatedly report an offset value. Stability and closeness to a reference answer different questions.</w:t>
       </w:r>
     </w:p>
     <w:p>
-      <w:r>
-        <w:t>Collect explanations, not only yes/no votes. If a misunderstanding is common, re-model the relevant step for the class. If it affects a few learners, give a short targeted group explanation while others solve a more demanding variation.</w:t>
+      <w:pPr>
+        <w:spacing w:line="336" w:lineRule="auto" w:after="180"/>
+      </w:pPr>
+      <w:r>
+        <w:rPr>
+          <w:b w:val="0"/>
+        </w:rPr>
+        <w:t>Collect explanations, not only yes/no votes. If a misunderstanding is common, re-model the relevant step for the class.</w:t>
+      </w:r>
+    </w:p>
+    <w:p>
+      <w:pPr>
+        <w:spacing w:line="336" w:lineRule="auto" w:after="180"/>
+      </w:pPr>
+      <w:r>
+        <w:rPr>
+          <w:b w:val="0"/>
+        </w:rPr>
+        <w:t xml:space="preserve">If it affects a few learners, give a short targeted group explanation while others solve a more demanding </w:t>
+      </w:r>
+      <w:r>
+        <w:rPr>
+          <w:b/>
+        </w:rPr>
+        <w:t>variation</w:t>
+      </w:r>
+      <w:r>
+        <w:rPr>
+          <w:b w:val="0"/>
+        </w:rPr>
+        <w:t>.</w:t>
       </w:r>
     </w:p>
     <w:p>
@@ -1700,7 +3666,14 @@
       </w:r>
     </w:p>
     <w:p>
-      <w:r>
+      <w:pPr>
+        <w:spacing w:line="336" w:lineRule="auto" w:after="180"/>
+        <w:shd w:fill="F5F1FB"/>
+      </w:pPr>
+      <w:r>
+        <w:rPr>
+          <w:b w:val="0"/>
+        </w:rPr>
         <w:t>Why can we calculate the earlier gap but not predict an exact new B reading?</w:t>
       </w:r>
     </w:p>
@@ -1713,18 +3686,72 @@
       </w:r>
     </w:p>
     <w:p>
-      <w:r>
-        <w:t>The earlier pairs give 5 each time. No measurement or light-response rule is given for B’s new location.</w:t>
-      </w:r>
-    </w:p>
-    <w:p>
-      <w:r>
+      <w:pPr>
+        <w:spacing w:line="336" w:lineRule="auto" w:after="180"/>
+      </w:pPr>
+      <w:r>
+        <w:rPr>
+          <w:b w:val="0"/>
+        </w:rPr>
+        <w:t xml:space="preserve">The earlier pairs give 5 each time. No </w:t>
+      </w:r>
+      <w:r>
+        <w:rPr>
+          <w:b/>
+        </w:rPr>
+        <w:t>measurement</w:t>
+      </w:r>
+      <w:r>
+        <w:rPr>
+          <w:b w:val="0"/>
+        </w:rPr>
+        <w:t xml:space="preserve"> or light-response rule is given for B’s new location.</w:t>
+      </w:r>
+    </w:p>
+    <w:p>
+      <w:pPr>
+        <w:spacing w:line="336" w:lineRule="auto" w:after="180"/>
+      </w:pPr>
+      <w:r>
+        <w:rPr>
+          <w:b w:val="0"/>
+        </w:rPr>
         <w:t>Changed-case reasoning: The next gap could change for reasons other than a difference in device accuracy. The comparison now changes location as well as device; there is no supplied reading from the new location.</w:t>
       </w:r>
     </w:p>
     <w:p>
-      <w:r>
-        <w:t>Collect each learner’s explanation before discussion. Use the first missing connection between input, deciding step and result to choose support. This question is worked-case practice, not fresh mastery evidence.</w:t>
+      <w:pPr>
+        <w:spacing w:line="336" w:lineRule="auto" w:after="180"/>
+      </w:pPr>
+      <w:r>
+        <w:rPr>
+          <w:b w:val="0"/>
+        </w:rPr>
+        <w:t xml:space="preserve">Collect each learner’s explanation before discussion. Use the first missing connection between </w:t>
+      </w:r>
+      <w:r>
+        <w:rPr>
+          <w:b/>
+        </w:rPr>
+        <w:t>input</w:t>
+      </w:r>
+      <w:r>
+        <w:rPr>
+          <w:b w:val="0"/>
+        </w:rPr>
+        <w:t xml:space="preserve">, deciding step and result to choose support. This question is worked-case practice, not fresh mastery </w:t>
+      </w:r>
+      <w:r>
+        <w:rPr>
+          <w:b/>
+        </w:rPr>
+        <w:t>evidence</w:t>
+      </w:r>
+      <w:r>
+        <w:rPr>
+          <w:b w:val="0"/>
+        </w:rPr>
+        <w:t>.</w:t>
       </w:r>
     </w:p>
     <w:p>
@@ -1736,45 +3763,198 @@
       </w:r>
     </w:p>
     <w:p>
+      <w:r>
+        <w:t>Run the Sensors Are Messengers investigation and use the first unsupported step to choose a teaching response.</w:t>
+      </w:r>
+    </w:p>
+    <w:p>
+      <w:pPr>
+        <w:spacing w:line="336" w:lineRule="auto" w:after="180"/>
+      </w:pPr>
+      <w:r>
+        <w:rPr>
+          <w:b w:val="0"/>
+        </w:rPr>
+        <w:t xml:space="preserve">Predict first, test honestly, and explain what the </w:t>
+      </w:r>
+      <w:r>
+        <w:rPr>
+          <w:b/>
+        </w:rPr>
+        <w:t>evidence</w:t>
+      </w:r>
+      <w:r>
+        <w:rPr>
+          <w:b w:val="0"/>
+        </w:rPr>
+        <w:t xml:space="preserve"> means.</w:t>
+      </w:r>
+    </w:p>
+    <w:p>
       <w:pPr>
         <w:pStyle w:val="Heading3"/>
       </w:pPr>
       <w:r>
-        <w:t>Run the weekly evidence lab</w:t>
-      </w:r>
-    </w:p>
-    <w:p>
-      <w:r>
-        <w:t>Predict first, test honestly, and explain what the evidence means.</w:t>
-      </w:r>
-    </w:p>
-    <w:p>
-      <w:r>
-        <w:t>State your prediction before the result is known.</w:t>
-      </w:r>
-    </w:p>
-    <w:p>
-      <w:r>
-        <w:t>Complete the task: Match camera, microphone, and temperature sensors to data.</w:t>
-      </w:r>
-    </w:p>
-    <w:p>
-      <w:r>
+        <w:t>1. Predict</w:t>
+      </w:r>
+    </w:p>
+    <w:p>
+      <w:pPr>
+        <w:spacing w:line="336" w:lineRule="auto" w:after="180"/>
+        <w:shd w:fill="F4F9FC"/>
+      </w:pPr>
+      <w:r>
+        <w:rPr>
+          <w:b w:val="0"/>
+        </w:rPr>
+        <w:t xml:space="preserve">State your </w:t>
+      </w:r>
+      <w:r>
+        <w:rPr>
+          <w:b/>
+        </w:rPr>
+        <w:t>prediction</w:t>
+      </w:r>
+      <w:r>
+        <w:rPr>
+          <w:b w:val="0"/>
+        </w:rPr>
+        <w:t xml:space="preserve"> before the result is known.</w:t>
+      </w:r>
+    </w:p>
+    <w:p>
+      <w:pPr>
+        <w:pStyle w:val="Heading3"/>
+      </w:pPr>
+      <w:r>
+        <w:t>2. Investigate</w:t>
+      </w:r>
+    </w:p>
+    <w:p>
+      <w:pPr>
+        <w:spacing w:line="336" w:lineRule="auto" w:after="180"/>
+        <w:shd w:fill="F4F9FC"/>
+      </w:pPr>
+      <w:r>
+        <w:rPr>
+          <w:b w:val="0"/>
+        </w:rPr>
+        <w:t xml:space="preserve">Complete the task: Match camera, microphone, and temperature </w:t>
+      </w:r>
+      <w:r>
+        <w:rPr>
+          <w:b/>
+        </w:rPr>
+        <w:t>sensor</w:t>
+      </w:r>
+      <w:r>
+        <w:rPr>
+          <w:b w:val="0"/>
+        </w:rPr>
+        <w:t xml:space="preserve">s to </w:t>
+      </w:r>
+      <w:r>
+        <w:rPr>
+          <w:b/>
+        </w:rPr>
+        <w:t>data</w:t>
+      </w:r>
+      <w:r>
+        <w:rPr>
+          <w:b w:val="0"/>
+        </w:rPr>
+        <w:t>.</w:t>
+      </w:r>
+    </w:p>
+    <w:p>
+      <w:pPr>
+        <w:pStyle w:val="Heading3"/>
+      </w:pPr>
+      <w:r>
+        <w:t>3. Compare cases</w:t>
+      </w:r>
+    </w:p>
+    <w:p>
+      <w:pPr>
+        <w:spacing w:line="336" w:lineRule="auto" w:after="180"/>
+        <w:shd w:fill="F4F9FC"/>
+      </w:pPr>
+      <w:r>
+        <w:rPr>
+          <w:b w:val="0"/>
+        </w:rPr>
         <w:t>Keep a normal case and an edge case clearly separated.</w:t>
       </w:r>
     </w:p>
     <w:p>
-      <w:r>
-        <w:t>Record what happened—even when it does not match your prediction.</w:t>
-      </w:r>
-    </w:p>
-    <w:p>
-      <w:r>
+      <w:pPr>
+        <w:pStyle w:val="Heading3"/>
+      </w:pPr>
+      <w:r>
+        <w:t>4. Record honestly</w:t>
+      </w:r>
+    </w:p>
+    <w:p>
+      <w:pPr>
+        <w:spacing w:line="336" w:lineRule="auto" w:after="180"/>
+        <w:shd w:fill="F4F9FC"/>
+      </w:pPr>
+      <w:r>
+        <w:rPr>
+          <w:b w:val="0"/>
+        </w:rPr>
+        <w:t xml:space="preserve">Record what happened—even when it does not match your </w:t>
+      </w:r>
+      <w:r>
+        <w:rPr>
+          <w:b/>
+        </w:rPr>
+        <w:t>prediction</w:t>
+      </w:r>
+      <w:r>
+        <w:rPr>
+          <w:b w:val="0"/>
+        </w:rPr>
+        <w:t>.</w:t>
+      </w:r>
+    </w:p>
+    <w:p>
+      <w:pPr>
+        <w:pStyle w:val="Heading3"/>
+      </w:pPr>
+      <w:r>
+        <w:t>5. Explain and plan the next test</w:t>
+      </w:r>
+    </w:p>
+    <w:p>
+      <w:pPr>
+        <w:spacing w:line="336" w:lineRule="auto" w:after="180"/>
+        <w:shd w:fill="F4F9FC"/>
+      </w:pPr>
+      <w:r>
+        <w:rPr>
+          <w:b w:val="0"/>
+        </w:rPr>
         <w:t>Explain the result, one limitation, and the next useful test.</w:t>
       </w:r>
     </w:p>
     <w:p>
-      <w:r>
+      <w:pPr>
+        <w:pStyle w:val="Heading3"/>
+      </w:pPr>
+      <w:r>
+        <w:t>Use a fresh case after support</w:t>
+      </w:r>
+    </w:p>
+    <w:p>
+      <w:pPr>
+        <w:spacing w:line="336" w:lineRule="auto" w:after="180"/>
+        <w:shd w:fill="FFF5E6"/>
+      </w:pPr>
+      <w:r>
+        <w:rPr>
+          <w:b w:val="0"/>
+        </w:rPr>
         <w:t>INDEPENDENCE After support is removed, repeat the proof with a fresh case.</w:t>
       </w:r>
     </w:p>
@@ -1787,8 +3967,25 @@
       </w:r>
     </w:p>
     <w:p>
-      <w:r>
-        <w:t>Use the concrete case as the shared normal case and the independent question as a second case. Each pair creates a boundary or missing-information case and predicts its result before testing. Keep the expected result separate from an observed mistake.</w:t>
+      <w:pPr>
+        <w:spacing w:line="336" w:lineRule="auto" w:after="180"/>
+      </w:pPr>
+      <w:r>
+        <w:rPr>
+          <w:b w:val="0"/>
+        </w:rPr>
+        <w:t>Use the concrete case as the shared normal case and the independent question as a second case. Each pair creates a boundary or missing-information case and predicts its result before testing.</w:t>
+      </w:r>
+    </w:p>
+    <w:p>
+      <w:pPr>
+        <w:spacing w:line="336" w:lineRule="auto" w:after="180"/>
+      </w:pPr>
+      <w:r>
+        <w:rPr>
+          <w:b w:val="0"/>
+        </w:rPr>
+        <w:t>Keep the expected result separate from an observed mistake.</w:t>
       </w:r>
     </w:p>
     <w:tbl>
@@ -1946,36 +4143,122 @@
       </w:r>
     </w:p>
     <w:p>
-      <w:r>
-        <w:t>CLAIM TO REPAIR A sensor knows what a person feels.</w:t>
-      </w:r>
-    </w:p>
-    <w:p>
-      <w:r>
-        <w:t>For guessing, return to given facts and request a trace. For vocabulary without application, use one example and one non-example. For arithmetic errors, check the setup before the calculation. Finish with a different uncoached case before recording mastery.</w:t>
-      </w:r>
-    </w:p>
-    <w:p>
       <w:pPr>
         <w:pStyle w:val="Heading3"/>
       </w:pPr>
       <w:r>
+        <w:t>Find the unsupported claim</w:t>
+      </w:r>
+    </w:p>
+    <w:p>
+      <w:pPr>
+        <w:spacing w:line="336" w:lineRule="auto" w:after="180"/>
+        <w:shd w:fill="F5F1FB"/>
+      </w:pPr>
+      <w:r>
+        <w:rPr>
+          <w:b w:val="0"/>
+        </w:rPr>
+        <w:t xml:space="preserve">CLAIM TO REPAIR A </w:t>
+      </w:r>
+      <w:r>
+        <w:rPr>
+          <w:b/>
+        </w:rPr>
+        <w:t>sensor</w:t>
+      </w:r>
+      <w:r>
+        <w:rPr>
+          <w:b w:val="0"/>
+        </w:rPr>
+        <w:t xml:space="preserve"> knows what a person feels.</w:t>
+      </w:r>
+    </w:p>
+    <w:p>
+      <w:pPr>
+        <w:spacing w:line="336" w:lineRule="auto" w:after="180"/>
+      </w:pPr>
+      <w:r>
+        <w:rPr>
+          <w:b w:val="0"/>
+        </w:rPr>
+        <w:t>For guessing, return to given facts and request a trace. For vocabulary without application, use one example and one non-example. For arithmetic errors, check the setup before the calculation.</w:t>
+      </w:r>
+    </w:p>
+    <w:p>
+      <w:pPr>
+        <w:spacing w:line="336" w:lineRule="auto" w:after="180"/>
+      </w:pPr>
+      <w:r>
+        <w:rPr>
+          <w:b w:val="0"/>
+        </w:rPr>
+        <w:t>Finish with a different uncoached case before recording mastery.</w:t>
+      </w:r>
+    </w:p>
+    <w:p>
+      <w:pPr>
+        <w:pStyle w:val="Heading3"/>
+      </w:pPr>
+      <w:r>
         <w:t>Address these additional misconceptions</w:t>
       </w:r>
     </w:p>
     <w:p>
-      <w:r>
+      <w:pPr>
+        <w:spacing w:line="336" w:lineRule="auto" w:after="180"/>
+      </w:pPr>
+      <w:r>
+        <w:rPr>
+          <w:b w:val="0"/>
+        </w:rPr>
         <w:t>The more stable device must be accurate: A device can repeatedly report an offset value. Stability and closeness to a reference answer different questions.</w:t>
       </w:r>
     </w:p>
     <w:p>
-      <w:r>
-        <w:t>The warning proves the condition in the world: Trace the recorded number into the rule. An incorrect or irrelevant input can produce a correctly computed warning.</w:t>
-      </w:r>
-    </w:p>
-    <w:p>
-      <w:r>
-        <w:t>Missing details can be filled with sensible guesses: Keep unknown fields explicit until evidence supplies them. Guesses must be labelled as assumptions.</w:t>
+      <w:pPr>
+        <w:spacing w:line="336" w:lineRule="auto" w:after="180"/>
+      </w:pPr>
+      <w:r>
+        <w:rPr>
+          <w:b w:val="0"/>
+        </w:rPr>
+        <w:t xml:space="preserve">The warning proves the condition in the world: Trace the recorded number into the rule. An incorrect or irrelevant </w:t>
+      </w:r>
+      <w:r>
+        <w:rPr>
+          <w:b/>
+        </w:rPr>
+        <w:t>input</w:t>
+      </w:r>
+      <w:r>
+        <w:rPr>
+          <w:b w:val="0"/>
+        </w:rPr>
+        <w:t xml:space="preserve"> can produce a correctly computed warning.</w:t>
+      </w:r>
+    </w:p>
+    <w:p>
+      <w:pPr>
+        <w:spacing w:line="336" w:lineRule="auto" w:after="180"/>
+      </w:pPr>
+      <w:r>
+        <w:rPr>
+          <w:b w:val="0"/>
+        </w:rPr>
+        <w:t xml:space="preserve">Missing details can be filled with sensible guesses: Keep unknown fields explicit until </w:t>
+      </w:r>
+      <w:r>
+        <w:rPr>
+          <w:b/>
+        </w:rPr>
+        <w:t>evidence</w:t>
+      </w:r>
+      <w:r>
+        <w:rPr>
+          <w:b w:val="0"/>
+        </w:rPr>
+        <w:t xml:space="preserve"> supplies them. Guesses must be labelled as assumptions.</w:t>
       </w:r>
     </w:p>
     <w:p>
@@ -2133,8 +4416,25 @@
       </w:tr>
     </w:tbl>
     <w:p>
-      <w:r>
-        <w:t>Offer an oral explanation, drawing, enlarged visual or fewer examples when that removes a reading/writing barrier. Keep the same reasoning goal. Stretch secure learners by changing a boundary or assumption and asking them to defend the effect, not simply by assigning more of the same questions.</w:t>
+      <w:pPr>
+        <w:spacing w:line="336" w:lineRule="auto" w:after="180"/>
+      </w:pPr>
+      <w:r>
+        <w:rPr>
+          <w:b w:val="0"/>
+        </w:rPr>
+        <w:t>Offer an oral explanation, drawing, enlarged visual or fewer examples when that removes a reading/writing barrier. Keep the same reasoning goal.</w:t>
+      </w:r>
+    </w:p>
+    <w:p>
+      <w:pPr>
+        <w:spacing w:line="336" w:lineRule="auto" w:after="180"/>
+      </w:pPr>
+      <w:r>
+        <w:rPr>
+          <w:b w:val="0"/>
+        </w:rPr>
+        <w:t>Stretch secure learners by changing a boundary or assumption and asking them to defend the effect, not simply by assigning more of the same questions.</w:t>
       </w:r>
     </w:p>
     <w:p>
@@ -2146,11 +4446,16 @@
       </w:r>
     </w:p>
     <w:p>
+      <w:r>
+        <w:t>Use the Sensors Are Messengers questions, teacher keys and criteria after the relevant attempts. Previously discussed cases are practice; protect the separately selected independent task.</w:t>
+      </w:r>
+    </w:p>
+    <w:p>
       <w:pPr>
         <w:pStyle w:val="Heading3"/>
       </w:pPr>
       <w:r>
-        <w:t>Assess and explain the answers</w:t>
+        <w:t>Worked case answer</w:t>
       </w:r>
     </w:p>
     <w:p>
@@ -2158,12 +4463,55 @@
         <w:pStyle w:val="Heading3"/>
       </w:pPr>
       <w:r>
-        <w:t>Worked case answer</w:t>
-      </w:r>
-    </w:p>
-    <w:p>
-      <w:r>
-        <w:t>The light sensor measures light; the microphone measures sound. Neither directly measures feelings. Units and calibration matter when comparing devices.</w:t>
+        <w:t>Teacher key · Worked case answer</w:t>
+      </w:r>
+    </w:p>
+    <w:p>
+      <w:pPr>
+        <w:spacing w:line="336" w:lineRule="auto" w:after="180"/>
+        <w:shd w:fill="F1F6FC"/>
+      </w:pPr>
+      <w:r>
+        <w:rPr>
+          <w:b w:val="0"/>
+        </w:rPr>
+        <w:t xml:space="preserve">The light </w:t>
+      </w:r>
+      <w:r>
+        <w:rPr>
+          <w:b/>
+        </w:rPr>
+        <w:t>sensor</w:t>
+      </w:r>
+      <w:r>
+        <w:rPr>
+          <w:b w:val="0"/>
+        </w:rPr>
+        <w:t xml:space="preserve"> measures light; the microphone measures sound. Neither directly measures feelings. </w:t>
+      </w:r>
+      <w:r>
+        <w:rPr>
+          <w:b/>
+        </w:rPr>
+        <w:t>Unit</w:t>
+      </w:r>
+      <w:r>
+        <w:rPr>
+          <w:b w:val="0"/>
+        </w:rPr>
+        <w:t xml:space="preserve">s and </w:t>
+      </w:r>
+      <w:r>
+        <w:rPr>
+          <w:b/>
+        </w:rPr>
+        <w:t>calibration</w:t>
+      </w:r>
+      <w:r>
+        <w:rPr>
+          <w:b w:val="0"/>
+        </w:rPr>
+        <w:t xml:space="preserve"> matter when comparing devices.</w:t>
       </w:r>
     </w:p>
     <w:p>
@@ -2175,21 +4523,99 @@
       </w:r>
     </w:p>
     <w:p>
-      <w:r>
-        <w:t>A station reports light level 18 and temperature 22 degrees C. Which sensor produced each reading? Can either reading alone tell whether a child feels comfortable? Explain.</w:t>
-      </w:r>
-    </w:p>
-    <w:p>
       <w:pPr>
         <w:pStyle w:val="Heading3"/>
       </w:pPr>
       <w:r>
+        <w:t>Independent question · withhold the key</w:t>
+      </w:r>
+    </w:p>
+    <w:p>
+      <w:pPr>
+        <w:spacing w:line="336" w:lineRule="auto" w:after="180"/>
+        <w:shd w:fill="F5F1FB"/>
+      </w:pPr>
+      <w:r>
+        <w:rPr>
+          <w:b w:val="0"/>
+        </w:rPr>
+        <w:t xml:space="preserve">A station reports light level 18 and temperature 22 degrees C. Which </w:t>
+      </w:r>
+      <w:r>
+        <w:rPr>
+          <w:b/>
+        </w:rPr>
+        <w:t>sensor</w:t>
+      </w:r>
+      <w:r>
+        <w:rPr>
+          <w:b w:val="0"/>
+        </w:rPr>
+        <w:t xml:space="preserve"> produced each reading? Can either reading alone tell whether a child feels comfortable? Explain.</w:t>
+      </w:r>
+    </w:p>
+    <w:p>
+      <w:pPr>
+        <w:pStyle w:val="Heading3"/>
+      </w:pPr>
+      <w:r>
         <w:t>Expected independent answer</w:t>
       </w:r>
     </w:p>
     <w:p>
-      <w:r>
-        <w:t>A light sensor produced 18; a temperature sensor produced 22 degrees C. Neither directly measures a child's comfort. Ask the person rather than treating a measurement as their feelings.</w:t>
+      <w:pPr>
+        <w:pStyle w:val="Heading3"/>
+      </w:pPr>
+      <w:r>
+        <w:t>Teacher key · Expected independent answer</w:t>
+      </w:r>
+    </w:p>
+    <w:p>
+      <w:pPr>
+        <w:spacing w:line="336" w:lineRule="auto" w:after="180"/>
+        <w:shd w:fill="F1F6FC"/>
+      </w:pPr>
+      <w:r>
+        <w:rPr>
+          <w:b w:val="0"/>
+        </w:rPr>
+        <w:t xml:space="preserve">A light </w:t>
+      </w:r>
+      <w:r>
+        <w:rPr>
+          <w:b/>
+        </w:rPr>
+        <w:t>sensor</w:t>
+      </w:r>
+      <w:r>
+        <w:rPr>
+          <w:b w:val="0"/>
+        </w:rPr>
+        <w:t xml:space="preserve"> produced 18; a temperature </w:t>
+      </w:r>
+      <w:r>
+        <w:rPr>
+          <w:b/>
+        </w:rPr>
+        <w:t>sensor</w:t>
+      </w:r>
+      <w:r>
+        <w:rPr>
+          <w:b w:val="0"/>
+        </w:rPr>
+        <w:t xml:space="preserve"> produced 22 degrees C. Neither directly measures a child's comfort. Ask the person rather than treating a </w:t>
+      </w:r>
+      <w:r>
+        <w:rPr>
+          <w:b/>
+        </w:rPr>
+        <w:t>measurement</w:t>
+      </w:r>
+      <w:r>
+        <w:rPr>
+          <w:b w:val="0"/>
+        </w:rPr>
+        <w:t xml:space="preserve"> as their feelings.</w:t>
       </w:r>
     </w:p>
     <w:p>
@@ -2427,8 +4853,25 @@
       </w:tr>
     </w:tbl>
     <w:p>
-      <w:r>
-        <w:t>Use 6/8 as a classroom checkpoint, with 2 required for both Result and Reasoning. This is a proposed teaching rule, not a validated certification threshold. Do not count a coached answer as independent mastery; correct unsafe or unsupported claims regardless of total.</w:t>
+      <w:pPr>
+        <w:spacing w:line="336" w:lineRule="auto" w:after="180"/>
+      </w:pPr>
+      <w:r>
+        <w:rPr>
+          <w:b w:val="0"/>
+        </w:rPr>
+        <w:t>Use 6/8 as a classroom checkpoint, with 2 required for both Result and Reasoning. This is a proposed teaching rule, not a validated certification threshold.</w:t>
+      </w:r>
+    </w:p>
+    <w:p>
+      <w:pPr>
+        <w:spacing w:line="336" w:lineRule="auto" w:after="180"/>
+      </w:pPr>
+      <w:r>
+        <w:rPr>
+          <w:b w:val="0"/>
+        </w:rPr>
+        <w:t>Do not count a coached answer as independent mastery; correct unsafe or unsupported claims regardless of total.</w:t>
       </w:r>
     </w:p>
     <w:p>
@@ -2440,8 +4883,38 @@
       </w:r>
     </w:p>
     <w:p>
-      <w:r>
-        <w:t>Ask the learner to find the evidence that challenges this claim: “A sensor knows what a person feels.” Keep the first attempt and an uncoached retry separate.</w:t>
+      <w:pPr>
+        <w:spacing w:line="336" w:lineRule="auto" w:after="180"/>
+      </w:pPr>
+      <w:r>
+        <w:rPr>
+          <w:b w:val="0"/>
+        </w:rPr>
+        <w:t xml:space="preserve">Ask the learner to find the </w:t>
+      </w:r>
+      <w:r>
+        <w:rPr>
+          <w:b/>
+        </w:rPr>
+        <w:t>evidence</w:t>
+      </w:r>
+      <w:r>
+        <w:rPr>
+          <w:b w:val="0"/>
+        </w:rPr>
+        <w:t xml:space="preserve"> that challenges this claim: “A </w:t>
+      </w:r>
+      <w:r>
+        <w:rPr>
+          <w:b/>
+        </w:rPr>
+        <w:t>sensor</w:t>
+      </w:r>
+      <w:r>
+        <w:rPr>
+          <w:b w:val="0"/>
+        </w:rPr>
+        <w:t xml:space="preserve"> knows what a person feels.” Keep the first attempt and an uncoached retry separate.</w:t>
       </w:r>
     </w:p>
     <w:p>
@@ -2453,15 +4926,78 @@
       </w:r>
     </w:p>
     <w:p>
-      <w:r>
-        <w:t>No: scales, calibration and settings may differ. Use the same calibrated sensor and settings in both rooms, record units and repeat at comparable positions and times. A larger uncalibrated number alone cannot establish a brightness ratio.</w:t>
-      </w:r>
-    </w:p>
-    <w:p>
       <w:pPr>
         <w:pStyle w:val="Heading3"/>
       </w:pPr>
       <w:r>
+        <w:t>Teacher key · Original transfer answer</w:t>
+      </w:r>
+    </w:p>
+    <w:p>
+      <w:pPr>
+        <w:spacing w:line="336" w:lineRule="auto" w:after="180"/>
+        <w:shd w:fill="F1F6FC"/>
+      </w:pPr>
+      <w:r>
+        <w:rPr>
+          <w:b w:val="0"/>
+        </w:rPr>
+        <w:t xml:space="preserve">No: scales, </w:t>
+      </w:r>
+      <w:r>
+        <w:rPr>
+          <w:b/>
+        </w:rPr>
+        <w:t>calibration</w:t>
+      </w:r>
+      <w:r>
+        <w:rPr>
+          <w:b w:val="0"/>
+        </w:rPr>
+        <w:t xml:space="preserve"> and settings may differ. Use the same calibrated </w:t>
+      </w:r>
+      <w:r>
+        <w:rPr>
+          <w:b/>
+        </w:rPr>
+        <w:t>sensor</w:t>
+      </w:r>
+      <w:r>
+        <w:rPr>
+          <w:b w:val="0"/>
+        </w:rPr>
+        <w:t xml:space="preserve"> and settings in both rooms, record </w:t>
+      </w:r>
+      <w:r>
+        <w:rPr>
+          <w:b/>
+        </w:rPr>
+        <w:t>unit</w:t>
+      </w:r>
+      <w:r>
+        <w:rPr>
+          <w:b w:val="0"/>
+        </w:rPr>
+        <w:t>s and repeat at comparable positions and times.</w:t>
+      </w:r>
+    </w:p>
+    <w:p>
+      <w:pPr>
+        <w:spacing w:line="336" w:lineRule="auto" w:after="180"/>
+        <w:shd w:fill="F1F6FC"/>
+      </w:pPr>
+      <w:r>
+        <w:rPr>
+          <w:b w:val="0"/>
+        </w:rPr>
+        <w:t>A larger uncalibrated number alone cannot establish a brightness ratio.</w:t>
+      </w:r>
+    </w:p>
+    <w:p>
+      <w:pPr>
+        <w:pStyle w:val="Heading3"/>
+      </w:pPr>
+      <w:r>
         <w:t>Explanations for the additional workbook examples</w:t>
       </w:r>
     </w:p>
@@ -2474,111 +5010,543 @@
       </w:r>
     </w:p>
     <w:p>
-      <w:r>
+      <w:pPr>
+        <w:pStyle w:val="Heading3"/>
+      </w:pPr>
+      <w:r>
+        <w:t>Workbook question · W1</w:t>
+      </w:r>
+    </w:p>
+    <w:p>
+      <w:pPr>
+        <w:spacing w:line="336" w:lineRule="auto" w:after="180"/>
+        <w:shd w:fill="F5F1FB"/>
+      </w:pPr>
+      <w:r>
+        <w:rPr>
+          <w:b w:val="0"/>
+        </w:rPr>
         <w:t>A notebook entry says 24 at lunchtime. Rewrite it as a useful air-temperature record by stating which missing fields must be collected. Do not invent values that were not observed.</w:t>
       </w:r>
     </w:p>
     <w:p>
-      <w:r>
-        <w:t>Keep the observed value 24 and approximate time lunchtime; mark the unit, exact time if needed, location, exposure and device identity as unknown or to be checked. A suitable completed record needs air temperature, value, unit and relevant conditions. Invented degrees C or shade is not an observation.</w:t>
-      </w:r>
-    </w:p>
-    <w:p>
       <w:pPr>
         <w:pStyle w:val="Heading3"/>
       </w:pPr>
       <w:r>
+        <w:t>Teacher reasoning · W1</w:t>
+      </w:r>
+    </w:p>
+    <w:p>
+      <w:pPr>
+        <w:spacing w:line="336" w:lineRule="auto" w:after="180"/>
+        <w:shd w:fill="F1F6FC"/>
+      </w:pPr>
+      <w:r>
+        <w:rPr>
+          <w:b w:val="0"/>
+        </w:rPr>
+        <w:t xml:space="preserve">Keep the observed value 24 and approximate time lunchtime; mark the </w:t>
+      </w:r>
+      <w:r>
+        <w:rPr>
+          <w:b/>
+        </w:rPr>
+        <w:t>unit</w:t>
+      </w:r>
+      <w:r>
+        <w:rPr>
+          <w:b w:val="0"/>
+        </w:rPr>
+        <w:t>, exact time if needed, location, exposure and device identity as unknown or to be checked.</w:t>
+      </w:r>
+    </w:p>
+    <w:p>
+      <w:pPr>
+        <w:spacing w:line="336" w:lineRule="auto" w:after="180"/>
+        <w:shd w:fill="F1F6FC"/>
+      </w:pPr>
+      <w:r>
+        <w:rPr>
+          <w:b w:val="0"/>
+        </w:rPr>
+        <w:t xml:space="preserve">A suitable completed record needs air temperature, value, </w:t>
+      </w:r>
+      <w:r>
+        <w:rPr>
+          <w:b/>
+        </w:rPr>
+        <w:t>unit</w:t>
+      </w:r>
+      <w:r>
+        <w:rPr>
+          <w:b w:val="0"/>
+        </w:rPr>
+        <w:t xml:space="preserve"> and relevant conditions. Invented degrees C or shade is not an </w:t>
+      </w:r>
+      <w:r>
+        <w:rPr>
+          <w:b/>
+        </w:rPr>
+        <w:t>observation</w:t>
+      </w:r>
+      <w:r>
+        <w:rPr>
+          <w:b w:val="0"/>
+        </w:rPr>
+        <w:t>.</w:t>
+      </w:r>
+    </w:p>
+    <w:p>
+      <w:pPr>
+        <w:pStyle w:val="Heading3"/>
+      </w:pPr>
+      <w:r>
         <w:t>W2 Trace a boundary</w:t>
       </w:r>
     </w:p>
     <w:p>
-      <w:r>
-        <w:t>A warning rule is recorded temperature greater than 28 degrees C. State its output for 27, 28 and 29 degrees C. Explain why an off warning does not prove that the sensor is working correctly.</w:t>
-      </w:r>
-    </w:p>
-    <w:p>
-      <w:r>
-        <w:t>27 off, 28 off, 29 on. These outputs follow the comparison applied to the recorded values. A device could report an incorrect low value while the rule correctly stays off; measurement quality needs a separate check.</w:t>
-      </w:r>
-    </w:p>
-    <w:p>
       <w:pPr>
         <w:pStyle w:val="Heading3"/>
       </w:pPr>
       <w:r>
+        <w:t>Workbook question · W2</w:t>
+      </w:r>
+    </w:p>
+    <w:p>
+      <w:pPr>
+        <w:spacing w:line="336" w:lineRule="auto" w:after="180"/>
+        <w:shd w:fill="F5F1FB"/>
+      </w:pPr>
+      <w:r>
+        <w:rPr>
+          <w:b w:val="0"/>
+        </w:rPr>
+        <w:t xml:space="preserve">A warning rule is recorded temperature greater than 28 degrees C. State its </w:t>
+      </w:r>
+      <w:r>
+        <w:rPr>
+          <w:b/>
+        </w:rPr>
+        <w:t>output</w:t>
+      </w:r>
+      <w:r>
+        <w:rPr>
+          <w:b w:val="0"/>
+        </w:rPr>
+        <w:t xml:space="preserve"> for 27, 28 and 29 degrees C. Explain why an off warning does not prove that the </w:t>
+      </w:r>
+      <w:r>
+        <w:rPr>
+          <w:b/>
+        </w:rPr>
+        <w:t>sensor</w:t>
+      </w:r>
+      <w:r>
+        <w:rPr>
+          <w:b w:val="0"/>
+        </w:rPr>
+        <w:t xml:space="preserve"> is working correctly.</w:t>
+      </w:r>
+    </w:p>
+    <w:p>
+      <w:pPr>
+        <w:pStyle w:val="Heading3"/>
+      </w:pPr>
+      <w:r>
+        <w:t>Teacher reasoning · W2</w:t>
+      </w:r>
+    </w:p>
+    <w:p>
+      <w:pPr>
+        <w:spacing w:line="336" w:lineRule="auto" w:after="180"/>
+        <w:shd w:fill="F1F6FC"/>
+      </w:pPr>
+      <w:r>
+        <w:rPr>
+          <w:b w:val="0"/>
+        </w:rPr>
+        <w:t xml:space="preserve">27 off, 28 off, 29 on. These </w:t>
+      </w:r>
+      <w:r>
+        <w:rPr>
+          <w:b/>
+        </w:rPr>
+        <w:t>output</w:t>
+      </w:r>
+      <w:r>
+        <w:rPr>
+          <w:b w:val="0"/>
+        </w:rPr>
+        <w:t xml:space="preserve">s follow the comparison applied to the recorded values. A device could report an incorrect low value while the rule correctly stays off; </w:t>
+      </w:r>
+      <w:r>
+        <w:rPr>
+          <w:b/>
+        </w:rPr>
+        <w:t>measurement</w:t>
+      </w:r>
+      <w:r>
+        <w:rPr>
+          <w:b w:val="0"/>
+        </w:rPr>
+        <w:t xml:space="preserve"> quality needs a separate check.</w:t>
+      </w:r>
+    </w:p>
+    <w:p>
+      <w:pPr>
+        <w:pStyle w:val="Heading3"/>
+      </w:pPr>
+      <w:r>
         <w:t>W3 Compare without choosing a winner</w:t>
       </w:r>
     </w:p>
     <w:p>
-      <w:r>
-        <w:t>At the same three times, A records 18, 19 and 18 degrees C and B records 21, 22 and 21 degrees C in the same location. Calculate the paired differences. What is established, and what further evidence would help judge accuracy?</w:t>
-      </w:r>
-    </w:p>
-    <w:p>
-      <w:r>
-        <w:t>B minus A is 3, 3 and 3 degrees C. This establishes a consistent observed difference in these comparisons. It does not show which device is closer to the actual temperature. Use an appropriate checked reference, allow settling, record conditions and investigate across the intended range.</w:t>
-      </w:r>
-    </w:p>
-    <w:p>
       <w:pPr>
         <w:pStyle w:val="Heading3"/>
       </w:pPr>
       <w:r>
+        <w:t>Workbook question · W3</w:t>
+      </w:r>
+    </w:p>
+    <w:p>
+      <w:pPr>
+        <w:spacing w:line="336" w:lineRule="auto" w:after="180"/>
+        <w:shd w:fill="F5F1FB"/>
+      </w:pPr>
+      <w:r>
+        <w:rPr>
+          <w:b w:val="0"/>
+        </w:rPr>
+        <w:t xml:space="preserve">At the same three times, A records 18, 19 and 18 degrees C and B records 21, 22 and 21 degrees C in the same location. Calculate the paired differences. What is established, and what further </w:t>
+      </w:r>
+      <w:r>
+        <w:rPr>
+          <w:b/>
+        </w:rPr>
+        <w:t>evidence</w:t>
+      </w:r>
+      <w:r>
+        <w:rPr>
+          <w:b w:val="0"/>
+        </w:rPr>
+        <w:t xml:space="preserve"> would help judge accuracy?</w:t>
+      </w:r>
+    </w:p>
+    <w:p>
+      <w:pPr>
+        <w:pStyle w:val="Heading3"/>
+      </w:pPr>
+      <w:r>
+        <w:t>Teacher reasoning · W3</w:t>
+      </w:r>
+    </w:p>
+    <w:p>
+      <w:pPr>
+        <w:spacing w:line="336" w:lineRule="auto" w:after="180"/>
+        <w:shd w:fill="F1F6FC"/>
+      </w:pPr>
+      <w:r>
+        <w:rPr>
+          <w:b w:val="0"/>
+        </w:rPr>
+        <w:t>B minus A is 3, 3 and 3 degrees C. This establishes a consistent observed difference in these comparisons. It does not show which device is closer to the actual temperature.</w:t>
+      </w:r>
+    </w:p>
+    <w:p>
+      <w:pPr>
+        <w:spacing w:line="336" w:lineRule="auto" w:after="180"/>
+        <w:shd w:fill="F1F6FC"/>
+      </w:pPr>
+      <w:r>
+        <w:rPr>
+          <w:b w:val="0"/>
+        </w:rPr>
+        <w:t>Use an appropriate checked reference, allow settling, record conditions and investigate across the intended range.</w:t>
+      </w:r>
+    </w:p>
+    <w:p>
+      <w:pPr>
+        <w:pStyle w:val="Heading3"/>
+      </w:pPr>
+      <w:r>
         <w:t>W4 Investigate a new measurement dispute</w:t>
       </w:r>
     </w:p>
     <w:p>
-      <w:r>
-        <w:t>A classroom sound display near a speaker reads higher than one near the door. A student declares the door device broken. Propose a safe comparison using normal classroom sound. Predict one result consistent with location explaining the difference and one result that would leave a device difference worth investigating.</w:t>
-      </w:r>
-    </w:p>
-    <w:p>
-      <w:r>
-        <w:t>Place both devices side by side under the same normal sound conditions, using the same settings and reading times, or exchange positions and repeat. If readings become similar together or the higher reading follows the speaker location, location is a plausible explanation. If one device remains consistently lower side by side or after swapping, a device or setting difference remains plausible. Neither result alone proves a device broken; a checked reference and repeated observations help.</w:t>
-      </w:r>
-    </w:p>
-    <w:p>
       <w:pPr>
         <w:pStyle w:val="Heading3"/>
       </w:pPr>
       <w:r>
+        <w:t>Workbook question · W4</w:t>
+      </w:r>
+    </w:p>
+    <w:p>
+      <w:pPr>
+        <w:spacing w:line="336" w:lineRule="auto" w:after="180"/>
+        <w:shd w:fill="F5F1FB"/>
+      </w:pPr>
+      <w:r>
+        <w:rPr>
+          <w:b w:val="0"/>
+        </w:rPr>
+        <w:t>A classroom sound display near a speaker reads higher than one near the door. A student declares the door device broken. Propose a safe comparison using normal classroom sound.</w:t>
+      </w:r>
+    </w:p>
+    <w:p>
+      <w:pPr>
+        <w:spacing w:line="336" w:lineRule="auto" w:after="180"/>
+        <w:shd w:fill="F5F1FB"/>
+      </w:pPr>
+      <w:r>
+        <w:rPr>
+          <w:b w:val="0"/>
+        </w:rPr>
+        <w:t>Predict one result consistent with location explaining the difference and one result that would leave a device difference worth investigating.</w:t>
+      </w:r>
+    </w:p>
+    <w:p>
+      <w:pPr>
+        <w:pStyle w:val="Heading3"/>
+      </w:pPr>
+      <w:r>
+        <w:t>Teacher reasoning · W4</w:t>
+      </w:r>
+    </w:p>
+    <w:p>
+      <w:pPr>
+        <w:spacing w:line="336" w:lineRule="auto" w:after="180"/>
+        <w:shd w:fill="F1F6FC"/>
+      </w:pPr>
+      <w:r>
+        <w:rPr>
+          <w:b w:val="0"/>
+        </w:rPr>
+        <w:t>Place both devices side by side under the same normal sound conditions, using the same settings and reading times, or exchange positions and repeat.</w:t>
+      </w:r>
+    </w:p>
+    <w:p>
+      <w:pPr>
+        <w:spacing w:line="336" w:lineRule="auto" w:after="180"/>
+        <w:shd w:fill="F1F6FC"/>
+      </w:pPr>
+      <w:r>
+        <w:rPr>
+          <w:b w:val="0"/>
+        </w:rPr>
+        <w:t>If readings become similar together or the higher reading follows the speaker location, location is a plausible explanation.</w:t>
+      </w:r>
+    </w:p>
+    <w:p>
+      <w:pPr>
+        <w:spacing w:line="336" w:lineRule="auto" w:after="180"/>
+        <w:shd w:fill="F1F6FC"/>
+      </w:pPr>
+      <w:r>
+        <w:rPr>
+          <w:b w:val="0"/>
+        </w:rPr>
+        <w:t xml:space="preserve">If one device remains consistently lower side by side or after swapping, a device or setting difference remains plausible. Neither result alone proves a device broken; a checked reference and repeated </w:t>
+      </w:r>
+      <w:r>
+        <w:rPr>
+          <w:b/>
+        </w:rPr>
+        <w:t>observation</w:t>
+      </w:r>
+      <w:r>
+        <w:rPr>
+          <w:b w:val="0"/>
+        </w:rPr>
+        <w:t>s help.</w:t>
+      </w:r>
+    </w:p>
+    <w:p>
+      <w:pPr>
+        <w:pStyle w:val="Heading3"/>
+      </w:pPr>
+      <w:r>
         <w:t>W5 Limit a system's conclusion</w:t>
       </w:r>
     </w:p>
     <w:p>
-      <w:r>
-        <w:t>An air-temperature sensor reports 29 degrees C and a rule turns on a warning. Someone writes The plant is thirsty. Explain the unsupported step and name information more directly relevant to deciding whether watering is needed.</w:t>
-      </w:r>
-    </w:p>
-    <w:p>
-      <w:r>
-        <w:t>Crossing an air-temperature threshold does not establish root-zone dryness or a plant's watering need. Soil conditions, the kind of plant, recent watering and a gardener's inspection are more relevant. The warning can be correctly on while the thirst claim remains unsupported.</w:t>
-      </w:r>
-    </w:p>
-    <w:p>
       <w:pPr>
         <w:pStyle w:val="Heading3"/>
       </w:pPr>
       <w:r>
+        <w:t>Workbook question · W5</w:t>
+      </w:r>
+    </w:p>
+    <w:p>
+      <w:pPr>
+        <w:spacing w:line="336" w:lineRule="auto" w:after="180"/>
+        <w:shd w:fill="F5F1FB"/>
+      </w:pPr>
+      <w:r>
+        <w:rPr>
+          <w:b w:val="0"/>
+        </w:rPr>
+        <w:t xml:space="preserve">An air-temperature </w:t>
+      </w:r>
+      <w:r>
+        <w:rPr>
+          <w:b/>
+        </w:rPr>
+        <w:t>sensor</w:t>
+      </w:r>
+      <w:r>
+        <w:rPr>
+          <w:b w:val="0"/>
+        </w:rPr>
+        <w:t xml:space="preserve"> reports 29 degrees C and a rule turns on a warning. Someone writes The plant is thirsty.</w:t>
+      </w:r>
+    </w:p>
+    <w:p>
+      <w:pPr>
+        <w:spacing w:line="336" w:lineRule="auto" w:after="180"/>
+        <w:shd w:fill="F5F1FB"/>
+      </w:pPr>
+      <w:r>
+        <w:rPr>
+          <w:b w:val="0"/>
+        </w:rPr>
+        <w:t>Explain the unsupported step and name information more directly relevant to deciding whether watering is needed.</w:t>
+      </w:r>
+    </w:p>
+    <w:p>
+      <w:pPr>
+        <w:pStyle w:val="Heading3"/>
+      </w:pPr>
+      <w:r>
+        <w:t>Teacher reasoning · W5</w:t>
+      </w:r>
+    </w:p>
+    <w:p>
+      <w:pPr>
+        <w:spacing w:line="336" w:lineRule="auto" w:after="180"/>
+        <w:shd w:fill="F1F6FC"/>
+      </w:pPr>
+      <w:r>
+        <w:rPr>
+          <w:b w:val="0"/>
+        </w:rPr>
+        <w:t>Crossing an air-temperature threshold does not establish root-zone dryness or a plant's watering need. Soil conditions, the kind of plant, recent watering and a gardener's inspection are more relevant.</w:t>
+      </w:r>
+    </w:p>
+    <w:p>
+      <w:pPr>
+        <w:spacing w:line="336" w:lineRule="auto" w:after="180"/>
+        <w:shd w:fill="F1F6FC"/>
+      </w:pPr>
+      <w:r>
+        <w:rPr>
+          <w:b w:val="0"/>
+        </w:rPr>
+        <w:t>The warning can be correctly on while the thirst claim remains unsupported.</w:t>
+      </w:r>
+    </w:p>
+    <w:p>
+      <w:pPr>
+        <w:pStyle w:val="Heading3"/>
+      </w:pPr>
+      <w:r>
         <w:t>Assess independent transfer</w:t>
       </w:r>
     </w:p>
     <w:p>
-      <w:r>
-        <w:t>Selected case: A classroom sound display near a speaker reads higher than one near the door. A student declares the door device broken. Propose a safe comparison using normal classroom sound. Predict one result consistent with location explaining the difference and one result that would leave a device difference worth investigating.</w:t>
-      </w:r>
-    </w:p>
-    <w:p>
       <w:pPr>
         <w:pStyle w:val="Heading3"/>
       </w:pPr>
       <w:r>
+        <w:t>Independent question · withhold the key</w:t>
+      </w:r>
+    </w:p>
+    <w:p>
+      <w:pPr>
+        <w:spacing w:line="336" w:lineRule="auto" w:after="180"/>
+        <w:shd w:fill="F5F1FB"/>
+      </w:pPr>
+      <w:r>
+        <w:rPr>
+          <w:b w:val="0"/>
+        </w:rPr>
+        <w:t>Selected case: A classroom sound display near a speaker reads higher than one near the door. A student declares the door device broken. Propose a safe comparison using normal classroom sound.</w:t>
+      </w:r>
+    </w:p>
+    <w:p>
+      <w:pPr>
+        <w:spacing w:line="336" w:lineRule="auto" w:after="180"/>
+        <w:shd w:fill="F5F1FB"/>
+      </w:pPr>
+      <w:r>
+        <w:rPr>
+          <w:b w:val="0"/>
+        </w:rPr>
+        <w:t>Predict one result consistent with location explaining the difference and one result that would leave a device difference worth investigating.</w:t>
+      </w:r>
+    </w:p>
+    <w:p>
+      <w:pPr>
+        <w:pStyle w:val="Heading3"/>
+      </w:pPr>
+      <w:r>
         <w:t>Selected case answer</w:t>
       </w:r>
     </w:p>
     <w:p>
-      <w:r>
-        <w:t>Place both devices side by side under the same normal sound conditions, using the same settings and reading times, or exchange positions and repeat. If readings become similar together or the higher reading follows the speaker location, location is a plausible explanation. If one device remains consistently lower side by side or after swapping, a device or setting difference remains plausible. Neither result alone proves a device broken; a checked reference and repeated observations help.</w:t>
+      <w:pPr>
+        <w:pStyle w:val="Heading3"/>
+      </w:pPr>
+      <w:r>
+        <w:t>Teacher key · Selected case answer</w:t>
+      </w:r>
+    </w:p>
+    <w:p>
+      <w:pPr>
+        <w:spacing w:line="336" w:lineRule="auto" w:after="180"/>
+        <w:shd w:fill="F1F6FC"/>
+      </w:pPr>
+      <w:r>
+        <w:rPr>
+          <w:b w:val="0"/>
+        </w:rPr>
+        <w:t>Place both devices side by side under the same normal sound conditions, using the same settings and reading times, or exchange positions and repeat.</w:t>
+      </w:r>
+    </w:p>
+    <w:p>
+      <w:pPr>
+        <w:spacing w:line="336" w:lineRule="auto" w:after="180"/>
+        <w:shd w:fill="F1F6FC"/>
+      </w:pPr>
+      <w:r>
+        <w:rPr>
+          <w:b w:val="0"/>
+        </w:rPr>
+        <w:t>If readings become similar together or the higher reading follows the speaker location, location is a plausible explanation.</w:t>
+      </w:r>
+    </w:p>
+    <w:p>
+      <w:pPr>
+        <w:spacing w:line="336" w:lineRule="auto" w:after="180"/>
+        <w:shd w:fill="F1F6FC"/>
+      </w:pPr>
+      <w:r>
+        <w:rPr>
+          <w:b w:val="0"/>
+        </w:rPr>
+        <w:t xml:space="preserve">If one device remains consistently lower side by side or after swapping, a device or setting difference remains plausible. Neither result alone proves a device broken; a checked reference and repeated </w:t>
+      </w:r>
+      <w:r>
+        <w:rPr>
+          <w:b/>
+        </w:rPr>
+        <w:t>observation</w:t>
+      </w:r>
+      <w:r>
+        <w:rPr>
+          <w:b w:val="0"/>
+        </w:rPr>
+        <w:t>s help.</w:t>
       </w:r>
     </w:p>
     <w:tbl>
@@ -2684,21 +5652,77 @@
       </w:tr>
     </w:tbl>
     <w:p>
-      <w:r>
-        <w:t>Record each dimension as not yet, with support, or independent. Accept a valid alternative procedure with a defensible trace. Do not penalise an honestly recorded model failure if the learner correctly explains its evidence and limits.</w:t>
-      </w:r>
-    </w:p>
-    <w:p>
       <w:pPr>
         <w:pStyle w:val="Heading3"/>
       </w:pPr>
       <w:r>
+        <w:t>Teacher key · Selected case answer</w:t>
+      </w:r>
+    </w:p>
+    <w:p>
+      <w:pPr>
+        <w:spacing w:line="336" w:lineRule="auto" w:after="180"/>
+        <w:shd w:fill="F1F6FC"/>
+      </w:pPr>
+      <w:r>
+        <w:rPr>
+          <w:b w:val="0"/>
+        </w:rPr>
+        <w:t>Record each dimension as not yet, with support, or independent. Accept a valid alternative procedure with a defensible trace.</w:t>
+      </w:r>
+    </w:p>
+    <w:p>
+      <w:pPr>
+        <w:spacing w:line="336" w:lineRule="auto" w:after="180"/>
+        <w:shd w:fill="F1F6FC"/>
+      </w:pPr>
+      <w:r>
+        <w:rPr>
+          <w:b w:val="0"/>
+        </w:rPr>
+        <w:t xml:space="preserve">Do not penalise an honestly recorded model failure if the learner correctly explains its </w:t>
+      </w:r>
+      <w:r>
+        <w:rPr>
+          <w:b/>
+        </w:rPr>
+        <w:t>evidence</w:t>
+      </w:r>
+      <w:r>
+        <w:rPr>
+          <w:b w:val="0"/>
+        </w:rPr>
+        <w:t xml:space="preserve"> and limits.</w:t>
+      </w:r>
+    </w:p>
+    <w:p>
+      <w:pPr>
+        <w:pStyle w:val="Heading3"/>
+      </w:pPr>
+      <w:r>
         <w:t>Feedback that the learner uses</w:t>
       </w:r>
     </w:p>
     <w:p>
-      <w:r>
-        <w:t>Name the earliest unsupported step and give one action to repair it. Have the learner make that repair now and explain why. Then assess the relevant skill on a fresh, fully specified case. Confirm it was not previously practised with feedback; solve and check the new case before assigning it. A follow-up design prompt is a starting brief, not automatically an equivalent test.</w:t>
+      <w:pPr>
+        <w:spacing w:line="336" w:lineRule="auto" w:after="180"/>
+      </w:pPr>
+      <w:r>
+        <w:rPr>
+          <w:b w:val="0"/>
+        </w:rPr>
+        <w:t>Name the earliest unsupported step and give one action to repair it. Have the learner make that repair now and explain why. Then assess the relevant skill on a fresh, fully specified case.</w:t>
+      </w:r>
+    </w:p>
+    <w:p>
+      <w:pPr>
+        <w:spacing w:line="336" w:lineRule="auto" w:after="180"/>
+      </w:pPr>
+      <w:r>
+        <w:rPr>
+          <w:b w:val="0"/>
+        </w:rPr>
+        <w:t>Confirm it was not previously practised with feedback; solve and check the new case before assigning it. A follow-up design prompt is a starting brief, not automatically an equivalent test.</w:t>
       </w:r>
     </w:p>
     <w:p>
@@ -2710,11 +5734,98 @@
       </w:r>
     </w:p>
     <w:p>
+      <w:r>
+        <w:t>Connect Sensors Are Messengers to Helpful Classroom Sorter, adapt support and plan a later changed-case check.</w:t>
+      </w:r>
+    </w:p>
+    <w:p>
       <w:pPr>
         <w:pStyle w:val="Heading3"/>
       </w:pPr>
       <w:r>
-        <w:t>Connect and extend learning</w:t>
+        <w:t>Helpful Classroom Sorter</w:t>
+      </w:r>
+    </w:p>
+    <w:p>
+      <w:pPr>
+        <w:spacing w:line="336" w:lineRule="auto" w:after="180"/>
+      </w:pPr>
+      <w:r>
+        <w:rPr>
+          <w:b w:val="0"/>
+        </w:rPr>
+        <w:t xml:space="preserve">Mark which </w:t>
+      </w:r>
+      <w:r>
+        <w:rPr>
+          <w:b/>
+        </w:rPr>
+        <w:t>sensor</w:t>
+      </w:r>
+      <w:r>
+        <w:rPr>
+          <w:b w:val="0"/>
+        </w:rPr>
+        <w:t xml:space="preserve">, if any, would collect each Classroom Sorter </w:t>
+      </w:r>
+      <w:r>
+        <w:rPr>
+          <w:b/>
+        </w:rPr>
+        <w:t>input</w:t>
+      </w:r>
+      <w:r>
+        <w:rPr>
+          <w:b w:val="0"/>
+        </w:rPr>
+        <w:t xml:space="preserve">; prefer direct human entry when a </w:t>
+      </w:r>
+      <w:r>
+        <w:rPr>
+          <w:b/>
+        </w:rPr>
+        <w:t>sensor</w:t>
+      </w:r>
+      <w:r>
+        <w:rPr>
+          <w:b w:val="0"/>
+        </w:rPr>
+        <w:t xml:space="preserve"> is unnecessary.</w:t>
+      </w:r>
+    </w:p>
+    <w:p>
+      <w:pPr>
+        <w:spacing w:line="336" w:lineRule="auto" w:after="180"/>
+      </w:pPr>
+      <w:r>
+        <w:rPr>
+          <w:b w:val="0"/>
+        </w:rPr>
+        <w:t xml:space="preserve">Keep the decision, </w:t>
+      </w:r>
+      <w:r>
+        <w:rPr>
+          <w:b/>
+        </w:rPr>
+        <w:t>input</w:t>
+      </w:r>
+      <w:r>
+        <w:rPr>
+          <w:b w:val="0"/>
+        </w:rPr>
+        <w:t xml:space="preserve">, result, explanation and remaining limitation in the project </w:t>
+      </w:r>
+      <w:r>
+        <w:rPr>
+          <w:b/>
+        </w:rPr>
+        <w:t>evidence</w:t>
+      </w:r>
+      <w:r>
+        <w:rPr>
+          <w:b w:val="0"/>
+        </w:rPr>
+        <w:t xml:space="preserve"> record. Retrieve this record next week rather than restarting the project.</w:t>
       </w:r>
     </w:p>
     <w:p>
@@ -2722,17 +5833,54 @@
         <w:pStyle w:val="Heading3"/>
       </w:pPr>
       <w:r>
-        <w:t>Helpful Classroom Sorter</w:t>
-      </w:r>
-    </w:p>
-    <w:p>
-      <w:r>
-        <w:t>Mark which sensor, if any, would collect each Classroom Sorter input; prefer direct human entry when a sensor is unnecessary.</w:t>
-      </w:r>
-    </w:p>
-    <w:p>
-      <w:r>
-        <w:t>Keep the decision, input, result, explanation and remaining limitation in the project evidence record. Retrieve this record next week rather than restarting the project.</w:t>
+        <w:t>Support and stretch</w:t>
+      </w:r>
+    </w:p>
+    <w:p>
+      <w:pPr>
+        <w:spacing w:line="336" w:lineRule="auto" w:after="180"/>
+      </w:pPr>
+      <w:r>
+        <w:rPr>
+          <w:b w:val="0"/>
+        </w:rPr>
+        <w:t xml:space="preserve">Use physical cards, spoken explanations and a three-stage drawing. Read aloud without giving the answer. Stretch: compare two </w:t>
+      </w:r>
+      <w:r>
+        <w:rPr>
+          <w:b/>
+        </w:rPr>
+        <w:t>mechanism</w:t>
+      </w:r>
+      <w:r>
+        <w:rPr>
+          <w:b w:val="0"/>
+        </w:rPr>
+        <w:t xml:space="preserve">s with the same visible </w:t>
+      </w:r>
+      <w:r>
+        <w:rPr>
+          <w:b/>
+        </w:rPr>
+        <w:t>output</w:t>
+      </w:r>
+      <w:r>
+        <w:rPr>
+          <w:b w:val="0"/>
+        </w:rPr>
+        <w:t xml:space="preserve"> and explain what </w:t>
+      </w:r>
+      <w:r>
+        <w:rPr>
+          <w:b/>
+        </w:rPr>
+        <w:t>evidence</w:t>
+      </w:r>
+      <w:r>
+        <w:rPr>
+          <w:b w:val="0"/>
+        </w:rPr>
+        <w:t xml:space="preserve"> distinguishes them.</w:t>
       </w:r>
     </w:p>
     <w:p>
@@ -2740,12 +5888,30 @@
         <w:pStyle w:val="Heading3"/>
       </w:pPr>
       <w:r>
-        <w:t>Support and stretch</w:t>
-      </w:r>
-    </w:p>
-    <w:p>
-      <w:r>
-        <w:t>Use physical cards, spoken explanations and a three-stage drawing. Read aloud without giving the answer. Stretch: compare two mechanisms with the same visible output and explain what evidence distinguishes them.</w:t>
+        <w:t>Exit reflection</w:t>
+      </w:r>
+    </w:p>
+    <w:p>
+      <w:pPr>
+        <w:spacing w:line="336" w:lineRule="auto" w:after="180"/>
+      </w:pPr>
+      <w:r>
+        <w:rPr>
+          <w:b w:val="0"/>
+        </w:rPr>
+        <w:t xml:space="preserve">Ask for one decision the learner can now justify and one situation requiring more </w:t>
+      </w:r>
+      <w:r>
+        <w:rPr>
+          <w:b/>
+        </w:rPr>
+        <w:t>evidence</w:t>
+      </w:r>
+      <w:r>
+        <w:rPr>
+          <w:b w:val="0"/>
+        </w:rPr>
+        <w:t xml:space="preserve"> or human review. Confidence ratings are separate from correct independent performance.</w:t>
       </w:r>
     </w:p>
     <w:p>
@@ -2753,12 +5919,30 @@
         <w:pStyle w:val="Heading3"/>
       </w:pPr>
       <w:r>
-        <w:t>Exit reflection</w:t>
-      </w:r>
-    </w:p>
-    <w:p>
-      <w:r>
-        <w:t>Ask for one decision the learner can now justify and one situation requiring more evidence or human review. Confidence ratings are separate from correct independent performance.</w:t>
+        <w:t>Bridge to the next week</w:t>
+      </w:r>
+    </w:p>
+    <w:p>
+      <w:pPr>
+        <w:spacing w:line="336" w:lineRule="auto" w:after="180"/>
+      </w:pPr>
+      <w:r>
+        <w:rPr>
+          <w:b w:val="0"/>
+        </w:rPr>
+        <w:t xml:space="preserve">Next: Week 4: Rules or Learned Patterns?. Retrieve today’s </w:t>
+      </w:r>
+      <w:r>
+        <w:rPr>
+          <w:b/>
+        </w:rPr>
+        <w:t>evidence</w:t>
+      </w:r>
+      <w:r>
+        <w:rPr>
+          <w:b w:val="0"/>
+        </w:rPr>
+        <w:t xml:space="preserve"> and identify what carries forward and what is new.</w:t>
       </w:r>
     </w:p>
     <w:p>
@@ -2766,12 +5950,86 @@
         <w:pStyle w:val="Heading3"/>
       </w:pPr>
       <w:r>
-        <w:t>Bridge to the next week</w:t>
-      </w:r>
-    </w:p>
-    <w:p>
-      <w:r>
-        <w:t>Next: Week 4: Rules or Learned Patterns?. Retrieve today’s evidence and identify what carries forward and what is new.</w:t>
+        <w:t>Support and fresh reassessment</w:t>
+      </w:r>
+    </w:p>
+    <w:p>
+      <w:pPr>
+        <w:spacing w:line="336" w:lineRule="auto" w:after="180"/>
+      </w:pPr>
+      <w:r>
+        <w:rPr>
+          <w:b w:val="0"/>
+        </w:rPr>
+        <w:t xml:space="preserve">Give a record frame with quantity, value, </w:t>
+      </w:r>
+      <w:r>
+        <w:rPr>
+          <w:b/>
+        </w:rPr>
+        <w:t>unit</w:t>
+      </w:r>
+      <w:r>
+        <w:rPr>
+          <w:b w:val="0"/>
+        </w:rPr>
+        <w:t>, time and location boxes. Use a number line for paired differences.</w:t>
+      </w:r>
+    </w:p>
+    <w:p>
+      <w:pPr>
+        <w:spacing w:line="336" w:lineRule="auto" w:after="180"/>
+      </w:pPr>
+      <w:r>
+        <w:rPr>
+          <w:b w:val="0"/>
+        </w:rPr>
+        <w:t>Extension: discuss why devices that round to whole degrees can differ at a boundary without either being grossly faulty.</w:t>
+      </w:r>
+    </w:p>
+    <w:p>
+      <w:pPr>
+        <w:spacing w:line="336" w:lineRule="auto" w:after="180"/>
+      </w:pPr>
+      <w:r>
+        <w:rPr>
+          <w:b w:val="0"/>
+        </w:rPr>
+        <w:t>W4 is secure when it controls location or device identity in a meaningful comparison, keeps ordinary safe conditions, states two interpretable outcomes and avoids declaring certainty.</w:t>
+      </w:r>
+    </w:p>
+    <w:p>
+      <w:pPr>
+        <w:spacing w:line="336" w:lineRule="auto" w:after="180"/>
+      </w:pPr>
+      <w:r>
+        <w:rPr>
+          <w:b w:val="0"/>
+        </w:rPr>
+        <w:t>If the learner only says try again, ask which factor will change and what each possible result would mean. Retest independently with light readings at a desk and window.</w:t>
+      </w:r>
+    </w:p>
+    <w:p>
+      <w:pPr>
+        <w:spacing w:line="336" w:lineRule="auto" w:after="180"/>
+      </w:pPr>
+      <w:r>
+        <w:rPr>
+          <w:b w:val="0"/>
+        </w:rPr>
+        <w:t xml:space="preserve">Week 4 uses reliable recorded features to compare an explicitly </w:t>
+      </w:r>
+      <w:r>
+        <w:rPr>
+          <w:b/>
+        </w:rPr>
+        <w:t>written rule</w:t>
+      </w:r>
+      <w:r>
+        <w:rPr>
+          <w:b w:val="0"/>
+        </w:rPr>
+        <w:t xml:space="preserve"> with a rule selected from labelled examples.</w:t>
       </w:r>
     </w:p>
     <w:p>
@@ -2779,40 +6037,40 @@
         <w:pStyle w:val="Heading3"/>
       </w:pPr>
       <w:r>
-        <w:t>Support and fresh reassessment</w:t>
-      </w:r>
-    </w:p>
-    <w:p>
-      <w:r>
-        <w:t>Give a record frame with quantity, value, unit, time and location boxes. Use a number line for paired differences. Extension: discuss why devices that round to whole degrees can differ at a boundary without either being grossly faulty.</w:t>
-      </w:r>
-    </w:p>
-    <w:p>
-      <w:r>
-        <w:t>W4 is secure when it controls location or device identity in a meaningful comparison, keeps ordinary safe conditions, states two interpretable outcomes and avoids declaring certainty. If the learner only says try again, ask which factor will change and what each possible result would mean. Retest independently with light readings at a desk and window.</w:t>
-      </w:r>
-    </w:p>
-    <w:p>
-      <w:r>
-        <w:t>Week 4 uses reliable recorded features to compare an explicitly written rule with a rule selected from labelled examples.</w:t>
-      </w:r>
-    </w:p>
-    <w:p>
-      <w:pPr>
-        <w:pStyle w:val="Heading3"/>
-      </w:pPr>
-      <w:r>
         <w:t>Plan the delayed return</w:t>
       </w:r>
     </w:p>
     <w:p>
-      <w:r>
+      <w:pPr>
+        <w:spacing w:line="336" w:lineRule="auto" w:after="180"/>
+      </w:pPr>
+      <w:r>
+        <w:rPr>
+          <w:b w:val="0"/>
+        </w:rPr>
         <w:t>Suggested return points in this level: ai-1/4, ai-1/6, ai-1/9. Use actual classroom dates, adjusting for holidays and gaps. One, three and six teaching weeks are scheduling choices, not a claimed optimal spacing.</w:t>
       </w:r>
     </w:p>
     <w:p>
-      <w:r>
-        <w:t>At a delayed check, ask for the idea from memory and a changed application. Compare with the earlier independent response and record support used. For a new level, revisit the previous capstone before checking the new prerequisites.</w:t>
+      <w:pPr>
+        <w:spacing w:line="336" w:lineRule="auto" w:after="180"/>
+      </w:pPr>
+      <w:r>
+        <w:rPr>
+          <w:b w:val="0"/>
+        </w:rPr>
+        <w:t>At a delayed check, ask for the idea from memory and a changed application. Compare with the earlier independent response and record support used.</w:t>
+      </w:r>
+    </w:p>
+    <w:p>
+      <w:pPr>
+        <w:spacing w:line="336" w:lineRule="auto" w:after="180"/>
+      </w:pPr>
+      <w:r>
+        <w:rPr>
+          <w:b w:val="0"/>
+        </w:rPr>
+        <w:t>For a new level, revisit the previous capstone before checking the new prerequisites.</w:t>
       </w:r>
     </w:p>
     <w:tbl>
@@ -2972,8 +6230,26 @@
       </w:tr>
     </w:tbl>
     <w:p>
-      <w:r>
-        <w:t>Use the evidence to choose reteaching or the next step. A completed page, confidence rating or attractive project does not by itself demonstrate understanding.</w:t>
+      <w:pPr>
+        <w:spacing w:line="336" w:lineRule="auto" w:after="180"/>
+      </w:pPr>
+      <w:r>
+        <w:rPr>
+          <w:b w:val="0"/>
+        </w:rPr>
+        <w:t xml:space="preserve">Use the </w:t>
+      </w:r>
+      <w:r>
+        <w:rPr>
+          <w:b/>
+        </w:rPr>
+        <w:t>evidence</w:t>
+      </w:r>
+      <w:r>
+        <w:rPr>
+          <w:b w:val="0"/>
+        </w:rPr>
+        <w:t xml:space="preserve"> to choose reteaching or the next step. A completed page, confidence rating or attractive project does not by itself demonstrate understanding.</w:t>
       </w:r>
     </w:p>
     <w:p>
@@ -2985,8 +6261,38 @@
       </w:r>
     </w:p>
     <w:p>
-      <w:r>
-        <w:t>Save sorter measurements with device, location and time so unusual inputs can be checked before decisions.</w:t>
+      <w:pPr>
+        <w:spacing w:line="336" w:lineRule="auto" w:after="180"/>
+      </w:pPr>
+      <w:r>
+        <w:rPr>
+          <w:b w:val="0"/>
+        </w:rPr>
+        <w:t xml:space="preserve">Save sorter </w:t>
+      </w:r>
+      <w:r>
+        <w:rPr>
+          <w:b/>
+        </w:rPr>
+        <w:t>measurement</w:t>
+      </w:r>
+      <w:r>
+        <w:rPr>
+          <w:b w:val="0"/>
+        </w:rPr>
+        <w:t xml:space="preserve">s with device, location and time so unusual </w:t>
+      </w:r>
+      <w:r>
+        <w:rPr>
+          <w:b/>
+        </w:rPr>
+        <w:t>input</w:t>
+      </w:r>
+      <w:r>
+        <w:rPr>
+          <w:b w:val="0"/>
+        </w:rPr>
+        <w:t>s can be checked before decisions.</w:t>
       </w:r>
     </w:p>
     <w:p>
@@ -2999,12 +6305,74 @@
     </w:p>
     <w:p>
       <w:r>
-        <w:t>Teaching target: Describe a measurement using its quantity, value, unit and conditions</w:t>
-      </w:r>
-    </w:p>
-    <w:p>
-      <w:r>
-        <w:t>Prepare the labelled worked-case picture, the matching workbook, fictional input cards and a place for individual responses. No paid AI account is required for the paper reasoning activities.</w:t>
+        <w:t>Use this preparation summary alongside the detailed Sensors Are Messengers lesson; it is a checklist rather than a replacement for the full sequence.</w:t>
+      </w:r>
+    </w:p>
+    <w:p>
+      <w:pPr>
+        <w:pStyle w:val="Heading3"/>
+      </w:pPr>
+      <w:r>
+        <w:t>Teaching target</w:t>
+      </w:r>
+    </w:p>
+    <w:p>
+      <w:pPr>
+        <w:spacing w:line="336" w:lineRule="auto" w:after="180"/>
+        <w:shd w:fill="EDF7F3"/>
+      </w:pPr>
+      <w:r>
+        <w:rPr>
+          <w:b w:val="0"/>
+        </w:rPr>
+        <w:t xml:space="preserve">Teaching target: Describe a </w:t>
+      </w:r>
+      <w:r>
+        <w:rPr>
+          <w:b/>
+        </w:rPr>
+        <w:t>measurement</w:t>
+      </w:r>
+      <w:r>
+        <w:rPr>
+          <w:b w:val="0"/>
+        </w:rPr>
+        <w:t xml:space="preserve"> using its quantity, value, </w:t>
+      </w:r>
+      <w:r>
+        <w:rPr>
+          <w:b/>
+        </w:rPr>
+        <w:t>unit</w:t>
+      </w:r>
+      <w:r>
+        <w:rPr>
+          <w:b w:val="0"/>
+        </w:rPr>
+        <w:t xml:space="preserve"> and conditions</w:t>
+      </w:r>
+    </w:p>
+    <w:p>
+      <w:pPr>
+        <w:spacing w:line="336" w:lineRule="auto" w:after="180"/>
+      </w:pPr>
+      <w:r>
+        <w:rPr>
+          <w:b w:val="0"/>
+        </w:rPr>
+        <w:t xml:space="preserve">Prepare the labelled worked-case picture, the matching workbook, fictional </w:t>
+      </w:r>
+      <w:r>
+        <w:rPr>
+          <w:b/>
+        </w:rPr>
+        <w:t>input</w:t>
+      </w:r>
+      <w:r>
+        <w:rPr>
+          <w:b w:val="0"/>
+        </w:rPr>
+        <w:t xml:space="preserve"> cards and a place for individual responses. No paid AI account is required for the paper reasoning activities.</w:t>
       </w:r>
     </w:p>
     <w:tbl>
@@ -3151,37 +6519,266 @@
       </w:tr>
     </w:tbl>
     <w:p>
-      <w:r>
-        <w:t>Before class, solve the supported practice: A warning rule is recorded temperature greater than 28 degrees C. State its output for 27, 28 and 29 degrees C. Explain why an off warning does not prove that the sensor is working correctly.</w:t>
-      </w:r>
-    </w:p>
-    <w:p>
-      <w:r>
-        <w:t>Reasoned practice answer: 27 off, 28 off, 29 on. These outputs follow the comparison applied to the recorded values. A device could report an incorrect low value while the rule correctly stays off; measurement quality needs a separate check.</w:t>
-      </w:r>
-    </w:p>
-    <w:p>
-      <w:r>
-        <w:t>Check every learner before discussion: Use the worked case for Sensors and measurement. Proposed explanation: “The more stable device must be accurate”. Decide whether this explanation is supported. Point to the step or supplied fact that decides; explain your repair if needed.</w:t>
-      </w:r>
-    </w:p>
-    <w:p>
-      <w:r>
+      <w:pPr>
+        <w:spacing w:line="336" w:lineRule="auto" w:after="180"/>
+      </w:pPr>
+      <w:r>
+        <w:rPr>
+          <w:b w:val="0"/>
+        </w:rPr>
+        <w:t xml:space="preserve">Before class, solve the supported practice: A warning rule is recorded temperature greater than 28 degrees C. State its </w:t>
+      </w:r>
+      <w:r>
+        <w:rPr>
+          <w:b/>
+        </w:rPr>
+        <w:t>output</w:t>
+      </w:r>
+      <w:r>
+        <w:rPr>
+          <w:b w:val="0"/>
+        </w:rPr>
+        <w:t xml:space="preserve"> for 27, 28 and 29 degrees C.</w:t>
+      </w:r>
+    </w:p>
+    <w:p>
+      <w:pPr>
+        <w:spacing w:line="336" w:lineRule="auto" w:after="180"/>
+      </w:pPr>
+      <w:r>
+        <w:rPr>
+          <w:b w:val="0"/>
+        </w:rPr>
+        <w:t xml:space="preserve">Explain why an off warning does not prove that the </w:t>
+      </w:r>
+      <w:r>
+        <w:rPr>
+          <w:b/>
+        </w:rPr>
+        <w:t>sensor</w:t>
+      </w:r>
+      <w:r>
+        <w:rPr>
+          <w:b w:val="0"/>
+        </w:rPr>
+        <w:t xml:space="preserve"> is working correctly.</w:t>
+      </w:r>
+    </w:p>
+    <w:p>
+      <w:pPr>
+        <w:pStyle w:val="Heading3"/>
+      </w:pPr>
+      <w:r>
+        <w:t>Supported practice answer</w:t>
+      </w:r>
+    </w:p>
+    <w:p>
+      <w:pPr>
+        <w:spacing w:line="336" w:lineRule="auto" w:after="180"/>
+        <w:shd w:fill="F1F6FC"/>
+      </w:pPr>
+      <w:r>
+        <w:rPr>
+          <w:b w:val="0"/>
+        </w:rPr>
+        <w:t xml:space="preserve">Reasoned practice answer: 27 off, 28 off, 29 on. These </w:t>
+      </w:r>
+      <w:r>
+        <w:rPr>
+          <w:b/>
+        </w:rPr>
+        <w:t>output</w:t>
+      </w:r>
+      <w:r>
+        <w:rPr>
+          <w:b w:val="0"/>
+        </w:rPr>
+        <w:t>s follow the comparison applied to the recorded values.</w:t>
+      </w:r>
+    </w:p>
+    <w:p>
+      <w:pPr>
+        <w:spacing w:line="336" w:lineRule="auto" w:after="180"/>
+        <w:shd w:fill="F1F6FC"/>
+      </w:pPr>
+      <w:r>
+        <w:rPr>
+          <w:b w:val="0"/>
+        </w:rPr>
+        <w:t xml:space="preserve">A device could report an incorrect low value while the rule correctly stays off; </w:t>
+      </w:r>
+      <w:r>
+        <w:rPr>
+          <w:b/>
+        </w:rPr>
+        <w:t>measurement</w:t>
+      </w:r>
+      <w:r>
+        <w:rPr>
+          <w:b w:val="0"/>
+        </w:rPr>
+        <w:t xml:space="preserve"> quality needs a separate check.</w:t>
+      </w:r>
+    </w:p>
+    <w:p>
+      <w:pPr>
+        <w:spacing w:line="336" w:lineRule="auto" w:after="180"/>
+      </w:pPr>
+      <w:r>
+        <w:rPr>
+          <w:b w:val="0"/>
+        </w:rPr>
+        <w:t xml:space="preserve">Check every learner before discussion: Use the worked case for </w:t>
+      </w:r>
+      <w:r>
+        <w:rPr>
+          <w:b/>
+        </w:rPr>
+        <w:t>Sensor</w:t>
+      </w:r>
+      <w:r>
+        <w:rPr>
+          <w:b w:val="0"/>
+        </w:rPr>
+        <w:t xml:space="preserve">s and </w:t>
+      </w:r>
+      <w:r>
+        <w:rPr>
+          <w:b/>
+        </w:rPr>
+        <w:t>measurement</w:t>
+      </w:r>
+      <w:r>
+        <w:rPr>
+          <w:b w:val="0"/>
+        </w:rPr>
+        <w:t>. Proposed explanation: “The more stable device must be accurate”. Decide whether this explanation is supported.</w:t>
+      </w:r>
+    </w:p>
+    <w:p>
+      <w:pPr>
+        <w:spacing w:line="336" w:lineRule="auto" w:after="180"/>
+      </w:pPr>
+      <w:r>
+        <w:rPr>
+          <w:b w:val="0"/>
+        </w:rPr>
+        <w:t>Point to the step or supplied fact that decides; explain your repair if needed.</w:t>
+      </w:r>
+    </w:p>
+    <w:p>
+      <w:pPr>
+        <w:pStyle w:val="Heading3"/>
+      </w:pPr>
+      <w:r>
+        <w:t>Repair the misconception</w:t>
+      </w:r>
+    </w:p>
+    <w:p>
+      <w:pPr>
+        <w:spacing w:line="336" w:lineRule="auto" w:after="180"/>
+        <w:shd w:fill="FFF5E6"/>
+      </w:pPr>
+      <w:r>
+        <w:rPr>
+          <w:b w:val="0"/>
+        </w:rPr>
         <w:t>Misconception repair: A device can repeatedly report an offset value. Stability and closeness to a reference answer different questions.</w:t>
       </w:r>
     </w:p>
     <w:p>
-      <w:r>
-        <w:t>Support: read the exact case aloud, enlarge the labelled picture, supply input cards and model only the first deciding step. Accept a spoken explanation or drawing; retain the reasoning goal.</w:t>
-      </w:r>
-    </w:p>
-    <w:p>
-      <w:r>
-        <w:t>Extension: Move only B into brighter light. Require a prediction and a reason before comparing. Expected result: The next gap could change for reasons other than a difference in device accuracy. Reason: The comparison now changes location as well as device; there is no supplied reading from the new location.</w:t>
-      </w:r>
-    </w:p>
-    <w:p>
-      <w:r>
+      <w:pPr>
+        <w:pStyle w:val="Heading3"/>
+      </w:pPr>
+      <w:r>
+        <w:t>Support without giving away the answer</w:t>
+      </w:r>
+    </w:p>
+    <w:p>
+      <w:pPr>
+        <w:spacing w:line="336" w:lineRule="auto" w:after="180"/>
+        <w:shd w:fill="F1F6F8"/>
+      </w:pPr>
+      <w:r>
+        <w:rPr>
+          <w:b w:val="0"/>
+        </w:rPr>
+        <w:t xml:space="preserve">Support: read the exact case aloud, enlarge the labelled picture, supply </w:t>
+      </w:r>
+      <w:r>
+        <w:rPr>
+          <w:b/>
+        </w:rPr>
+        <w:t>input</w:t>
+      </w:r>
+      <w:r>
+        <w:rPr>
+          <w:b w:val="0"/>
+        </w:rPr>
+        <w:t xml:space="preserve"> cards and model only the first deciding step. Accept a spoken explanation or drawing; retain the reasoning goal.</w:t>
+      </w:r>
+    </w:p>
+    <w:p>
+      <w:pPr>
+        <w:pStyle w:val="Heading3"/>
+      </w:pPr>
+      <w:r>
+        <w:t>Extend the reasoning</w:t>
+      </w:r>
+    </w:p>
+    <w:p>
+      <w:pPr>
+        <w:spacing w:line="336" w:lineRule="auto" w:after="180"/>
+        <w:shd w:fill="F5F1FB"/>
+      </w:pPr>
+      <w:r>
+        <w:rPr>
+          <w:b w:val="0"/>
+        </w:rPr>
+        <w:t xml:space="preserve">Extension: Move only B into brighter light. Require a </w:t>
+      </w:r>
+      <w:r>
+        <w:rPr>
+          <w:b/>
+        </w:rPr>
+        <w:t>prediction</w:t>
+      </w:r>
+      <w:r>
+        <w:rPr>
+          <w:b w:val="0"/>
+        </w:rPr>
+        <w:t xml:space="preserve"> and a reason before comparing. Expected result: The next gap could change for reasons other than a difference in device accuracy.</w:t>
+      </w:r>
+    </w:p>
+    <w:p>
+      <w:pPr>
+        <w:spacing w:line="336" w:lineRule="auto" w:after="180"/>
+        <w:shd w:fill="F5F1FB"/>
+      </w:pPr>
+      <w:r>
+        <w:rPr>
+          <w:b w:val="0"/>
+        </w:rPr>
+        <w:t>Reason: The comparison now changes location as well as device; there is no supplied reading from the new location.</w:t>
+      </w:r>
+    </w:p>
+    <w:p>
+      <w:pPr>
+        <w:pStyle w:val="Heading3"/>
+      </w:pPr>
+      <w:r>
+        <w:t>Protect the independent attempt</w:t>
+      </w:r>
+    </w:p>
+    <w:p>
+      <w:pPr>
+        <w:spacing w:line="336" w:lineRule="auto" w:after="180"/>
+        <w:shd w:fill="FFF5E6"/>
+      </w:pPr>
+      <w:r>
+        <w:rPr>
+          <w:b w:val="0"/>
+        </w:rPr>
         <w:t>Independent assessment: withhold the reserved answer until the learner has attempted the new case. Record support separately from correctness.</w:t>
       </w:r>
     </w:p>
@@ -3370,13 +6967,58 @@
       </w:tr>
     </w:tbl>
     <w:p>
-      <w:r>
-        <w:t>Project checkpoint: Frame the need. Name the user, the problem, allowed inputs and a safe simple starting method.</w:t>
-      </w:r>
-    </w:p>
-    <w:p>
-      <w:r>
-        <w:t>Use the weekly teacher answer for topic-specific reasoning. A saved progress tick is an activity record; judge mastery from the learner’s explanation and evidence.</w:t>
+      <w:pPr>
+        <w:pStyle w:val="Heading3"/>
+      </w:pPr>
+      <w:r>
+        <w:t>Project checkpoint</w:t>
+      </w:r>
+    </w:p>
+    <w:p>
+      <w:pPr>
+        <w:spacing w:line="336" w:lineRule="auto" w:after="180"/>
+        <w:shd w:fill="EDF7F3"/>
+      </w:pPr>
+      <w:r>
+        <w:rPr>
+          <w:b w:val="0"/>
+        </w:rPr>
+        <w:t xml:space="preserve">Project checkpoint: Frame the need. Name the user, the problem, allowed </w:t>
+      </w:r>
+      <w:r>
+        <w:rPr>
+          <w:b/>
+        </w:rPr>
+        <w:t>input</w:t>
+      </w:r>
+      <w:r>
+        <w:rPr>
+          <w:b w:val="0"/>
+        </w:rPr>
+        <w:t>s and a safe simple starting method.</w:t>
+      </w:r>
+    </w:p>
+    <w:p>
+      <w:pPr>
+        <w:spacing w:line="336" w:lineRule="auto" w:after="180"/>
+      </w:pPr>
+      <w:r>
+        <w:rPr>
+          <w:b w:val="0"/>
+        </w:rPr>
+        <w:t xml:space="preserve">Use the weekly teacher answer for topic-specific reasoning. A saved progress tick is an activity record; judge mastery from the learner’s explanation and </w:t>
+      </w:r>
+      <w:r>
+        <w:rPr>
+          <w:b/>
+        </w:rPr>
+        <w:t>evidence</w:t>
+      </w:r>
+      <w:r>
+        <w:rPr>
+          <w:b w:val="0"/>
+        </w:rPr>
+        <w:t>.</w:t>
       </w:r>
     </w:p>
     <w:p>
@@ -3389,27 +7031,980 @@
     </w:p>
     <w:p>
       <w:r>
-        <w:t>Use the two formative questions as supported practice, not as independent mastery scores. Discuss the deciding evidence rather than accepting a guessed selection.</w:t>
-      </w:r>
-    </w:p>
-    <w:p>
-      <w:r>
+        <w:t>Use feedback, earlier review and portfolios purposefully. Apply the coding routine only when this lesson has an executable lab.</w:t>
+      </w:r>
+    </w:p>
+    <w:p>
+      <w:pPr>
+        <w:spacing w:line="336" w:lineRule="auto" w:after="180"/>
+      </w:pPr>
+      <w:r>
+        <w:rPr>
+          <w:b w:val="0"/>
+        </w:rPr>
+        <w:t xml:space="preserve">Use the two formative questions as supported practice, not as independent mastery scores. Discuss the deciding </w:t>
+      </w:r>
+      <w:r>
+        <w:rPr>
+          <w:b/>
+        </w:rPr>
+        <w:t>evidence</w:t>
+      </w:r>
+      <w:r>
+        <w:rPr>
+          <w:b w:val="0"/>
+        </w:rPr>
+        <w:t xml:space="preserve"> rather than accepting a guessed selection.</w:t>
+      </w:r>
+    </w:p>
+    <w:p>
+      <w:pPr>
+        <w:spacing w:line="336" w:lineRule="auto" w:after="180"/>
+      </w:pPr>
+      <w:r>
+        <w:rPr>
+          <w:b w:val="0"/>
+        </w:rPr>
         <w:t>The feedback comes from the reviewed public worked case. Do not reveal the separately reserved independent teacher answer until the learner has attempted that case.</w:t>
       </w:r>
     </w:p>
     <w:p>
-      <w:r>
-        <w:t>Ask students to predict before running code. Preserve errors and actual outputs; collect a changed test and an explanation. The branch-boundary and indexing lessons deliberately include failure cases.</w:t>
-      </w:r>
-    </w:p>
-    <w:p>
-      <w:r>
+      <w:pPr>
+        <w:pStyle w:val="Heading3"/>
+      </w:pPr>
+      <w:r>
+        <w:t>For later coding lessons</w:t>
+      </w:r>
+    </w:p>
+    <w:p>
+      <w:r>
+        <w:t>This week has no code block. Use this routine when a later lesson includes an executable lab.</w:t>
+      </w:r>
+    </w:p>
+    <w:p>
+      <w:pPr>
+        <w:spacing w:line="336" w:lineRule="auto" w:after="180"/>
+        <w:shd w:fill="F1F6F8"/>
+      </w:pPr>
+      <w:r>
+        <w:rPr>
+          <w:b w:val="0"/>
+        </w:rPr>
+        <w:t xml:space="preserve">Ask students to predict before running code. Preserve errors and actual </w:t>
+      </w:r>
+      <w:r>
+        <w:rPr>
+          <w:b/>
+        </w:rPr>
+        <w:t>output</w:t>
+      </w:r>
+      <w:r>
+        <w:rPr>
+          <w:b w:val="0"/>
+        </w:rPr>
+        <w:t>s; collect a changed test and an explanation. The branch-boundary and indexing lessons deliberately include failure cases.</w:t>
+      </w:r>
+    </w:p>
+    <w:p>
+      <w:pPr>
+        <w:spacing w:line="336" w:lineRule="auto" w:after="180"/>
+      </w:pPr>
+      <w:r>
+        <w:rPr>
+          <w:b w:val="0"/>
+        </w:rPr>
         <w:t>Use the earlier worked-explanation links to address a specific missing building block, then return to the current question. Adapt this suggestion after observing the learner; it is not an automatic diagnosis.</w:t>
       </w:r>
     </w:p>
     <w:p>
-      <w:r>
-        <w:t>Collect the completed-work portfolio as evidence. Record support separately from correctness, and assess explanation, trace/test and limitations. Progress ticks and quiz selections alone do not establish mastery.</w:t>
+      <w:pPr>
+        <w:spacing w:line="336" w:lineRule="auto" w:after="180"/>
+      </w:pPr>
+      <w:r>
+        <w:rPr>
+          <w:b w:val="0"/>
+        </w:rPr>
+        <w:t xml:space="preserve">Collect the completed-work portfolio as </w:t>
+      </w:r>
+      <w:r>
+        <w:rPr>
+          <w:b/>
+        </w:rPr>
+        <w:t>evidence</w:t>
+      </w:r>
+      <w:r>
+        <w:rPr>
+          <w:b w:val="0"/>
+        </w:rPr>
+        <w:t>. Record support separately from correctness, and assess explanation, trace/test and limitations. Progress ticks and quiz selections alone do not establish mastery.</w:t>
+      </w:r>
+    </w:p>
+    <w:p>
+      <w:pPr>
+        <w:pStyle w:val="Heading1"/>
+      </w:pPr>
+      <w:r>
+        <w:t>09. Visual concept journey</w:t>
+      </w:r>
+    </w:p>
+    <w:p>
+      <w:r>
+        <w:t>Show one Sensors Are Messengers graphic at a time, request a prediction and discuss its trace before the independent assessment.</w:t>
+      </w:r>
+    </w:p>
+    <w:p>
+      <w:pPr>
+        <w:spacing w:line="336" w:lineRule="auto" w:after="180"/>
+      </w:pPr>
+      <w:r>
+        <w:rPr>
+          <w:b w:val="0"/>
+        </w:rPr>
+        <w:t xml:space="preserve">Use one picture at a time. Hide a worked result before asking for a </w:t>
+      </w:r>
+      <w:r>
+        <w:rPr>
+          <w:b/>
+        </w:rPr>
+        <w:t>prediction</w:t>
+      </w:r>
+      <w:r>
+        <w:rPr>
+          <w:b w:val="0"/>
+        </w:rPr>
+        <w:t>, then reveal it for feedback. These are supported teaching cases; retain the separate independent assessment for a fresh first attempt.</w:t>
+      </w:r>
+    </w:p>
+    <w:p>
+      <w:pPr>
+        <w:pStyle w:val="Heading3"/>
+      </w:pPr>
+      <w:r>
+        <w:t>01. Sensors Are Messengers: the case</w:t>
+      </w:r>
+    </w:p>
+    <w:p>
+      <w:r>
+        <w:drawing>
+          <wp:inline xmlns:a="http://schemas.openxmlformats.org/drawingml/2006/main" xmlns:pic="http://schemas.openxmlformats.org/drawingml/2006/picture">
+            <wp:extent cx="5486400" cy="2840736"/>
+            <wp:docPr id="3" name="Picture 3" descr="Two fictional light sensors disagree in a classroom. Compare them fairly rather than declaring one broken. Supplied facts: On the same shelf, simultaneous readings are A: 40,50,60 and B: 45,55,65 in declared toy light units. Neither device has been compared with a trusted reference."/>
+            <wp:cNvGraphicFramePr>
+              <a:graphicFrameLocks noChangeAspect="1"/>
+            </wp:cNvGraphicFramePr>
+            <a:graphic>
+              <a:graphicData uri="http://schemas.openxmlformats.org/drawingml/2006/picture">
+                <pic:pic>
+                  <pic:nvPicPr>
+                    <pic:cNvPr id="0" name="academy-story-ai-1-3-01.png"/>
+                    <pic:cNvPicPr/>
+                  </pic:nvPicPr>
+                  <pic:blipFill>
+                    <a:blip r:embed="rId11"/>
+                    <a:stretch>
+                      <a:fillRect/>
+                    </a:stretch>
+                  </pic:blipFill>
+                  <pic:spPr>
+                    <a:xfrm>
+                      <a:off x="0" y="0"/>
+                      <a:ext cx="5486400" cy="2840736"/>
+                    </a:xfrm>
+                    <a:prstGeom prst="rect"/>
+                  </pic:spPr>
+                </pic:pic>
+              </a:graphicData>
+            </a:graphic>
+          </wp:inline>
+        </w:drawing>
+      </w:r>
+    </w:p>
+    <w:p>
+      <w:pPr>
+        <w:spacing w:line="336" w:lineRule="auto" w:after="180"/>
+      </w:pPr>
+      <w:r>
+        <w:rPr>
+          <w:b w:val="0"/>
+        </w:rPr>
+        <w:t xml:space="preserve">Two fictional light </w:t>
+      </w:r>
+      <w:r>
+        <w:rPr>
+          <w:b/>
+        </w:rPr>
+        <w:t>sensor</w:t>
+      </w:r>
+      <w:r>
+        <w:rPr>
+          <w:b w:val="0"/>
+        </w:rPr>
+        <w:t xml:space="preserve">s disagree in a classroom. Compare them fairly rather than declaring one broken. Supplied facts: On the same shelf, simultaneous readings are A: 40,50,60 and B: 45,55,65 in declared toy light </w:t>
+      </w:r>
+      <w:r>
+        <w:rPr>
+          <w:b/>
+        </w:rPr>
+        <w:t>unit</w:t>
+      </w:r>
+      <w:r>
+        <w:rPr>
+          <w:b w:val="0"/>
+        </w:rPr>
+        <w:t>s.</w:t>
+      </w:r>
+    </w:p>
+    <w:p>
+      <w:pPr>
+        <w:spacing w:line="336" w:lineRule="auto" w:after="180"/>
+      </w:pPr>
+      <w:r>
+        <w:rPr>
+          <w:b w:val="0"/>
+        </w:rPr>
+        <w:t>Neither device has been compared with a trusted reference.</w:t>
+      </w:r>
+    </w:p>
+    <w:p>
+      <w:pPr>
+        <w:spacing w:line="336" w:lineRule="auto" w:after="180"/>
+        <w:shd w:fill="F5F1FB"/>
+      </w:pPr>
+      <w:r>
+        <w:rPr>
+          <w:b w:val="0"/>
+        </w:rPr>
+        <w:t>Point to the given fact that matters most. Explain why it matters.</w:t>
+      </w:r>
+    </w:p>
+    <w:p>
+      <w:pPr>
+        <w:pStyle w:val="Heading3"/>
+      </w:pPr>
+      <w:r>
+        <w:t>Discuss while showing the picture</w:t>
+      </w:r>
+    </w:p>
+    <w:p>
+      <w:pPr>
+        <w:spacing w:line="336" w:lineRule="auto" w:after="180"/>
+        <w:shd w:fill="F1F6F8"/>
+      </w:pPr>
+      <w:r>
+        <w:rPr>
+          <w:b w:val="0"/>
+        </w:rPr>
+        <w:t>Teacher prompt: Point to the given fact that matters most. Explain why it matters. Ask learners to describe one label or arrow in ordinary words. Use the adjacent transcript if the image is difficult to see.</w:t>
+      </w:r>
+    </w:p>
+    <w:p>
+      <w:pPr>
+        <w:pStyle w:val="Heading3"/>
+      </w:pPr>
+      <w:r>
+        <w:t>02. Follow the deciding steps</w:t>
+      </w:r>
+    </w:p>
+    <w:p>
+      <w:r>
+        <w:drawing>
+          <wp:inline xmlns:a="http://schemas.openxmlformats.org/drawingml/2006/main" xmlns:pic="http://schemas.openxmlformats.org/drawingml/2006/picture">
+            <wp:extent cx="5486400" cy="4005072"/>
+            <wp:docPr id="4" name="Picture 4" descr="Same shelf: Place both devices together and allow them to settle. → Paired readings: Record three matching times: (40,45), (50,55), (60,65). → Compare gaps: B minus A is 5, 5 and 5 units. → Check a reference: A trusted reference is needed to decide which reading is closer."/>
+            <wp:cNvGraphicFramePr>
+              <a:graphicFrameLocks noChangeAspect="1"/>
+            </wp:cNvGraphicFramePr>
+            <a:graphic>
+              <a:graphicData uri="http://schemas.openxmlformats.org/drawingml/2006/picture">
+                <pic:pic>
+                  <pic:nvPicPr>
+                    <pic:cNvPr id="0" name="academy-story-ai-1-3-02.png"/>
+                    <pic:cNvPicPr/>
+                  </pic:nvPicPr>
+                  <pic:blipFill>
+                    <a:blip r:embed="rId12"/>
+                    <a:stretch>
+                      <a:fillRect/>
+                    </a:stretch>
+                  </pic:blipFill>
+                  <pic:spPr>
+                    <a:xfrm>
+                      <a:off x="0" y="0"/>
+                      <a:ext cx="5486400" cy="4005072"/>
+                    </a:xfrm>
+                    <a:prstGeom prst="rect"/>
+                  </pic:spPr>
+                </pic:pic>
+              </a:graphicData>
+            </a:graphic>
+          </wp:inline>
+        </w:drawing>
+      </w:r>
+    </w:p>
+    <w:p>
+      <w:pPr>
+        <w:spacing w:line="336" w:lineRule="auto" w:after="180"/>
+      </w:pPr>
+      <w:r>
+        <w:rPr>
+          <w:b w:val="0"/>
+        </w:rPr>
+        <w:t xml:space="preserve">Same shelf: Place both devices together and allow them to settle. → Paired readings: Record three matching times: (40,45), (50,55), (60,65). → Compare gaps: B minus A is 5, 5 and 5 </w:t>
+      </w:r>
+      <w:r>
+        <w:rPr>
+          <w:b/>
+        </w:rPr>
+        <w:t>unit</w:t>
+      </w:r>
+      <w:r>
+        <w:rPr>
+          <w:b w:val="0"/>
+        </w:rPr>
+        <w:t>s. → Check a reference: A trusted reference is needed to decide which reading is closer.</w:t>
+      </w:r>
+    </w:p>
+    <w:p>
+      <w:pPr>
+        <w:spacing w:line="336" w:lineRule="auto" w:after="180"/>
+        <w:shd w:fill="F5F1FB"/>
+      </w:pPr>
+      <w:r>
+        <w:rPr>
+          <w:b w:val="0"/>
+        </w:rPr>
+        <w:t xml:space="preserve">Point to each numbered stage and explain which recorded </w:t>
+      </w:r>
+      <w:r>
+        <w:rPr>
+          <w:b/>
+        </w:rPr>
+        <w:t>input</w:t>
+      </w:r>
+      <w:r>
+        <w:rPr>
+          <w:b w:val="0"/>
+        </w:rPr>
+        <w:t xml:space="preserve"> it uses.</w:t>
+      </w:r>
+    </w:p>
+    <w:p>
+      <w:pPr>
+        <w:pStyle w:val="Heading3"/>
+      </w:pPr>
+      <w:r>
+        <w:t>Discuss while showing the picture</w:t>
+      </w:r>
+    </w:p>
+    <w:p>
+      <w:pPr>
+        <w:spacing w:line="336" w:lineRule="auto" w:after="180"/>
+        <w:shd w:fill="F1F6F8"/>
+      </w:pPr>
+      <w:r>
+        <w:rPr>
+          <w:b w:val="0"/>
+        </w:rPr>
+        <w:t xml:space="preserve">Teacher prompt: Point to each numbered stage and explain which recorded </w:t>
+      </w:r>
+      <w:r>
+        <w:rPr>
+          <w:b/>
+        </w:rPr>
+        <w:t>input</w:t>
+      </w:r>
+      <w:r>
+        <w:rPr>
+          <w:b w:val="0"/>
+        </w:rPr>
+        <w:t xml:space="preserve"> it uses. Ask learners to describe one label or arrow in ordinary words. Use the adjacent transcript if the image is difficult to see.</w:t>
+      </w:r>
+    </w:p>
+    <w:p>
+      <w:pPr>
+        <w:pStyle w:val="Heading3"/>
+      </w:pPr>
+      <w:r>
+        <w:t>03. Simultaneous light readings</w:t>
+      </w:r>
+    </w:p>
+    <w:p>
+      <w:r>
+        <w:drawing>
+          <wp:inline xmlns:a="http://schemas.openxmlformats.org/drawingml/2006/main" xmlns:pic="http://schemas.openxmlformats.org/drawingml/2006/picture">
+            <wp:extent cx="5486400" cy="3617976"/>
+            <wp:docPr id="5" name="Picture 5" descr="Simultaneous light readings. Time 1: Sensor A = 40, Sensor B = 45, B minus A = 5. Time 2: Sensor A = 50, Sensor B = 55, B minus A = 5. Time 3: Sensor A = 60, Sensor B = 65, B minus A = 5."/>
+            <wp:cNvGraphicFramePr>
+              <a:graphicFrameLocks noChangeAspect="1"/>
+            </wp:cNvGraphicFramePr>
+            <a:graphic>
+              <a:graphicData uri="http://schemas.openxmlformats.org/drawingml/2006/picture">
+                <pic:pic>
+                  <pic:nvPicPr>
+                    <pic:cNvPr id="0" name="academy-story-ai-1-3-03.png"/>
+                    <pic:cNvPicPr/>
+                  </pic:nvPicPr>
+                  <pic:blipFill>
+                    <a:blip r:embed="rId13"/>
+                    <a:stretch>
+                      <a:fillRect/>
+                    </a:stretch>
+                  </pic:blipFill>
+                  <pic:spPr>
+                    <a:xfrm>
+                      <a:off x="0" y="0"/>
+                      <a:ext cx="5486400" cy="3617976"/>
+                    </a:xfrm>
+                    <a:prstGeom prst="rect"/>
+                  </pic:spPr>
+                </pic:pic>
+              </a:graphicData>
+            </a:graphic>
+          </wp:inline>
+        </w:drawing>
+      </w:r>
+    </w:p>
+    <w:p>
+      <w:pPr>
+        <w:spacing w:line="336" w:lineRule="auto" w:after="180"/>
+      </w:pPr>
+      <w:r>
+        <w:rPr>
+          <w:b w:val="0"/>
+        </w:rPr>
+        <w:t xml:space="preserve">Simultaneous light readings. Time 1: </w:t>
+      </w:r>
+      <w:r>
+        <w:rPr>
+          <w:b/>
+        </w:rPr>
+        <w:t>Sensor</w:t>
+      </w:r>
+      <w:r>
+        <w:rPr>
+          <w:b w:val="0"/>
+        </w:rPr>
+        <w:t xml:space="preserve"> A = 40, </w:t>
+      </w:r>
+      <w:r>
+        <w:rPr>
+          <w:b/>
+        </w:rPr>
+        <w:t>Sensor</w:t>
+      </w:r>
+      <w:r>
+        <w:rPr>
+          <w:b w:val="0"/>
+        </w:rPr>
+        <w:t xml:space="preserve"> B = 45, B minus A = 5. Time 2: </w:t>
+      </w:r>
+      <w:r>
+        <w:rPr>
+          <w:b/>
+        </w:rPr>
+        <w:t>Sensor</w:t>
+      </w:r>
+      <w:r>
+        <w:rPr>
+          <w:b w:val="0"/>
+        </w:rPr>
+        <w:t xml:space="preserve"> A = 50, </w:t>
+      </w:r>
+      <w:r>
+        <w:rPr>
+          <w:b/>
+        </w:rPr>
+        <w:t>Sensor</w:t>
+      </w:r>
+      <w:r>
+        <w:rPr>
+          <w:b w:val="0"/>
+        </w:rPr>
+        <w:t xml:space="preserve"> B = 55, B minus A = 5. Time 3: </w:t>
+      </w:r>
+      <w:r>
+        <w:rPr>
+          <w:b/>
+        </w:rPr>
+        <w:t>Sensor</w:t>
+      </w:r>
+      <w:r>
+        <w:rPr>
+          <w:b w:val="0"/>
+        </w:rPr>
+        <w:t xml:space="preserve"> A = 60, </w:t>
+      </w:r>
+      <w:r>
+        <w:rPr>
+          <w:b/>
+        </w:rPr>
+        <w:t>Sensor</w:t>
+      </w:r>
+      <w:r>
+        <w:rPr>
+          <w:b w:val="0"/>
+        </w:rPr>
+        <w:t xml:space="preserve"> B = 65, B minus A = 5.</w:t>
+      </w:r>
+    </w:p>
+    <w:p>
+      <w:pPr>
+        <w:spacing w:line="336" w:lineRule="auto" w:after="180"/>
+        <w:shd w:fill="F5F1FB"/>
+      </w:pPr>
+      <w:r>
+        <w:rPr>
+          <w:b w:val="0"/>
+        </w:rPr>
+        <w:t>Read the labels and values. Explain the relationship the model shows.</w:t>
+      </w:r>
+    </w:p>
+    <w:p>
+      <w:pPr>
+        <w:pStyle w:val="Heading3"/>
+      </w:pPr>
+      <w:r>
+        <w:t>Discuss while showing the picture</w:t>
+      </w:r>
+    </w:p>
+    <w:p>
+      <w:pPr>
+        <w:spacing w:line="336" w:lineRule="auto" w:after="180"/>
+        <w:shd w:fill="F1F6F8"/>
+      </w:pPr>
+      <w:r>
+        <w:rPr>
+          <w:b w:val="0"/>
+        </w:rPr>
+        <w:t>Teacher prompt: Read the labels and values. Explain the relationship the model shows. Ask learners to describe one label or arrow in ordinary words. Use the adjacent transcript if the image is difficult to see.</w:t>
+      </w:r>
+    </w:p>
+    <w:p>
+      <w:pPr>
+        <w:spacing w:line="336" w:lineRule="auto" w:after="180"/>
+        <w:shd w:fill="F1F6F8"/>
+      </w:pPr>
+      <w:r>
+        <w:rPr>
+          <w:b w:val="0"/>
+        </w:rPr>
+        <w:t xml:space="preserve">Check row/column meanings, </w:t>
+      </w:r>
+      <w:r>
+        <w:rPr>
+          <w:b/>
+        </w:rPr>
+        <w:t>unit</w:t>
+      </w:r>
+      <w:r>
+        <w:rPr>
+          <w:b w:val="0"/>
+        </w:rPr>
+        <w:t>s and denominators before discussing a difference. Supplied toy values are not real class or model results.</w:t>
+      </w:r>
+    </w:p>
+    <w:p>
+      <w:pPr>
+        <w:pStyle w:val="Heading3"/>
+      </w:pPr>
+      <w:r>
+        <w:t>04. Change one thing. Trace what follows.</w:t>
+      </w:r>
+    </w:p>
+    <w:p>
+      <w:r>
+        <w:drawing>
+          <wp:inline xmlns:a="http://schemas.openxmlformats.org/drawingml/2006/main" xmlns:pic="http://schemas.openxmlformats.org/drawingml/2006/picture">
+            <wp:extent cx="5486400" cy="3179064"/>
+            <wp:docPr id="6" name="Picture 6" descr="Original case: A trusted reference is needed to decide which reading is closer. Changed condition: Move only B into brighter light. Expected result: The next gap could change for reasons other than a difference in device accuracy. Reason: The comparison now changes location as well as device; there is no supplied reading from the new location."/>
+            <wp:cNvGraphicFramePr>
+              <a:graphicFrameLocks noChangeAspect="1"/>
+            </wp:cNvGraphicFramePr>
+            <a:graphic>
+              <a:graphicData uri="http://schemas.openxmlformats.org/drawingml/2006/picture">
+                <pic:pic>
+                  <pic:nvPicPr>
+                    <pic:cNvPr id="0" name="academy-story-ai-1-3-04.png"/>
+                    <pic:cNvPicPr/>
+                  </pic:nvPicPr>
+                  <pic:blipFill>
+                    <a:blip r:embed="rId14"/>
+                    <a:stretch>
+                      <a:fillRect/>
+                    </a:stretch>
+                  </pic:blipFill>
+                  <pic:spPr>
+                    <a:xfrm>
+                      <a:off x="0" y="0"/>
+                      <a:ext cx="5486400" cy="3179064"/>
+                    </a:xfrm>
+                    <a:prstGeom prst="rect"/>
+                  </pic:spPr>
+                </pic:pic>
+              </a:graphicData>
+            </a:graphic>
+          </wp:inline>
+        </w:drawing>
+      </w:r>
+    </w:p>
+    <w:p>
+      <w:pPr>
+        <w:spacing w:line="336" w:lineRule="auto" w:after="180"/>
+      </w:pPr>
+      <w:r>
+        <w:rPr>
+          <w:b w:val="0"/>
+        </w:rPr>
+        <w:t>Original case: A trusted reference is needed to decide which reading is closer. Changed condition: Move only B into brighter light.</w:t>
+      </w:r>
+    </w:p>
+    <w:p>
+      <w:pPr>
+        <w:spacing w:line="336" w:lineRule="auto" w:after="180"/>
+      </w:pPr>
+      <w:r>
+        <w:rPr>
+          <w:b w:val="0"/>
+        </w:rPr>
+        <w:t>Expected result: The next gap could change for reasons other than a difference in device accuracy. Reason: The comparison now changes location as well as device; there is no supplied reading from the new location.</w:t>
+      </w:r>
+    </w:p>
+    <w:p>
+      <w:pPr>
+        <w:spacing w:line="336" w:lineRule="auto" w:after="180"/>
+        <w:shd w:fill="F5F1FB"/>
+      </w:pPr>
+      <w:r>
+        <w:rPr>
+          <w:b w:val="0"/>
+        </w:rPr>
+        <w:t>Predict before checking the worked changed-case result. Name what changed and what the supplied facts allow you to conclude.</w:t>
+      </w:r>
+    </w:p>
+    <w:p>
+      <w:pPr>
+        <w:pStyle w:val="Heading3"/>
+      </w:pPr>
+      <w:r>
+        <w:t>Discuss while showing the picture</w:t>
+      </w:r>
+    </w:p>
+    <w:p>
+      <w:pPr>
+        <w:spacing w:line="336" w:lineRule="auto" w:after="180"/>
+        <w:shd w:fill="F1F6F8"/>
+      </w:pPr>
+      <w:r>
+        <w:rPr>
+          <w:b w:val="0"/>
+        </w:rPr>
+        <w:t>Teacher prompt: Predict before checking the worked changed-case result. Name what changed and what the supplied facts allow you to conclude. Ask learners to describe one label or arrow in ordinary words.</w:t>
+      </w:r>
+    </w:p>
+    <w:p>
+      <w:pPr>
+        <w:spacing w:line="336" w:lineRule="auto" w:after="180"/>
+        <w:shd w:fill="F1F6F8"/>
+      </w:pPr>
+      <w:r>
+        <w:rPr>
+          <w:b w:val="0"/>
+        </w:rPr>
+        <w:t>Use the adjacent transcript if the image is difficult to see. Changed-case reasoning: The comparison now changes location as well as device; there is no supplied reading from the new location.</w:t>
+      </w:r>
+    </w:p>
+    <w:p>
+      <w:pPr>
+        <w:pStyle w:val="Heading3"/>
+      </w:pPr>
+      <w:r>
+        <w:t>05. Connect the explanation to its limit</w:t>
+      </w:r>
+    </w:p>
+    <w:p>
+      <w:r>
+        <w:drawing>
+          <wp:inline xmlns:a="http://schemas.openxmlformats.org/drawingml/2006/main" xmlns:pic="http://schemas.openxmlformats.org/drawingml/2006/picture">
+            <wp:extent cx="5486400" cy="2834640"/>
+            <wp:docPr id="7" name="Picture 7" descr="A repeated difference of 5 supports investigating an offset between devices. Matching time and location removes two obvious comparison problems. It does not show which device is correct: both could have errors. Preserve paired readings instead of adjusting them silently. Limit: Three pairs do not prove an offset holds at every light level, nor identify the accurate device."/>
+            <wp:cNvGraphicFramePr>
+              <a:graphicFrameLocks noChangeAspect="1"/>
+            </wp:cNvGraphicFramePr>
+            <a:graphic>
+              <a:graphicData uri="http://schemas.openxmlformats.org/drawingml/2006/picture">
+                <pic:pic>
+                  <pic:nvPicPr>
+                    <pic:cNvPr id="0" name="academy-story-ai-1-3-05.png"/>
+                    <pic:cNvPicPr/>
+                  </pic:nvPicPr>
+                  <pic:blipFill>
+                    <a:blip r:embed="rId15"/>
+                    <a:stretch>
+                      <a:fillRect/>
+                    </a:stretch>
+                  </pic:blipFill>
+                  <pic:spPr>
+                    <a:xfrm>
+                      <a:off x="0" y="0"/>
+                      <a:ext cx="5486400" cy="2834640"/>
+                    </a:xfrm>
+                    <a:prstGeom prst="rect"/>
+                  </pic:spPr>
+                </pic:pic>
+              </a:graphicData>
+            </a:graphic>
+          </wp:inline>
+        </w:drawing>
+      </w:r>
+    </w:p>
+    <w:p>
+      <w:pPr>
+        <w:spacing w:line="336" w:lineRule="auto" w:after="180"/>
+      </w:pPr>
+      <w:r>
+        <w:rPr>
+          <w:b w:val="0"/>
+        </w:rPr>
+        <w:t>A repeated difference of 5 supports investigating an offset between devices. Matching time and location removes two obvious comparison problems. It does not show which device is correct: both could have errors.</w:t>
+      </w:r>
+    </w:p>
+    <w:p>
+      <w:pPr>
+        <w:spacing w:line="336" w:lineRule="auto" w:after="180"/>
+      </w:pPr>
+      <w:r>
+        <w:rPr>
+          <w:b w:val="0"/>
+        </w:rPr>
+        <w:t>Preserve paired readings instead of adjusting them silently. Limit: Three pairs do not prove an offset holds at every light level, nor identify the accurate device.</w:t>
+      </w:r>
+    </w:p>
+    <w:p>
+      <w:pPr>
+        <w:spacing w:line="336" w:lineRule="auto" w:after="180"/>
+        <w:shd w:fill="F5F1FB"/>
+      </w:pPr>
+      <w:r>
+        <w:rPr>
+          <w:b w:val="0"/>
+        </w:rPr>
+        <w:t>Explain the case, then point to a limit on the claim.</w:t>
+      </w:r>
+    </w:p>
+    <w:p>
+      <w:pPr>
+        <w:pStyle w:val="Heading3"/>
+      </w:pPr>
+      <w:r>
+        <w:t>Discuss while showing the picture</w:t>
+      </w:r>
+    </w:p>
+    <w:p>
+      <w:pPr>
+        <w:spacing w:line="336" w:lineRule="auto" w:after="180"/>
+        <w:shd w:fill="F1F6F8"/>
+      </w:pPr>
+      <w:r>
+        <w:rPr>
+          <w:b w:val="0"/>
+        </w:rPr>
+        <w:t>Teacher prompt: Explain the case, then point to a limit on the claim. Ask learners to describe one label or arrow in ordinary words. Use the adjacent transcript if the image is difficult to see.</w:t>
+      </w:r>
+    </w:p>
+    <w:p>
+      <w:pPr>
+        <w:spacing w:line="336" w:lineRule="auto" w:after="180"/>
+        <w:shd w:fill="F1F6F8"/>
+      </w:pPr>
+      <w:r>
+        <w:rPr>
+          <w:b w:val="0"/>
+        </w:rPr>
+        <w:t>Keep the stated scope: Three pairs do not prove an offset holds at every light level, nor identify the accurate device.</w:t>
+      </w:r>
+    </w:p>
+    <w:p>
+      <w:pPr>
+        <w:pStyle w:val="Heading3"/>
+      </w:pPr>
+      <w:r>
+        <w:t>06. Make the idea visible in your project</w:t>
+      </w:r>
+    </w:p>
+    <w:p>
+      <w:r>
+        <w:drawing>
+          <wp:inline xmlns:a="http://schemas.openxmlformats.org/drawingml/2006/main" xmlns:pic="http://schemas.openxmlformats.org/drawingml/2006/picture">
+            <wp:extent cx="5486400" cy="3380232"/>
+            <wp:docPr id="8" name="Picture 8" descr="Save sorter measurements with device, location and time so unusual inputs can be checked before decisions. Draw your input, deciding step, result and limit. Supported question: Why can we calculate the earlier gap but not predict an exact new B reading?"/>
+            <wp:cNvGraphicFramePr>
+              <a:graphicFrameLocks noChangeAspect="1"/>
+            </wp:cNvGraphicFramePr>
+            <a:graphic>
+              <a:graphicData uri="http://schemas.openxmlformats.org/drawingml/2006/picture">
+                <pic:pic>
+                  <pic:nvPicPr>
+                    <pic:cNvPr id="0" name="academy-story-ai-1-3-06.png"/>
+                    <pic:cNvPicPr/>
+                  </pic:nvPicPr>
+                  <pic:blipFill>
+                    <a:blip r:embed="rId16"/>
+                    <a:stretch>
+                      <a:fillRect/>
+                    </a:stretch>
+                  </pic:blipFill>
+                  <pic:spPr>
+                    <a:xfrm>
+                      <a:off x="0" y="0"/>
+                      <a:ext cx="5486400" cy="3380232"/>
+                    </a:xfrm>
+                    <a:prstGeom prst="rect"/>
+                  </pic:spPr>
+                </pic:pic>
+              </a:graphicData>
+            </a:graphic>
+          </wp:inline>
+        </w:drawing>
+      </w:r>
+    </w:p>
+    <w:p>
+      <w:pPr>
+        <w:spacing w:line="336" w:lineRule="auto" w:after="180"/>
+        <w:shd w:fill="F5F1FB"/>
+      </w:pPr>
+      <w:r>
+        <w:rPr>
+          <w:b w:val="0"/>
+        </w:rPr>
+        <w:t xml:space="preserve">Save sorter </w:t>
+      </w:r>
+      <w:r>
+        <w:rPr>
+          <w:b/>
+        </w:rPr>
+        <w:t>measurement</w:t>
+      </w:r>
+      <w:r>
+        <w:rPr>
+          <w:b w:val="0"/>
+        </w:rPr>
+        <w:t xml:space="preserve">s with device, location and time so unusual </w:t>
+      </w:r>
+      <w:r>
+        <w:rPr>
+          <w:b/>
+        </w:rPr>
+        <w:t>input</w:t>
+      </w:r>
+      <w:r>
+        <w:rPr>
+          <w:b w:val="0"/>
+        </w:rPr>
+        <w:t xml:space="preserve">s can be checked before decisions. Draw your </w:t>
+      </w:r>
+      <w:r>
+        <w:rPr>
+          <w:b/>
+        </w:rPr>
+        <w:t>input</w:t>
+      </w:r>
+      <w:r>
+        <w:rPr>
+          <w:b w:val="0"/>
+        </w:rPr>
+        <w:t>, deciding step, result and limit.</w:t>
+      </w:r>
+    </w:p>
+    <w:p>
+      <w:pPr>
+        <w:spacing w:line="336" w:lineRule="auto" w:after="180"/>
+        <w:shd w:fill="F5F1FB"/>
+      </w:pPr>
+      <w:r>
+        <w:rPr>
+          <w:b w:val="0"/>
+        </w:rPr>
+        <w:t>Supported question: Why can we calculate the earlier gap but not predict an exact new B reading?</w:t>
+      </w:r>
+    </w:p>
+    <w:p>
+      <w:pPr>
+        <w:spacing w:line="336" w:lineRule="auto" w:after="180"/>
+        <w:shd w:fill="F5F1FB"/>
+      </w:pPr>
+      <w:r>
+        <w:rPr>
+          <w:b w:val="0"/>
+        </w:rPr>
+        <w:t xml:space="preserve">Draw your project trace and justify the deciding step using </w:t>
+      </w:r>
+      <w:r>
+        <w:rPr>
+          <w:b/>
+        </w:rPr>
+        <w:t>evidence</w:t>
+      </w:r>
+      <w:r>
+        <w:rPr>
+          <w:b w:val="0"/>
+        </w:rPr>
+        <w:t>.</w:t>
+      </w:r>
+    </w:p>
+    <w:p>
+      <w:pPr>
+        <w:pStyle w:val="Heading3"/>
+      </w:pPr>
+      <w:r>
+        <w:t>Discuss while showing the picture</w:t>
+      </w:r>
+    </w:p>
+    <w:p>
+      <w:pPr>
+        <w:spacing w:line="336" w:lineRule="auto" w:after="180"/>
+        <w:shd w:fill="F1F6F8"/>
+      </w:pPr>
+      <w:r>
+        <w:rPr>
+          <w:b w:val="0"/>
+        </w:rPr>
+        <w:t xml:space="preserve">Teacher prompt: Draw your project trace and justify the deciding step using </w:t>
+      </w:r>
+      <w:r>
+        <w:rPr>
+          <w:b/>
+        </w:rPr>
+        <w:t>evidence</w:t>
+      </w:r>
+      <w:r>
+        <w:rPr>
+          <w:b w:val="0"/>
+        </w:rPr>
+        <w:t>. Ask learners to describe one label or arrow in ordinary words. Use the adjacent transcript if the image is difficult to see.</w:t>
+      </w:r>
+    </w:p>
+    <w:p>
+      <w:pPr>
+        <w:spacing w:line="336" w:lineRule="auto" w:after="180"/>
+        <w:shd w:fill="F1F6F8"/>
+      </w:pPr>
+      <w:r>
+        <w:rPr>
+          <w:b w:val="0"/>
+        </w:rPr>
+        <w:t xml:space="preserve">Supported practice key: The earlier pairs give 5 each time. No </w:t>
+      </w:r>
+      <w:r>
+        <w:rPr>
+          <w:b/>
+        </w:rPr>
+        <w:t>measurement</w:t>
+      </w:r>
+      <w:r>
+        <w:rPr>
+          <w:b w:val="0"/>
+        </w:rPr>
+        <w:t xml:space="preserve"> or light-response rule is given for B’s new location.</w:t>
       </w:r>
     </w:p>
     <w:sectPr>

--- a/downloads/teacher/ai-1-week-03.docx
+++ b/downloads/teacher/ai-1-week-03.docx
@@ -149,7 +149,7 @@
           </w:tcPr>
           <w:p>
             <w:r>
-              <w:t>Sections 1–6; record the brief recall in the workbook.</w:t>
+              <w:t>Use Your mission, Notice the evidence, See how it works, Compare the cases, Words that unlock the idea and Follow a worked example; record the brief recall in the workbook.</w:t>
             </w:r>
           </w:p>
         </w:tc>
@@ -181,7 +181,7 @@
           </w:tcPr>
           <w:p>
             <w:r>
-              <w:t>Sections 7–10; use the matching workbook W2 and misconception check.</w:t>
+              <w:t>Use Find and repair a mistake, Practise together, Run the investigation and Build your understanding; use the matching workbook W2 and misconception check.</w:t>
             </w:r>
           </w:p>
         </w:tc>
@@ -213,7 +213,7 @@
           </w:tcPr>
           <w:p>
             <w:r>
-              <w:t>Sections 9 and 11–14. Give extra time to finish the full task set; use Section 15 when the week includes a coding lab.</w:t>
+              <w:t>Use Run the investigation, Connect your project, Show what you know, Study a complete case and Try a new case independently. Allow extra time for the full task set. Use a coding lab only when this week actually provides one; Your lesson route is the planning section.</w:t>
             </w:r>
           </w:p>
         </w:tc>
@@ -6448,7 +6448,7 @@
           </w:tcPr>
           <w:p>
             <w:r>
-              <w:t>Sections 1–6; record the brief recall in the workbook.</w:t>
+              <w:t>Use Your mission, Notice the evidence, See how it works, Compare the cases, Words that unlock the idea and Follow a worked example; record the brief recall in the workbook.</w:t>
             </w:r>
           </w:p>
         </w:tc>
@@ -6480,7 +6480,7 @@
           </w:tcPr>
           <w:p>
             <w:r>
-              <w:t>Sections 7–10; use the matching workbook W2 and misconception check.</w:t>
+              <w:t>Use Find and repair a mistake, Practise together, Run the investigation and Build your understanding; use the matching workbook W2 and misconception check.</w:t>
             </w:r>
           </w:p>
         </w:tc>
@@ -6512,7 +6512,7 @@
           </w:tcPr>
           <w:p>
             <w:r>
-              <w:t>Sections 9 and 11–14. Give extra time to finish the full task set; use Section 15 when the week includes a coding lab.</w:t>
+              <w:t>Use Run the investigation, Connect your project, Show what you know, Study a complete case and Try a new case independently. Allow extra time for the full task set. Use a coding lab only when this week actually provides one; Your lesson route is the planning section.</w:t>
             </w:r>
           </w:p>
         </w:tc>

--- a/downloads/teacher/ai-1-week-03.docx
+++ b/downloads/teacher/ai-1-week-03.docx
@@ -25,20 +25,38 @@
         <w:pStyle w:val="Heading1"/>
       </w:pPr>
       <w:r>
-        <w:t>01. Sensors Are Messengers</w:t>
-      </w:r>
-    </w:p>
-    <w:p>
-      <w:r>
-        <w:t>Prepare Sensors Are Messengers: check the target, prerequisites, resources and adaptable teaching schedule.</w:t>
-      </w:r>
-    </w:p>
-    <w:p>
-      <w:pPr>
-        <w:pStyle w:val="Heading3"/>
-      </w:pPr>
-      <w:r>
-        <w:t>Teach the learning cycle</w:t>
+        <w:t>Teach sensing as a limited evidence path.</w:t>
+      </w:r>
+    </w:p>
+    <w:p>
+      <w:r>
+        <w:t>Model the measurement record, distinguish sensing from decisions, compare devices fairly and reserve the sound-display case for independent evidence.</w:t>
+      </w:r>
+    </w:p>
+    <w:p>
+      <w:r>
+        <w:t>Look for recorded conditions, a fair comparison and a defensible limit.</w:t>
+      </w:r>
+    </w:p>
+    <w:p>
+      <w:pPr>
+        <w:pStyle w:val="Heading1"/>
+      </w:pPr>
+      <w:r>
+        <w:t>01. Prepare the sensor lesson</w:t>
+      </w:r>
+    </w:p>
+    <w:p>
+      <w:r>
+        <w:t>Teach the difference between a physical quantity, a recorded value and an interpretation.</w:t>
+      </w:r>
+    </w:p>
+    <w:p>
+      <w:pPr>
+        <w:pStyle w:val="Heading2"/>
+      </w:pPr>
+      <w:r>
+        <w:t>Learning goal and preparation</w:t>
       </w:r>
     </w:p>
     <w:p>
@@ -74,6 +92,135 @@
           <w:b w:val="0"/>
         </w:rPr>
         <w:t xml:space="preserve"> and conditions</w:t>
+      </w:r>
+    </w:p>
+    <w:p>
+      <w:pPr>
+        <w:spacing w:line="336" w:lineRule="auto" w:after="180"/>
+      </w:pPr>
+      <w:r>
+        <w:rPr>
+          <w:b w:val="0"/>
+        </w:rPr>
+        <w:t xml:space="preserve">Separate physical quantity, recorded </w:t>
+      </w:r>
+      <w:r>
+        <w:rPr>
+          <w:b/>
+        </w:rPr>
+        <w:t>measurement</w:t>
+      </w:r>
+      <w:r>
+        <w:rPr>
+          <w:b w:val="0"/>
+        </w:rPr>
+        <w:t xml:space="preserve"> and interpretation throughout. No hardware is required. Avoid describing every difference as error or every repeated value as accuracy.</w:t>
+      </w:r>
+    </w:p>
+    <w:p>
+      <w:pPr>
+        <w:spacing w:line="336" w:lineRule="auto" w:after="180"/>
+      </w:pPr>
+      <w:r>
+        <w:rPr>
+          <w:b w:val="0"/>
+        </w:rPr>
+        <w:t xml:space="preserve">Consistent disagreement is a finding; deciding which device is accurate requires additional reference </w:t>
+      </w:r>
+      <w:r>
+        <w:rPr>
+          <w:b/>
+        </w:rPr>
+        <w:t>evidence</w:t>
+      </w:r>
+      <w:r>
+        <w:rPr>
+          <w:b w:val="0"/>
+        </w:rPr>
+        <w:t xml:space="preserve">. Keep </w:t>
+      </w:r>
+      <w:r>
+        <w:rPr>
+          <w:b/>
+        </w:rPr>
+        <w:t>unit</w:t>
+      </w:r>
+      <w:r>
+        <w:rPr>
+          <w:b w:val="0"/>
+        </w:rPr>
+        <w:t>s visible in both speech and written work.</w:t>
+      </w:r>
+    </w:p>
+    <w:p>
+      <w:pPr>
+        <w:spacing w:line="336" w:lineRule="auto" w:after="180"/>
+      </w:pPr>
+      <w:r>
+        <w:rPr>
+          <w:b w:val="0"/>
+        </w:rPr>
+        <w:t xml:space="preserve">By the end, I can compare </w:t>
+      </w:r>
+      <w:r>
+        <w:rPr>
+          <w:b/>
+        </w:rPr>
+        <w:t>sensor</w:t>
+      </w:r>
+      <w:r>
+        <w:rPr>
+          <w:b w:val="0"/>
+        </w:rPr>
+        <w:t xml:space="preserve"> readings while controlling where and when they are measured.</w:t>
+      </w:r>
+    </w:p>
+    <w:p>
+      <w:pPr>
+        <w:pStyle w:val="Heading2"/>
+      </w:pPr>
+      <w:r>
+        <w:t>What to prepare</w:t>
+      </w:r>
+    </w:p>
+    <w:p>
+      <w:pPr>
+        <w:pStyle w:val="ListBullet"/>
+      </w:pPr>
+      <w:r>
+        <w:t>Use the supplied scenario, student illustrations and blank paper. For numeric work, offer counters or a calculator after learners show the setup. Fictional records are supplied; personal data and paid accounts are unnecessary.</w:t>
+      </w:r>
+    </w:p>
+    <w:p>
+      <w:pPr>
+        <w:pStyle w:val="ListBullet"/>
+      </w:pPr>
+      <w:r>
+        <w:t>The paired-temperature table and two paper device labels</w:t>
+      </w:r>
+    </w:p>
+    <w:p>
+      <w:pPr>
+        <w:pStyle w:val="ListBullet"/>
+      </w:pPr>
+      <w:r>
+        <w:t>A sketch of a classroom with a window, shaded wall, speaker and door</w:t>
+      </w:r>
+    </w:p>
+    <w:p>
+      <w:pPr>
+        <w:pStyle w:val="ListBullet"/>
+      </w:pPr>
+      <w:r>
+        <w:t>Optional ordinary room thermometers used according to school procedures; paper data is sufficient</w:t>
+      </w:r>
+    </w:p>
+    <w:p>
+      <w:pPr>
+        <w:pStyle w:val="Heading2"/>
+      </w:pPr>
+      <w:r>
+        <w:t>Main teaching plan</w:t>
       </w:r>
     </w:p>
     <w:tbl>
@@ -255,9 +402,154 @@
     </w:p>
     <w:p>
       <w:pPr>
+        <w:pStyle w:val="Heading2"/>
+      </w:pPr>
+      <w:r>
+        <w:t>Retrieve information loss</w:t>
+      </w:r>
+    </w:p>
+    <w:p>
+      <w:pPr>
+        <w:spacing w:line="336" w:lineRule="auto" w:after="180"/>
+      </w:pPr>
+      <w:r>
+        <w:rPr>
+          <w:b w:val="0"/>
+        </w:rPr>
+        <w:t xml:space="preserve">Without opening the old lesson, explain one key idea from </w:t>
+      </w:r>
+      <w:r>
+        <w:rPr>
+          <w:b/>
+        </w:rPr>
+        <w:t>Input</w:t>
+      </w:r>
+      <w:r>
+        <w:rPr>
+          <w:b w:val="0"/>
+        </w:rPr>
+        <w:t xml:space="preserve">, </w:t>
+      </w:r>
+      <w:r>
+        <w:rPr>
+          <w:b/>
+        </w:rPr>
+        <w:t>Process</w:t>
+      </w:r>
+      <w:r>
+        <w:rPr>
+          <w:b w:val="0"/>
+        </w:rPr>
+        <w:t xml:space="preserve">, </w:t>
+      </w:r>
+      <w:r>
+        <w:rPr>
+          <w:b/>
+        </w:rPr>
+        <w:t>Output</w:t>
+      </w:r>
+      <w:r>
+        <w:rPr>
+          <w:b w:val="0"/>
+        </w:rPr>
+        <w:t>. Give an example and a mistake that the idea helps you avoid.</w:t>
+      </w:r>
+    </w:p>
+    <w:p>
+      <w:pPr>
+        <w:spacing w:line="336" w:lineRule="auto" w:after="180"/>
+      </w:pPr>
+      <w:r>
+        <w:rPr>
+          <w:b w:val="0"/>
+        </w:rPr>
+        <w:t>Look for: Trace information through a system without confusing information with a physical action</w:t>
+      </w:r>
+    </w:p>
+    <w:p>
+      <w:pPr>
+        <w:spacing w:line="336" w:lineRule="auto" w:after="180"/>
+      </w:pPr>
+      <w:r>
+        <w:rPr>
+          <w:b w:val="0"/>
+        </w:rPr>
+        <w:t xml:space="preserve">Reference example, not the only acceptable wording: </w:t>
+      </w:r>
+      <w:r>
+        <w:rPr>
+          <w:b/>
+        </w:rPr>
+        <w:t>Input</w:t>
+      </w:r>
+      <w:r>
+        <w:rPr>
+          <w:b w:val="0"/>
+        </w:rPr>
+        <w:t xml:space="preserve"> includes both request fields and all three catalogue records. The </w:t>
+      </w:r>
+      <w:r>
+        <w:rPr>
+          <w:b/>
+        </w:rPr>
+        <w:t>process</w:t>
+      </w:r>
+      <w:r>
+        <w:rPr>
+          <w:b w:val="0"/>
+        </w:rPr>
+        <w:t xml:space="preserve"> checks science AND pages&lt;=120.</w:t>
+      </w:r>
+    </w:p>
+    <w:p>
+      <w:pPr>
+        <w:spacing w:line="336" w:lineRule="auto" w:after="180"/>
+      </w:pPr>
+      <w:r>
+        <w:rPr>
+          <w:b/>
+        </w:rPr>
+        <w:t>Output</w:t>
+      </w:r>
+      <w:r>
+        <w:rPr>
+          <w:b w:val="0"/>
+        </w:rPr>
+        <w:t xml:space="preserve"> contains A only; B fails the length condition and C fails the genre condition. Listing A does not establish that a copy was reserved.</w:t>
+      </w:r>
+    </w:p>
+    <w:p>
+      <w:pPr>
+        <w:spacing w:line="336" w:lineRule="auto" w:after="180"/>
+      </w:pPr>
+      <w:r>
+        <w:rPr>
+          <w:b w:val="0"/>
+        </w:rPr>
+        <w:t>No. A maximum of 26 degrees C could occur at noon or at 3 pm. The retained number does not preserve time.</w:t>
+      </w:r>
+    </w:p>
+    <w:p>
+      <w:pPr>
+        <w:pStyle w:val="Heading2"/>
+      </w:pPr>
+      <w:r>
+        <w:t>Earlier wording, alternative practice and picture transcripts · reference / check after trying</w:t>
+      </w:r>
+    </w:p>
+    <w:p>
+      <w:pPr>
         <w:pStyle w:val="Heading3"/>
       </w:pPr>
       <w:r>
+        <w:t>Teach the learning cycle</w:t>
+      </w:r>
+    </w:p>
+    <w:p>
+      <w:pPr>
+        <w:pStyle w:val="Heading3"/>
+      </w:pPr>
+      <w:r>
         <w:t>Retrieval answer guidance</w:t>
       </w:r>
     </w:p>
@@ -267,116 +559,6 @@
       </w:pPr>
       <w:r>
         <w:t>Input, Process, Output</w:t>
-      </w:r>
-    </w:p>
-    <w:p>
-      <w:pPr>
-        <w:spacing w:line="336" w:lineRule="auto" w:after="180"/>
-      </w:pPr>
-      <w:r>
-        <w:rPr>
-          <w:b w:val="0"/>
-        </w:rPr>
-        <w:t xml:space="preserve">Without opening the old lesson, explain one key idea from </w:t>
-      </w:r>
-      <w:r>
-        <w:rPr>
-          <w:b/>
-        </w:rPr>
-        <w:t>Input</w:t>
-      </w:r>
-      <w:r>
-        <w:rPr>
-          <w:b w:val="0"/>
-        </w:rPr>
-        <w:t xml:space="preserve">, </w:t>
-      </w:r>
-      <w:r>
-        <w:rPr>
-          <w:b/>
-        </w:rPr>
-        <w:t>Process</w:t>
-      </w:r>
-      <w:r>
-        <w:rPr>
-          <w:b w:val="0"/>
-        </w:rPr>
-        <w:t xml:space="preserve">, </w:t>
-      </w:r>
-      <w:r>
-        <w:rPr>
-          <w:b/>
-        </w:rPr>
-        <w:t>Output</w:t>
-      </w:r>
-      <w:r>
-        <w:rPr>
-          <w:b w:val="0"/>
-        </w:rPr>
-        <w:t>. Give an example and a mistake that the idea helps you avoid.</w:t>
-      </w:r>
-    </w:p>
-    <w:p>
-      <w:pPr>
-        <w:spacing w:line="336" w:lineRule="auto" w:after="180"/>
-      </w:pPr>
-      <w:r>
-        <w:rPr>
-          <w:b w:val="0"/>
-        </w:rPr>
-        <w:t>Look for: Trace information through a system without confusing information with a physical action</w:t>
-      </w:r>
-    </w:p>
-    <w:p>
-      <w:pPr>
-        <w:spacing w:line="336" w:lineRule="auto" w:after="180"/>
-      </w:pPr>
-      <w:r>
-        <w:rPr>
-          <w:b w:val="0"/>
-        </w:rPr>
-        <w:t xml:space="preserve">Reference example, not the only acceptable wording: </w:t>
-      </w:r>
-      <w:r>
-        <w:rPr>
-          <w:b/>
-        </w:rPr>
-        <w:t>Input</w:t>
-      </w:r>
-      <w:r>
-        <w:rPr>
-          <w:b w:val="0"/>
-        </w:rPr>
-        <w:t xml:space="preserve"> includes both request fields and all three catalogue records. The </w:t>
-      </w:r>
-      <w:r>
-        <w:rPr>
-          <w:b/>
-        </w:rPr>
-        <w:t>process</w:t>
-      </w:r>
-      <w:r>
-        <w:rPr>
-          <w:b w:val="0"/>
-        </w:rPr>
-        <w:t xml:space="preserve"> checks science AND pages&lt;=120.</w:t>
-      </w:r>
-    </w:p>
-    <w:p>
-      <w:pPr>
-        <w:spacing w:line="336" w:lineRule="auto" w:after="180"/>
-      </w:pPr>
-      <w:r>
-        <w:rPr>
-          <w:b/>
-        </w:rPr>
-        <w:t>Output</w:t>
-      </w:r>
-      <w:r>
-        <w:rPr>
-          <w:b w:val="0"/>
-        </w:rPr>
-        <w:t xml:space="preserve"> contains A only; B fails the length condition and C fails the genre condition. Listing A does not establish that a copy was reserved.</w:t>
       </w:r>
     </w:p>
     <w:p>
@@ -639,6 +821,11 @@
       </w:r>
     </w:p>
     <w:p>
+      <w:r>
+        <w:t>This compact option is not the full-week schedule. Use the main teaching cycle and allow extra sessions for the investigation, independent work and project.</w:t>
+      </w:r>
+    </w:p>
+    <w:p>
       <w:pPr>
         <w:spacing w:line="336" w:lineRule="auto" w:after="180"/>
       </w:pPr>
@@ -646,52 +833,97 @@
         <w:rPr>
           <w:b w:val="0"/>
         </w:rPr>
-        <w:t xml:space="preserve">Use the supplied scenario, student illustrations and blank paper. For numeric work, offer counters or a calculator after learners show the setup. Fictional records are supplied; personal </w:t>
+        <w:t>Allow 80 minutes: recall 8; explanation 12; worked demonstration 15; guided practice 20; independent assessment 15; project and reflection 10. Extend the lab into a second session when needed.</w:t>
+      </w:r>
+    </w:p>
+    <w:p>
+      <w:pPr>
+        <w:pStyle w:val="Heading3"/>
+      </w:pPr>
+      <w:r>
+        <w:t>Preparation for the connected explanation</w:t>
+      </w:r>
+    </w:p>
+    <w:p>
+      <w:pPr>
+        <w:pStyle w:val="Heading3"/>
+      </w:pPr>
+      <w:r>
+        <w:t>Readiness answer</w:t>
+      </w:r>
+    </w:p>
+    <w:p>
+      <w:pPr>
+        <w:pStyle w:val="Heading3"/>
+      </w:pPr>
+      <w:r>
+        <w:t>End goal for the pictorial case</w:t>
+      </w:r>
+    </w:p>
+    <w:p>
+      <w:pPr>
+        <w:spacing w:line="336" w:lineRule="auto" w:after="180"/>
+      </w:pPr>
+      <w:r>
+        <w:rPr>
+          <w:b w:val="0"/>
+        </w:rPr>
+        <w:t>This added worked case illustrates the week’s main idea. Retain all original and connected topics; schedule its practice within the teaching cycle.</w:t>
+      </w:r>
+    </w:p>
+    <w:p>
+      <w:pPr>
+        <w:pStyle w:val="Heading1"/>
+      </w:pPr>
+      <w:r>
+        <w:t>02. Teach measurement before interpretation</w:t>
+      </w:r>
+    </w:p>
+    <w:p>
+      <w:r>
+        <w:t>Tie every conclusion to the quantity, recorded value, conditions and comparison evidence.</w:t>
+      </w:r>
+    </w:p>
+    <w:p>
+      <w:pPr>
+        <w:pStyle w:val="Heading2"/>
+      </w:pPr>
+      <w:r>
+        <w:t>Begin with the number 24</w:t>
+      </w:r>
+    </w:p>
+    <w:p>
+      <w:pPr>
+        <w:spacing w:line="336" w:lineRule="auto" w:after="180"/>
+      </w:pPr>
+      <w:r>
+        <w:rPr>
+          <w:b w:val="0"/>
+        </w:rPr>
+        <w:t xml:space="preserve">A garden display shows 24. Is that warm? We cannot interpret the number until we know what was measured and the </w:t>
       </w:r>
       <w:r>
         <w:rPr>
           <w:b/>
         </w:rPr>
-        <w:t>data</w:t>
-      </w:r>
-      <w:r>
-        <w:rPr>
-          <w:b w:val="0"/>
-        </w:rPr>
-        <w:t xml:space="preserve"> and paid accounts are unnecessary.</w:t>
-      </w:r>
-    </w:p>
-    <w:p>
-      <w:pPr>
-        <w:pStyle w:val="Heading3"/>
-      </w:pPr>
-      <w:r>
-        <w:t>Alternative compact allocation</w:t>
-      </w:r>
-    </w:p>
-    <w:p>
-      <w:r>
-        <w:t>This compact option is not the full-week schedule. Use the main teaching cycle and allow extra sessions for the investigation, independent work and project.</w:t>
+        <w:t>unit</w:t>
+      </w:r>
+      <w:r>
+        <w:rPr>
+          <w:b w:val="0"/>
+        </w:rPr>
+        <w:t>.</w:t>
       </w:r>
     </w:p>
     <w:p>
       <w:pPr>
         <w:spacing w:line="336" w:lineRule="auto" w:after="180"/>
-        <w:shd w:fill="F1F6F8"/>
-      </w:pPr>
-      <w:r>
-        <w:rPr>
-          <w:b w:val="0"/>
-        </w:rPr>
-        <w:t>Allow 80 minutes: recall 8; explanation 12; worked demonstration 15; guided practice 20; independent assessment 15; project and reflection 10. Extend the lab into a second session when needed.</w:t>
-      </w:r>
-    </w:p>
-    <w:p>
-      <w:pPr>
-        <w:pStyle w:val="Heading3"/>
-      </w:pPr>
-      <w:r>
-        <w:t>Preparation for the connected explanation</w:t>
+      </w:pPr>
+      <w:r>
+        <w:rPr>
+          <w:b w:val="0"/>
+        </w:rPr>
+        <w:t>It might mean 24 degrees Celsius, 24 percent soil moisture according to a particular device, or 24 hours since watering. The screen alone does not supply the missing meaning.</w:t>
       </w:r>
     </w:p>
     <w:p>
@@ -702,7 +934,7 @@
         <w:rPr>
           <w:b w:val="0"/>
         </w:rPr>
-        <w:t xml:space="preserve">Separate physical quantity, recorded </w:t>
+        <w:t xml:space="preserve">A useful </w:t>
       </w:r>
       <w:r>
         <w:rPr>
@@ -714,7 +946,19 @@
         <w:rPr>
           <w:b w:val="0"/>
         </w:rPr>
-        <w:t xml:space="preserve"> and interpretation throughout. No hardware is required. Avoid describing every difference as error or every repeated value as accuracy.</w:t>
+        <w:t xml:space="preserve"> record names the quantity, value, </w:t>
+      </w:r>
+      <w:r>
+        <w:rPr>
+          <w:b/>
+        </w:rPr>
+        <w:t>unit</w:t>
+      </w:r>
+      <w:r>
+        <w:rPr>
+          <w:b w:val="0"/>
+        </w:rPr>
+        <w:t>, time and relevant conditions. For air temperature, the location and exposure matter: a device in direct sunshine may warm differently from one in shade.</w:t>
       </w:r>
     </w:p>
     <w:p>
@@ -725,39 +969,212 @@
         <w:rPr>
           <w:b w:val="0"/>
         </w:rPr>
-        <w:t xml:space="preserve">Consistent disagreement is a finding; deciding which device is accurate requires additional reference </w:t>
-      </w:r>
+        <w:t>Record the conditions rather than assuming that every nearby device measured the same situation.</w:t>
+      </w:r>
+    </w:p>
+    <w:p>
+      <w:pPr>
+        <w:spacing w:line="336" w:lineRule="auto" w:after="180"/>
+      </w:pPr>
       <w:r>
         <w:rPr>
           <w:b/>
         </w:rPr>
-        <w:t>evidence</w:t>
-      </w:r>
-      <w:r>
-        <w:rPr>
-          <w:b w:val="0"/>
-        </w:rPr>
-        <w:t xml:space="preserve">. Keep </w:t>
+        <w:t>Measurement</w:t>
+      </w:r>
+      <w:r>
+        <w:rPr>
+          <w:b w:val="0"/>
+        </w:rPr>
+        <w:t xml:space="preserve"> is a way of representing part of the physical world. It does not capture everything about that world.</w:t>
+      </w:r>
+    </w:p>
+    <w:p>
+      <w:pPr>
+        <w:spacing w:line="336" w:lineRule="auto" w:after="180"/>
+      </w:pPr>
+      <w:r>
+        <w:rPr>
+          <w:b w:val="0"/>
+        </w:rPr>
+        <w:t>One air-temperature reading does not tell us how dry the roots are, whether a plant is diseased or whether watering is permitted.</w:t>
+      </w:r>
+    </w:p>
+    <w:p>
+      <w:pPr>
+        <w:pStyle w:val="Heading2"/>
+      </w:pPr>
+      <w:r>
+        <w:t>Separate sensing, rule and decision</w:t>
+      </w:r>
+    </w:p>
+    <w:p>
+      <w:pPr>
+        <w:spacing w:line="336" w:lineRule="auto" w:after="180"/>
+      </w:pPr>
+      <w:r>
+        <w:rPr>
+          <w:b w:val="0"/>
+        </w:rPr>
+        <w:t xml:space="preserve">The </w:t>
       </w:r>
       <w:r>
         <w:rPr>
           <w:b/>
         </w:rPr>
+        <w:t>sensor</w:t>
+      </w:r>
+      <w:r>
+        <w:rPr>
+          <w:b w:val="0"/>
+        </w:rPr>
+        <w:t xml:space="preserve"> responds to a physical quantity. Electronics convert the response into a recorded value. A later program can compare the value with a threshold.</w:t>
+      </w:r>
+    </w:p>
+    <w:p>
+      <w:pPr>
+        <w:spacing w:line="336" w:lineRule="auto" w:after="180"/>
+      </w:pPr>
+      <w:r>
+        <w:rPr>
+          <w:b w:val="0"/>
+        </w:rPr>
+        <w:t xml:space="preserve">Nothing about this path requires us to claim that the </w:t>
+      </w:r>
+      <w:r>
+        <w:rPr>
+          <w:b/>
+        </w:rPr>
+        <w:t>sensor</w:t>
+      </w:r>
+      <w:r>
+        <w:rPr>
+          <w:b w:val="0"/>
+        </w:rPr>
+        <w:t xml:space="preserve"> understands plant health.</w:t>
+      </w:r>
+    </w:p>
+    <w:p>
+      <w:pPr>
+        <w:spacing w:line="336" w:lineRule="auto" w:after="180"/>
+      </w:pPr>
+      <w:r>
+        <w:rPr>
+          <w:b w:val="0"/>
+        </w:rPr>
+        <w:t>The rule uses exceeds 28, so a reading of exactly 28 does not trigger it. At 29 it does.</w:t>
+      </w:r>
+    </w:p>
+    <w:p>
+      <w:pPr>
+        <w:spacing w:line="336" w:lineRule="auto" w:after="180"/>
+      </w:pPr>
+      <w:r>
+        <w:rPr>
+          <w:b w:val="0"/>
+        </w:rPr>
+        <w:t xml:space="preserve">This boundary is a property of the </w:t>
+      </w:r>
+      <w:r>
+        <w:rPr>
+          <w:b/>
+        </w:rPr>
+        <w:t>written rule</w:t>
+      </w:r>
+      <w:r>
+        <w:rPr>
+          <w:b w:val="0"/>
+        </w:rPr>
+        <w:t>; it is separate from the question of whether the measuring device is accurate enough for the intended purpose.</w:t>
+      </w:r>
+    </w:p>
+    <w:p>
+      <w:pPr>
+        <w:spacing w:line="336" w:lineRule="auto" w:after="180"/>
+      </w:pPr>
+      <w:r>
+        <w:rPr>
+          <w:b w:val="0"/>
+        </w:rPr>
+        <w:t xml:space="preserve">UNDER THE HOOD A </w:t>
+      </w:r>
+      <w:r>
+        <w:rPr>
+          <w:b/>
+        </w:rPr>
+        <w:t>sensor</w:t>
+      </w:r>
+      <w:r>
+        <w:rPr>
+          <w:b w:val="0"/>
+        </w:rPr>
+        <w:t xml:space="preserve"> is a transducer: it converts a physical quantity into a </w:t>
+      </w:r>
+      <w:r>
+        <w:rPr>
+          <w:b/>
+        </w:rPr>
+        <w:t>signal</w:t>
+      </w:r>
+      <w:r>
+        <w:rPr>
+          <w:b w:val="0"/>
+        </w:rPr>
+        <w:t xml:space="preserve"> a computing system can represent. Sensing and interpretation are separate. A camera measures light; an image model may later infer a label.</w:t>
+      </w:r>
+    </w:p>
+    <w:p>
+      <w:pPr>
+        <w:pStyle w:val="Heading2"/>
+      </w:pPr>
+      <w:r>
+        <w:t>Model the light-sensor comparison</w:t>
+      </w:r>
+    </w:p>
+    <w:p>
+      <w:pPr>
+        <w:spacing w:line="336" w:lineRule="auto" w:after="180"/>
+      </w:pPr>
+      <w:r>
+        <w:rPr>
+          <w:b w:val="0"/>
+        </w:rPr>
+        <w:t xml:space="preserve">Two fictional light </w:t>
+      </w:r>
+      <w:r>
+        <w:rPr>
+          <w:b/>
+        </w:rPr>
+        <w:t>sensor</w:t>
+      </w:r>
+      <w:r>
+        <w:rPr>
+          <w:b w:val="0"/>
+        </w:rPr>
+        <w:t>s disagree in a classroom. Compare them fairly rather than declaring one broken.</w:t>
+      </w:r>
+    </w:p>
+    <w:p>
+      <w:pPr>
+        <w:spacing w:line="336" w:lineRule="auto" w:after="180"/>
+      </w:pPr>
+      <w:r>
+        <w:rPr>
+          <w:b w:val="0"/>
+        </w:rPr>
+        <w:t xml:space="preserve">On the same shelf, simultaneous readings are A: 40,50,60 and B: 45,55,65 in declared toy light </w:t>
+      </w:r>
+      <w:r>
+        <w:rPr>
+          <w:b/>
+        </w:rPr>
         <w:t>unit</w:t>
       </w:r>
       <w:r>
         <w:rPr>
           <w:b w:val="0"/>
         </w:rPr>
-        <w:t>s visible in both speech and written work.</w:t>
-      </w:r>
-    </w:p>
-    <w:p>
-      <w:pPr>
-        <w:pStyle w:val="Heading3"/>
-      </w:pPr>
-      <w:r>
-        <w:t>Readiness answer</w:t>
+        <w:t>s.</w:t>
       </w:r>
     </w:p>
     <w:p>
@@ -768,7 +1185,79 @@
         <w:rPr>
           <w:b w:val="0"/>
         </w:rPr>
-        <w:t>No. A maximum of 26 degrees C could occur at noon or at 3 pm. The retained number does not preserve time.</w:t>
+        <w:t>Neither device has been compared with a trusted reference.</w:t>
+      </w:r>
+    </w:p>
+    <w:p>
+      <w:r>
+        <w:drawing>
+          <wp:inline xmlns:a="http://schemas.openxmlformats.org/drawingml/2006/main" xmlns:pic="http://schemas.openxmlformats.org/drawingml/2006/picture">
+            <wp:extent cx="5486400" cy="3617976"/>
+            <wp:docPr id="1" name="Picture 1" descr="Simultaneous light readings. Time 1: Sensor A = 40, Sensor B = 45, B minus A = 5. Time 2: Sensor A = 50, Sensor B = 55, B minus A = 5. Time 3: Sensor A = 60, Sensor B = 65, B minus A = 5."/>
+            <wp:cNvGraphicFramePr>
+              <a:graphicFrameLocks noChangeAspect="1"/>
+            </wp:cNvGraphicFramePr>
+            <a:graphic>
+              <a:graphicData uri="http://schemas.openxmlformats.org/drawingml/2006/picture">
+                <pic:pic>
+                  <pic:nvPicPr>
+                    <pic:cNvPr id="0" name="academy-story-ai-1-3-03.png"/>
+                    <pic:cNvPicPr/>
+                  </pic:nvPicPr>
+                  <pic:blipFill>
+                    <a:blip r:embed="rId9"/>
+                    <a:stretch>
+                      <a:fillRect/>
+                    </a:stretch>
+                  </pic:blipFill>
+                  <pic:spPr>
+                    <a:xfrm>
+                      <a:off x="0" y="0"/>
+                      <a:ext cx="5486400" cy="3617976"/>
+                    </a:xfrm>
+                    <a:prstGeom prst="rect"/>
+                  </pic:spPr>
+                </pic:pic>
+              </a:graphicData>
+            </a:graphic>
+          </wp:inline>
+        </w:drawing>
+      </w:r>
+    </w:p>
+    <w:p>
+      <w:r>
+        <w:drawing>
+          <wp:inline xmlns:a="http://schemas.openxmlformats.org/drawingml/2006/main" xmlns:pic="http://schemas.openxmlformats.org/drawingml/2006/picture">
+            <wp:extent cx="5486400" cy="4005072"/>
+            <wp:docPr id="2" name="Picture 2" descr="Same shelf: Place both devices together and allow them to settle. → Paired readings: Record three matching times: (40,45), (50,55), (60,65). → Compare gaps: B minus A is 5, 5 and 5 units. → Check a reference: A trusted reference is needed to decide which reading is closer."/>
+            <wp:cNvGraphicFramePr>
+              <a:graphicFrameLocks noChangeAspect="1"/>
+            </wp:cNvGraphicFramePr>
+            <a:graphic>
+              <a:graphicData uri="http://schemas.openxmlformats.org/drawingml/2006/picture">
+                <pic:pic>
+                  <pic:nvPicPr>
+                    <pic:cNvPr id="0" name="academy-story-ai-1-3-02.png"/>
+                    <pic:cNvPicPr/>
+                  </pic:nvPicPr>
+                  <pic:blipFill>
+                    <a:blip r:embed="rId10"/>
+                    <a:stretch>
+                      <a:fillRect/>
+                    </a:stretch>
+                  </pic:blipFill>
+                  <pic:spPr>
+                    <a:xfrm>
+                      <a:off x="0" y="0"/>
+                      <a:ext cx="5486400" cy="4005072"/>
+                    </a:xfrm>
+                    <a:prstGeom prst="rect"/>
+                  </pic:spPr>
+                </pic:pic>
+              </a:graphicData>
+            </a:graphic>
+          </wp:inline>
+        </w:drawing>
       </w:r>
     </w:p>
     <w:p>
@@ -779,7 +1268,7 @@
         <w:rPr>
           <w:b w:val="0"/>
         </w:rPr>
-        <w:t>The paired-temperature table and two paper device labels</w:t>
+        <w:t>A repeated difference of 5 supports investigating an offset between devices. Matching time and location removes two obvious comparison problems. It does not show which device is correct: both could have errors.</w:t>
       </w:r>
     </w:p>
     <w:p>
@@ -790,7 +1279,47 @@
         <w:rPr>
           <w:b w:val="0"/>
         </w:rPr>
-        <w:t>A sketch of a classroom with a window, shaded wall, speaker and door</w:t>
+        <w:t>Preserve paired readings instead of adjusting them silently.</w:t>
+      </w:r>
+    </w:p>
+    <w:p>
+      <w:pPr>
+        <w:pStyle w:val="Heading2"/>
+      </w:pPr>
+      <w:r>
+        <w:t>Move only one sensor</w:t>
+      </w:r>
+    </w:p>
+    <w:p>
+      <w:pPr>
+        <w:pStyle w:val="ListNumber"/>
+      </w:pPr>
+      <w:r>
+        <w:t>Change: Move only B into brighter light.</w:t>
+      </w:r>
+    </w:p>
+    <w:p>
+      <w:pPr>
+        <w:pStyle w:val="ListNumber"/>
+      </w:pPr>
+      <w:r>
+        <w:t>Prediction: The next gap could change for reasons other than a difference in device accuracy.</w:t>
+      </w:r>
+    </w:p>
+    <w:p>
+      <w:pPr>
+        <w:pStyle w:val="ListNumber"/>
+      </w:pPr>
+      <w:r>
+        <w:t>Reason: The comparison now changes location as well as device; there is no supplied reading from the new location.</w:t>
+      </w:r>
+    </w:p>
+    <w:p>
+      <w:pPr>
+        <w:pStyle w:val="Heading2"/>
+      </w:pPr>
+      <w:r>
+        <w:t>Limit the conclusion</w:t>
       </w:r>
     </w:p>
     <w:p>
@@ -801,1153 +1330,15 @@
         <w:rPr>
           <w:b w:val="0"/>
         </w:rPr>
-        <w:t xml:space="preserve">Optional ordinary room thermometers used according to school procedures; paper </w:t>
-      </w:r>
-      <w:r>
-        <w:rPr>
-          <w:b/>
-        </w:rPr>
-        <w:t>data</w:t>
-      </w:r>
-      <w:r>
-        <w:rPr>
-          <w:b w:val="0"/>
-        </w:rPr>
-        <w:t xml:space="preserve"> is sufficient</w:t>
-      </w:r>
-    </w:p>
-    <w:p>
-      <w:pPr>
-        <w:pStyle w:val="Heading3"/>
-      </w:pPr>
-      <w:r>
-        <w:t>End goal for the pictorial case</w:t>
-      </w:r>
-    </w:p>
-    <w:p>
-      <w:pPr>
-        <w:spacing w:line="336" w:lineRule="auto" w:after="180"/>
-      </w:pPr>
-      <w:r>
-        <w:rPr>
-          <w:b w:val="0"/>
-        </w:rPr>
-        <w:t xml:space="preserve">By the end, I can compare </w:t>
-      </w:r>
-      <w:r>
-        <w:rPr>
-          <w:b/>
-        </w:rPr>
-        <w:t>sensor</w:t>
-      </w:r>
-      <w:r>
-        <w:rPr>
-          <w:b w:val="0"/>
-        </w:rPr>
-        <w:t xml:space="preserve"> readings while controlling where and when they are measured.</w:t>
-      </w:r>
-    </w:p>
-    <w:p>
-      <w:pPr>
-        <w:spacing w:line="336" w:lineRule="auto" w:after="180"/>
-      </w:pPr>
-      <w:r>
-        <w:rPr>
-          <w:b w:val="0"/>
-        </w:rPr>
-        <w:t>This added worked case illustrates the week’s main idea. Retain all original and connected topics; schedule its practice within the teaching cycle.</w:t>
-      </w:r>
-    </w:p>
-    <w:p>
-      <w:pPr>
-        <w:pStyle w:val="Heading1"/>
-      </w:pPr>
-      <w:r>
-        <w:t>02. Explain the mechanism</w:t>
-      </w:r>
-    </w:p>
-    <w:p>
-      <w:r>
-        <w:t>Model Sensors Are Messengers using the supplied case, labelled mechanism and reasoning. Make the scope of each conclusion explicit.</w:t>
-      </w:r>
-    </w:p>
-    <w:p>
-      <w:pPr>
-        <w:spacing w:line="336" w:lineRule="auto" w:after="180"/>
-      </w:pPr>
-      <w:r>
-        <w:rPr>
-          <w:b w:val="0"/>
-        </w:rPr>
-        <w:t>Follow the information instead of imagining magic inside the machine.</w:t>
-      </w:r>
-    </w:p>
-    <w:p>
-      <w:pPr>
-        <w:pStyle w:val="Heading3"/>
-      </w:pPr>
-      <w:r>
-        <w:t>1. Input — information entering</w:t>
-      </w:r>
-    </w:p>
-    <w:p>
-      <w:pPr>
-        <w:spacing w:line="336" w:lineRule="auto" w:after="180"/>
-        <w:shd w:fill="F4F9FC"/>
-      </w:pPr>
-      <w:r>
-        <w:rPr>
-          <w:b/>
-        </w:rPr>
-        <w:t>INPUT</w:t>
-      </w:r>
-      <w:r>
-        <w:rPr>
-          <w:b w:val="0"/>
-        </w:rPr>
-        <w:t xml:space="preserve"> light, sound, or heat from the environment</w:t>
-      </w:r>
-    </w:p>
-    <w:p>
-      <w:pPr>
-        <w:pStyle w:val="Heading3"/>
-      </w:pPr>
-      <w:r>
-        <w:t>2. Process — the deciding step</w:t>
-      </w:r>
-    </w:p>
-    <w:p>
-      <w:pPr>
-        <w:spacing w:line="336" w:lineRule="auto" w:after="180"/>
-        <w:shd w:fill="F4F9FC"/>
-      </w:pPr>
-      <w:r>
-        <w:rPr>
-          <w:b/>
-        </w:rPr>
-        <w:t>PROCESS</w:t>
-      </w:r>
-      <w:r>
-        <w:rPr>
-          <w:b w:val="0"/>
-        </w:rPr>
-        <w:t xml:space="preserve"> a </w:t>
-      </w:r>
-      <w:r>
-        <w:rPr>
-          <w:b/>
-        </w:rPr>
-        <w:t>sensor</w:t>
-      </w:r>
-      <w:r>
-        <w:rPr>
-          <w:b w:val="0"/>
-        </w:rPr>
-        <w:t xml:space="preserve"> converts the </w:t>
-      </w:r>
-      <w:r>
-        <w:rPr>
-          <w:b/>
-        </w:rPr>
-        <w:t>signal</w:t>
-      </w:r>
-      <w:r>
-        <w:rPr>
-          <w:b w:val="0"/>
-        </w:rPr>
-        <w:t xml:space="preserve"> into recorded values</w:t>
-      </w:r>
-    </w:p>
-    <w:p>
-      <w:pPr>
-        <w:pStyle w:val="Heading3"/>
-      </w:pPr>
-      <w:r>
-        <w:t>3. Output — the result</w:t>
-      </w:r>
-    </w:p>
-    <w:p>
-      <w:pPr>
-        <w:spacing w:line="336" w:lineRule="auto" w:after="180"/>
-        <w:shd w:fill="F4F9FC"/>
-      </w:pPr>
-      <w:r>
-        <w:rPr>
-          <w:b/>
-        </w:rPr>
-        <w:t>OUTPUT</w:t>
-      </w:r>
-      <w:r>
-        <w:rPr>
-          <w:b w:val="0"/>
-        </w:rPr>
-        <w:t xml:space="preserve"> numbers or pixel/sound </w:t>
-      </w:r>
-      <w:r>
-        <w:rPr>
-          <w:b/>
-        </w:rPr>
-        <w:t>data</w:t>
-      </w:r>
-      <w:r>
-        <w:rPr>
-          <w:b w:val="0"/>
-        </w:rPr>
-        <w:t xml:space="preserve"> sent to a later </w:t>
-      </w:r>
-      <w:r>
-        <w:rPr>
-          <w:b/>
-        </w:rPr>
-        <w:t>process</w:t>
-      </w:r>
-    </w:p>
-    <w:p>
-      <w:pPr>
-        <w:pStyle w:val="Heading3"/>
-      </w:pPr>
-      <w:r>
-        <w:t>Key idea</w:t>
-      </w:r>
-    </w:p>
-    <w:p>
-      <w:pPr>
-        <w:spacing w:line="336" w:lineRule="auto" w:after="180"/>
-        <w:shd w:fill="EDF7F3"/>
-      </w:pPr>
-      <w:r>
-        <w:rPr>
-          <w:b w:val="0"/>
-        </w:rPr>
-        <w:t xml:space="preserve">CORE IDEA </w:t>
-      </w:r>
-      <w:r>
-        <w:rPr>
-          <w:b/>
-        </w:rPr>
-        <w:t>Sensor</w:t>
-      </w:r>
-      <w:r>
-        <w:rPr>
-          <w:b w:val="0"/>
-        </w:rPr>
-        <w:t xml:space="preserve">s measure </w:t>
-      </w:r>
-      <w:r>
-        <w:rPr>
-          <w:b/>
-        </w:rPr>
-        <w:t>signal</w:t>
-      </w:r>
-      <w:r>
-        <w:rPr>
-          <w:b w:val="0"/>
-        </w:rPr>
-        <w:t xml:space="preserve">s; later </w:t>
-      </w:r>
-      <w:r>
-        <w:rPr>
-          <w:b/>
-        </w:rPr>
-        <w:t>process</w:t>
-      </w:r>
-      <w:r>
-        <w:rPr>
-          <w:b w:val="0"/>
-        </w:rPr>
-        <w:t xml:space="preserve">ing gives those </w:t>
-      </w:r>
-      <w:r>
-        <w:rPr>
-          <w:b/>
-        </w:rPr>
-        <w:t>signal</w:t>
-      </w:r>
-      <w:r>
-        <w:rPr>
-          <w:b w:val="0"/>
-        </w:rPr>
-        <w:t>s meaning.</w:t>
-      </w:r>
-    </w:p>
-    <w:p>
-      <w:pPr>
-        <w:pStyle w:val="Heading3"/>
-      </w:pPr>
-      <w:r>
-        <w:t>How the mechanism works</w:t>
-      </w:r>
-    </w:p>
-    <w:p>
-      <w:pPr>
-        <w:spacing w:line="336" w:lineRule="auto" w:after="180"/>
-        <w:shd w:fill="F1F6F8"/>
-      </w:pPr>
-      <w:r>
-        <w:rPr>
-          <w:b w:val="0"/>
-        </w:rPr>
-        <w:t xml:space="preserve">UNDER THE HOOD A </w:t>
-      </w:r>
-      <w:r>
-        <w:rPr>
-          <w:b/>
-        </w:rPr>
-        <w:t>sensor</w:t>
-      </w:r>
-      <w:r>
-        <w:rPr>
-          <w:b w:val="0"/>
-        </w:rPr>
-        <w:t xml:space="preserve"> is a transducer: it converts a physical quantity into a </w:t>
-      </w:r>
-      <w:r>
-        <w:rPr>
-          <w:b/>
-        </w:rPr>
-        <w:t>signal</w:t>
-      </w:r>
-      <w:r>
-        <w:rPr>
-          <w:b w:val="0"/>
-        </w:rPr>
-        <w:t xml:space="preserve"> a computing system can represent. Sensing and interpretation are separate. A camera measures light; an image model may later infer a label.</w:t>
-      </w:r>
-    </w:p>
-    <w:p>
-      <w:pPr>
-        <w:spacing w:line="336" w:lineRule="auto" w:after="180"/>
-      </w:pPr>
-      <w:r>
-        <w:rPr>
-          <w:b w:val="0"/>
-        </w:rPr>
-        <w:t>Draw a fresh example with all three stages:</w:t>
-      </w:r>
-    </w:p>
-    <w:p>
-      <w:pPr>
-        <w:spacing w:line="336" w:lineRule="auto" w:after="180"/>
-      </w:pPr>
-      <w:r>
-        <w:rPr>
-          <w:b w:val="0"/>
-        </w:rPr>
-        <w:t xml:space="preserve">Every step connects a claim to observable </w:t>
-      </w:r>
-      <w:r>
-        <w:rPr>
-          <w:b/>
-        </w:rPr>
-        <w:t>evidence</w:t>
-      </w:r>
-      <w:r>
-        <w:rPr>
-          <w:b w:val="0"/>
-        </w:rPr>
-        <w:t>.</w:t>
-      </w:r>
-    </w:p>
-    <w:p>
-      <w:pPr>
-        <w:pStyle w:val="Heading3"/>
-      </w:pPr>
-      <w:r>
-        <w:t>The case to investigate</w:t>
-      </w:r>
-    </w:p>
-    <w:p>
-      <w:pPr>
-        <w:spacing w:line="336" w:lineRule="auto" w:after="180"/>
-        <w:shd w:fill="F1F6FC"/>
-      </w:pPr>
-      <w:r>
-        <w:rPr>
-          <w:b w:val="0"/>
-        </w:rPr>
-        <w:t xml:space="preserve">CASE A classroom weather station measures light, sound, and temperature but does not decide what those </w:t>
-      </w:r>
-      <w:r>
-        <w:rPr>
-          <w:b/>
-        </w:rPr>
-        <w:t>measurement</w:t>
-      </w:r>
-      <w:r>
-        <w:rPr>
-          <w:b w:val="0"/>
-        </w:rPr>
-        <w:t>s mean.</w:t>
-      </w:r>
-    </w:p>
-    <w:p>
-      <w:pPr>
-        <w:pStyle w:val="Heading3"/>
-      </w:pPr>
-      <w:r>
-        <w:t>Step 1</w:t>
-      </w:r>
-    </w:p>
-    <w:p>
-      <w:pPr>
-        <w:spacing w:line="336" w:lineRule="auto" w:after="180"/>
-        <w:shd w:fill="F4F9FC"/>
-      </w:pPr>
-      <w:r>
-        <w:rPr>
-          <w:b w:val="0"/>
-        </w:rPr>
-        <w:t>STEP 1 — OBSERVE light, sound, or heat from the environment</w:t>
-      </w:r>
-    </w:p>
-    <w:p>
-      <w:pPr>
-        <w:pStyle w:val="Heading3"/>
-      </w:pPr>
-      <w:r>
-        <w:t>Step 2</w:t>
-      </w:r>
-    </w:p>
-    <w:p>
-      <w:pPr>
-        <w:spacing w:line="336" w:lineRule="auto" w:after="180"/>
-        <w:shd w:fill="F4F9FC"/>
-      </w:pPr>
-      <w:r>
-        <w:rPr>
-          <w:b w:val="0"/>
-        </w:rPr>
-        <w:t xml:space="preserve">STEP 2 — TRACE a </w:t>
-      </w:r>
-      <w:r>
-        <w:rPr>
-          <w:b/>
-        </w:rPr>
-        <w:t>sensor</w:t>
-      </w:r>
-      <w:r>
-        <w:rPr>
-          <w:b w:val="0"/>
-        </w:rPr>
-        <w:t xml:space="preserve"> converts the </w:t>
-      </w:r>
-      <w:r>
-        <w:rPr>
-          <w:b/>
-        </w:rPr>
-        <w:t>signal</w:t>
-      </w:r>
-      <w:r>
-        <w:rPr>
-          <w:b w:val="0"/>
-        </w:rPr>
-        <w:t xml:space="preserve"> into recorded values</w:t>
-      </w:r>
-    </w:p>
-    <w:p>
-      <w:pPr>
-        <w:pStyle w:val="Heading3"/>
-      </w:pPr>
-      <w:r>
-        <w:t>Step 3</w:t>
-      </w:r>
-    </w:p>
-    <w:p>
-      <w:pPr>
-        <w:spacing w:line="336" w:lineRule="auto" w:after="180"/>
-        <w:shd w:fill="F4F9FC"/>
-      </w:pPr>
-      <w:r>
-        <w:rPr>
-          <w:b w:val="0"/>
-        </w:rPr>
-        <w:t xml:space="preserve">STEP 3 — CONCLUDE numbers or pixel/sound </w:t>
-      </w:r>
-      <w:r>
-        <w:rPr>
-          <w:b/>
-        </w:rPr>
-        <w:t>data</w:t>
-      </w:r>
-      <w:r>
-        <w:rPr>
-          <w:b w:val="0"/>
-        </w:rPr>
-        <w:t xml:space="preserve"> sent to a later </w:t>
-      </w:r>
-      <w:r>
-        <w:rPr>
-          <w:b/>
-        </w:rPr>
-        <w:t>process</w:t>
-      </w:r>
-    </w:p>
-    <w:p>
-      <w:pPr>
-        <w:pStyle w:val="Heading3"/>
-      </w:pPr>
-      <w:r>
-        <w:t>Model answer</w:t>
-      </w:r>
-    </w:p>
-    <w:p>
-      <w:pPr>
-        <w:spacing w:line="336" w:lineRule="auto" w:after="180"/>
-        <w:shd w:fill="F1F6FC"/>
-      </w:pPr>
-      <w:r>
-        <w:rPr>
-          <w:b w:val="0"/>
-        </w:rPr>
-        <w:t xml:space="preserve">MODEL REASONING 820 could be a light </w:t>
-      </w:r>
-      <w:r>
-        <w:rPr>
-          <w:b/>
-        </w:rPr>
-        <w:t>measurement</w:t>
-      </w:r>
-      <w:r>
-        <w:rPr>
-          <w:b w:val="0"/>
-        </w:rPr>
-        <w:t xml:space="preserve">, 24 C comes from a temperature </w:t>
-      </w:r>
-      <w:r>
-        <w:rPr>
-          <w:b/>
-        </w:rPr>
-        <w:t>sensor</w:t>
-      </w:r>
-      <w:r>
-        <w:rPr>
-          <w:b w:val="0"/>
-        </w:rPr>
-        <w:t>, and changing sound values come from a microphone.</w:t>
-      </w:r>
-    </w:p>
-    <w:p>
-      <w:pPr>
-        <w:spacing w:line="336" w:lineRule="auto" w:after="180"/>
-        <w:shd w:fill="F1F6FC"/>
-      </w:pPr>
-      <w:r>
-        <w:rPr>
-          <w:b w:val="0"/>
-        </w:rPr>
-        <w:t xml:space="preserve">The numbers alone do not prove whether the plant needs water or whether a voice was present; later </w:t>
-      </w:r>
-      <w:r>
-        <w:rPr>
-          <w:b/>
-        </w:rPr>
-        <w:t>process</w:t>
-      </w:r>
-      <w:r>
-        <w:rPr>
-          <w:b w:val="0"/>
-        </w:rPr>
-        <w:t>ing must interpret them.</w:t>
-      </w:r>
-    </w:p>
-    <w:p>
-      <w:pPr>
-        <w:pStyle w:val="Heading3"/>
-      </w:pPr>
-      <w:r>
-        <w:t>A claim to avoid</w:t>
-      </w:r>
-    </w:p>
-    <w:p>
-      <w:pPr>
-        <w:spacing w:line="336" w:lineRule="auto" w:after="180"/>
-        <w:shd w:fill="FFF5E6"/>
-      </w:pPr>
-      <w:r>
-        <w:rPr>
-          <w:b w:val="0"/>
-        </w:rPr>
-        <w:t xml:space="preserve">DO NOT OVERCLAIM Do not say a </w:t>
-      </w:r>
-      <w:r>
-        <w:rPr>
-          <w:b/>
-        </w:rPr>
-        <w:t>sensor</w:t>
-      </w:r>
-      <w:r>
-        <w:rPr>
-          <w:b w:val="0"/>
-        </w:rPr>
-        <w:t xml:space="preserve"> sees, hears, or understands. It measures and sends a representation.</w:t>
-      </w:r>
-    </w:p>
-    <w:p>
-      <w:pPr>
-        <w:spacing w:line="336" w:lineRule="auto" w:after="180"/>
-        <w:shd w:fill="F5F1FB"/>
-      </w:pPr>
-      <w:r>
-        <w:rPr>
-          <w:b w:val="0"/>
-        </w:rPr>
-        <w:t xml:space="preserve">What new </w:t>
-      </w:r>
-      <w:r>
-        <w:rPr>
-          <w:b/>
-        </w:rPr>
-        <w:t>evidence</w:t>
-      </w:r>
-      <w:r>
-        <w:rPr>
-          <w:b w:val="0"/>
-        </w:rPr>
-        <w:t xml:space="preserve"> could change this answer?</w:t>
-      </w:r>
-    </w:p>
-    <w:p>
-      <w:pPr>
-        <w:pStyle w:val="Heading3"/>
-      </w:pPr>
-      <w:r>
-        <w:t>Concrete teaching case</w:t>
-      </w:r>
-    </w:p>
-    <w:p>
-      <w:pPr>
-        <w:pStyle w:val="Heading3"/>
-      </w:pPr>
-      <w:r>
-        <w:t>The teaching case</w:t>
-      </w:r>
-    </w:p>
-    <w:p>
-      <w:pPr>
-        <w:spacing w:line="336" w:lineRule="auto" w:after="180"/>
-        <w:shd w:fill="F1F6FC"/>
-      </w:pPr>
-      <w:r>
-        <w:rPr>
-          <w:b w:val="0"/>
-        </w:rPr>
-        <w:t xml:space="preserve">A light </w:t>
-      </w:r>
-      <w:r>
-        <w:rPr>
-          <w:b/>
-        </w:rPr>
-        <w:t>sensor</w:t>
-      </w:r>
-      <w:r>
-        <w:rPr>
-          <w:b w:val="0"/>
-        </w:rPr>
-        <w:t xml:space="preserve"> reads 15 in a cupboard and 90 near a window. A microphone records a clap.</w:t>
-      </w:r>
-    </w:p>
-    <w:p>
-      <w:pPr>
-        <w:spacing w:line="336" w:lineRule="auto" w:after="180"/>
-        <w:shd w:fill="F5F1FB"/>
-      </w:pPr>
-      <w:r>
-        <w:rPr>
-          <w:b w:val="0"/>
-        </w:rPr>
-        <w:t xml:space="preserve">Which measures a light-related </w:t>
-      </w:r>
-      <w:r>
-        <w:rPr>
-          <w:b/>
-        </w:rPr>
-        <w:t>signal</w:t>
-      </w:r>
-      <w:r>
-        <w:rPr>
-          <w:b w:val="0"/>
-        </w:rPr>
-        <w:t>? Can either directly measure happiness?</w:t>
-      </w:r>
-    </w:p>
-    <w:p>
-      <w:pPr>
-        <w:pStyle w:val="Heading3"/>
-      </w:pPr>
-      <w:r>
-        <w:t>Exact explanation to model</w:t>
-      </w:r>
-    </w:p>
-    <w:p>
-      <w:pPr>
-        <w:pStyle w:val="Heading3"/>
-      </w:pPr>
-      <w:r>
-        <w:t>Why the result follows</w:t>
-      </w:r>
-    </w:p>
-    <w:p>
-      <w:pPr>
-        <w:spacing w:line="336" w:lineRule="auto" w:after="180"/>
-        <w:shd w:fill="F1F6FC"/>
-      </w:pPr>
-      <w:r>
-        <w:rPr>
-          <w:b w:val="0"/>
-        </w:rPr>
-        <w:t xml:space="preserve">The light </w:t>
-      </w:r>
-      <w:r>
-        <w:rPr>
-          <w:b/>
-        </w:rPr>
-        <w:t>sensor</w:t>
-      </w:r>
-      <w:r>
-        <w:rPr>
-          <w:b w:val="0"/>
-        </w:rPr>
-        <w:t xml:space="preserve"> measures light; the microphone measures sound. Neither directly measures feelings. </w:t>
-      </w:r>
-      <w:r>
-        <w:rPr>
-          <w:b/>
-        </w:rPr>
-        <w:t>Unit</w:t>
-      </w:r>
-      <w:r>
-        <w:rPr>
-          <w:b w:val="0"/>
-        </w:rPr>
-        <w:t xml:space="preserve">s and </w:t>
-      </w:r>
-      <w:r>
-        <w:rPr>
-          <w:b/>
-        </w:rPr>
-        <w:t>calibration</w:t>
-      </w:r>
-      <w:r>
-        <w:rPr>
-          <w:b w:val="0"/>
-        </w:rPr>
-        <w:t xml:space="preserve"> matter when comparing devices.</w:t>
-      </w:r>
-    </w:p>
-    <w:p>
-      <w:pPr>
-        <w:pStyle w:val="Heading3"/>
-      </w:pPr>
-      <w:r>
-        <w:t>Explain the added worked example</w:t>
-      </w:r>
-    </w:p>
-    <w:p>
-      <w:pPr>
-        <w:pStyle w:val="Heading3"/>
-      </w:pPr>
-      <w:r>
-        <w:t>Explain the added worked example · 1</w:t>
-      </w:r>
-    </w:p>
-    <w:p>
-      <w:pPr>
-        <w:spacing w:line="336" w:lineRule="auto" w:after="180"/>
-      </w:pPr>
-      <w:r>
-        <w:rPr>
-          <w:b w:val="0"/>
-        </w:rPr>
-        <w:t xml:space="preserve">A garden display shows 24. Is that warm? We cannot interpret the number until we know what was measured and the </w:t>
-      </w:r>
-      <w:r>
-        <w:rPr>
-          <w:b/>
-        </w:rPr>
-        <w:t>unit</w:t>
-      </w:r>
-      <w:r>
-        <w:rPr>
-          <w:b w:val="0"/>
-        </w:rPr>
-        <w:t>.</w:t>
-      </w:r>
-    </w:p>
-    <w:p>
-      <w:pPr>
-        <w:spacing w:line="336" w:lineRule="auto" w:after="180"/>
-      </w:pPr>
-      <w:r>
-        <w:rPr>
-          <w:b w:val="0"/>
-        </w:rPr>
-        <w:t>It might mean 24 degrees Celsius, 24 percent soil moisture according to a particular device, or 24 hours since watering. The screen alone does not supply the missing meaning.</w:t>
-      </w:r>
-    </w:p>
-    <w:p>
-      <w:pPr>
-        <w:pStyle w:val="Heading3"/>
-      </w:pPr>
-      <w:r>
-        <w:t>Explain the added worked example · 2</w:t>
-      </w:r>
-    </w:p>
-    <w:p>
-      <w:pPr>
-        <w:spacing w:line="336" w:lineRule="auto" w:after="180"/>
-      </w:pPr>
-      <w:r>
-        <w:rPr>
-          <w:b w:val="0"/>
-        </w:rPr>
-        <w:t xml:space="preserve">A useful </w:t>
-      </w:r>
-      <w:r>
-        <w:rPr>
-          <w:b/>
-        </w:rPr>
-        <w:t>measurement</w:t>
-      </w:r>
-      <w:r>
-        <w:rPr>
-          <w:b w:val="0"/>
-        </w:rPr>
-        <w:t xml:space="preserve"> record names the quantity, value, </w:t>
-      </w:r>
-      <w:r>
-        <w:rPr>
-          <w:b/>
-        </w:rPr>
-        <w:t>unit</w:t>
-      </w:r>
-      <w:r>
-        <w:rPr>
-          <w:b w:val="0"/>
-        </w:rPr>
-        <w:t>, time and relevant conditions. For air temperature, the location and exposure matter: a device in direct sunshine may warm differently from one in shade.</w:t>
-      </w:r>
-    </w:p>
-    <w:p>
-      <w:pPr>
-        <w:spacing w:line="336" w:lineRule="auto" w:after="180"/>
-      </w:pPr>
-      <w:r>
-        <w:rPr>
-          <w:b w:val="0"/>
-        </w:rPr>
-        <w:t>Record the conditions rather than assuming that every nearby device measured the same situation.</w:t>
-      </w:r>
-    </w:p>
-    <w:p>
-      <w:pPr>
-        <w:spacing w:line="336" w:lineRule="auto" w:after="180"/>
-      </w:pPr>
-      <w:r>
-        <w:rPr>
-          <w:b/>
-        </w:rPr>
-        <w:t>Measurement</w:t>
-      </w:r>
-      <w:r>
-        <w:rPr>
-          <w:b w:val="0"/>
-        </w:rPr>
-        <w:t xml:space="preserve"> is a way of representing part of the physical world. It does not capture everything about that world.</w:t>
-      </w:r>
-    </w:p>
-    <w:p>
-      <w:pPr>
-        <w:spacing w:line="336" w:lineRule="auto" w:after="180"/>
-      </w:pPr>
-      <w:r>
-        <w:rPr>
-          <w:b w:val="0"/>
-        </w:rPr>
-        <w:t>One air-temperature reading does not tell us how dry the roots are, whether a plant is diseased or whether watering is permitted.</w:t>
-      </w:r>
-    </w:p>
-    <w:p>
-      <w:pPr>
-        <w:spacing w:line="336" w:lineRule="auto" w:after="180"/>
-      </w:pPr>
-      <w:r>
-        <w:rPr>
-          <w:b w:val="0"/>
-        </w:rPr>
-        <w:t xml:space="preserve">The </w:t>
-      </w:r>
-      <w:r>
-        <w:rPr>
-          <w:b/>
-        </w:rPr>
-        <w:t>sensor</w:t>
-      </w:r>
-      <w:r>
-        <w:rPr>
-          <w:b w:val="0"/>
-        </w:rPr>
-        <w:t xml:space="preserve"> responds to a physical quantity. Electronics convert the response into a recorded value. A later program can compare the value with a threshold.</w:t>
-      </w:r>
-    </w:p>
-    <w:p>
-      <w:pPr>
-        <w:spacing w:line="336" w:lineRule="auto" w:after="180"/>
-      </w:pPr>
-      <w:r>
-        <w:rPr>
-          <w:b w:val="0"/>
-        </w:rPr>
-        <w:t xml:space="preserve">Nothing about this path requires us to claim that the </w:t>
-      </w:r>
-      <w:r>
-        <w:rPr>
-          <w:b/>
-        </w:rPr>
-        <w:t>sensor</w:t>
-      </w:r>
-      <w:r>
-        <w:rPr>
-          <w:b w:val="0"/>
-        </w:rPr>
-        <w:t xml:space="preserve"> understands plant health.</w:t>
-      </w:r>
-    </w:p>
-    <w:p>
-      <w:pPr>
-        <w:spacing w:line="336" w:lineRule="auto" w:after="180"/>
-      </w:pPr>
-      <w:r>
-        <w:rPr>
-          <w:b w:val="0"/>
-        </w:rPr>
-        <w:t>The rule uses exceeds 28, so a reading of exactly 28 does not trigger it. At 29 it does.</w:t>
-      </w:r>
-    </w:p>
-    <w:p>
-      <w:pPr>
-        <w:spacing w:line="336" w:lineRule="auto" w:after="180"/>
-      </w:pPr>
-      <w:r>
-        <w:rPr>
-          <w:b w:val="0"/>
-        </w:rPr>
-        <w:t xml:space="preserve">This boundary is a property of the </w:t>
-      </w:r>
-      <w:r>
-        <w:rPr>
-          <w:b/>
-        </w:rPr>
-        <w:t>written rule</w:t>
-      </w:r>
-      <w:r>
-        <w:rPr>
-          <w:b w:val="0"/>
-        </w:rPr>
-        <w:t>; it is separate from the question of whether the measuring device is accurate enough for the intended purpose.</w:t>
-      </w:r>
-    </w:p>
-    <w:p>
-      <w:pPr>
-        <w:pStyle w:val="Heading3"/>
-      </w:pPr>
-      <w:r>
-        <w:t>Key terms</w:t>
-      </w:r>
-    </w:p>
-    <w:tbl>
-      <w:tblPr>
-        <w:tblStyle w:val="LightShading-Accent1"/>
-        <w:tblW w:type="auto" w:w="0"/>
-        <w:tblLook w:firstColumn="1" w:firstRow="1" w:lastColumn="0" w:lastRow="0" w:noHBand="0" w:noVBand="1" w:val="04A0"/>
-      </w:tblPr>
-      <w:tblGrid>
-        <w:gridCol w:w="5112"/>
-        <w:gridCol w:w="5112"/>
-      </w:tblGrid>
-      <w:tr>
-        <w:trPr>
-          <w:tblHeader/>
-        </w:trPr>
-        <w:tc>
-          <w:tcPr>
-            <w:tcW w:type="dxa" w:w="5112"/>
-          </w:tcPr>
-          <w:p>
-            <w:r>
-              <w:t>Term</w:t>
-            </w:r>
-          </w:p>
-        </w:tc>
-        <w:tc>
-          <w:tcPr>
-            <w:tcW w:type="dxa" w:w="5112"/>
-          </w:tcPr>
-          <w:p>
-            <w:r>
-              <w:t>Meaning</w:t>
-            </w:r>
-          </w:p>
-        </w:tc>
-      </w:tr>
-      <w:tr>
-        <w:tc>
-          <w:tcPr>
-            <w:tcW w:type="dxa" w:w="5112"/>
-          </w:tcPr>
-          <w:p>
-            <w:r>
-              <w:t>Sensor</w:t>
-            </w:r>
-          </w:p>
-        </w:tc>
-        <w:tc>
-          <w:tcPr>
-            <w:tcW w:type="dxa" w:w="5112"/>
-          </w:tcPr>
-          <w:p>
-            <w:r>
-              <w:t>A device that responds to a physical quantity and helps turn it into a signal</w:t>
-            </w:r>
-          </w:p>
-        </w:tc>
-      </w:tr>
-      <w:tr>
-        <w:tc>
-          <w:tcPr>
-            <w:tcW w:type="dxa" w:w="5112"/>
-          </w:tcPr>
-          <w:p>
-            <w:r>
-              <w:t>Measurement</w:t>
-            </w:r>
-          </w:p>
-        </w:tc>
-        <w:tc>
-          <w:tcPr>
-            <w:tcW w:type="dxa" w:w="5112"/>
-          </w:tcPr>
-          <w:p>
-            <w:r>
-              <w:t>A value obtained by comparing a quantity with a scale or standard</w:t>
-            </w:r>
-          </w:p>
-        </w:tc>
-      </w:tr>
-      <w:tr>
-        <w:tc>
-          <w:tcPr>
-            <w:tcW w:type="dxa" w:w="5112"/>
-          </w:tcPr>
-          <w:p>
-            <w:r>
-              <w:t>Unit</w:t>
-            </w:r>
-          </w:p>
-        </w:tc>
-        <w:tc>
-          <w:tcPr>
-            <w:tcW w:type="dxa" w:w="5112"/>
-          </w:tcPr>
-          <w:p>
-            <w:r>
-              <w:t>An agreed amount used to express a quantity, such as a second or a degree Celsius</w:t>
-            </w:r>
-          </w:p>
-        </w:tc>
-      </w:tr>
-      <w:tr>
-        <w:tc>
-          <w:tcPr>
-            <w:tcW w:type="dxa" w:w="5112"/>
-          </w:tcPr>
-          <w:p>
-            <w:r>
-              <w:t>Variation</w:t>
-            </w:r>
-          </w:p>
-        </w:tc>
-        <w:tc>
-          <w:tcPr>
-            <w:tcW w:type="dxa" w:w="5112"/>
-          </w:tcPr>
-          <w:p>
-            <w:r>
-              <w:t>Differences among readings or observations</w:t>
-            </w:r>
-          </w:p>
-        </w:tc>
-      </w:tr>
-      <w:tr>
-        <w:tc>
-          <w:tcPr>
-            <w:tcW w:type="dxa" w:w="5112"/>
-          </w:tcPr>
-          <w:p>
-            <w:r>
-              <w:t>Calibration</w:t>
-            </w:r>
-          </w:p>
-        </w:tc>
-        <w:tc>
-          <w:tcPr>
-            <w:tcW w:type="dxa" w:w="5112"/>
-          </w:tcPr>
-          <w:p>
-            <w:r>
-              <w:t>Checking and, when appropriate, adjusting a measuring system against a reference</w:t>
-            </w:r>
-          </w:p>
-        </w:tc>
-      </w:tr>
-    </w:tbl>
-    <w:p>
-      <w:pPr>
-        <w:pStyle w:val="Heading3"/>
-      </w:pPr>
-      <w:r>
-        <w:t>Model the reasoning aloud</w:t>
-      </w:r>
-    </w:p>
-    <w:p>
-      <w:pPr>
-        <w:spacing w:line="336" w:lineRule="auto" w:after="180"/>
-      </w:pPr>
-      <w:r>
-        <w:rPr>
-          <w:b w:val="0"/>
-        </w:rPr>
-        <w:t xml:space="preserve">Use the complete worked example below before asking learners to complete W2. Reveal a small part, invite a </w:t>
-      </w:r>
-      <w:r>
-        <w:rPr>
-          <w:b/>
-        </w:rPr>
-        <w:t>prediction</w:t>
-      </w:r>
-      <w:r>
-        <w:rPr>
-          <w:b w:val="0"/>
-        </w:rPr>
-        <w:t>, then explain the deciding step.</w:t>
-      </w:r>
-    </w:p>
-    <w:p>
-      <w:pPr>
-        <w:spacing w:line="336" w:lineRule="auto" w:after="180"/>
-      </w:pPr>
-      <w:r>
-        <w:rPr>
-          <w:b w:val="0"/>
-        </w:rPr>
-        <w:t>These teacher notes contain solutions; do not reveal the independent case answer during modelling.</w:t>
-      </w:r>
-    </w:p>
-    <w:p>
-      <w:pPr>
-        <w:pStyle w:val="Heading3"/>
-      </w:pPr>
-      <w:r>
-        <w:t>Model the reasoning aloud · 3</w:t>
+        <w:t>Three pairs do not prove an offset holds at every light level, nor identify the accurate device.</w:t>
+      </w:r>
+    </w:p>
+    <w:p>
+      <w:pPr>
+        <w:pStyle w:val="Heading2"/>
+      </w:pPr>
+      <w:r>
+        <w:t>Extend to temperature devices</w:t>
       </w:r>
     </w:p>
     <w:p>
@@ -2170,49 +1561,267 @@
     </w:tbl>
     <w:p>
       <w:pPr>
+        <w:spacing w:line="336" w:lineRule="auto" w:after="180"/>
+      </w:pPr>
+      <w:r>
+        <w:rPr>
+          <w:b w:val="0"/>
+        </w:rPr>
+        <w:t>We cannot conclude from agreement patterns alone that A is correct and B is wrong. A suitable checked reference can help investigate.</w:t>
+      </w:r>
+    </w:p>
+    <w:p>
+      <w:pPr>
+        <w:spacing w:line="336" w:lineRule="auto" w:after="180"/>
+      </w:pPr>
+      <w:r>
+        <w:rPr>
+          <w:b w:val="0"/>
+        </w:rPr>
+        <w:t>We also need to consider whether the devices have different response times, resolutions or placement. Three comparisons in one room do not prove performance in every temperature range.</w:t>
+      </w:r>
+    </w:p>
+    <w:p>
+      <w:pPr>
+        <w:spacing w:line="336" w:lineRule="auto" w:after="180"/>
+      </w:pPr>
+      <w:r>
+        <w:rPr>
+          <w:b/>
+        </w:rPr>
+        <w:t>Calibration</w:t>
+      </w:r>
+      <w:r>
+        <w:rPr>
+          <w:b w:val="0"/>
+        </w:rPr>
+        <w:t xml:space="preserve"> is a reference check, sometimes followed by an adjustment. Do not simply subtract 2 from every future B reading because these three pairs happened to differ by 2.</w:t>
+      </w:r>
+    </w:p>
+    <w:p>
+      <w:pPr>
+        <w:spacing w:line="336" w:lineRule="auto" w:after="180"/>
+      </w:pPr>
+      <w:r>
+        <w:rPr>
+          <w:b w:val="0"/>
+        </w:rPr>
+        <w:t>A correction needs support over the conditions where it will be used.</w:t>
+      </w:r>
+    </w:p>
+    <w:p>
+      <w:pPr>
+        <w:pStyle w:val="Heading2"/>
+      </w:pPr>
+      <w:r>
+        <w:t>Use the visual deliberately</w:t>
+      </w:r>
+    </w:p>
+    <w:p>
+      <w:pPr>
+        <w:spacing w:line="336" w:lineRule="auto" w:after="180"/>
+      </w:pPr>
+      <w:r>
+        <w:rPr>
+          <w:b w:val="0"/>
+        </w:rPr>
+        <w:t>Use the diagram and verbal explanation together. Ask learners to match a sentence to a specific visual step; do not assign learners fixed visual or auditory learning styles.</w:t>
+      </w:r>
+    </w:p>
+    <w:p>
+      <w:pPr>
+        <w:spacing w:line="336" w:lineRule="auto" w:after="180"/>
+      </w:pPr>
+      <w:r>
+        <w:rPr>
+          <w:b w:val="0"/>
+        </w:rPr>
+        <w:t xml:space="preserve">Cover the result. Ask learners to name the </w:t>
+      </w:r>
+      <w:r>
+        <w:rPr>
+          <w:b/>
+        </w:rPr>
+        <w:t>input</w:t>
+      </w:r>
+      <w:r>
+        <w:rPr>
+          <w:b w:val="0"/>
+        </w:rPr>
+        <w:t xml:space="preserve">s and predict the next step. Uncover one step, connect the icon to the actual procedure, and explain its </w:t>
+      </w:r>
+      <w:r>
+        <w:rPr>
+          <w:b/>
+        </w:rPr>
+        <w:t>evidence</w:t>
+      </w:r>
+      <w:r>
+        <w:rPr>
+          <w:b w:val="0"/>
+        </w:rPr>
+        <w:t>. Then change the supplied condition and compare.</w:t>
+      </w:r>
+    </w:p>
+    <w:p>
+      <w:pPr>
+        <w:spacing w:line="336" w:lineRule="auto" w:after="180"/>
+      </w:pPr>
+      <w:r>
+        <w:rPr>
+          <w:b w:val="0"/>
+        </w:rPr>
+        <w:t>The picture is a representation; it does not document execution of a real AI model.</w:t>
+      </w:r>
+    </w:p>
+    <w:p>
+      <w:pPr>
+        <w:pStyle w:val="Heading2"/>
+      </w:pPr>
+      <w:r>
+        <w:t>Earlier wording, alternative practice and picture transcripts · reference / check after trying</w:t>
+      </w:r>
+    </w:p>
+    <w:p>
+      <w:pPr>
+        <w:spacing w:line="336" w:lineRule="auto" w:after="180"/>
+      </w:pPr>
+      <w:r>
+        <w:rPr>
+          <w:b w:val="0"/>
+        </w:rPr>
+        <w:t>Explain the mechanism</w:t>
+      </w:r>
+    </w:p>
+    <w:p>
+      <w:pPr>
+        <w:spacing w:line="336" w:lineRule="auto" w:after="180"/>
+      </w:pPr>
+      <w:r>
+        <w:rPr>
+          <w:b w:val="0"/>
+        </w:rPr>
+        <w:t>Follow the information instead of imagining magic inside the machine.</w:t>
+      </w:r>
+    </w:p>
+    <w:p>
+      <w:pPr>
         <w:pStyle w:val="Heading3"/>
       </w:pPr>
       <w:r>
-        <w:t>Model the reasoning aloud · 4</w:t>
+        <w:t>1. Input — information entering</w:t>
       </w:r>
     </w:p>
     <w:p>
       <w:pPr>
         <w:spacing w:line="336" w:lineRule="auto" w:after="180"/>
-      </w:pPr>
-      <w:r>
-        <w:rPr>
-          <w:b w:val="0"/>
-        </w:rPr>
-        <w:t>We cannot conclude from agreement patterns alone that A is correct and B is wrong. A suitable checked reference can help investigate.</w:t>
+        <w:shd w:fill="F4F9FC"/>
+      </w:pPr>
+      <w:r>
+        <w:rPr>
+          <w:b/>
+        </w:rPr>
+        <w:t>INPUT</w:t>
+      </w:r>
+      <w:r>
+        <w:rPr>
+          <w:b w:val="0"/>
+        </w:rPr>
+        <w:t xml:space="preserve"> light, sound, or heat from the environment</w:t>
+      </w:r>
+    </w:p>
+    <w:p>
+      <w:pPr>
+        <w:pStyle w:val="Heading3"/>
+      </w:pPr>
+      <w:r>
+        <w:t>2. Process — the deciding step</w:t>
       </w:r>
     </w:p>
     <w:p>
       <w:pPr>
         <w:spacing w:line="336" w:lineRule="auto" w:after="180"/>
-      </w:pPr>
-      <w:r>
-        <w:rPr>
-          <w:b w:val="0"/>
-        </w:rPr>
-        <w:t>We also need to consider whether the devices have different response times, resolutions or placement. Three comparisons in one room do not prove performance in every temperature range.</w:t>
+        <w:shd w:fill="F4F9FC"/>
+      </w:pPr>
+      <w:r>
+        <w:rPr>
+          <w:b/>
+        </w:rPr>
+        <w:t>PROCESS</w:t>
+      </w:r>
+      <w:r>
+        <w:rPr>
+          <w:b w:val="0"/>
+        </w:rPr>
+        <w:t xml:space="preserve"> a </w:t>
+      </w:r>
+      <w:r>
+        <w:rPr>
+          <w:b/>
+        </w:rPr>
+        <w:t>sensor</w:t>
+      </w:r>
+      <w:r>
+        <w:rPr>
+          <w:b w:val="0"/>
+        </w:rPr>
+        <w:t xml:space="preserve"> converts the </w:t>
+      </w:r>
+      <w:r>
+        <w:rPr>
+          <w:b/>
+        </w:rPr>
+        <w:t>signal</w:t>
+      </w:r>
+      <w:r>
+        <w:rPr>
+          <w:b w:val="0"/>
+        </w:rPr>
+        <w:t xml:space="preserve"> into recorded values</w:t>
+      </w:r>
+    </w:p>
+    <w:p>
+      <w:pPr>
+        <w:pStyle w:val="Heading3"/>
+      </w:pPr>
+      <w:r>
+        <w:t>3. Output — the result</w:t>
       </w:r>
     </w:p>
     <w:p>
       <w:pPr>
         <w:spacing w:line="336" w:lineRule="auto" w:after="180"/>
+        <w:shd w:fill="F4F9FC"/>
       </w:pPr>
       <w:r>
         <w:rPr>
           <w:b/>
         </w:rPr>
-        <w:t>Calibration</w:t>
-      </w:r>
-      <w:r>
-        <w:rPr>
-          <w:b w:val="0"/>
-        </w:rPr>
-        <w:t xml:space="preserve"> is a reference check, sometimes followed by an adjustment. Do not simply subtract 2 from every future B reading because these three pairs happened to differ by 2.</w:t>
+        <w:t>OUTPUT</w:t>
+      </w:r>
+      <w:r>
+        <w:rPr>
+          <w:b w:val="0"/>
+        </w:rPr>
+        <w:t xml:space="preserve"> numbers or pixel/sound </w:t>
+      </w:r>
+      <w:r>
+        <w:rPr>
+          <w:b/>
+        </w:rPr>
+        <w:t>data</w:t>
+      </w:r>
+      <w:r>
+        <w:rPr>
+          <w:b w:val="0"/>
+        </w:rPr>
+        <w:t xml:space="preserve"> sent to a later </w:t>
+      </w:r>
+      <w:r>
+        <w:rPr>
+          <w:b/>
+        </w:rPr>
+        <w:t>process</w:t>
       </w:r>
     </w:p>
     <w:p>
@@ -2223,7 +1832,604 @@
         <w:rPr>
           <w:b w:val="0"/>
         </w:rPr>
-        <w:t>A correction needs support over the conditions where it will be used.</w:t>
+        <w:t xml:space="preserve">CORE IDEA </w:t>
+      </w:r>
+      <w:r>
+        <w:rPr>
+          <w:b/>
+        </w:rPr>
+        <w:t>Sensor</w:t>
+      </w:r>
+      <w:r>
+        <w:rPr>
+          <w:b w:val="0"/>
+        </w:rPr>
+        <w:t xml:space="preserve">s measure </w:t>
+      </w:r>
+      <w:r>
+        <w:rPr>
+          <w:b/>
+        </w:rPr>
+        <w:t>signal</w:t>
+      </w:r>
+      <w:r>
+        <w:rPr>
+          <w:b w:val="0"/>
+        </w:rPr>
+        <w:t xml:space="preserve">s; later </w:t>
+      </w:r>
+      <w:r>
+        <w:rPr>
+          <w:b/>
+        </w:rPr>
+        <w:t>process</w:t>
+      </w:r>
+      <w:r>
+        <w:rPr>
+          <w:b w:val="0"/>
+        </w:rPr>
+        <w:t xml:space="preserve">ing gives those </w:t>
+      </w:r>
+      <w:r>
+        <w:rPr>
+          <w:b/>
+        </w:rPr>
+        <w:t>signal</w:t>
+      </w:r>
+      <w:r>
+        <w:rPr>
+          <w:b w:val="0"/>
+        </w:rPr>
+        <w:t>s meaning.</w:t>
+      </w:r>
+    </w:p>
+    <w:p>
+      <w:pPr>
+        <w:spacing w:line="336" w:lineRule="auto" w:after="180"/>
+      </w:pPr>
+      <w:r>
+        <w:rPr>
+          <w:b w:val="0"/>
+        </w:rPr>
+        <w:t>Draw a fresh example with all three stages:</w:t>
+      </w:r>
+    </w:p>
+    <w:p>
+      <w:pPr>
+        <w:spacing w:line="336" w:lineRule="auto" w:after="180"/>
+      </w:pPr>
+      <w:r>
+        <w:rPr>
+          <w:b w:val="0"/>
+        </w:rPr>
+        <w:t xml:space="preserve">Every step connects a claim to observable </w:t>
+      </w:r>
+      <w:r>
+        <w:rPr>
+          <w:b/>
+        </w:rPr>
+        <w:t>evidence</w:t>
+      </w:r>
+      <w:r>
+        <w:rPr>
+          <w:b w:val="0"/>
+        </w:rPr>
+        <w:t>.</w:t>
+      </w:r>
+    </w:p>
+    <w:p>
+      <w:pPr>
+        <w:spacing w:line="336" w:lineRule="auto" w:after="180"/>
+      </w:pPr>
+      <w:r>
+        <w:rPr>
+          <w:b w:val="0"/>
+        </w:rPr>
+        <w:t xml:space="preserve">CASE A classroom weather station measures light, sound, and temperature but does not decide what those </w:t>
+      </w:r>
+      <w:r>
+        <w:rPr>
+          <w:b/>
+        </w:rPr>
+        <w:t>measurement</w:t>
+      </w:r>
+      <w:r>
+        <w:rPr>
+          <w:b w:val="0"/>
+        </w:rPr>
+        <w:t>s mean.</w:t>
+      </w:r>
+    </w:p>
+    <w:p>
+      <w:pPr>
+        <w:spacing w:line="336" w:lineRule="auto" w:after="180"/>
+      </w:pPr>
+      <w:r>
+        <w:rPr>
+          <w:b w:val="0"/>
+        </w:rPr>
+        <w:t>STEP 1 — OBSERVE light, sound, or heat from the environment</w:t>
+      </w:r>
+    </w:p>
+    <w:p>
+      <w:pPr>
+        <w:spacing w:line="336" w:lineRule="auto" w:after="180"/>
+      </w:pPr>
+      <w:r>
+        <w:rPr>
+          <w:b w:val="0"/>
+        </w:rPr>
+        <w:t xml:space="preserve">STEP 2 — TRACE a </w:t>
+      </w:r>
+      <w:r>
+        <w:rPr>
+          <w:b/>
+        </w:rPr>
+        <w:t>sensor</w:t>
+      </w:r>
+      <w:r>
+        <w:rPr>
+          <w:b w:val="0"/>
+        </w:rPr>
+        <w:t xml:space="preserve"> converts the </w:t>
+      </w:r>
+      <w:r>
+        <w:rPr>
+          <w:b/>
+        </w:rPr>
+        <w:t>signal</w:t>
+      </w:r>
+      <w:r>
+        <w:rPr>
+          <w:b w:val="0"/>
+        </w:rPr>
+        <w:t xml:space="preserve"> into recorded values</w:t>
+      </w:r>
+    </w:p>
+    <w:p>
+      <w:pPr>
+        <w:spacing w:line="336" w:lineRule="auto" w:after="180"/>
+      </w:pPr>
+      <w:r>
+        <w:rPr>
+          <w:b w:val="0"/>
+        </w:rPr>
+        <w:t xml:space="preserve">STEP 3 — CONCLUDE numbers or pixel/sound </w:t>
+      </w:r>
+      <w:r>
+        <w:rPr>
+          <w:b/>
+        </w:rPr>
+        <w:t>data</w:t>
+      </w:r>
+      <w:r>
+        <w:rPr>
+          <w:b w:val="0"/>
+        </w:rPr>
+        <w:t xml:space="preserve"> sent to a later </w:t>
+      </w:r>
+      <w:r>
+        <w:rPr>
+          <w:b/>
+        </w:rPr>
+        <w:t>process</w:t>
+      </w:r>
+    </w:p>
+    <w:p>
+      <w:pPr>
+        <w:spacing w:line="336" w:lineRule="auto" w:after="180"/>
+      </w:pPr>
+      <w:r>
+        <w:rPr>
+          <w:b w:val="0"/>
+        </w:rPr>
+        <w:t xml:space="preserve">MODEL REASONING 820 could be a light </w:t>
+      </w:r>
+      <w:r>
+        <w:rPr>
+          <w:b/>
+        </w:rPr>
+        <w:t>measurement</w:t>
+      </w:r>
+      <w:r>
+        <w:rPr>
+          <w:b w:val="0"/>
+        </w:rPr>
+        <w:t xml:space="preserve">, 24 C comes from a temperature </w:t>
+      </w:r>
+      <w:r>
+        <w:rPr>
+          <w:b/>
+        </w:rPr>
+        <w:t>sensor</w:t>
+      </w:r>
+      <w:r>
+        <w:rPr>
+          <w:b w:val="0"/>
+        </w:rPr>
+        <w:t>, and changing sound values come from a microphone.</w:t>
+      </w:r>
+    </w:p>
+    <w:p>
+      <w:pPr>
+        <w:spacing w:line="336" w:lineRule="auto" w:after="180"/>
+      </w:pPr>
+      <w:r>
+        <w:rPr>
+          <w:b w:val="0"/>
+        </w:rPr>
+        <w:t xml:space="preserve">The numbers alone do not prove whether the plant needs water or whether a voice was present; later </w:t>
+      </w:r>
+      <w:r>
+        <w:rPr>
+          <w:b/>
+        </w:rPr>
+        <w:t>process</w:t>
+      </w:r>
+      <w:r>
+        <w:rPr>
+          <w:b w:val="0"/>
+        </w:rPr>
+        <w:t>ing must interpret them.</w:t>
+      </w:r>
+    </w:p>
+    <w:p>
+      <w:pPr>
+        <w:spacing w:line="336" w:lineRule="auto" w:after="180"/>
+      </w:pPr>
+      <w:r>
+        <w:rPr>
+          <w:b w:val="0"/>
+        </w:rPr>
+        <w:t xml:space="preserve">DO NOT OVERCLAIM Do not say a </w:t>
+      </w:r>
+      <w:r>
+        <w:rPr>
+          <w:b/>
+        </w:rPr>
+        <w:t>sensor</w:t>
+      </w:r>
+      <w:r>
+        <w:rPr>
+          <w:b w:val="0"/>
+        </w:rPr>
+        <w:t xml:space="preserve"> sees, hears, or understands. It measures and sends a representation.</w:t>
+      </w:r>
+    </w:p>
+    <w:p>
+      <w:pPr>
+        <w:spacing w:line="336" w:lineRule="auto" w:after="180"/>
+      </w:pPr>
+      <w:r>
+        <w:rPr>
+          <w:b w:val="0"/>
+        </w:rPr>
+        <w:t xml:space="preserve">What new </w:t>
+      </w:r>
+      <w:r>
+        <w:rPr>
+          <w:b/>
+        </w:rPr>
+        <w:t>evidence</w:t>
+      </w:r>
+      <w:r>
+        <w:rPr>
+          <w:b w:val="0"/>
+        </w:rPr>
+        <w:t xml:space="preserve"> could change this answer?</w:t>
+      </w:r>
+    </w:p>
+    <w:p>
+      <w:pPr>
+        <w:pStyle w:val="Heading3"/>
+      </w:pPr>
+      <w:r>
+        <w:t>Concrete teaching case</w:t>
+      </w:r>
+    </w:p>
+    <w:p>
+      <w:pPr>
+        <w:spacing w:line="336" w:lineRule="auto" w:after="180"/>
+      </w:pPr>
+      <w:r>
+        <w:rPr>
+          <w:b w:val="0"/>
+        </w:rPr>
+        <w:t xml:space="preserve">A light </w:t>
+      </w:r>
+      <w:r>
+        <w:rPr>
+          <w:b/>
+        </w:rPr>
+        <w:t>sensor</w:t>
+      </w:r>
+      <w:r>
+        <w:rPr>
+          <w:b w:val="0"/>
+        </w:rPr>
+        <w:t xml:space="preserve"> reads 15 in a cupboard and 90 near a window. A microphone records a clap.</w:t>
+      </w:r>
+    </w:p>
+    <w:p>
+      <w:pPr>
+        <w:spacing w:line="336" w:lineRule="auto" w:after="180"/>
+      </w:pPr>
+      <w:r>
+        <w:rPr>
+          <w:b w:val="0"/>
+        </w:rPr>
+        <w:t xml:space="preserve">Which measures a light-related </w:t>
+      </w:r>
+      <w:r>
+        <w:rPr>
+          <w:b/>
+        </w:rPr>
+        <w:t>signal</w:t>
+      </w:r>
+      <w:r>
+        <w:rPr>
+          <w:b w:val="0"/>
+        </w:rPr>
+        <w:t>? Can either directly measure happiness?</w:t>
+      </w:r>
+    </w:p>
+    <w:p>
+      <w:pPr>
+        <w:pStyle w:val="Heading3"/>
+      </w:pPr>
+      <w:r>
+        <w:t>Exact explanation to model</w:t>
+      </w:r>
+    </w:p>
+    <w:p>
+      <w:pPr>
+        <w:spacing w:line="336" w:lineRule="auto" w:after="180"/>
+      </w:pPr>
+      <w:r>
+        <w:rPr>
+          <w:b w:val="0"/>
+        </w:rPr>
+        <w:t xml:space="preserve">The light </w:t>
+      </w:r>
+      <w:r>
+        <w:rPr>
+          <w:b/>
+        </w:rPr>
+        <w:t>sensor</w:t>
+      </w:r>
+      <w:r>
+        <w:rPr>
+          <w:b w:val="0"/>
+        </w:rPr>
+        <w:t xml:space="preserve"> measures light; the microphone measures sound. Neither directly measures feelings. </w:t>
+      </w:r>
+      <w:r>
+        <w:rPr>
+          <w:b/>
+        </w:rPr>
+        <w:t>Unit</w:t>
+      </w:r>
+      <w:r>
+        <w:rPr>
+          <w:b w:val="0"/>
+        </w:rPr>
+        <w:t xml:space="preserve">s and </w:t>
+      </w:r>
+      <w:r>
+        <w:rPr>
+          <w:b/>
+        </w:rPr>
+        <w:t>calibration</w:t>
+      </w:r>
+      <w:r>
+        <w:rPr>
+          <w:b w:val="0"/>
+        </w:rPr>
+        <w:t xml:space="preserve"> matter when comparing devices.</w:t>
+      </w:r>
+    </w:p>
+    <w:p>
+      <w:pPr>
+        <w:pStyle w:val="Heading3"/>
+      </w:pPr>
+      <w:r>
+        <w:t>Explain the added worked example</w:t>
+      </w:r>
+    </w:p>
+    <w:p>
+      <w:pPr>
+        <w:pStyle w:val="Heading3"/>
+      </w:pPr>
+      <w:r>
+        <w:t>Key terms</w:t>
+      </w:r>
+    </w:p>
+    <w:tbl>
+      <w:tblPr>
+        <w:tblStyle w:val="LightShading-Accent1"/>
+        <w:tblW w:type="auto" w:w="0"/>
+        <w:tblLook w:firstColumn="1" w:firstRow="1" w:lastColumn="0" w:lastRow="0" w:noHBand="0" w:noVBand="1" w:val="04A0"/>
+      </w:tblPr>
+      <w:tblGrid>
+        <w:gridCol w:w="5112"/>
+        <w:gridCol w:w="5112"/>
+      </w:tblGrid>
+      <w:tr>
+        <w:trPr>
+          <w:tblHeader/>
+        </w:trPr>
+        <w:tc>
+          <w:tcPr>
+            <w:tcW w:type="dxa" w:w="5112"/>
+          </w:tcPr>
+          <w:p>
+            <w:r>
+              <w:t>Term</w:t>
+            </w:r>
+          </w:p>
+        </w:tc>
+        <w:tc>
+          <w:tcPr>
+            <w:tcW w:type="dxa" w:w="5112"/>
+          </w:tcPr>
+          <w:p>
+            <w:r>
+              <w:t>Meaning</w:t>
+            </w:r>
+          </w:p>
+        </w:tc>
+      </w:tr>
+      <w:tr>
+        <w:tc>
+          <w:tcPr>
+            <w:tcW w:type="dxa" w:w="5112"/>
+          </w:tcPr>
+          <w:p>
+            <w:r>
+              <w:t>Sensor</w:t>
+            </w:r>
+          </w:p>
+        </w:tc>
+        <w:tc>
+          <w:tcPr>
+            <w:tcW w:type="dxa" w:w="5112"/>
+          </w:tcPr>
+          <w:p>
+            <w:r>
+              <w:t>A device that responds to a physical quantity and helps turn it into a signal</w:t>
+            </w:r>
+          </w:p>
+        </w:tc>
+      </w:tr>
+      <w:tr>
+        <w:tc>
+          <w:tcPr>
+            <w:tcW w:type="dxa" w:w="5112"/>
+          </w:tcPr>
+          <w:p>
+            <w:r>
+              <w:t>Measurement</w:t>
+            </w:r>
+          </w:p>
+        </w:tc>
+        <w:tc>
+          <w:tcPr>
+            <w:tcW w:type="dxa" w:w="5112"/>
+          </w:tcPr>
+          <w:p>
+            <w:r>
+              <w:t>A value obtained by comparing a quantity with a scale or standard</w:t>
+            </w:r>
+          </w:p>
+        </w:tc>
+      </w:tr>
+      <w:tr>
+        <w:tc>
+          <w:tcPr>
+            <w:tcW w:type="dxa" w:w="5112"/>
+          </w:tcPr>
+          <w:p>
+            <w:r>
+              <w:t>Unit</w:t>
+            </w:r>
+          </w:p>
+        </w:tc>
+        <w:tc>
+          <w:tcPr>
+            <w:tcW w:type="dxa" w:w="5112"/>
+          </w:tcPr>
+          <w:p>
+            <w:r>
+              <w:t>An agreed amount used to express a quantity, such as a second or a degree Celsius</w:t>
+            </w:r>
+          </w:p>
+        </w:tc>
+      </w:tr>
+      <w:tr>
+        <w:tc>
+          <w:tcPr>
+            <w:tcW w:type="dxa" w:w="5112"/>
+          </w:tcPr>
+          <w:p>
+            <w:r>
+              <w:t>Variation</w:t>
+            </w:r>
+          </w:p>
+        </w:tc>
+        <w:tc>
+          <w:tcPr>
+            <w:tcW w:type="dxa" w:w="5112"/>
+          </w:tcPr>
+          <w:p>
+            <w:r>
+              <w:t>Differences among readings or observations</w:t>
+            </w:r>
+          </w:p>
+        </w:tc>
+      </w:tr>
+      <w:tr>
+        <w:tc>
+          <w:tcPr>
+            <w:tcW w:type="dxa" w:w="5112"/>
+          </w:tcPr>
+          <w:p>
+            <w:r>
+              <w:t>Calibration</w:t>
+            </w:r>
+          </w:p>
+        </w:tc>
+        <w:tc>
+          <w:tcPr>
+            <w:tcW w:type="dxa" w:w="5112"/>
+          </w:tcPr>
+          <w:p>
+            <w:r>
+              <w:t>Checking and, when appropriate, adjusting a measuring system against a reference</w:t>
+            </w:r>
+          </w:p>
+        </w:tc>
+      </w:tr>
+    </w:tbl>
+    <w:p>
+      <w:pPr>
+        <w:pStyle w:val="Heading3"/>
+      </w:pPr>
+      <w:r>
+        <w:t>Model the reasoning aloud</w:t>
+      </w:r>
+    </w:p>
+    <w:p>
+      <w:pPr>
+        <w:spacing w:line="336" w:lineRule="auto" w:after="180"/>
+      </w:pPr>
+      <w:r>
+        <w:rPr>
+          <w:b w:val="0"/>
+        </w:rPr>
+        <w:t xml:space="preserve">Use the complete worked example below before asking learners to complete W2. Reveal a small part, invite a </w:t>
+      </w:r>
+      <w:r>
+        <w:rPr>
+          <w:b/>
+        </w:rPr>
+        <w:t>prediction</w:t>
+      </w:r>
+      <w:r>
+        <w:rPr>
+          <w:b w:val="0"/>
+        </w:rPr>
+        <w:t>, then explain the deciding step.</w:t>
+      </w:r>
+    </w:p>
+    <w:p>
+      <w:pPr>
+        <w:spacing w:line="336" w:lineRule="auto" w:after="180"/>
+      </w:pPr>
+      <w:r>
+        <w:rPr>
+          <w:b w:val="0"/>
+        </w:rPr>
+        <w:t>These teacher notes contain solutions; do not reveal the independent case answer during modelling.</w:t>
       </w:r>
     </w:p>
     <w:tbl>
@@ -2330,17 +2536,6 @@
     </w:tbl>
     <w:p>
       <w:pPr>
-        <w:spacing w:line="336" w:lineRule="auto" w:after="180"/>
-      </w:pPr>
-      <w:r>
-        <w:rPr>
-          <w:b w:val="0"/>
-        </w:rPr>
-        <w:t>Use the diagram and verbal explanation together. Ask learners to match a sentence to a specific visual step; do not assign learners fixed visual or auditory learning styles.</w:t>
-      </w:r>
-    </w:p>
-    <w:p>
-      <w:pPr>
         <w:pStyle w:val="Heading3"/>
       </w:pPr>
       <w:r>
@@ -2349,85 +2544,10 @@
     </w:p>
     <w:p>
       <w:pPr>
-        <w:spacing w:line="336" w:lineRule="auto" w:after="180"/>
-      </w:pPr>
-      <w:r>
-        <w:rPr>
-          <w:b w:val="0"/>
-        </w:rPr>
-        <w:t xml:space="preserve">Two fictional light </w:t>
-      </w:r>
-      <w:r>
-        <w:rPr>
-          <w:b/>
-        </w:rPr>
-        <w:t>sensor</w:t>
-      </w:r>
-      <w:r>
-        <w:rPr>
-          <w:b w:val="0"/>
-        </w:rPr>
-        <w:t>s disagree in a classroom. Compare them fairly rather than declaring one broken.</w:t>
-      </w:r>
-    </w:p>
-    <w:p>
-      <w:pPr>
         <w:pStyle w:val="Heading3"/>
       </w:pPr>
       <w:r>
         <w:t>The facts we will use</w:t>
-      </w:r>
-    </w:p>
-    <w:p>
-      <w:pPr>
-        <w:pStyle w:val="Heading3"/>
-      </w:pPr>
-      <w:r>
-        <w:t>Supplied facts</w:t>
-      </w:r>
-    </w:p>
-    <w:p>
-      <w:pPr>
-        <w:spacing w:line="336" w:lineRule="auto" w:after="180"/>
-        <w:shd w:fill="F1F6FC"/>
-      </w:pPr>
-      <w:r>
-        <w:rPr>
-          <w:b w:val="0"/>
-        </w:rPr>
-        <w:t xml:space="preserve">On the same shelf, simultaneous readings are A: 40,50,60 and B: 45,55,65 in declared toy light </w:t>
-      </w:r>
-      <w:r>
-        <w:rPr>
-          <w:b/>
-        </w:rPr>
-        <w:t>unit</w:t>
-      </w:r>
-      <w:r>
-        <w:rPr>
-          <w:b w:val="0"/>
-        </w:rPr>
-        <w:t>s.</w:t>
-      </w:r>
-    </w:p>
-    <w:p>
-      <w:pPr>
-        <w:pStyle w:val="Heading3"/>
-      </w:pPr>
-      <w:r>
-        <w:t>Supplied facts</w:t>
-      </w:r>
-    </w:p>
-    <w:p>
-      <w:pPr>
-        <w:spacing w:line="336" w:lineRule="auto" w:after="180"/>
-        <w:shd w:fill="F1F6FC"/>
-      </w:pPr>
-      <w:r>
-        <w:rPr>
-          <w:b w:val="0"/>
-        </w:rPr>
-        <w:t>Neither device has been compared with a trusted reference.</w:t>
       </w:r>
     </w:p>
     <w:p>
@@ -2435,7 +2555,7 @@
         <w:drawing>
           <wp:inline xmlns:a="http://schemas.openxmlformats.org/drawingml/2006/main" xmlns:pic="http://schemas.openxmlformats.org/drawingml/2006/picture">
             <wp:extent cx="5486400" cy="3657600"/>
-            <wp:docPr id="1" name="Picture 1" descr="Simultaneous light readings"/>
+            <wp:docPr id="3" name="Picture 3" descr="Simultaneous light readings"/>
             <wp:cNvGraphicFramePr>
               <a:graphicFrameLocks noChangeAspect="1"/>
             </wp:cNvGraphicFramePr>
@@ -2447,7 +2567,7 @@
                     <pic:cNvPicPr/>
                   </pic:nvPicPr>
                   <pic:blipFill>
-                    <a:blip r:embed="rId9"/>
+                    <a:blip r:embed="rId11"/>
                     <a:stretch>
                       <a:fillRect/>
                     </a:stretch>
@@ -2471,7 +2591,7 @@
         <w:drawing>
           <wp:inline xmlns:a="http://schemas.openxmlformats.org/drawingml/2006/main" xmlns:pic="http://schemas.openxmlformats.org/drawingml/2006/picture">
             <wp:extent cx="5346057" cy="5943599"/>
-            <wp:docPr id="2" name="Picture 2" descr="Sensors Are Messengers. Same shelf: Place both devices together and allow them to settle.. Paired readings: Record three matching times: (40,45), (50,55), (60,65).. Compare gaps: B minus A is 5, 5 and 5 units.. Check a reference: A trusted reference is needed to decide which reading is closer."/>
+            <wp:docPr id="4" name="Picture 4" descr="Sensors Are Messengers. Same shelf: Place both devices together and allow them to settle.. Paired readings: Record three matching times: (40,45), (50,55), (60,65).. Compare gaps: B minus A is 5, 5 and 5 units.. Check a reference: A trusted reference is needed to decide which reading is closer."/>
             <wp:cNvGraphicFramePr>
               <a:graphicFrameLocks noChangeAspect="1"/>
             </wp:cNvGraphicFramePr>
@@ -2483,7 +2603,7 @@
                     <pic:cNvPicPr/>
                   </pic:nvPicPr>
                   <pic:blipFill>
-                    <a:blip r:embed="rId10"/>
+                    <a:blip r:embed="rId12"/>
                     <a:stretch>
                       <a:fillRect/>
                     </a:stretch>
@@ -2652,31 +2772,405 @@
         <w:pStyle w:val="Heading3"/>
       </w:pPr>
       <w:r>
-        <w:t>Why the result follows</w:t>
+        <w:t>What this example does not establish</w:t>
+      </w:r>
+    </w:p>
+    <w:p>
+      <w:pPr>
+        <w:pStyle w:val="Heading3"/>
+      </w:pPr>
+      <w:r>
+        <w:t>Change one thing in the pictured case</w:t>
+      </w:r>
+    </w:p>
+    <w:p>
+      <w:pPr>
+        <w:pStyle w:val="Heading3"/>
+      </w:pPr>
+      <w:r>
+        <w:t>Ask while showing the picture</w:t>
+      </w:r>
+    </w:p>
+    <w:p>
+      <w:pPr>
+        <w:pStyle w:val="Heading1"/>
+      </w:pPr>
+      <w:r>
+        <w:t>03. Guide the boundary and comparison reasoning</w:t>
+      </w:r>
+    </w:p>
+    <w:p>
+      <w:r>
+        <w:t>Listen for the deciding evidence rather than a correct warning label alone.</w:t>
+      </w:r>
+    </w:p>
+    <w:p>
+      <w:pPr>
+        <w:pStyle w:val="Heading2"/>
+      </w:pPr>
+      <w:r>
+        <w:t>Prompt before showing the key</w:t>
       </w:r>
     </w:p>
     <w:p>
       <w:pPr>
         <w:spacing w:line="336" w:lineRule="auto" w:after="180"/>
-        <w:shd w:fill="F1F6FC"/>
-      </w:pPr>
-      <w:r>
-        <w:rPr>
-          <w:b w:val="0"/>
-        </w:rPr>
-        <w:t>A repeated difference of 5 supports investigating an offset between devices. Matching time and location removes two obvious comparison problems. It does not show which device is correct: both could have errors.</w:t>
+      </w:pPr>
+      <w:r>
+        <w:rPr>
+          <w:b w:val="0"/>
+        </w:rPr>
+        <w:t xml:space="preserve">Completion task: A warning rule is recorded temperature greater than 28 degrees C. State its </w:t>
+      </w:r>
+      <w:r>
+        <w:rPr>
+          <w:b/>
+        </w:rPr>
+        <w:t>output</w:t>
+      </w:r>
+      <w:r>
+        <w:rPr>
+          <w:b w:val="0"/>
+        </w:rPr>
+        <w:t xml:space="preserve"> for 27, 28 and 29 degrees C. Explain why an off warning does not prove that the </w:t>
+      </w:r>
+      <w:r>
+        <w:rPr>
+          <w:b/>
+        </w:rPr>
+        <w:t>sensor</w:t>
+      </w:r>
+      <w:r>
+        <w:rPr>
+          <w:b w:val="0"/>
+        </w:rPr>
+        <w:t xml:space="preserve"> is working correctly.</w:t>
+      </w:r>
+    </w:p>
+    <w:p>
+      <w:pPr>
+        <w:pStyle w:val="Heading2"/>
+      </w:pPr>
+      <w:r>
+        <w:t>Expected trace and fading help</w:t>
       </w:r>
     </w:p>
     <w:p>
       <w:pPr>
         <w:spacing w:line="336" w:lineRule="auto" w:after="180"/>
-        <w:shd w:fill="F1F6FC"/>
-      </w:pPr>
-      <w:r>
-        <w:rPr>
-          <w:b w:val="0"/>
-        </w:rPr>
-        <w:t>Preserve paired readings instead of adjusting them silently.</w:t>
+      </w:pPr>
+      <w:r>
+        <w:rPr>
+          <w:b w:val="0"/>
+        </w:rPr>
+        <w:t xml:space="preserve">Teacher check: 27 off, 28 off, 29 on. These </w:t>
+      </w:r>
+      <w:r>
+        <w:rPr>
+          <w:b/>
+        </w:rPr>
+        <w:t>output</w:t>
+      </w:r>
+      <w:r>
+        <w:rPr>
+          <w:b w:val="0"/>
+        </w:rPr>
+        <w:t>s follow the comparison applied to the recorded values.</w:t>
+      </w:r>
+    </w:p>
+    <w:p>
+      <w:pPr>
+        <w:spacing w:line="336" w:lineRule="auto" w:after="180"/>
+      </w:pPr>
+      <w:r>
+        <w:rPr>
+          <w:b w:val="0"/>
+        </w:rPr>
+        <w:t xml:space="preserve">A device could report an incorrect low value while the rule correctly stays off; </w:t>
+      </w:r>
+      <w:r>
+        <w:rPr>
+          <w:b/>
+        </w:rPr>
+        <w:t>measurement</w:t>
+      </w:r>
+      <w:r>
+        <w:rPr>
+          <w:b w:val="0"/>
+        </w:rPr>
+        <w:t xml:space="preserve"> quality needs a separate check.</w:t>
+      </w:r>
+    </w:p>
+    <w:p>
+      <w:pPr>
+        <w:spacing w:line="336" w:lineRule="auto" w:after="180"/>
+      </w:pPr>
+      <w:r>
+        <w:rPr>
+          <w:b w:val="0"/>
+        </w:rPr>
+        <w:t xml:space="preserve">Start by identifying the given </w:t>
+      </w:r>
+      <w:r>
+        <w:rPr>
+          <w:b/>
+        </w:rPr>
+        <w:t>input</w:t>
+      </w:r>
+      <w:r>
+        <w:rPr>
+          <w:b w:val="0"/>
+        </w:rPr>
+        <w:t>s together. Leave the intermediate steps blank. If needed, model one step, then withdraw that help on the next step. Move to a full trace only when the partial trace is understood.</w:t>
+      </w:r>
+    </w:p>
+    <w:p>
+      <w:pPr>
+        <w:spacing w:line="336" w:lineRule="auto" w:after="180"/>
+      </w:pPr>
+      <w:r>
+        <w:rPr>
+          <w:b w:val="0"/>
+        </w:rPr>
+        <w:t>For partners, alternate explainer and checker; collect a response from every learner before discussion.</w:t>
+      </w:r>
+    </w:p>
+    <w:p>
+      <w:pPr>
+        <w:pStyle w:val="Heading2"/>
+      </w:pPr>
+      <w:r>
+        <w:t>Check stability versus accuracy</w:t>
+      </w:r>
+    </w:p>
+    <w:p>
+      <w:pPr>
+        <w:spacing w:line="336" w:lineRule="auto" w:after="180"/>
+      </w:pPr>
+      <w:r>
+        <w:rPr>
+          <w:b w:val="0"/>
+        </w:rPr>
+        <w:t xml:space="preserve">Use the worked case for </w:t>
+      </w:r>
+      <w:r>
+        <w:rPr>
+          <w:b/>
+        </w:rPr>
+        <w:t>Sensor</w:t>
+      </w:r>
+      <w:r>
+        <w:rPr>
+          <w:b w:val="0"/>
+        </w:rPr>
+        <w:t xml:space="preserve">s and </w:t>
+      </w:r>
+      <w:r>
+        <w:rPr>
+          <w:b/>
+        </w:rPr>
+        <w:t>measurement</w:t>
+      </w:r>
+      <w:r>
+        <w:rPr>
+          <w:b w:val="0"/>
+        </w:rPr>
+        <w:t>. Proposed explanation: “The more stable device must be accurate”. Decide whether this explanation is supported.</w:t>
+      </w:r>
+    </w:p>
+    <w:p>
+      <w:pPr>
+        <w:spacing w:line="336" w:lineRule="auto" w:after="180"/>
+      </w:pPr>
+      <w:r>
+        <w:rPr>
+          <w:b w:val="0"/>
+        </w:rPr>
+        <w:t>Point to the step or supplied fact that decides; explain your repair if needed.</w:t>
+      </w:r>
+    </w:p>
+    <w:p>
+      <w:pPr>
+        <w:spacing w:line="336" w:lineRule="auto" w:after="180"/>
+      </w:pPr>
+      <w:r>
+        <w:rPr>
+          <w:b w:val="0"/>
+        </w:rPr>
+        <w:t>Expected correction: A device can repeatedly report an offset value. Stability and closeness to a reference answer different questions.</w:t>
+      </w:r>
+    </w:p>
+    <w:p>
+      <w:pPr>
+        <w:spacing w:line="336" w:lineRule="auto" w:after="180"/>
+      </w:pPr>
+      <w:r>
+        <w:rPr>
+          <w:b w:val="0"/>
+        </w:rPr>
+        <w:t>Collect explanations, not only yes/no votes. If a misunderstanding is common, re-model the relevant step for the class.</w:t>
+      </w:r>
+    </w:p>
+    <w:p>
+      <w:pPr>
+        <w:spacing w:line="336" w:lineRule="auto" w:after="180"/>
+      </w:pPr>
+      <w:r>
+        <w:rPr>
+          <w:b w:val="0"/>
+        </w:rPr>
+        <w:t xml:space="preserve">If it affects a few learners, give a short targeted group explanation while others solve a more demanding </w:t>
+      </w:r>
+      <w:r>
+        <w:rPr>
+          <w:b/>
+        </w:rPr>
+        <w:t>variation</w:t>
+      </w:r>
+      <w:r>
+        <w:rPr>
+          <w:b w:val="0"/>
+        </w:rPr>
+        <w:t>.</w:t>
+      </w:r>
+    </w:p>
+    <w:p>
+      <w:pPr>
+        <w:pStyle w:val="Heading2"/>
+      </w:pPr>
+      <w:r>
+        <w:t>Use the changed light comparison</w:t>
+      </w:r>
+    </w:p>
+    <w:p>
+      <w:pPr>
+        <w:spacing w:line="336" w:lineRule="auto" w:after="180"/>
+      </w:pPr>
+      <w:r>
+        <w:rPr>
+          <w:b w:val="0"/>
+        </w:rPr>
+        <w:t>Why can we calculate the earlier gap but not predict an exact new B reading?</w:t>
+      </w:r>
+    </w:p>
+    <w:p>
+      <w:pPr>
+        <w:spacing w:line="336" w:lineRule="auto" w:after="180"/>
+      </w:pPr>
+      <w:r>
+        <w:rPr>
+          <w:b w:val="0"/>
+        </w:rPr>
+        <w:t xml:space="preserve">The earlier pairs give 5 each time. No </w:t>
+      </w:r>
+      <w:r>
+        <w:rPr>
+          <w:b/>
+        </w:rPr>
+        <w:t>measurement</w:t>
+      </w:r>
+      <w:r>
+        <w:rPr>
+          <w:b w:val="0"/>
+        </w:rPr>
+        <w:t xml:space="preserve"> or light-response rule is given for B’s new location.</w:t>
+      </w:r>
+    </w:p>
+    <w:p>
+      <w:pPr>
+        <w:spacing w:line="336" w:lineRule="auto" w:after="180"/>
+      </w:pPr>
+      <w:r>
+        <w:rPr>
+          <w:b w:val="0"/>
+        </w:rPr>
+        <w:t>Changed-case reasoning: The next gap could change for reasons other than a difference in device accuracy. The comparison now changes location as well as device; there is no supplied reading from the new location.</w:t>
+      </w:r>
+    </w:p>
+    <w:p>
+      <w:pPr>
+        <w:spacing w:line="336" w:lineRule="auto" w:after="180"/>
+      </w:pPr>
+      <w:r>
+        <w:rPr>
+          <w:b w:val="0"/>
+        </w:rPr>
+        <w:t xml:space="preserve">Collect each learner’s explanation before discussion. Use the first missing connection between </w:t>
+      </w:r>
+      <w:r>
+        <w:rPr>
+          <w:b/>
+        </w:rPr>
+        <w:t>input</w:t>
+      </w:r>
+      <w:r>
+        <w:rPr>
+          <w:b w:val="0"/>
+        </w:rPr>
+        <w:t xml:space="preserve">, deciding step and result to choose support. This question is worked-case practice, not fresh mastery </w:t>
+      </w:r>
+      <w:r>
+        <w:rPr>
+          <w:b/>
+        </w:rPr>
+        <w:t>evidence</w:t>
+      </w:r>
+      <w:r>
+        <w:rPr>
+          <w:b w:val="0"/>
+        </w:rPr>
+        <w:t>.</w:t>
+      </w:r>
+    </w:p>
+    <w:p>
+      <w:pPr>
+        <w:pStyle w:val="Heading2"/>
+      </w:pPr>
+      <w:r>
+        <w:t>Keep each learner explaining</w:t>
+      </w:r>
+    </w:p>
+    <w:p>
+      <w:pPr>
+        <w:pStyle w:val="ListBullet"/>
+      </w:pPr>
+      <w:r>
+        <w:t>Ask: Which facts are given, and which would we have to assume? Learners mark relevant details before discussing answers.</w:t>
+      </w:r>
+    </w:p>
+    <w:p>
+      <w:pPr>
+        <w:pStyle w:val="ListBullet"/>
+      </w:pPr>
+      <w:r>
+        <w:t>Say: Predict first. Show the rule, information path or calculation that would produce the result. A correct guess is not yet an explanation.</w:t>
+      </w:r>
+    </w:p>
+    <w:p>
+      <w:pPr>
+        <w:pStyle w:val="ListBullet"/>
+      </w:pPr>
+      <w:r>
+        <w:t>In pairs, one learner solves while the other checks evidence; exchange roles. Remove the worked answer before independent assessment.</w:t>
+      </w:r>
+    </w:p>
+    <w:p>
+      <w:pPr>
+        <w:pStyle w:val="Heading2"/>
+      </w:pPr>
+      <w:r>
+        <w:t>Earlier wording, alternative practice and picture transcripts · reference / check after trying</w:t>
+      </w:r>
+    </w:p>
+    <w:p>
+      <w:pPr>
+        <w:spacing w:line="336" w:lineRule="auto" w:after="180"/>
+      </w:pPr>
+      <w:r>
+        <w:rPr>
+          <w:b w:val="0"/>
+        </w:rPr>
+        <w:t>Demonstrate and guide practice</w:t>
       </w:r>
     </w:p>
     <w:p>
@@ -2684,7 +3178,123 @@
         <w:pStyle w:val="Heading3"/>
       </w:pPr>
       <w:r>
-        <w:t>What this example does not establish</w:t>
+        <w:t>Board sequence</w:t>
+      </w:r>
+    </w:p>
+    <w:p>
+      <w:pPr>
+        <w:spacing w:line="336" w:lineRule="auto" w:after="180"/>
+      </w:pPr>
+      <w:r>
+        <w:rPr>
+          <w:b w:val="0"/>
+        </w:rPr>
+        <w:t xml:space="preserve">Write the given facts: A light </w:t>
+      </w:r>
+      <w:r>
+        <w:rPr>
+          <w:b/>
+        </w:rPr>
+        <w:t>sensor</w:t>
+      </w:r>
+      <w:r>
+        <w:rPr>
+          <w:b w:val="0"/>
+        </w:rPr>
+        <w:t xml:space="preserve"> reads 15 in a cupboard and 90 near a window. A microphone records a clap.</w:t>
+      </w:r>
+    </w:p>
+    <w:p>
+      <w:pPr>
+        <w:spacing w:line="336" w:lineRule="auto" w:after="180"/>
+      </w:pPr>
+      <w:r>
+        <w:rPr>
+          <w:b w:val="0"/>
+        </w:rPr>
+        <w:t xml:space="preserve">Write the question to explain: Which measures a light-related </w:t>
+      </w:r>
+      <w:r>
+        <w:rPr>
+          <w:b/>
+        </w:rPr>
+        <w:t>signal</w:t>
+      </w:r>
+      <w:r>
+        <w:rPr>
+          <w:b w:val="0"/>
+        </w:rPr>
+        <w:t>? Can either directly measure happiness?</w:t>
+      </w:r>
+    </w:p>
+    <w:p>
+      <w:pPr>
+        <w:spacing w:line="336" w:lineRule="auto" w:after="180"/>
+      </w:pPr>
+      <w:r>
+        <w:rPr>
+          <w:b w:val="0"/>
+        </w:rPr>
+        <w:t xml:space="preserve">Reveal after </w:t>
+      </w:r>
+      <w:r>
+        <w:rPr>
+          <w:b/>
+        </w:rPr>
+        <w:t>prediction</w:t>
+      </w:r>
+      <w:r>
+        <w:rPr>
+          <w:b w:val="0"/>
+        </w:rPr>
+        <w:t xml:space="preserve">s: The light </w:t>
+      </w:r>
+      <w:r>
+        <w:rPr>
+          <w:b/>
+        </w:rPr>
+        <w:t>sensor</w:t>
+      </w:r>
+      <w:r>
+        <w:rPr>
+          <w:b w:val="0"/>
+        </w:rPr>
+        <w:t xml:space="preserve"> measures light; the microphone measures sound. Neither directly measures feelings. </w:t>
+      </w:r>
+      <w:r>
+        <w:rPr>
+          <w:b/>
+        </w:rPr>
+        <w:t>Unit</w:t>
+      </w:r>
+      <w:r>
+        <w:rPr>
+          <w:b w:val="0"/>
+        </w:rPr>
+        <w:t xml:space="preserve">s and </w:t>
+      </w:r>
+      <w:r>
+        <w:rPr>
+          <w:b/>
+        </w:rPr>
+        <w:t>calibration</w:t>
+      </w:r>
+      <w:r>
+        <w:rPr>
+          <w:b w:val="0"/>
+        </w:rPr>
+        <w:t xml:space="preserve"> matter when comparing devices.</w:t>
+      </w:r>
+    </w:p>
+    <w:p>
+      <w:pPr>
+        <w:spacing w:line="336" w:lineRule="auto" w:after="180"/>
+      </w:pPr>
+      <w:r>
+        <w:rPr>
+          <w:b w:val="0"/>
+        </w:rPr>
+        <w:t>Keep the light-and-temperature comfort question for optional later practice. Reserve the sound-display disagreement for the first independent attempt before feedback.</w:t>
       </w:r>
     </w:p>
     <w:p>
@@ -2692,404 +3302,23 @@
         <w:pStyle w:val="Heading3"/>
       </w:pPr>
       <w:r>
-        <w:t>Keep the stated limit</w:t>
+        <w:t>Classroom dialogue</w:t>
       </w:r>
     </w:p>
     <w:p>
       <w:pPr>
         <w:spacing w:line="336" w:lineRule="auto" w:after="180"/>
-        <w:shd w:fill="FFF5E6"/>
-      </w:pPr>
-      <w:r>
-        <w:rPr>
-          <w:b w:val="0"/>
-        </w:rPr>
-        <w:t>Three pairs do not prove an offset holds at every light level, nor identify the accurate device.</w:t>
-      </w:r>
-    </w:p>
-    <w:p>
-      <w:pPr>
-        <w:pStyle w:val="Heading3"/>
-      </w:pPr>
-      <w:r>
-        <w:t>Change one thing in the pictured case</w:t>
-      </w:r>
-    </w:p>
-    <w:p>
-      <w:pPr>
-        <w:pStyle w:val="Heading3"/>
-      </w:pPr>
-      <w:r>
-        <w:t>Change one thing</w:t>
-      </w:r>
-    </w:p>
-    <w:p>
-      <w:pPr>
-        <w:spacing w:line="336" w:lineRule="auto" w:after="180"/>
-        <w:shd w:fill="F5F1FB"/>
-      </w:pPr>
-      <w:r>
-        <w:rPr>
-          <w:b w:val="0"/>
-        </w:rPr>
-        <w:t>Change: Move only B into brighter light.</w:t>
-      </w:r>
-    </w:p>
-    <w:p>
-      <w:pPr>
-        <w:pStyle w:val="Heading3"/>
-      </w:pPr>
-      <w:r>
-        <w:t>Predicted result</w:t>
-      </w:r>
-    </w:p>
-    <w:p>
-      <w:pPr>
-        <w:spacing w:line="336" w:lineRule="auto" w:after="180"/>
-        <w:shd w:fill="F1F6FC"/>
-      </w:pPr>
+      </w:pPr>
+      <w:r>
+        <w:rPr>
+          <w:b w:val="0"/>
+        </w:rPr>
+        <w:t xml:space="preserve">Reveal reasoning one step at a time. Explain why a tempting alternative fails. Write </w:t>
+      </w:r>
       <w:r>
         <w:rPr>
           <w:b/>
         </w:rPr>
-        <w:t>Prediction</w:t>
-      </w:r>
-      <w:r>
-        <w:rPr>
-          <w:b w:val="0"/>
-        </w:rPr>
-        <w:t>: The next gap could change for reasons other than a difference in device accuracy.</w:t>
-      </w:r>
-    </w:p>
-    <w:p>
-      <w:pPr>
-        <w:pStyle w:val="Heading3"/>
-      </w:pPr>
-      <w:r>
-        <w:t>Why the result follows</w:t>
-      </w:r>
-    </w:p>
-    <w:p>
-      <w:pPr>
-        <w:spacing w:line="336" w:lineRule="auto" w:after="180"/>
-        <w:shd w:fill="F1F6FC"/>
-      </w:pPr>
-      <w:r>
-        <w:rPr>
-          <w:b w:val="0"/>
-        </w:rPr>
-        <w:t>Reason: The comparison now changes location as well as device; there is no supplied reading from the new location.</w:t>
-      </w:r>
-    </w:p>
-    <w:p>
-      <w:pPr>
-        <w:pStyle w:val="Heading3"/>
-      </w:pPr>
-      <w:r>
-        <w:t>Ask while showing the picture</w:t>
-      </w:r>
-    </w:p>
-    <w:p>
-      <w:pPr>
-        <w:pStyle w:val="Heading3"/>
-      </w:pPr>
-      <w:r>
-        <w:t>Ask while showing the picture · 5</w:t>
-      </w:r>
-    </w:p>
-    <w:p>
-      <w:pPr>
-        <w:spacing w:line="336" w:lineRule="auto" w:after="180"/>
-      </w:pPr>
-      <w:r>
-        <w:rPr>
-          <w:b w:val="0"/>
-        </w:rPr>
-        <w:t xml:space="preserve">Cover the result. Ask learners to name the </w:t>
-      </w:r>
-      <w:r>
-        <w:rPr>
-          <w:b/>
-        </w:rPr>
-        <w:t>input</w:t>
-      </w:r>
-      <w:r>
-        <w:rPr>
-          <w:b w:val="0"/>
-        </w:rPr>
-        <w:t xml:space="preserve">s and predict the next step. Uncover one step, connect the icon to the actual procedure, and explain its </w:t>
-      </w:r>
-      <w:r>
-        <w:rPr>
-          <w:b/>
-        </w:rPr>
-        <w:t>evidence</w:t>
-      </w:r>
-      <w:r>
-        <w:rPr>
-          <w:b w:val="0"/>
-        </w:rPr>
-        <w:t>. Then change the supplied condition and compare.</w:t>
-      </w:r>
-    </w:p>
-    <w:p>
-      <w:pPr>
-        <w:spacing w:line="336" w:lineRule="auto" w:after="180"/>
-      </w:pPr>
-      <w:r>
-        <w:rPr>
-          <w:b w:val="0"/>
-        </w:rPr>
-        <w:t>The picture is a representation; it does not document execution of a real AI model.</w:t>
-      </w:r>
-    </w:p>
-    <w:p>
-      <w:pPr>
-        <w:pStyle w:val="Heading1"/>
-      </w:pPr>
-      <w:r>
-        <w:t>03. Demonstrate and guide practice</w:t>
-      </w:r>
-    </w:p>
-    <w:p>
-      <w:r>
-        <w:t>Demonstrate Sensors Are Messengers, reduce support deliberately and check individual reasoning before discussing answers.</w:t>
-      </w:r>
-    </w:p>
-    <w:p>
-      <w:pPr>
-        <w:pStyle w:val="Heading3"/>
-      </w:pPr>
-      <w:r>
-        <w:t>Board sequence</w:t>
-      </w:r>
-    </w:p>
-    <w:p>
-      <w:pPr>
-        <w:pStyle w:val="Heading3"/>
-      </w:pPr>
-      <w:r>
-        <w:t>1. Put the facts on the board</w:t>
-      </w:r>
-    </w:p>
-    <w:p>
-      <w:pPr>
-        <w:spacing w:line="336" w:lineRule="auto" w:after="180"/>
-        <w:shd w:fill="F4F9FC"/>
-      </w:pPr>
-      <w:r>
-        <w:rPr>
-          <w:b w:val="0"/>
-        </w:rPr>
-        <w:t xml:space="preserve">Write the given facts: A light </w:t>
-      </w:r>
-      <w:r>
-        <w:rPr>
-          <w:b/>
-        </w:rPr>
-        <w:t>sensor</w:t>
-      </w:r>
-      <w:r>
-        <w:rPr>
-          <w:b w:val="0"/>
-        </w:rPr>
-        <w:t xml:space="preserve"> reads 15 in a cupboard and 90 near a window. A microphone records a clap.</w:t>
-      </w:r>
-    </w:p>
-    <w:p>
-      <w:pPr>
-        <w:pStyle w:val="Heading3"/>
-      </w:pPr>
-      <w:r>
-        <w:t>2. State the decision to explain</w:t>
-      </w:r>
-    </w:p>
-    <w:p>
-      <w:pPr>
-        <w:spacing w:line="336" w:lineRule="auto" w:after="180"/>
-        <w:shd w:fill="F5F1FB"/>
-      </w:pPr>
-      <w:r>
-        <w:rPr>
-          <w:b w:val="0"/>
-        </w:rPr>
-        <w:t xml:space="preserve">Write the question to explain: Which measures a light-related </w:t>
-      </w:r>
-      <w:r>
-        <w:rPr>
-          <w:b/>
-        </w:rPr>
-        <w:t>signal</w:t>
-      </w:r>
-      <w:r>
-        <w:rPr>
-          <w:b w:val="0"/>
-        </w:rPr>
-        <w:t>? Can either directly measure happiness?</w:t>
-      </w:r>
-    </w:p>
-    <w:p>
-      <w:pPr>
-        <w:pStyle w:val="Heading3"/>
-      </w:pPr>
-      <w:r>
-        <w:t>3. Reveal the worked reasoning</w:t>
-      </w:r>
-    </w:p>
-    <w:p>
-      <w:pPr>
-        <w:spacing w:line="336" w:lineRule="auto" w:after="180"/>
-        <w:shd w:fill="F1F6FC"/>
-      </w:pPr>
-      <w:r>
-        <w:rPr>
-          <w:b w:val="0"/>
-        </w:rPr>
-        <w:t xml:space="preserve">Reveal after </w:t>
-      </w:r>
-      <w:r>
-        <w:rPr>
-          <w:b/>
-        </w:rPr>
-        <w:t>prediction</w:t>
-      </w:r>
-      <w:r>
-        <w:rPr>
-          <w:b w:val="0"/>
-        </w:rPr>
-        <w:t xml:space="preserve">s: The light </w:t>
-      </w:r>
-      <w:r>
-        <w:rPr>
-          <w:b/>
-        </w:rPr>
-        <w:t>sensor</w:t>
-      </w:r>
-      <w:r>
-        <w:rPr>
-          <w:b w:val="0"/>
-        </w:rPr>
-        <w:t xml:space="preserve"> measures light; the microphone measures sound. Neither directly measures feelings. </w:t>
-      </w:r>
-      <w:r>
-        <w:rPr>
-          <w:b/>
-        </w:rPr>
-        <w:t>Unit</w:t>
-      </w:r>
-      <w:r>
-        <w:rPr>
-          <w:b w:val="0"/>
-        </w:rPr>
-        <w:t xml:space="preserve">s and </w:t>
-      </w:r>
-      <w:r>
-        <w:rPr>
-          <w:b/>
-        </w:rPr>
-        <w:t>calibration</w:t>
-      </w:r>
-      <w:r>
-        <w:rPr>
-          <w:b w:val="0"/>
-        </w:rPr>
-        <w:t xml:space="preserve"> matter when comparing devices.</w:t>
-      </w:r>
-    </w:p>
-    <w:p>
-      <w:pPr>
-        <w:pStyle w:val="Heading3"/>
-      </w:pPr>
-      <w:r>
-        <w:t>Hold back the independent task</w:t>
-      </w:r>
-    </w:p>
-    <w:p>
-      <w:pPr>
-        <w:spacing w:line="336" w:lineRule="auto" w:after="180"/>
-        <w:shd w:fill="FFF5E6"/>
-      </w:pPr>
-      <w:r>
-        <w:rPr>
-          <w:b w:val="0"/>
-        </w:rPr>
-        <w:t xml:space="preserve">Keep for an independent attempt: A station reports light level 18 and temperature 22 degrees C. Which </w:t>
-      </w:r>
-      <w:r>
-        <w:rPr>
-          <w:b/>
-        </w:rPr>
-        <w:t>sensor</w:t>
-      </w:r>
-      <w:r>
-        <w:rPr>
-          <w:b w:val="0"/>
-        </w:rPr>
-        <w:t xml:space="preserve"> produced each reading? Can either reading alone tell whether a child feels comfortable? Explain.</w:t>
-      </w:r>
-    </w:p>
-    <w:p>
-      <w:pPr>
-        <w:pStyle w:val="Heading3"/>
-      </w:pPr>
-      <w:r>
-        <w:t>Classroom dialogue</w:t>
-      </w:r>
-    </w:p>
-    <w:p>
-      <w:pPr>
-        <w:pStyle w:val="Heading3"/>
-      </w:pPr>
-      <w:r>
-        <w:t>Ask the class</w:t>
-      </w:r>
-    </w:p>
-    <w:p>
-      <w:pPr>
-        <w:spacing w:line="336" w:lineRule="auto" w:after="180"/>
-        <w:shd w:fill="F5F1FB"/>
-      </w:pPr>
-      <w:r>
-        <w:rPr>
-          <w:b w:val="0"/>
-        </w:rPr>
-        <w:t>Ask: Which facts are given, and which would we have to assume? Learners mark relevant details before discussing answers.</w:t>
-      </w:r>
-    </w:p>
-    <w:p>
-      <w:pPr>
-        <w:pStyle w:val="Heading3"/>
-      </w:pPr>
-      <w:r>
-        <w:t>Language to model</w:t>
-      </w:r>
-    </w:p>
-    <w:p>
-      <w:pPr>
-        <w:spacing w:line="336" w:lineRule="auto" w:after="180"/>
-        <w:shd w:fill="F1F6F8"/>
-      </w:pPr>
-      <w:r>
-        <w:rPr>
-          <w:b w:val="0"/>
-        </w:rPr>
-        <w:t>Say: Predict first. Show the rule, information path or calculation that would produce the result. A correct guess is not yet an explanation.</w:t>
-      </w:r>
-    </w:p>
-    <w:p>
-      <w:pPr>
-        <w:spacing w:line="336" w:lineRule="auto" w:after="180"/>
-      </w:pPr>
-      <w:r>
-        <w:rPr>
-          <w:b w:val="0"/>
-        </w:rPr>
-        <w:t xml:space="preserve">Reveal reasoning one step at a time. Explain why a tempting alternative fails. Write </w:t>
-      </w:r>
-      <w:r>
-        <w:rPr>
-          <w:b/>
-        </w:rPr>
         <w:t>unit</w:t>
       </w:r>
       <w:r>
@@ -3097,29 +3326,6 @@
           <w:b w:val="0"/>
         </w:rPr>
         <w:t>s and denominators for arithmetic, trace conditions for decisions, and identify supporting sources for claims.</w:t>
-      </w:r>
-    </w:p>
-    <w:p>
-      <w:pPr>
-        <w:spacing w:line="336" w:lineRule="auto" w:after="180"/>
-      </w:pPr>
-      <w:r>
-        <w:rPr>
-          <w:b w:val="0"/>
-        </w:rPr>
-        <w:t xml:space="preserve">In pairs, one learner solves while the other checks </w:t>
-      </w:r>
-      <w:r>
-        <w:rPr>
-          <w:b/>
-        </w:rPr>
-        <w:t>evidence</w:t>
-      </w:r>
-      <w:r>
-        <w:rPr>
-          <w:b w:val="0"/>
-        </w:rPr>
-        <w:t>; exchange roles. Remove the worked answer before independent assessment.</w:t>
       </w:r>
     </w:p>
     <w:p>
@@ -3420,572 +3626,103 @@
         <w:pStyle w:val="Heading3"/>
       </w:pPr>
       <w:r>
-        <w:t>Completion practice</w:t>
+        <w:t>Individual reasoning check</w:t>
+      </w:r>
+    </w:p>
+    <w:p>
+      <w:pPr>
+        <w:pStyle w:val="Heading3"/>
+      </w:pPr>
+      <w:r>
+        <w:t>Pictorial practice question</w:t>
+      </w:r>
+    </w:p>
+    <w:p>
+      <w:pPr>
+        <w:pStyle w:val="Heading3"/>
+      </w:pPr>
+      <w:r>
+        <w:t>Reasoned teacher answer</w:t>
+      </w:r>
+    </w:p>
+    <w:p>
+      <w:pPr>
+        <w:pStyle w:val="Heading1"/>
+      </w:pPr>
+      <w:r>
+        <w:t>04. Run the signal-messenger investigation</w:t>
+      </w:r>
+    </w:p>
+    <w:p>
+      <w:r>
+        <w:t>Give fully specified fictional cards and keep readings separate from interpretations.</w:t>
+      </w:r>
+    </w:p>
+    <w:p>
+      <w:pPr>
+        <w:pStyle w:val="Heading2"/>
+      </w:pPr>
+      <w:r>
+        <w:t>Supplied cards and expected boundary</w:t>
       </w:r>
     </w:p>
     <w:p>
       <w:pPr>
         <w:spacing w:line="336" w:lineRule="auto" w:after="180"/>
-        <w:shd w:fill="F5F1FB"/>
-      </w:pPr>
-      <w:r>
-        <w:rPr>
-          <w:b w:val="0"/>
-        </w:rPr>
-        <w:t xml:space="preserve">Completion task: A warning rule is recorded temperature greater than 28 degrees C. State its </w:t>
-      </w:r>
-      <w:r>
-        <w:rPr>
-          <w:b/>
-        </w:rPr>
-        <w:t>output</w:t>
-      </w:r>
-      <w:r>
-        <w:rPr>
-          <w:b w:val="0"/>
-        </w:rPr>
-        <w:t xml:space="preserve"> for 27, 28 and 29 degrees C. Explain why an off warning does not prove that the </w:t>
-      </w:r>
-      <w:r>
-        <w:rPr>
-          <w:b/>
-        </w:rPr>
-        <w:t>sensor</w:t>
-      </w:r>
-      <w:r>
-        <w:rPr>
-          <w:b w:val="0"/>
-        </w:rPr>
-        <w:t xml:space="preserve"> is working correctly.</w:t>
-      </w:r>
-    </w:p>
-    <w:p>
-      <w:pPr>
-        <w:pStyle w:val="Heading3"/>
-      </w:pPr>
-      <w:r>
-        <w:t>Reasoning to listen for</w:t>
-      </w:r>
-    </w:p>
-    <w:p>
-      <w:pPr>
-        <w:spacing w:line="336" w:lineRule="auto" w:after="180"/>
-        <w:shd w:fill="F1F6FC"/>
-      </w:pPr>
-      <w:r>
-        <w:rPr>
-          <w:b w:val="0"/>
-        </w:rPr>
-        <w:t xml:space="preserve">Teacher check: 27 off, 28 off, 29 on. These </w:t>
-      </w:r>
-      <w:r>
-        <w:rPr>
-          <w:b/>
-        </w:rPr>
-        <w:t>output</w:t>
-      </w:r>
-      <w:r>
-        <w:rPr>
-          <w:b w:val="0"/>
-        </w:rPr>
-        <w:t>s follow the comparison applied to the recorded values.</w:t>
-      </w:r>
-    </w:p>
-    <w:p>
-      <w:pPr>
-        <w:spacing w:line="336" w:lineRule="auto" w:after="180"/>
-        <w:shd w:fill="F1F6FC"/>
-      </w:pPr>
-      <w:r>
-        <w:rPr>
-          <w:b w:val="0"/>
-        </w:rPr>
-        <w:t xml:space="preserve">A device could report an incorrect low value while the rule correctly stays off; </w:t>
-      </w:r>
-      <w:r>
-        <w:rPr>
-          <w:b/>
-        </w:rPr>
-        <w:t>measurement</w:t>
-      </w:r>
-      <w:r>
-        <w:rPr>
-          <w:b w:val="0"/>
-        </w:rPr>
-        <w:t xml:space="preserve"> quality needs a separate check.</w:t>
-      </w:r>
-    </w:p>
-    <w:p>
-      <w:pPr>
-        <w:spacing w:line="336" w:lineRule="auto" w:after="180"/>
-      </w:pPr>
-      <w:r>
-        <w:rPr>
-          <w:b w:val="0"/>
-        </w:rPr>
-        <w:t xml:space="preserve">Start by identifying the given </w:t>
-      </w:r>
-      <w:r>
-        <w:rPr>
-          <w:b/>
-        </w:rPr>
-        <w:t>input</w:t>
-      </w:r>
-      <w:r>
-        <w:rPr>
-          <w:b w:val="0"/>
-        </w:rPr>
-        <w:t>s together. Leave the intermediate steps blank. If needed, model one step, then withdraw that help on the next step. Move to a full trace only when the partial trace is understood.</w:t>
-      </w:r>
-    </w:p>
-    <w:p>
-      <w:pPr>
-        <w:spacing w:line="336" w:lineRule="auto" w:after="180"/>
-      </w:pPr>
-      <w:r>
-        <w:rPr>
-          <w:b w:val="0"/>
-        </w:rPr>
-        <w:t>For partners, alternate explainer and checker; collect a response from every learner before discussion.</w:t>
-      </w:r>
-    </w:p>
-    <w:p>
-      <w:pPr>
-        <w:pStyle w:val="Heading3"/>
-      </w:pPr>
-      <w:r>
-        <w:t>Individual reasoning check</w:t>
-      </w:r>
-    </w:p>
-    <w:p>
-      <w:pPr>
-        <w:spacing w:line="336" w:lineRule="auto" w:after="180"/>
-      </w:pPr>
-      <w:r>
-        <w:rPr>
-          <w:b w:val="0"/>
-        </w:rPr>
-        <w:t xml:space="preserve">Use the worked case for </w:t>
-      </w:r>
-      <w:r>
-        <w:rPr>
-          <w:b/>
-        </w:rPr>
-        <w:t>Sensor</w:t>
-      </w:r>
-      <w:r>
-        <w:rPr>
-          <w:b w:val="0"/>
-        </w:rPr>
-        <w:t xml:space="preserve">s and </w:t>
-      </w:r>
-      <w:r>
-        <w:rPr>
-          <w:b/>
-        </w:rPr>
-        <w:t>measurement</w:t>
-      </w:r>
-      <w:r>
-        <w:rPr>
-          <w:b w:val="0"/>
-        </w:rPr>
-        <w:t>. Proposed explanation: “The more stable device must be accurate”. Decide whether this explanation is supported.</w:t>
-      </w:r>
-    </w:p>
-    <w:p>
-      <w:pPr>
-        <w:spacing w:line="336" w:lineRule="auto" w:after="180"/>
-      </w:pPr>
-      <w:r>
-        <w:rPr>
-          <w:b w:val="0"/>
-        </w:rPr>
-        <w:t>Point to the step or supplied fact that decides; explain your repair if needed.</w:t>
-      </w:r>
-    </w:p>
-    <w:p>
-      <w:pPr>
-        <w:pStyle w:val="Heading3"/>
-      </w:pPr>
-      <w:r>
-        <w:t>Expected repair</w:t>
-      </w:r>
-    </w:p>
-    <w:p>
-      <w:pPr>
-        <w:spacing w:line="336" w:lineRule="auto" w:after="180"/>
-        <w:shd w:fill="F1F6FC"/>
-      </w:pPr>
-      <w:r>
-        <w:rPr>
-          <w:b w:val="0"/>
-        </w:rPr>
-        <w:t>Expected correction: A device can repeatedly report an offset value. Stability and closeness to a reference answer different questions.</w:t>
-      </w:r>
-    </w:p>
-    <w:p>
-      <w:pPr>
-        <w:spacing w:line="336" w:lineRule="auto" w:after="180"/>
-      </w:pPr>
-      <w:r>
-        <w:rPr>
-          <w:b w:val="0"/>
-        </w:rPr>
-        <w:t>Collect explanations, not only yes/no votes. If a misunderstanding is common, re-model the relevant step for the class.</w:t>
-      </w:r>
-    </w:p>
-    <w:p>
-      <w:pPr>
-        <w:spacing w:line="336" w:lineRule="auto" w:after="180"/>
-      </w:pPr>
-      <w:r>
-        <w:rPr>
-          <w:b w:val="0"/>
-        </w:rPr>
-        <w:t xml:space="preserve">If it affects a few learners, give a short targeted group explanation while others solve a more demanding </w:t>
-      </w:r>
-      <w:r>
-        <w:rPr>
-          <w:b/>
-        </w:rPr>
-        <w:t>variation</w:t>
-      </w:r>
-      <w:r>
-        <w:rPr>
-          <w:b w:val="0"/>
-        </w:rPr>
-        <w:t>.</w:t>
-      </w:r>
-    </w:p>
-    <w:p>
-      <w:pPr>
-        <w:pStyle w:val="Heading3"/>
-      </w:pPr>
-      <w:r>
-        <w:t>Pictorial practice question</w:t>
-      </w:r>
-    </w:p>
-    <w:p>
-      <w:pPr>
-        <w:spacing w:line="336" w:lineRule="auto" w:after="180"/>
-        <w:shd w:fill="F5F1FB"/>
-      </w:pPr>
-      <w:r>
-        <w:rPr>
-          <w:b w:val="0"/>
-        </w:rPr>
-        <w:t>Why can we calculate the earlier gap but not predict an exact new B reading?</w:t>
-      </w:r>
-    </w:p>
-    <w:p>
-      <w:pPr>
-        <w:pStyle w:val="Heading3"/>
-      </w:pPr>
-      <w:r>
-        <w:t>Reasoned teacher answer</w:t>
-      </w:r>
-    </w:p>
-    <w:p>
-      <w:pPr>
-        <w:spacing w:line="336" w:lineRule="auto" w:after="180"/>
-      </w:pPr>
-      <w:r>
-        <w:rPr>
-          <w:b w:val="0"/>
-        </w:rPr>
-        <w:t xml:space="preserve">The earlier pairs give 5 each time. No </w:t>
-      </w:r>
-      <w:r>
-        <w:rPr>
-          <w:b/>
-        </w:rPr>
-        <w:t>measurement</w:t>
-      </w:r>
-      <w:r>
-        <w:rPr>
-          <w:b w:val="0"/>
-        </w:rPr>
-        <w:t xml:space="preserve"> or light-response rule is given for B’s new location.</w:t>
-      </w:r>
-    </w:p>
-    <w:p>
-      <w:pPr>
-        <w:spacing w:line="336" w:lineRule="auto" w:after="180"/>
-      </w:pPr>
-      <w:r>
-        <w:rPr>
-          <w:b w:val="0"/>
-        </w:rPr>
-        <w:t>Changed-case reasoning: The next gap could change for reasons other than a difference in device accuracy. The comparison now changes location as well as device; there is no supplied reading from the new location.</w:t>
-      </w:r>
-    </w:p>
-    <w:p>
-      <w:pPr>
-        <w:spacing w:line="336" w:lineRule="auto" w:after="180"/>
-      </w:pPr>
-      <w:r>
-        <w:rPr>
-          <w:b w:val="0"/>
-        </w:rPr>
-        <w:t xml:space="preserve">Collect each learner’s explanation before discussion. Use the first missing connection between </w:t>
-      </w:r>
-      <w:r>
-        <w:rPr>
-          <w:b/>
-        </w:rPr>
-        <w:t>input</w:t>
-      </w:r>
-      <w:r>
-        <w:rPr>
-          <w:b w:val="0"/>
-        </w:rPr>
-        <w:t xml:space="preserve">, deciding step and result to choose support. This question is worked-case practice, not fresh mastery </w:t>
-      </w:r>
-      <w:r>
-        <w:rPr>
-          <w:b/>
-        </w:rPr>
-        <w:t>evidence</w:t>
-      </w:r>
-      <w:r>
-        <w:rPr>
-          <w:b w:val="0"/>
-        </w:rPr>
-        <w:t>.</w:t>
-      </w:r>
-    </w:p>
-    <w:p>
-      <w:pPr>
-        <w:pStyle w:val="Heading1"/>
-      </w:pPr>
-      <w:r>
-        <w:t>04. Run the weekly evidence lab</w:t>
-      </w:r>
-    </w:p>
-    <w:p>
-      <w:r>
-        <w:t>Run the Sensors Are Messengers investigation and use the first unsupported step to choose a teaching response.</w:t>
-      </w:r>
-    </w:p>
-    <w:p>
-      <w:pPr>
-        <w:spacing w:line="336" w:lineRule="auto" w:after="180"/>
-      </w:pPr>
-      <w:r>
-        <w:rPr>
-          <w:b w:val="0"/>
-        </w:rPr>
-        <w:t xml:space="preserve">Predict first, test honestly, and explain what the </w:t>
-      </w:r>
-      <w:r>
-        <w:rPr>
-          <w:b/>
-        </w:rPr>
-        <w:t>evidence</w:t>
-      </w:r>
-      <w:r>
-        <w:rPr>
-          <w:b w:val="0"/>
-        </w:rPr>
-        <w:t xml:space="preserve"> means.</w:t>
-      </w:r>
-    </w:p>
-    <w:p>
-      <w:pPr>
-        <w:pStyle w:val="Heading3"/>
-      </w:pPr>
-      <w:r>
-        <w:t>1. Predict</w:t>
-      </w:r>
-    </w:p>
-    <w:p>
-      <w:pPr>
-        <w:spacing w:line="336" w:lineRule="auto" w:after="180"/>
-        <w:shd w:fill="F4F9FC"/>
-      </w:pPr>
-      <w:r>
-        <w:rPr>
-          <w:b w:val="0"/>
-        </w:rPr>
-        <w:t xml:space="preserve">State your </w:t>
-      </w:r>
-      <w:r>
-        <w:rPr>
-          <w:b/>
-        </w:rPr>
-        <w:t>prediction</w:t>
-      </w:r>
-      <w:r>
-        <w:rPr>
-          <w:b w:val="0"/>
-        </w:rPr>
-        <w:t xml:space="preserve"> before the result is known.</w:t>
-      </w:r>
-    </w:p>
-    <w:p>
-      <w:pPr>
-        <w:pStyle w:val="Heading3"/>
-      </w:pPr>
-      <w:r>
-        <w:t>2. Investigate</w:t>
-      </w:r>
-    </w:p>
-    <w:p>
-      <w:pPr>
-        <w:spacing w:line="336" w:lineRule="auto" w:after="180"/>
-        <w:shd w:fill="F4F9FC"/>
-      </w:pPr>
-      <w:r>
-        <w:rPr>
-          <w:b w:val="0"/>
-        </w:rPr>
-        <w:t xml:space="preserve">Complete the task: Match camera, microphone, and temperature </w:t>
-      </w:r>
-      <w:r>
-        <w:rPr>
-          <w:b/>
-        </w:rPr>
-        <w:t>sensor</w:t>
-      </w:r>
-      <w:r>
-        <w:rPr>
-          <w:b w:val="0"/>
-        </w:rPr>
-        <w:t xml:space="preserve">s to </w:t>
-      </w:r>
-      <w:r>
-        <w:rPr>
-          <w:b/>
-        </w:rPr>
-        <w:t>data</w:t>
-      </w:r>
-      <w:r>
-        <w:rPr>
-          <w:b w:val="0"/>
-        </w:rPr>
-        <w:t>.</w:t>
-      </w:r>
-    </w:p>
-    <w:p>
-      <w:pPr>
-        <w:pStyle w:val="Heading3"/>
-      </w:pPr>
-      <w:r>
-        <w:t>3. Compare cases</w:t>
-      </w:r>
-    </w:p>
-    <w:p>
-      <w:pPr>
-        <w:spacing w:line="336" w:lineRule="auto" w:after="180"/>
-        <w:shd w:fill="F4F9FC"/>
-      </w:pPr>
-      <w:r>
-        <w:rPr>
-          <w:b w:val="0"/>
-        </w:rPr>
+      </w:pPr>
+      <w:r>
+        <w:rPr>
+          <w:b w:val="0"/>
+        </w:rPr>
+        <w:t>Use the student lesson’s fictional camera, microphone and thermometer cards. Expected matches: light pattern → camera picture record; changing air pressure → microphone sound record; temperature → thermometer record. No sensor card directly measures happiness. A missing record stays unavailable. This is a paper classification exercise, not a personal-data collection task. Reserve the sound-display disagreement for the individual first attempt.</w:t>
+      </w:r>
+    </w:p>
+    <w:p>
+      <w:pPr>
+        <w:pStyle w:val="Heading2"/>
+      </w:pPr>
+      <w:r>
+        <w:t>Run the investigation</w:t>
+      </w:r>
+    </w:p>
+    <w:p>
+      <w:pPr>
+        <w:pStyle w:val="ListNumber"/>
+      </w:pPr>
+      <w:r>
+        <w:t>Complete the task: Match camera, microphone, and temperature sensors to data.</w:t>
+      </w:r>
+    </w:p>
+    <w:p>
+      <w:pPr>
+        <w:pStyle w:val="ListNumber"/>
+      </w:pPr>
+      <w:r>
         <w:t>Keep a normal case and an edge case clearly separated.</w:t>
       </w:r>
     </w:p>
     <w:p>
       <w:pPr>
-        <w:pStyle w:val="Heading3"/>
-      </w:pPr>
-      <w:r>
-        <w:t>4. Record honestly</w:t>
-      </w:r>
-    </w:p>
-    <w:p>
-      <w:pPr>
-        <w:spacing w:line="336" w:lineRule="auto" w:after="180"/>
-        <w:shd w:fill="F4F9FC"/>
-      </w:pPr>
-      <w:r>
-        <w:rPr>
-          <w:b w:val="0"/>
-        </w:rPr>
-        <w:t xml:space="preserve">Record what happened—even when it does not match your </w:t>
-      </w:r>
-      <w:r>
-        <w:rPr>
-          <w:b/>
-        </w:rPr>
-        <w:t>prediction</w:t>
-      </w:r>
-      <w:r>
-        <w:rPr>
-          <w:b w:val="0"/>
-        </w:rPr>
-        <w:t>.</w:t>
-      </w:r>
-    </w:p>
-    <w:p>
-      <w:pPr>
-        <w:pStyle w:val="Heading3"/>
-      </w:pPr>
-      <w:r>
-        <w:t>5. Explain and plan the next test</w:t>
-      </w:r>
-    </w:p>
-    <w:p>
-      <w:pPr>
-        <w:spacing w:line="336" w:lineRule="auto" w:after="180"/>
-        <w:shd w:fill="F4F9FC"/>
-      </w:pPr>
-      <w:r>
-        <w:rPr>
-          <w:b w:val="0"/>
-        </w:rPr>
+        <w:pStyle w:val="ListNumber"/>
+      </w:pPr>
+      <w:r>
+        <w:t>Record what happened—even when it does not match your prediction.</w:t>
+      </w:r>
+    </w:p>
+    <w:p>
+      <w:pPr>
+        <w:pStyle w:val="ListNumber"/>
+      </w:pPr>
+      <w:r>
         <w:t>Explain the result, one limitation, and the next useful test.</w:t>
       </w:r>
     </w:p>
     <w:p>
       <w:pPr>
-        <w:pStyle w:val="Heading3"/>
-      </w:pPr>
-      <w:r>
-        <w:t>Use a fresh case after support</w:t>
-      </w:r>
-    </w:p>
-    <w:p>
-      <w:pPr>
-        <w:spacing w:line="336" w:lineRule="auto" w:after="180"/>
-        <w:shd w:fill="FFF5E6"/>
-      </w:pPr>
-      <w:r>
-        <w:rPr>
-          <w:b w:val="0"/>
-        </w:rPr>
-        <w:t>INDEPENDENCE After support is removed, repeat the proof with a fresh case.</w:t>
-      </w:r>
-    </w:p>
-    <w:p>
-      <w:pPr>
-        <w:pStyle w:val="Heading3"/>
-      </w:pPr>
-      <w:r>
-        <w:t>Make the lab runnable</w:t>
-      </w:r>
-    </w:p>
-    <w:p>
-      <w:pPr>
-        <w:spacing w:line="336" w:lineRule="auto" w:after="180"/>
-      </w:pPr>
-      <w:r>
-        <w:rPr>
-          <w:b w:val="0"/>
-        </w:rPr>
-        <w:t>Use the concrete case as the shared normal case and the independent question as a second case. Each pair creates a boundary or missing-information case and predicts its result before testing.</w:t>
-      </w:r>
-    </w:p>
-    <w:p>
-      <w:pPr>
-        <w:spacing w:line="336" w:lineRule="auto" w:after="180"/>
-      </w:pPr>
-      <w:r>
-        <w:rPr>
-          <w:b w:val="0"/>
-        </w:rPr>
-        <w:t>Keep the expected result separate from an observed mistake.</w:t>
+        <w:pStyle w:val="Heading2"/>
+      </w:pPr>
+      <w:r>
+        <w:t>Keep an inspectable record</w:t>
       </w:r>
     </w:p>
     <w:tbl>
@@ -4136,42 +3873,44 @@
     </w:tbl>
     <w:p>
       <w:pPr>
-        <w:pStyle w:val="Heading3"/>
-      </w:pPr>
-      <w:r>
-        <w:t>Diagnose and reteach</w:t>
-      </w:r>
-    </w:p>
-    <w:p>
-      <w:pPr>
-        <w:pStyle w:val="Heading3"/>
-      </w:pPr>
-      <w:r>
-        <w:t>Find the unsupported claim</w:t>
+        <w:pStyle w:val="Heading2"/>
+      </w:pPr>
+      <w:r>
+        <w:t>Diagnose the first misconception</w:t>
       </w:r>
     </w:p>
     <w:p>
       <w:pPr>
         <w:spacing w:line="336" w:lineRule="auto" w:after="180"/>
-        <w:shd w:fill="F5F1FB"/>
-      </w:pPr>
-      <w:r>
-        <w:rPr>
-          <w:b w:val="0"/>
-        </w:rPr>
-        <w:t xml:space="preserve">CLAIM TO REPAIR A </w:t>
+      </w:pPr>
+      <w:r>
+        <w:rPr>
+          <w:b w:val="0"/>
+        </w:rPr>
+        <w:t>The more stable device must be accurate: A device can repeatedly report an offset value. Stability and closeness to a reference answer different questions.</w:t>
+      </w:r>
+    </w:p>
+    <w:p>
+      <w:pPr>
+        <w:spacing w:line="336" w:lineRule="auto" w:after="180"/>
+      </w:pPr>
+      <w:r>
+        <w:rPr>
+          <w:b w:val="0"/>
+        </w:rPr>
+        <w:t xml:space="preserve">The warning proves the condition in the world: Trace the recorded number into the rule. An incorrect or irrelevant </w:t>
       </w:r>
       <w:r>
         <w:rPr>
           <w:b/>
         </w:rPr>
-        <w:t>sensor</w:t>
-      </w:r>
-      <w:r>
-        <w:rPr>
-          <w:b w:val="0"/>
-        </w:rPr>
-        <w:t xml:space="preserve"> knows what a person feels.</w:t>
+        <w:t>input</w:t>
+      </w:r>
+      <w:r>
+        <w:rPr>
+          <w:b w:val="0"/>
+        </w:rPr>
+        <w:t xml:space="preserve"> can produce a correctly computed warning.</w:t>
       </w:r>
     </w:p>
     <w:p>
@@ -4182,76 +3921,12 @@
         <w:rPr>
           <w:b w:val="0"/>
         </w:rPr>
-        <w:t>For guessing, return to given facts and request a trace. For vocabulary without application, use one example and one non-example. For arithmetic errors, check the setup before the calculation.</w:t>
-      </w:r>
-    </w:p>
-    <w:p>
-      <w:pPr>
-        <w:spacing w:line="336" w:lineRule="auto" w:after="180"/>
-      </w:pPr>
-      <w:r>
-        <w:rPr>
-          <w:b w:val="0"/>
-        </w:rPr>
-        <w:t>Finish with a different uncoached case before recording mastery.</w:t>
-      </w:r>
-    </w:p>
-    <w:p>
-      <w:pPr>
-        <w:pStyle w:val="Heading3"/>
-      </w:pPr>
-      <w:r>
-        <w:t>Address these additional misconceptions</w:t>
-      </w:r>
-    </w:p>
-    <w:p>
-      <w:pPr>
-        <w:spacing w:line="336" w:lineRule="auto" w:after="180"/>
-      </w:pPr>
-      <w:r>
-        <w:rPr>
-          <w:b w:val="0"/>
-        </w:rPr>
-        <w:t>The more stable device must be accurate: A device can repeatedly report an offset value. Stability and closeness to a reference answer different questions.</w:t>
-      </w:r>
-    </w:p>
-    <w:p>
-      <w:pPr>
-        <w:spacing w:line="336" w:lineRule="auto" w:after="180"/>
-      </w:pPr>
-      <w:r>
-        <w:rPr>
-          <w:b w:val="0"/>
-        </w:rPr>
-        <w:t xml:space="preserve">The warning proves the condition in the world: Trace the recorded number into the rule. An incorrect or irrelevant </w:t>
+        <w:t xml:space="preserve">Missing details can be filled with sensible guesses: Keep unknown fields explicit until </w:t>
       </w:r>
       <w:r>
         <w:rPr>
           <w:b/>
         </w:rPr>
-        <w:t>input</w:t>
-      </w:r>
-      <w:r>
-        <w:rPr>
-          <w:b w:val="0"/>
-        </w:rPr>
-        <w:t xml:space="preserve"> can produce a correctly computed warning.</w:t>
-      </w:r>
-    </w:p>
-    <w:p>
-      <w:pPr>
-        <w:spacing w:line="336" w:lineRule="auto" w:after="180"/>
-      </w:pPr>
-      <w:r>
-        <w:rPr>
-          <w:b w:val="0"/>
-        </w:rPr>
-        <w:t xml:space="preserve">Missing details can be filled with sensible guesses: Keep unknown fields explicit until </w:t>
-      </w:r>
-      <w:r>
-        <w:rPr>
-          <w:b/>
-        </w:rPr>
         <w:t>evidence</w:t>
       </w:r>
       <w:r>
@@ -4263,10 +3938,10 @@
     </w:p>
     <w:p>
       <w:pPr>
-        <w:pStyle w:val="Heading3"/>
-      </w:pPr>
-      <w:r>
-        <w:t>Match the support to the first error</w:t>
+        <w:pStyle w:val="Heading2"/>
+      </w:pPr>
+      <w:r>
+        <w:t>Choose support from the response</w:t>
       </w:r>
     </w:p>
     <w:tbl>
@@ -4439,15 +4114,719 @@
     </w:p>
     <w:p>
       <w:pPr>
+        <w:pStyle w:val="Heading2"/>
+      </w:pPr>
+      <w:r>
+        <w:t>Earlier wording, alternative practice and picture transcripts · reference / check after trying</w:t>
+      </w:r>
+    </w:p>
+    <w:p>
+      <w:pPr>
+        <w:spacing w:line="336" w:lineRule="auto" w:after="180"/>
+      </w:pPr>
+      <w:r>
+        <w:rPr>
+          <w:b w:val="0"/>
+        </w:rPr>
+        <w:t>Run the weekly evidence lab</w:t>
+      </w:r>
+    </w:p>
+    <w:p>
+      <w:pPr>
+        <w:spacing w:line="336" w:lineRule="auto" w:after="180"/>
+      </w:pPr>
+      <w:r>
+        <w:rPr>
+          <w:b w:val="0"/>
+        </w:rPr>
+        <w:t xml:space="preserve">Predict first, test honestly, and explain what the </w:t>
+      </w:r>
+      <w:r>
+        <w:rPr>
+          <w:b/>
+        </w:rPr>
+        <w:t>evidence</w:t>
+      </w:r>
+      <w:r>
+        <w:rPr>
+          <w:b w:val="0"/>
+        </w:rPr>
+        <w:t xml:space="preserve"> means.</w:t>
+      </w:r>
+    </w:p>
+    <w:p>
+      <w:pPr>
+        <w:spacing w:line="336" w:lineRule="auto" w:after="180"/>
+      </w:pPr>
+      <w:r>
+        <w:rPr>
+          <w:b w:val="0"/>
+        </w:rPr>
+        <w:t xml:space="preserve">State your </w:t>
+      </w:r>
+      <w:r>
+        <w:rPr>
+          <w:b/>
+        </w:rPr>
+        <w:t>prediction</w:t>
+      </w:r>
+      <w:r>
+        <w:rPr>
+          <w:b w:val="0"/>
+        </w:rPr>
+        <w:t xml:space="preserve"> before the result is known.</w:t>
+      </w:r>
+    </w:p>
+    <w:p>
+      <w:pPr>
+        <w:spacing w:line="336" w:lineRule="auto" w:after="180"/>
+      </w:pPr>
+      <w:r>
+        <w:rPr>
+          <w:b w:val="0"/>
+        </w:rPr>
+        <w:t>INDEPENDENCE After support is removed, repeat the proof with a fresh case.</w:t>
+      </w:r>
+    </w:p>
+    <w:p>
+      <w:pPr>
+        <w:pStyle w:val="Heading3"/>
+      </w:pPr>
+      <w:r>
+        <w:t>Make the lab runnable</w:t>
+      </w:r>
+    </w:p>
+    <w:p>
+      <w:pPr>
+        <w:spacing w:line="336" w:lineRule="auto" w:after="180"/>
+      </w:pPr>
+      <w:r>
+        <w:rPr>
+          <w:b w:val="0"/>
+        </w:rPr>
+        <w:t>Use the supplied sensor cards for shared practice. Each pair predicts a match and explains a missing-data case before checking. Reserve the sound-display disagreement for the individual first attempt; keep predicted and actual paper-trace results separate.</w:t>
+      </w:r>
+    </w:p>
+    <w:p>
+      <w:pPr>
+        <w:pStyle w:val="Heading3"/>
+      </w:pPr>
+      <w:r>
+        <w:t>Diagnose and reteach</w:t>
+      </w:r>
+    </w:p>
+    <w:p>
+      <w:pPr>
+        <w:spacing w:line="336" w:lineRule="auto" w:after="180"/>
+      </w:pPr>
+      <w:r>
+        <w:rPr>
+          <w:b w:val="0"/>
+        </w:rPr>
+        <w:t xml:space="preserve">CLAIM TO REPAIR A </w:t>
+      </w:r>
+      <w:r>
+        <w:rPr>
+          <w:b/>
+        </w:rPr>
+        <w:t>sensor</w:t>
+      </w:r>
+      <w:r>
+        <w:rPr>
+          <w:b w:val="0"/>
+        </w:rPr>
+        <w:t xml:space="preserve"> knows what a person feels.</w:t>
+      </w:r>
+    </w:p>
+    <w:p>
+      <w:pPr>
+        <w:spacing w:line="336" w:lineRule="auto" w:after="180"/>
+      </w:pPr>
+      <w:r>
+        <w:rPr>
+          <w:b w:val="0"/>
+        </w:rPr>
+        <w:t>For guessing, return to given facts and request a trace. For vocabulary without application, use one example and one non-example. For arithmetic errors, check the setup before the calculation.</w:t>
+      </w:r>
+    </w:p>
+    <w:p>
+      <w:pPr>
+        <w:spacing w:line="336" w:lineRule="auto" w:after="180"/>
+      </w:pPr>
+      <w:r>
+        <w:rPr>
+          <w:b w:val="0"/>
+        </w:rPr>
+        <w:t>Finish with a different uncoached case before recording mastery.</w:t>
+      </w:r>
+    </w:p>
+    <w:p>
+      <w:pPr>
+        <w:pStyle w:val="Heading3"/>
+      </w:pPr>
+      <w:r>
+        <w:t>Address these additional misconceptions</w:t>
+      </w:r>
+    </w:p>
+    <w:p>
+      <w:pPr>
+        <w:pStyle w:val="Heading3"/>
+      </w:pPr>
+      <w:r>
+        <w:t>Match the support to the first error</w:t>
+      </w:r>
+    </w:p>
+    <w:p>
+      <w:pPr>
         <w:pStyle w:val="Heading1"/>
       </w:pPr>
       <w:r>
-        <w:t>05. Assess and explain the answers</w:t>
-      </w:r>
-    </w:p>
-    <w:p>
-      <w:r>
-        <w:t>Use the Sensors Are Messengers questions, teacher keys and criteria after the relevant attempts. Previously discussed cases are practice; protect the separately selected independent task.</w:t>
+        <w:t>05. Assess the sound-display investigation</w:t>
+      </w:r>
+    </w:p>
+    <w:p>
+      <w:r>
+        <w:t>Use the selected key after the first attempt; accept defensible comparisons and limits.</w:t>
+      </w:r>
+    </w:p>
+    <w:p>
+      <w:pPr>
+        <w:pStyle w:val="Heading2"/>
+      </w:pPr>
+      <w:r>
+        <w:t>Selected independent question and key</w:t>
+      </w:r>
+    </w:p>
+    <w:p>
+      <w:pPr>
+        <w:spacing w:line="336" w:lineRule="auto" w:after="180"/>
+      </w:pPr>
+      <w:r>
+        <w:rPr>
+          <w:b w:val="0"/>
+        </w:rPr>
+        <w:t>Selected case: A classroom sound display near a speaker reads higher than one near the door. A student declares the door device broken. Propose a safe comparison using normal classroom sound.</w:t>
+      </w:r>
+    </w:p>
+    <w:p>
+      <w:pPr>
+        <w:spacing w:line="336" w:lineRule="auto" w:after="180"/>
+      </w:pPr>
+      <w:r>
+        <w:rPr>
+          <w:b w:val="0"/>
+        </w:rPr>
+        <w:t>Predict one result consistent with location explaining the difference and one result that would leave a device difference worth investigating.</w:t>
+      </w:r>
+    </w:p>
+    <w:p>
+      <w:pPr>
+        <w:spacing w:line="336" w:lineRule="auto" w:after="180"/>
+      </w:pPr>
+      <w:r>
+        <w:rPr>
+          <w:b w:val="0"/>
+        </w:rPr>
+        <w:t>Place both devices side by side under the same normal sound conditions, using the same settings and reading times, or exchange positions and repeat.</w:t>
+      </w:r>
+    </w:p>
+    <w:p>
+      <w:pPr>
+        <w:spacing w:line="336" w:lineRule="auto" w:after="180"/>
+      </w:pPr>
+      <w:r>
+        <w:rPr>
+          <w:b w:val="0"/>
+        </w:rPr>
+        <w:t>If readings become similar together or the higher reading follows the speaker location, location is a plausible explanation.</w:t>
+      </w:r>
+    </w:p>
+    <w:p>
+      <w:pPr>
+        <w:spacing w:line="336" w:lineRule="auto" w:after="180"/>
+      </w:pPr>
+      <w:r>
+        <w:rPr>
+          <w:b w:val="0"/>
+        </w:rPr>
+        <w:t xml:space="preserve">If one device remains consistently lower side by side or after swapping, a device or setting difference remains plausible. Neither result alone proves a device broken; a checked reference and repeated </w:t>
+      </w:r>
+      <w:r>
+        <w:rPr>
+          <w:b/>
+        </w:rPr>
+        <w:t>observation</w:t>
+      </w:r>
+      <w:r>
+        <w:rPr>
+          <w:b w:val="0"/>
+        </w:rPr>
+        <w:t>s help.</w:t>
+      </w:r>
+    </w:p>
+    <w:p>
+      <w:pPr>
+        <w:pStyle w:val="Heading2"/>
+      </w:pPr>
+      <w:r>
+        <w:t>Judge explanation, trace and limits</w:t>
+      </w:r>
+    </w:p>
+    <w:tbl>
+      <w:tblPr>
+        <w:tblStyle w:val="LightShading-Accent1"/>
+        <w:tblW w:type="auto" w:w="0"/>
+        <w:tblLook w:firstColumn="1" w:firstRow="1" w:lastColumn="0" w:lastRow="0" w:noHBand="0" w:noVBand="1" w:val="04A0"/>
+      </w:tblPr>
+      <w:tblGrid>
+        <w:gridCol w:w="5112"/>
+        <w:gridCol w:w="5112"/>
+      </w:tblGrid>
+      <w:tr>
+        <w:trPr>
+          <w:tblHeader/>
+        </w:trPr>
+        <w:tc>
+          <w:tcPr>
+            <w:tcW w:type="dxa" w:w="5112"/>
+          </w:tcPr>
+          <w:p>
+            <w:r>
+              <w:t>Dimension</w:t>
+            </w:r>
+          </w:p>
+        </w:tc>
+        <w:tc>
+          <w:tcPr>
+            <w:tcW w:type="dxa" w:w="5112"/>
+          </w:tcPr>
+          <w:p>
+            <w:r>
+              <w:t>Evidence required</w:t>
+            </w:r>
+          </w:p>
+        </w:tc>
+      </w:tr>
+      <w:tr>
+        <w:tc>
+          <w:tcPr>
+            <w:tcW w:type="dxa" w:w="5112"/>
+          </w:tcPr>
+          <w:p>
+            <w:r>
+              <w:t>Explanation</w:t>
+            </w:r>
+          </w:p>
+        </w:tc>
+        <w:tc>
+          <w:tcPr>
+            <w:tcW w:type="dxa" w:w="5112"/>
+          </w:tcPr>
+          <w:p>
+            <w:r>
+              <w:t>Names the applicable idea or procedure and ties it to the supplied facts.</w:t>
+            </w:r>
+          </w:p>
+        </w:tc>
+      </w:tr>
+      <w:tr>
+        <w:tc>
+          <w:tcPr>
+            <w:tcW w:type="dxa" w:w="5112"/>
+          </w:tcPr>
+          <w:p>
+            <w:r>
+              <w:t>Trace and result</w:t>
+            </w:r>
+          </w:p>
+        </w:tc>
+        <w:tc>
+          <w:tcPr>
+            <w:tcW w:type="dxa" w:w="5112"/>
+          </w:tcPr>
+          <w:p>
+            <w:r>
+              <w:t>Preserves the given inputs and shows the relevant intermediate steps; distinguishes a prediction from an observed execution.</w:t>
+            </w:r>
+          </w:p>
+        </w:tc>
+      </w:tr>
+      <w:tr>
+        <w:tc>
+          <w:tcPr>
+            <w:tcW w:type="dxa" w:w="5112"/>
+          </w:tcPr>
+          <w:p>
+            <w:r>
+              <w:t>Limits</w:t>
+            </w:r>
+          </w:p>
+        </w:tc>
+        <w:tc>
+          <w:tcPr>
+            <w:tcW w:type="dxa" w:w="5112"/>
+          </w:tcPr>
+          <w:p>
+            <w:r>
+              <w:t>States the assumptions, missing evidence or conditions under which the result would change.</w:t>
+            </w:r>
+          </w:p>
+        </w:tc>
+      </w:tr>
+    </w:tbl>
+    <w:p>
+      <w:pPr>
+        <w:spacing w:line="336" w:lineRule="auto" w:after="180"/>
+      </w:pPr>
+      <w:r>
+        <w:rPr>
+          <w:b w:val="0"/>
+        </w:rPr>
+        <w:t>Record each dimension as not yet, with support, or independent. Accept a valid alternative procedure with a defensible trace.</w:t>
+      </w:r>
+    </w:p>
+    <w:p>
+      <w:pPr>
+        <w:spacing w:line="336" w:lineRule="auto" w:after="180"/>
+      </w:pPr>
+      <w:r>
+        <w:rPr>
+          <w:b w:val="0"/>
+        </w:rPr>
+        <w:t xml:space="preserve">Do not penalise an honestly recorded model failure if the learner correctly explains its </w:t>
+      </w:r>
+      <w:r>
+        <w:rPr>
+          <w:b/>
+        </w:rPr>
+        <w:t>evidence</w:t>
+      </w:r>
+      <w:r>
+        <w:rPr>
+          <w:b w:val="0"/>
+        </w:rPr>
+        <w:t xml:space="preserve"> and limits.</w:t>
+      </w:r>
+    </w:p>
+    <w:p>
+      <w:pPr>
+        <w:pStyle w:val="Heading2"/>
+      </w:pPr>
+      <w:r>
+        <w:t>Give feedback that changes a step</w:t>
+      </w:r>
+    </w:p>
+    <w:p>
+      <w:pPr>
+        <w:spacing w:line="336" w:lineRule="auto" w:after="180"/>
+      </w:pPr>
+      <w:r>
+        <w:rPr>
+          <w:b w:val="0"/>
+        </w:rPr>
+        <w:t>Name the earliest unsupported step and give one action to repair it. Have the learner make that repair now and explain why. Then assess the relevant skill on a fresh, fully specified case.</w:t>
+      </w:r>
+    </w:p>
+    <w:p>
+      <w:pPr>
+        <w:spacing w:line="336" w:lineRule="auto" w:after="180"/>
+      </w:pPr>
+      <w:r>
+        <w:rPr>
+          <w:b w:val="0"/>
+        </w:rPr>
+        <w:t>Confirm it was not previously practised with feedback; solve and check the new case before assigning it. A follow-up design prompt is a starting brief, not automatically an equivalent test.</w:t>
+      </w:r>
+    </w:p>
+    <w:p>
+      <w:pPr>
+        <w:pStyle w:val="Heading2"/>
+      </w:pPr>
+      <w:r>
+        <w:t>W1: incomplete measurement record</w:t>
+      </w:r>
+    </w:p>
+    <w:p>
+      <w:pPr>
+        <w:spacing w:line="336" w:lineRule="auto" w:after="180"/>
+      </w:pPr>
+      <w:r>
+        <w:rPr>
+          <w:b w:val="0"/>
+        </w:rPr>
+        <w:t>A notebook entry says 24 at lunchtime. Rewrite it as a useful air-temperature record by stating which missing fields must be collected. Do not invent values that were not observed.</w:t>
+      </w:r>
+    </w:p>
+    <w:p>
+      <w:pPr>
+        <w:spacing w:line="336" w:lineRule="auto" w:after="180"/>
+      </w:pPr>
+      <w:r>
+        <w:rPr>
+          <w:b w:val="0"/>
+        </w:rPr>
+        <w:t xml:space="preserve">Keep the observed value 24 and approximate time lunchtime; mark the </w:t>
+      </w:r>
+      <w:r>
+        <w:rPr>
+          <w:b/>
+        </w:rPr>
+        <w:t>unit</w:t>
+      </w:r>
+      <w:r>
+        <w:rPr>
+          <w:b w:val="0"/>
+        </w:rPr>
+        <w:t>, exact time if needed, location, exposure and device identity as unknown or to be checked.</w:t>
+      </w:r>
+    </w:p>
+    <w:p>
+      <w:pPr>
+        <w:spacing w:line="336" w:lineRule="auto" w:after="180"/>
+      </w:pPr>
+      <w:r>
+        <w:rPr>
+          <w:b w:val="0"/>
+        </w:rPr>
+        <w:t xml:space="preserve">A suitable completed record needs air temperature, value, </w:t>
+      </w:r>
+      <w:r>
+        <w:rPr>
+          <w:b/>
+        </w:rPr>
+        <w:t>unit</w:t>
+      </w:r>
+      <w:r>
+        <w:rPr>
+          <w:b w:val="0"/>
+        </w:rPr>
+        <w:t xml:space="preserve"> and relevant conditions. Invented degrees C or shade is not an </w:t>
+      </w:r>
+      <w:r>
+        <w:rPr>
+          <w:b/>
+        </w:rPr>
+        <w:t>observation</w:t>
+      </w:r>
+      <w:r>
+        <w:rPr>
+          <w:b w:val="0"/>
+        </w:rPr>
+        <w:t>.</w:t>
+      </w:r>
+    </w:p>
+    <w:p>
+      <w:pPr>
+        <w:pStyle w:val="Heading2"/>
+      </w:pPr>
+      <w:r>
+        <w:t>W2: warning boundary</w:t>
+      </w:r>
+    </w:p>
+    <w:p>
+      <w:pPr>
+        <w:spacing w:line="336" w:lineRule="auto" w:after="180"/>
+      </w:pPr>
+      <w:r>
+        <w:rPr>
+          <w:b w:val="0"/>
+        </w:rPr>
+        <w:t xml:space="preserve">A warning rule is recorded temperature greater than 28 degrees C. State its </w:t>
+      </w:r>
+      <w:r>
+        <w:rPr>
+          <w:b/>
+        </w:rPr>
+        <w:t>output</w:t>
+      </w:r>
+      <w:r>
+        <w:rPr>
+          <w:b w:val="0"/>
+        </w:rPr>
+        <w:t xml:space="preserve"> for 27, 28 and 29 degrees C. Explain why an off warning does not prove that the </w:t>
+      </w:r>
+      <w:r>
+        <w:rPr>
+          <w:b/>
+        </w:rPr>
+        <w:t>sensor</w:t>
+      </w:r>
+      <w:r>
+        <w:rPr>
+          <w:b w:val="0"/>
+        </w:rPr>
+        <w:t xml:space="preserve"> is working correctly.</w:t>
+      </w:r>
+    </w:p>
+    <w:p>
+      <w:pPr>
+        <w:spacing w:line="336" w:lineRule="auto" w:after="180"/>
+      </w:pPr>
+      <w:r>
+        <w:rPr>
+          <w:b w:val="0"/>
+        </w:rPr>
+        <w:t xml:space="preserve">27 off, 28 off, 29 on. These </w:t>
+      </w:r>
+      <w:r>
+        <w:rPr>
+          <w:b/>
+        </w:rPr>
+        <w:t>output</w:t>
+      </w:r>
+      <w:r>
+        <w:rPr>
+          <w:b w:val="0"/>
+        </w:rPr>
+        <w:t xml:space="preserve">s follow the comparison applied to the recorded values. A device could report an incorrect low value while the rule correctly stays off; </w:t>
+      </w:r>
+      <w:r>
+        <w:rPr>
+          <w:b/>
+        </w:rPr>
+        <w:t>measurement</w:t>
+      </w:r>
+      <w:r>
+        <w:rPr>
+          <w:b w:val="0"/>
+        </w:rPr>
+        <w:t xml:space="preserve"> quality needs a separate check.</w:t>
+      </w:r>
+    </w:p>
+    <w:p>
+      <w:pPr>
+        <w:pStyle w:val="Heading2"/>
+      </w:pPr>
+      <w:r>
+        <w:t>W3: paired differences</w:t>
+      </w:r>
+    </w:p>
+    <w:p>
+      <w:pPr>
+        <w:spacing w:line="336" w:lineRule="auto" w:after="180"/>
+      </w:pPr>
+      <w:r>
+        <w:rPr>
+          <w:b w:val="0"/>
+        </w:rPr>
+        <w:t xml:space="preserve">At the same three times, A records 18, 19 and 18 degrees C and B records 21, 22 and 21 degrees C in the same location. Calculate the paired differences. What is established, and what further </w:t>
+      </w:r>
+      <w:r>
+        <w:rPr>
+          <w:b/>
+        </w:rPr>
+        <w:t>evidence</w:t>
+      </w:r>
+      <w:r>
+        <w:rPr>
+          <w:b w:val="0"/>
+        </w:rPr>
+        <w:t xml:space="preserve"> would help judge accuracy?</w:t>
+      </w:r>
+    </w:p>
+    <w:p>
+      <w:pPr>
+        <w:spacing w:line="336" w:lineRule="auto" w:after="180"/>
+      </w:pPr>
+      <w:r>
+        <w:rPr>
+          <w:b w:val="0"/>
+        </w:rPr>
+        <w:t>B minus A is 3, 3 and 3 degrees C. This establishes a consistent observed difference in these comparisons. It does not show which device is closer to the actual temperature.</w:t>
+      </w:r>
+    </w:p>
+    <w:p>
+      <w:pPr>
+        <w:spacing w:line="336" w:lineRule="auto" w:after="180"/>
+      </w:pPr>
+      <w:r>
+        <w:rPr>
+          <w:b w:val="0"/>
+        </w:rPr>
+        <w:t>Use an appropriate checked reference, allow settling, record conditions and investigate across the intended range.</w:t>
+      </w:r>
+    </w:p>
+    <w:p>
+      <w:pPr>
+        <w:pStyle w:val="Heading2"/>
+      </w:pPr>
+      <w:r>
+        <w:t>W5: unsupported watering claim</w:t>
+      </w:r>
+    </w:p>
+    <w:p>
+      <w:pPr>
+        <w:spacing w:line="336" w:lineRule="auto" w:after="180"/>
+      </w:pPr>
+      <w:r>
+        <w:rPr>
+          <w:b w:val="0"/>
+        </w:rPr>
+        <w:t xml:space="preserve">An air-temperature </w:t>
+      </w:r>
+      <w:r>
+        <w:rPr>
+          <w:b/>
+        </w:rPr>
+        <w:t>sensor</w:t>
+      </w:r>
+      <w:r>
+        <w:rPr>
+          <w:b w:val="0"/>
+        </w:rPr>
+        <w:t xml:space="preserve"> reports 29 degrees C and a rule turns on a warning. Someone writes The plant is thirsty.</w:t>
+      </w:r>
+    </w:p>
+    <w:p>
+      <w:pPr>
+        <w:spacing w:line="336" w:lineRule="auto" w:after="180"/>
+      </w:pPr>
+      <w:r>
+        <w:rPr>
+          <w:b w:val="0"/>
+        </w:rPr>
+        <w:t>Explain the unsupported step and name information more directly relevant to deciding whether watering is needed.</w:t>
+      </w:r>
+    </w:p>
+    <w:p>
+      <w:pPr>
+        <w:spacing w:line="336" w:lineRule="auto" w:after="180"/>
+      </w:pPr>
+      <w:r>
+        <w:rPr>
+          <w:b w:val="0"/>
+        </w:rPr>
+        <w:t>Crossing an air-temperature threshold does not establish root-zone dryness or a plant's watering need. Soil conditions, the kind of plant, recent watering and a gardener's inspection are more relevant.</w:t>
+      </w:r>
+    </w:p>
+    <w:p>
+      <w:pPr>
+        <w:spacing w:line="336" w:lineRule="auto" w:after="180"/>
+      </w:pPr>
+      <w:r>
+        <w:rPr>
+          <w:b w:val="0"/>
+        </w:rPr>
+        <w:t>The warning can be correctly on while the thirst claim remains unsupported.</w:t>
+      </w:r>
+    </w:p>
+    <w:p>
+      <w:pPr>
+        <w:pStyle w:val="Heading2"/>
+      </w:pPr>
+      <w:r>
+        <w:t>Earlier wording, alternative practice and picture transcripts · reference / check after trying</w:t>
+      </w:r>
+    </w:p>
+    <w:p>
+      <w:pPr>
+        <w:spacing w:line="336" w:lineRule="auto" w:after="180"/>
+      </w:pPr>
+      <w:r>
+        <w:rPr>
+          <w:b w:val="0"/>
+        </w:rPr>
+        <w:t>Assess and explain the answers</w:t>
       </w:r>
     </w:p>
     <w:p>
@@ -4460,22 +4839,68 @@
     </w:p>
     <w:p>
       <w:pPr>
+        <w:spacing w:line="336" w:lineRule="auto" w:after="180"/>
+      </w:pPr>
+      <w:r>
+        <w:rPr>
+          <w:b w:val="0"/>
+        </w:rPr>
+        <w:t xml:space="preserve">The light </w:t>
+      </w:r>
+      <w:r>
+        <w:rPr>
+          <w:b/>
+        </w:rPr>
+        <w:t>sensor</w:t>
+      </w:r>
+      <w:r>
+        <w:rPr>
+          <w:b w:val="0"/>
+        </w:rPr>
+        <w:t xml:space="preserve"> measures light; the microphone measures sound. Neither directly measures feelings. </w:t>
+      </w:r>
+      <w:r>
+        <w:rPr>
+          <w:b/>
+        </w:rPr>
+        <w:t>Unit</w:t>
+      </w:r>
+      <w:r>
+        <w:rPr>
+          <w:b w:val="0"/>
+        </w:rPr>
+        <w:t xml:space="preserve">s and </w:t>
+      </w:r>
+      <w:r>
+        <w:rPr>
+          <w:b/>
+        </w:rPr>
+        <w:t>calibration</w:t>
+      </w:r>
+      <w:r>
+        <w:rPr>
+          <w:b w:val="0"/>
+        </w:rPr>
+        <w:t xml:space="preserve"> matter when comparing devices.</w:t>
+      </w:r>
+    </w:p>
+    <w:p>
+      <w:pPr>
         <w:pStyle w:val="Heading3"/>
       </w:pPr>
       <w:r>
-        <w:t>Teacher key · Worked case answer</w:t>
+        <w:t>Additional transfer practice: readings and comfort</w:t>
       </w:r>
     </w:p>
     <w:p>
       <w:pPr>
         <w:spacing w:line="336" w:lineRule="auto" w:after="180"/>
-        <w:shd w:fill="F1F6FC"/>
-      </w:pPr>
-      <w:r>
-        <w:rPr>
-          <w:b w:val="0"/>
-        </w:rPr>
-        <w:t xml:space="preserve">The light </w:t>
+      </w:pPr>
+      <w:r>
+        <w:rPr>
+          <w:b w:val="0"/>
+        </w:rPr>
+        <w:t xml:space="preserve">A station reports light level 18 and temperature 22 degrees C. Which </w:t>
       </w:r>
       <w:r>
         <w:rPr>
@@ -4487,31 +4912,7 @@
         <w:rPr>
           <w:b w:val="0"/>
         </w:rPr>
-        <w:t xml:space="preserve"> measures light; the microphone measures sound. Neither directly measures feelings. </w:t>
-      </w:r>
-      <w:r>
-        <w:rPr>
-          <w:b/>
-        </w:rPr>
-        <w:t>Unit</w:t>
-      </w:r>
-      <w:r>
-        <w:rPr>
-          <w:b w:val="0"/>
-        </w:rPr>
-        <w:t xml:space="preserve">s and </w:t>
-      </w:r>
-      <w:r>
-        <w:rPr>
-          <w:b/>
-        </w:rPr>
-        <w:t>calibration</w:t>
-      </w:r>
-      <w:r>
-        <w:rPr>
-          <w:b w:val="0"/>
-        </w:rPr>
-        <w:t xml:space="preserve"> matter when comparing devices.</w:t>
+        <w:t xml:space="preserve"> produced each reading? Can either reading alone tell whether a child feels comfortable? Explain.</w:t>
       </w:r>
     </w:p>
     <w:p>
@@ -4519,61 +4920,12 @@
         <w:pStyle w:val="Heading3"/>
       </w:pPr>
       <w:r>
-        <w:t>Independent question</w:t>
-      </w:r>
-    </w:p>
-    <w:p>
-      <w:pPr>
-        <w:pStyle w:val="Heading3"/>
-      </w:pPr>
-      <w:r>
-        <w:t>Independent question · withhold the key</w:t>
+        <w:t>Reasoned comfort-practice answer</w:t>
       </w:r>
     </w:p>
     <w:p>
       <w:pPr>
         <w:spacing w:line="336" w:lineRule="auto" w:after="180"/>
-        <w:shd w:fill="F5F1FB"/>
-      </w:pPr>
-      <w:r>
-        <w:rPr>
-          <w:b w:val="0"/>
-        </w:rPr>
-        <w:t xml:space="preserve">A station reports light level 18 and temperature 22 degrees C. Which </w:t>
-      </w:r>
-      <w:r>
-        <w:rPr>
-          <w:b/>
-        </w:rPr>
-        <w:t>sensor</w:t>
-      </w:r>
-      <w:r>
-        <w:rPr>
-          <w:b w:val="0"/>
-        </w:rPr>
-        <w:t xml:space="preserve"> produced each reading? Can either reading alone tell whether a child feels comfortable? Explain.</w:t>
-      </w:r>
-    </w:p>
-    <w:p>
-      <w:pPr>
-        <w:pStyle w:val="Heading3"/>
-      </w:pPr>
-      <w:r>
-        <w:t>Expected independent answer</w:t>
-      </w:r>
-    </w:p>
-    <w:p>
-      <w:pPr>
-        <w:pStyle w:val="Heading3"/>
-      </w:pPr>
-      <w:r>
-        <w:t>Teacher key · Expected independent answer</w:t>
-      </w:r>
-    </w:p>
-    <w:p>
-      <w:pPr>
-        <w:spacing w:line="336" w:lineRule="auto" w:after="180"/>
-        <w:shd w:fill="F1F6FC"/>
       </w:pPr>
       <w:r>
         <w:rPr>
@@ -4927,34 +5279,231 @@
     </w:p>
     <w:p>
       <w:pPr>
+        <w:spacing w:line="336" w:lineRule="auto" w:after="180"/>
+      </w:pPr>
+      <w:r>
+        <w:rPr>
+          <w:b w:val="0"/>
+        </w:rPr>
+        <w:t xml:space="preserve">No: scales, </w:t>
+      </w:r>
+      <w:r>
+        <w:rPr>
+          <w:b/>
+        </w:rPr>
+        <w:t>calibration</w:t>
+      </w:r>
+      <w:r>
+        <w:rPr>
+          <w:b w:val="0"/>
+        </w:rPr>
+        <w:t xml:space="preserve"> and settings may differ. Use the same calibrated </w:t>
+      </w:r>
+      <w:r>
+        <w:rPr>
+          <w:b/>
+        </w:rPr>
+        <w:t>sensor</w:t>
+      </w:r>
+      <w:r>
+        <w:rPr>
+          <w:b w:val="0"/>
+        </w:rPr>
+        <w:t xml:space="preserve"> and settings in both rooms, record </w:t>
+      </w:r>
+      <w:r>
+        <w:rPr>
+          <w:b/>
+        </w:rPr>
+        <w:t>unit</w:t>
+      </w:r>
+      <w:r>
+        <w:rPr>
+          <w:b w:val="0"/>
+        </w:rPr>
+        <w:t>s and repeat at comparable positions and times.</w:t>
+      </w:r>
+    </w:p>
+    <w:p>
+      <w:pPr>
+        <w:spacing w:line="336" w:lineRule="auto" w:after="180"/>
+      </w:pPr>
+      <w:r>
+        <w:rPr>
+          <w:b w:val="0"/>
+        </w:rPr>
+        <w:t>A larger uncalibrated number alone cannot establish a brightness ratio.</w:t>
+      </w:r>
+    </w:p>
+    <w:p>
+      <w:pPr>
         <w:pStyle w:val="Heading3"/>
       </w:pPr>
       <w:r>
-        <w:t>Teacher key · Original transfer answer</w:t>
+        <w:t>Explanations for the additional workbook examples</w:t>
+      </w:r>
+    </w:p>
+    <w:p>
+      <w:pPr>
+        <w:pStyle w:val="Heading3"/>
+      </w:pPr>
+      <w:r>
+        <w:t>W1 Repair an incomplete record</w:t>
+      </w:r>
+    </w:p>
+    <w:p>
+      <w:pPr>
+        <w:pStyle w:val="Heading3"/>
+      </w:pPr>
+      <w:r>
+        <w:t>W2 Trace a boundary</w:t>
+      </w:r>
+    </w:p>
+    <w:p>
+      <w:pPr>
+        <w:pStyle w:val="Heading3"/>
+      </w:pPr>
+      <w:r>
+        <w:t>W3 Compare without choosing a winner</w:t>
+      </w:r>
+    </w:p>
+    <w:p>
+      <w:pPr>
+        <w:pStyle w:val="Heading3"/>
+      </w:pPr>
+      <w:r>
+        <w:t>W4 Investigate a new measurement dispute</w:t>
       </w:r>
     </w:p>
     <w:p>
       <w:pPr>
         <w:spacing w:line="336" w:lineRule="auto" w:after="180"/>
-        <w:shd w:fill="F1F6FC"/>
-      </w:pPr>
-      <w:r>
-        <w:rPr>
-          <w:b w:val="0"/>
-        </w:rPr>
-        <w:t xml:space="preserve">No: scales, </w:t>
+      </w:pPr>
+      <w:r>
+        <w:rPr>
+          <w:b w:val="0"/>
+        </w:rPr>
+        <w:t>A classroom sound display near a speaker reads higher than one near the door. A student declares the door device broken. Propose a safe comparison using normal classroom sound.</w:t>
+      </w:r>
+    </w:p>
+    <w:p>
+      <w:pPr>
+        <w:spacing w:line="336" w:lineRule="auto" w:after="180"/>
+      </w:pPr>
+      <w:r>
+        <w:rPr>
+          <w:b w:val="0"/>
+        </w:rPr>
+        <w:t>Predict one result consistent with location explaining the difference and one result that would leave a device difference worth investigating.</w:t>
+      </w:r>
+    </w:p>
+    <w:p>
+      <w:pPr>
+        <w:spacing w:line="336" w:lineRule="auto" w:after="180"/>
+      </w:pPr>
+      <w:r>
+        <w:rPr>
+          <w:b w:val="0"/>
+        </w:rPr>
+        <w:t>Place both devices side by side under the same normal sound conditions, using the same settings and reading times, or exchange positions and repeat.</w:t>
+      </w:r>
+    </w:p>
+    <w:p>
+      <w:pPr>
+        <w:spacing w:line="336" w:lineRule="auto" w:after="180"/>
+      </w:pPr>
+      <w:r>
+        <w:rPr>
+          <w:b w:val="0"/>
+        </w:rPr>
+        <w:t>If readings become similar together or the higher reading follows the speaker location, location is a plausible explanation.</w:t>
+      </w:r>
+    </w:p>
+    <w:p>
+      <w:pPr>
+        <w:spacing w:line="336" w:lineRule="auto" w:after="180"/>
+      </w:pPr>
+      <w:r>
+        <w:rPr>
+          <w:b w:val="0"/>
+        </w:rPr>
+        <w:t xml:space="preserve">If one device remains consistently lower side by side or after swapping, a device or setting difference remains plausible. Neither result alone proves a device broken; a checked reference and repeated </w:t>
       </w:r>
       <w:r>
         <w:rPr>
           <w:b/>
         </w:rPr>
-        <w:t>calibration</w:t>
-      </w:r>
-      <w:r>
-        <w:rPr>
-          <w:b w:val="0"/>
-        </w:rPr>
-        <w:t xml:space="preserve"> and settings may differ. Use the same calibrated </w:t>
+        <w:t>observation</w:t>
+      </w:r>
+      <w:r>
+        <w:rPr>
+          <w:b w:val="0"/>
+        </w:rPr>
+        <w:t>s help.</w:t>
+      </w:r>
+    </w:p>
+    <w:p>
+      <w:pPr>
+        <w:pStyle w:val="Heading3"/>
+      </w:pPr>
+      <w:r>
+        <w:t>W5 Limit a system's conclusion</w:t>
+      </w:r>
+    </w:p>
+    <w:p>
+      <w:pPr>
+        <w:pStyle w:val="Heading3"/>
+      </w:pPr>
+      <w:r>
+        <w:t>Assess independent transfer</w:t>
+      </w:r>
+    </w:p>
+    <w:p>
+      <w:pPr>
+        <w:pStyle w:val="Heading3"/>
+      </w:pPr>
+      <w:r>
+        <w:t>Selected case answer</w:t>
+      </w:r>
+    </w:p>
+    <w:p>
+      <w:pPr>
+        <w:pStyle w:val="Heading3"/>
+      </w:pPr>
+      <w:r>
+        <w:t>Feedback that the learner uses</w:t>
+      </w:r>
+    </w:p>
+    <w:p>
+      <w:pPr>
+        <w:pStyle w:val="Heading1"/>
+      </w:pPr>
+      <w:r>
+        <w:t>06. Connect, adapt and return</w:t>
+      </w:r>
+    </w:p>
+    <w:p>
+      <w:r>
+        <w:t>Retain the measurement context and revisit the reasoning with a changed case.</w:t>
+      </w:r>
+    </w:p>
+    <w:p>
+      <w:pPr>
+        <w:pStyle w:val="Heading2"/>
+      </w:pPr>
+      <w:r>
+        <w:t>Project evidence to keep</w:t>
+      </w:r>
+    </w:p>
+    <w:p>
+      <w:pPr>
+        <w:spacing w:line="336" w:lineRule="auto" w:after="180"/>
+      </w:pPr>
+      <w:r>
+        <w:rPr>
+          <w:b w:val="0"/>
+        </w:rPr>
+        <w:t xml:space="preserve">Mark which </w:t>
       </w:r>
       <w:r>
         <w:rPr>
@@ -4966,1041 +5515,206 @@
         <w:rPr>
           <w:b w:val="0"/>
         </w:rPr>
-        <w:t xml:space="preserve"> and settings in both rooms, record </w:t>
+        <w:t xml:space="preserve">, if any, would collect each Classroom Sorter </w:t>
       </w:r>
       <w:r>
         <w:rPr>
           <w:b/>
         </w:rPr>
+        <w:t>input</w:t>
+      </w:r>
+      <w:r>
+        <w:rPr>
+          <w:b w:val="0"/>
+        </w:rPr>
+        <w:t xml:space="preserve">; prefer direct human entry when a </w:t>
+      </w:r>
+      <w:r>
+        <w:rPr>
+          <w:b/>
+        </w:rPr>
+        <w:t>sensor</w:t>
+      </w:r>
+      <w:r>
+        <w:rPr>
+          <w:b w:val="0"/>
+        </w:rPr>
+        <w:t xml:space="preserve"> is unnecessary.</w:t>
+      </w:r>
+    </w:p>
+    <w:p>
+      <w:pPr>
+        <w:spacing w:line="336" w:lineRule="auto" w:after="180"/>
+      </w:pPr>
+      <w:r>
+        <w:rPr>
+          <w:b w:val="0"/>
+        </w:rPr>
+        <w:t xml:space="preserve">Keep the decision, </w:t>
+      </w:r>
+      <w:r>
+        <w:rPr>
+          <w:b/>
+        </w:rPr>
+        <w:t>input</w:t>
+      </w:r>
+      <w:r>
+        <w:rPr>
+          <w:b w:val="0"/>
+        </w:rPr>
+        <w:t xml:space="preserve">, result, explanation and remaining limitation in the project </w:t>
+      </w:r>
+      <w:r>
+        <w:rPr>
+          <w:b/>
+        </w:rPr>
+        <w:t>evidence</w:t>
+      </w:r>
+      <w:r>
+        <w:rPr>
+          <w:b w:val="0"/>
+        </w:rPr>
+        <w:t xml:space="preserve"> record. Retrieve this record next week rather than restarting the project.</w:t>
+      </w:r>
+    </w:p>
+    <w:p>
+      <w:pPr>
+        <w:spacing w:line="336" w:lineRule="auto" w:after="180"/>
+      </w:pPr>
+      <w:r>
+        <w:rPr>
+          <w:b w:val="0"/>
+        </w:rPr>
+        <w:t xml:space="preserve">Save sorter </w:t>
+      </w:r>
+      <w:r>
+        <w:rPr>
+          <w:b/>
+        </w:rPr>
+        <w:t>measurement</w:t>
+      </w:r>
+      <w:r>
+        <w:rPr>
+          <w:b w:val="0"/>
+        </w:rPr>
+        <w:t xml:space="preserve">s with device, location and time so unusual </w:t>
+      </w:r>
+      <w:r>
+        <w:rPr>
+          <w:b/>
+        </w:rPr>
+        <w:t>input</w:t>
+      </w:r>
+      <w:r>
+        <w:rPr>
+          <w:b w:val="0"/>
+        </w:rPr>
+        <w:t>s can be checked before decisions.</w:t>
+      </w:r>
+    </w:p>
+    <w:p>
+      <w:pPr>
+        <w:pStyle w:val="Heading2"/>
+      </w:pPr>
+      <w:r>
+        <w:t>Remove barriers; retain the reasoning</w:t>
+      </w:r>
+    </w:p>
+    <w:p>
+      <w:pPr>
+        <w:spacing w:line="336" w:lineRule="auto" w:after="180"/>
+      </w:pPr>
+      <w:r>
+        <w:rPr>
+          <w:b w:val="0"/>
+        </w:rPr>
+        <w:t xml:space="preserve">Use physical cards, spoken explanations and a three-stage drawing. Read aloud without giving the answer. Stretch: compare two </w:t>
+      </w:r>
+      <w:r>
+        <w:rPr>
+          <w:b/>
+        </w:rPr>
+        <w:t>mechanism</w:t>
+      </w:r>
+      <w:r>
+        <w:rPr>
+          <w:b w:val="0"/>
+        </w:rPr>
+        <w:t xml:space="preserve">s with the same visible </w:t>
+      </w:r>
+      <w:r>
+        <w:rPr>
+          <w:b/>
+        </w:rPr>
+        <w:t>output</w:t>
+      </w:r>
+      <w:r>
+        <w:rPr>
+          <w:b w:val="0"/>
+        </w:rPr>
+        <w:t xml:space="preserve"> and explain what </w:t>
+      </w:r>
+      <w:r>
+        <w:rPr>
+          <w:b/>
+        </w:rPr>
+        <w:t>evidence</w:t>
+      </w:r>
+      <w:r>
+        <w:rPr>
+          <w:b w:val="0"/>
+        </w:rPr>
+        <w:t xml:space="preserve"> distinguishes them.</w:t>
+      </w:r>
+    </w:p>
+    <w:p>
+      <w:pPr>
+        <w:spacing w:line="336" w:lineRule="auto" w:after="180"/>
+      </w:pPr>
+      <w:r>
+        <w:rPr>
+          <w:b w:val="0"/>
+        </w:rPr>
+        <w:t xml:space="preserve">Give a record frame with quantity, value, </w:t>
+      </w:r>
+      <w:r>
+        <w:rPr>
+          <w:b/>
+        </w:rPr>
         <w:t>unit</w:t>
       </w:r>
       <w:r>
         <w:rPr>
           <w:b w:val="0"/>
         </w:rPr>
-        <w:t>s and repeat at comparable positions and times.</w:t>
+        <w:t>, time and location boxes. Use a number line for paired differences.</w:t>
       </w:r>
     </w:p>
     <w:p>
       <w:pPr>
         <w:spacing w:line="336" w:lineRule="auto" w:after="180"/>
-        <w:shd w:fill="F1F6FC"/>
-      </w:pPr>
-      <w:r>
-        <w:rPr>
-          <w:b w:val="0"/>
-        </w:rPr>
-        <w:t>A larger uncalibrated number alone cannot establish a brightness ratio.</w:t>
-      </w:r>
-    </w:p>
-    <w:p>
-      <w:pPr>
-        <w:pStyle w:val="Heading3"/>
-      </w:pPr>
-      <w:r>
-        <w:t>Explanations for the additional workbook examples</w:t>
-      </w:r>
-    </w:p>
-    <w:p>
-      <w:pPr>
-        <w:pStyle w:val="Heading3"/>
-      </w:pPr>
-      <w:r>
-        <w:t>W1 Repair an incomplete record</w:t>
-      </w:r>
-    </w:p>
-    <w:p>
-      <w:pPr>
-        <w:pStyle w:val="Heading3"/>
-      </w:pPr>
-      <w:r>
-        <w:t>Workbook question · W1</w:t>
+      </w:pPr>
+      <w:r>
+        <w:rPr>
+          <w:b w:val="0"/>
+        </w:rPr>
+        <w:t>Extension: discuss why devices that round to whole degrees can differ at a boundary without either being grossly faulty.</w:t>
       </w:r>
     </w:p>
     <w:p>
       <w:pPr>
         <w:spacing w:line="336" w:lineRule="auto" w:after="180"/>
-        <w:shd w:fill="F5F1FB"/>
-      </w:pPr>
-      <w:r>
-        <w:rPr>
-          <w:b w:val="0"/>
-        </w:rPr>
-        <w:t>A notebook entry says 24 at lunchtime. Rewrite it as a useful air-temperature record by stating which missing fields must be collected. Do not invent values that were not observed.</w:t>
-      </w:r>
-    </w:p>
-    <w:p>
-      <w:pPr>
-        <w:pStyle w:val="Heading3"/>
-      </w:pPr>
-      <w:r>
-        <w:t>Teacher reasoning · W1</w:t>
+      </w:pPr>
+      <w:r>
+        <w:rPr>
+          <w:b w:val="0"/>
+        </w:rPr>
+        <w:t>W4 is secure when it controls location or device identity in a meaningful comparison, keeps ordinary safe conditions, states two interpretable outcomes and avoids declaring certainty.</w:t>
       </w:r>
     </w:p>
     <w:p>
       <w:pPr>
         <w:spacing w:line="336" w:lineRule="auto" w:after="180"/>
-        <w:shd w:fill="F1F6FC"/>
-      </w:pPr>
-      <w:r>
-        <w:rPr>
-          <w:b w:val="0"/>
-        </w:rPr>
-        <w:t xml:space="preserve">Keep the observed value 24 and approximate time lunchtime; mark the </w:t>
-      </w:r>
-      <w:r>
-        <w:rPr>
-          <w:b/>
-        </w:rPr>
-        <w:t>unit</w:t>
-      </w:r>
-      <w:r>
-        <w:rPr>
-          <w:b w:val="0"/>
-        </w:rPr>
-        <w:t>, exact time if needed, location, exposure and device identity as unknown or to be checked.</w:t>
-      </w:r>
-    </w:p>
-    <w:p>
-      <w:pPr>
-        <w:spacing w:line="336" w:lineRule="auto" w:after="180"/>
-        <w:shd w:fill="F1F6FC"/>
-      </w:pPr>
-      <w:r>
-        <w:rPr>
-          <w:b w:val="0"/>
-        </w:rPr>
-        <w:t xml:space="preserve">A suitable completed record needs air temperature, value, </w:t>
-      </w:r>
-      <w:r>
-        <w:rPr>
-          <w:b/>
-        </w:rPr>
-        <w:t>unit</w:t>
-      </w:r>
-      <w:r>
-        <w:rPr>
-          <w:b w:val="0"/>
-        </w:rPr>
-        <w:t xml:space="preserve"> and relevant conditions. Invented degrees C or shade is not an </w:t>
-      </w:r>
-      <w:r>
-        <w:rPr>
-          <w:b/>
-        </w:rPr>
-        <w:t>observation</w:t>
-      </w:r>
-      <w:r>
-        <w:rPr>
-          <w:b w:val="0"/>
-        </w:rPr>
-        <w:t>.</w:t>
-      </w:r>
-    </w:p>
-    <w:p>
-      <w:pPr>
-        <w:pStyle w:val="Heading3"/>
-      </w:pPr>
-      <w:r>
-        <w:t>W2 Trace a boundary</w:t>
-      </w:r>
-    </w:p>
-    <w:p>
-      <w:pPr>
-        <w:pStyle w:val="Heading3"/>
-      </w:pPr>
-      <w:r>
-        <w:t>Workbook question · W2</w:t>
-      </w:r>
-    </w:p>
-    <w:p>
-      <w:pPr>
-        <w:spacing w:line="336" w:lineRule="auto" w:after="180"/>
-        <w:shd w:fill="F5F1FB"/>
-      </w:pPr>
-      <w:r>
-        <w:rPr>
-          <w:b w:val="0"/>
-        </w:rPr>
-        <w:t xml:space="preserve">A warning rule is recorded temperature greater than 28 degrees C. State its </w:t>
-      </w:r>
-      <w:r>
-        <w:rPr>
-          <w:b/>
-        </w:rPr>
-        <w:t>output</w:t>
-      </w:r>
-      <w:r>
-        <w:rPr>
-          <w:b w:val="0"/>
-        </w:rPr>
-        <w:t xml:space="preserve"> for 27, 28 and 29 degrees C. Explain why an off warning does not prove that the </w:t>
-      </w:r>
-      <w:r>
-        <w:rPr>
-          <w:b/>
-        </w:rPr>
-        <w:t>sensor</w:t>
-      </w:r>
-      <w:r>
-        <w:rPr>
-          <w:b w:val="0"/>
-        </w:rPr>
-        <w:t xml:space="preserve"> is working correctly.</w:t>
-      </w:r>
-    </w:p>
-    <w:p>
-      <w:pPr>
-        <w:pStyle w:val="Heading3"/>
-      </w:pPr>
-      <w:r>
-        <w:t>Teacher reasoning · W2</w:t>
-      </w:r>
-    </w:p>
-    <w:p>
-      <w:pPr>
-        <w:spacing w:line="336" w:lineRule="auto" w:after="180"/>
-        <w:shd w:fill="F1F6FC"/>
-      </w:pPr>
-      <w:r>
-        <w:rPr>
-          <w:b w:val="0"/>
-        </w:rPr>
-        <w:t xml:space="preserve">27 off, 28 off, 29 on. These </w:t>
-      </w:r>
-      <w:r>
-        <w:rPr>
-          <w:b/>
-        </w:rPr>
-        <w:t>output</w:t>
-      </w:r>
-      <w:r>
-        <w:rPr>
-          <w:b w:val="0"/>
-        </w:rPr>
-        <w:t xml:space="preserve">s follow the comparison applied to the recorded values. A device could report an incorrect low value while the rule correctly stays off; </w:t>
-      </w:r>
-      <w:r>
-        <w:rPr>
-          <w:b/>
-        </w:rPr>
-        <w:t>measurement</w:t>
-      </w:r>
-      <w:r>
-        <w:rPr>
-          <w:b w:val="0"/>
-        </w:rPr>
-        <w:t xml:space="preserve"> quality needs a separate check.</w:t>
-      </w:r>
-    </w:p>
-    <w:p>
-      <w:pPr>
-        <w:pStyle w:val="Heading3"/>
-      </w:pPr>
-      <w:r>
-        <w:t>W3 Compare without choosing a winner</w:t>
-      </w:r>
-    </w:p>
-    <w:p>
-      <w:pPr>
-        <w:pStyle w:val="Heading3"/>
-      </w:pPr>
-      <w:r>
-        <w:t>Workbook question · W3</w:t>
-      </w:r>
-    </w:p>
-    <w:p>
-      <w:pPr>
-        <w:spacing w:line="336" w:lineRule="auto" w:after="180"/>
-        <w:shd w:fill="F5F1FB"/>
-      </w:pPr>
-      <w:r>
-        <w:rPr>
-          <w:b w:val="0"/>
-        </w:rPr>
-        <w:t xml:space="preserve">At the same three times, A records 18, 19 and 18 degrees C and B records 21, 22 and 21 degrees C in the same location. Calculate the paired differences. What is established, and what further </w:t>
-      </w:r>
-      <w:r>
-        <w:rPr>
-          <w:b/>
-        </w:rPr>
-        <w:t>evidence</w:t>
-      </w:r>
-      <w:r>
-        <w:rPr>
-          <w:b w:val="0"/>
-        </w:rPr>
-        <w:t xml:space="preserve"> would help judge accuracy?</w:t>
-      </w:r>
-    </w:p>
-    <w:p>
-      <w:pPr>
-        <w:pStyle w:val="Heading3"/>
-      </w:pPr>
-      <w:r>
-        <w:t>Teacher reasoning · W3</w:t>
-      </w:r>
-    </w:p>
-    <w:p>
-      <w:pPr>
-        <w:spacing w:line="336" w:lineRule="auto" w:after="180"/>
-        <w:shd w:fill="F1F6FC"/>
-      </w:pPr>
-      <w:r>
-        <w:rPr>
-          <w:b w:val="0"/>
-        </w:rPr>
-        <w:t>B minus A is 3, 3 and 3 degrees C. This establishes a consistent observed difference in these comparisons. It does not show which device is closer to the actual temperature.</w:t>
-      </w:r>
-    </w:p>
-    <w:p>
-      <w:pPr>
-        <w:spacing w:line="336" w:lineRule="auto" w:after="180"/>
-        <w:shd w:fill="F1F6FC"/>
-      </w:pPr>
-      <w:r>
-        <w:rPr>
-          <w:b w:val="0"/>
-        </w:rPr>
-        <w:t>Use an appropriate checked reference, allow settling, record conditions and investigate across the intended range.</w:t>
-      </w:r>
-    </w:p>
-    <w:p>
-      <w:pPr>
-        <w:pStyle w:val="Heading3"/>
-      </w:pPr>
-      <w:r>
-        <w:t>W4 Investigate a new measurement dispute</w:t>
-      </w:r>
-    </w:p>
-    <w:p>
-      <w:pPr>
-        <w:pStyle w:val="Heading3"/>
-      </w:pPr>
-      <w:r>
-        <w:t>Workbook question · W4</w:t>
-      </w:r>
-    </w:p>
-    <w:p>
-      <w:pPr>
-        <w:spacing w:line="336" w:lineRule="auto" w:after="180"/>
-        <w:shd w:fill="F5F1FB"/>
-      </w:pPr>
-      <w:r>
-        <w:rPr>
-          <w:b w:val="0"/>
-        </w:rPr>
-        <w:t>A classroom sound display near a speaker reads higher than one near the door. A student declares the door device broken. Propose a safe comparison using normal classroom sound.</w:t>
-      </w:r>
-    </w:p>
-    <w:p>
-      <w:pPr>
-        <w:spacing w:line="336" w:lineRule="auto" w:after="180"/>
-        <w:shd w:fill="F5F1FB"/>
-      </w:pPr>
-      <w:r>
-        <w:rPr>
-          <w:b w:val="0"/>
-        </w:rPr>
-        <w:t>Predict one result consistent with location explaining the difference and one result that would leave a device difference worth investigating.</w:t>
-      </w:r>
-    </w:p>
-    <w:p>
-      <w:pPr>
-        <w:pStyle w:val="Heading3"/>
-      </w:pPr>
-      <w:r>
-        <w:t>Teacher reasoning · W4</w:t>
-      </w:r>
-    </w:p>
-    <w:p>
-      <w:pPr>
-        <w:spacing w:line="336" w:lineRule="auto" w:after="180"/>
-        <w:shd w:fill="F1F6FC"/>
-      </w:pPr>
-      <w:r>
-        <w:rPr>
-          <w:b w:val="0"/>
-        </w:rPr>
-        <w:t>Place both devices side by side under the same normal sound conditions, using the same settings and reading times, or exchange positions and repeat.</w:t>
-      </w:r>
-    </w:p>
-    <w:p>
-      <w:pPr>
-        <w:spacing w:line="336" w:lineRule="auto" w:after="180"/>
-        <w:shd w:fill="F1F6FC"/>
-      </w:pPr>
-      <w:r>
-        <w:rPr>
-          <w:b w:val="0"/>
-        </w:rPr>
-        <w:t>If readings become similar together or the higher reading follows the speaker location, location is a plausible explanation.</w:t>
-      </w:r>
-    </w:p>
-    <w:p>
-      <w:pPr>
-        <w:spacing w:line="336" w:lineRule="auto" w:after="180"/>
-        <w:shd w:fill="F1F6FC"/>
-      </w:pPr>
-      <w:r>
-        <w:rPr>
-          <w:b w:val="0"/>
-        </w:rPr>
-        <w:t xml:space="preserve">If one device remains consistently lower side by side or after swapping, a device or setting difference remains plausible. Neither result alone proves a device broken; a checked reference and repeated </w:t>
-      </w:r>
-      <w:r>
-        <w:rPr>
-          <w:b/>
-        </w:rPr>
-        <w:t>observation</w:t>
-      </w:r>
-      <w:r>
-        <w:rPr>
-          <w:b w:val="0"/>
-        </w:rPr>
-        <w:t>s help.</w:t>
-      </w:r>
-    </w:p>
-    <w:p>
-      <w:pPr>
-        <w:pStyle w:val="Heading3"/>
-      </w:pPr>
-      <w:r>
-        <w:t>W5 Limit a system's conclusion</w:t>
-      </w:r>
-    </w:p>
-    <w:p>
-      <w:pPr>
-        <w:pStyle w:val="Heading3"/>
-      </w:pPr>
-      <w:r>
-        <w:t>Workbook question · W5</w:t>
-      </w:r>
-    </w:p>
-    <w:p>
-      <w:pPr>
-        <w:spacing w:line="336" w:lineRule="auto" w:after="180"/>
-        <w:shd w:fill="F5F1FB"/>
-      </w:pPr>
-      <w:r>
-        <w:rPr>
-          <w:b w:val="0"/>
-        </w:rPr>
-        <w:t xml:space="preserve">An air-temperature </w:t>
-      </w:r>
-      <w:r>
-        <w:rPr>
-          <w:b/>
-        </w:rPr>
-        <w:t>sensor</w:t>
-      </w:r>
-      <w:r>
-        <w:rPr>
-          <w:b w:val="0"/>
-        </w:rPr>
-        <w:t xml:space="preserve"> reports 29 degrees C and a rule turns on a warning. Someone writes The plant is thirsty.</w:t>
-      </w:r>
-    </w:p>
-    <w:p>
-      <w:pPr>
-        <w:spacing w:line="336" w:lineRule="auto" w:after="180"/>
-        <w:shd w:fill="F5F1FB"/>
-      </w:pPr>
-      <w:r>
-        <w:rPr>
-          <w:b w:val="0"/>
-        </w:rPr>
-        <w:t>Explain the unsupported step and name information more directly relevant to deciding whether watering is needed.</w:t>
-      </w:r>
-    </w:p>
-    <w:p>
-      <w:pPr>
-        <w:pStyle w:val="Heading3"/>
-      </w:pPr>
-      <w:r>
-        <w:t>Teacher reasoning · W5</w:t>
-      </w:r>
-    </w:p>
-    <w:p>
-      <w:pPr>
-        <w:spacing w:line="336" w:lineRule="auto" w:after="180"/>
-        <w:shd w:fill="F1F6FC"/>
-      </w:pPr>
-      <w:r>
-        <w:rPr>
-          <w:b w:val="0"/>
-        </w:rPr>
-        <w:t>Crossing an air-temperature threshold does not establish root-zone dryness or a plant's watering need. Soil conditions, the kind of plant, recent watering and a gardener's inspection are more relevant.</w:t>
-      </w:r>
-    </w:p>
-    <w:p>
-      <w:pPr>
-        <w:spacing w:line="336" w:lineRule="auto" w:after="180"/>
-        <w:shd w:fill="F1F6FC"/>
-      </w:pPr>
-      <w:r>
-        <w:rPr>
-          <w:b w:val="0"/>
-        </w:rPr>
-        <w:t>The warning can be correctly on while the thirst claim remains unsupported.</w:t>
-      </w:r>
-    </w:p>
-    <w:p>
-      <w:pPr>
-        <w:pStyle w:val="Heading3"/>
-      </w:pPr>
-      <w:r>
-        <w:t>Assess independent transfer</w:t>
-      </w:r>
-    </w:p>
-    <w:p>
-      <w:pPr>
-        <w:pStyle w:val="Heading3"/>
-      </w:pPr>
-      <w:r>
-        <w:t>Independent question · withhold the key</w:t>
-      </w:r>
-    </w:p>
-    <w:p>
-      <w:pPr>
-        <w:spacing w:line="336" w:lineRule="auto" w:after="180"/>
-        <w:shd w:fill="F5F1FB"/>
-      </w:pPr>
-      <w:r>
-        <w:rPr>
-          <w:b w:val="0"/>
-        </w:rPr>
-        <w:t>Selected case: A classroom sound display near a speaker reads higher than one near the door. A student declares the door device broken. Propose a safe comparison using normal classroom sound.</w:t>
-      </w:r>
-    </w:p>
-    <w:p>
-      <w:pPr>
-        <w:spacing w:line="336" w:lineRule="auto" w:after="180"/>
-        <w:shd w:fill="F5F1FB"/>
-      </w:pPr>
-      <w:r>
-        <w:rPr>
-          <w:b w:val="0"/>
-        </w:rPr>
-        <w:t>Predict one result consistent with location explaining the difference and one result that would leave a device difference worth investigating.</w:t>
-      </w:r>
-    </w:p>
-    <w:p>
-      <w:pPr>
-        <w:pStyle w:val="Heading3"/>
-      </w:pPr>
-      <w:r>
-        <w:t>Selected case answer</w:t>
-      </w:r>
-    </w:p>
-    <w:p>
-      <w:pPr>
-        <w:pStyle w:val="Heading3"/>
-      </w:pPr>
-      <w:r>
-        <w:t>Teacher key · Selected case answer</w:t>
-      </w:r>
-    </w:p>
-    <w:p>
-      <w:pPr>
-        <w:spacing w:line="336" w:lineRule="auto" w:after="180"/>
-        <w:shd w:fill="F1F6FC"/>
-      </w:pPr>
-      <w:r>
-        <w:rPr>
-          <w:b w:val="0"/>
-        </w:rPr>
-        <w:t>Place both devices side by side under the same normal sound conditions, using the same settings and reading times, or exchange positions and repeat.</w:t>
-      </w:r>
-    </w:p>
-    <w:p>
-      <w:pPr>
-        <w:spacing w:line="336" w:lineRule="auto" w:after="180"/>
-        <w:shd w:fill="F1F6FC"/>
-      </w:pPr>
-      <w:r>
-        <w:rPr>
-          <w:b w:val="0"/>
-        </w:rPr>
-        <w:t>If readings become similar together or the higher reading follows the speaker location, location is a plausible explanation.</w:t>
-      </w:r>
-    </w:p>
-    <w:p>
-      <w:pPr>
-        <w:spacing w:line="336" w:lineRule="auto" w:after="180"/>
-        <w:shd w:fill="F1F6FC"/>
-      </w:pPr>
-      <w:r>
-        <w:rPr>
-          <w:b w:val="0"/>
-        </w:rPr>
-        <w:t xml:space="preserve">If one device remains consistently lower side by side or after swapping, a device or setting difference remains plausible. Neither result alone proves a device broken; a checked reference and repeated </w:t>
-      </w:r>
-      <w:r>
-        <w:rPr>
-          <w:b/>
-        </w:rPr>
-        <w:t>observation</w:t>
-      </w:r>
-      <w:r>
-        <w:rPr>
-          <w:b w:val="0"/>
-        </w:rPr>
-        <w:t>s help.</w:t>
-      </w:r>
-    </w:p>
-    <w:tbl>
-      <w:tblPr>
-        <w:tblStyle w:val="LightShading-Accent1"/>
-        <w:tblW w:type="auto" w:w="0"/>
-        <w:tblLook w:firstColumn="1" w:firstRow="1" w:lastColumn="0" w:lastRow="0" w:noHBand="0" w:noVBand="1" w:val="04A0"/>
-      </w:tblPr>
-      <w:tblGrid>
-        <w:gridCol w:w="5112"/>
-        <w:gridCol w:w="5112"/>
-      </w:tblGrid>
-      <w:tr>
-        <w:trPr>
-          <w:tblHeader/>
-        </w:trPr>
-        <w:tc>
-          <w:tcPr>
-            <w:tcW w:type="dxa" w:w="5112"/>
-          </w:tcPr>
-          <w:p>
-            <w:r>
-              <w:t>Dimension</w:t>
-            </w:r>
-          </w:p>
-        </w:tc>
-        <w:tc>
-          <w:tcPr>
-            <w:tcW w:type="dxa" w:w="5112"/>
-          </w:tcPr>
-          <w:p>
-            <w:r>
-              <w:t>Evidence required</w:t>
-            </w:r>
-          </w:p>
-        </w:tc>
-      </w:tr>
-      <w:tr>
-        <w:tc>
-          <w:tcPr>
-            <w:tcW w:type="dxa" w:w="5112"/>
-          </w:tcPr>
-          <w:p>
-            <w:r>
-              <w:t>Explanation</w:t>
-            </w:r>
-          </w:p>
-        </w:tc>
-        <w:tc>
-          <w:tcPr>
-            <w:tcW w:type="dxa" w:w="5112"/>
-          </w:tcPr>
-          <w:p>
-            <w:r>
-              <w:t>Names the applicable idea or procedure and ties it to the supplied facts.</w:t>
-            </w:r>
-          </w:p>
-        </w:tc>
-      </w:tr>
-      <w:tr>
-        <w:tc>
-          <w:tcPr>
-            <w:tcW w:type="dxa" w:w="5112"/>
-          </w:tcPr>
-          <w:p>
-            <w:r>
-              <w:t>Trace and result</w:t>
-            </w:r>
-          </w:p>
-        </w:tc>
-        <w:tc>
-          <w:tcPr>
-            <w:tcW w:type="dxa" w:w="5112"/>
-          </w:tcPr>
-          <w:p>
-            <w:r>
-              <w:t>Preserves the given inputs and shows the relevant intermediate steps; distinguishes a prediction from an observed execution.</w:t>
-            </w:r>
-          </w:p>
-        </w:tc>
-      </w:tr>
-      <w:tr>
-        <w:tc>
-          <w:tcPr>
-            <w:tcW w:type="dxa" w:w="5112"/>
-          </w:tcPr>
-          <w:p>
-            <w:r>
-              <w:t>Limits</w:t>
-            </w:r>
-          </w:p>
-        </w:tc>
-        <w:tc>
-          <w:tcPr>
-            <w:tcW w:type="dxa" w:w="5112"/>
-          </w:tcPr>
-          <w:p>
-            <w:r>
-              <w:t>States the assumptions, missing evidence or conditions under which the result would change.</w:t>
-            </w:r>
-          </w:p>
-        </w:tc>
-      </w:tr>
-    </w:tbl>
-    <w:p>
-      <w:pPr>
-        <w:pStyle w:val="Heading3"/>
-      </w:pPr>
-      <w:r>
-        <w:t>Teacher key · Selected case answer</w:t>
-      </w:r>
-    </w:p>
-    <w:p>
-      <w:pPr>
-        <w:spacing w:line="336" w:lineRule="auto" w:after="180"/>
-        <w:shd w:fill="F1F6FC"/>
-      </w:pPr>
-      <w:r>
-        <w:rPr>
-          <w:b w:val="0"/>
-        </w:rPr>
-        <w:t>Record each dimension as not yet, with support, or independent. Accept a valid alternative procedure with a defensible trace.</w:t>
-      </w:r>
-    </w:p>
-    <w:p>
-      <w:pPr>
-        <w:spacing w:line="336" w:lineRule="auto" w:after="180"/>
-        <w:shd w:fill="F1F6FC"/>
-      </w:pPr>
-      <w:r>
-        <w:rPr>
-          <w:b w:val="0"/>
-        </w:rPr>
-        <w:t xml:space="preserve">Do not penalise an honestly recorded model failure if the learner correctly explains its </w:t>
-      </w:r>
-      <w:r>
-        <w:rPr>
-          <w:b/>
-        </w:rPr>
-        <w:t>evidence</w:t>
-      </w:r>
-      <w:r>
-        <w:rPr>
-          <w:b w:val="0"/>
-        </w:rPr>
-        <w:t xml:space="preserve"> and limits.</w:t>
-      </w:r>
-    </w:p>
-    <w:p>
-      <w:pPr>
-        <w:pStyle w:val="Heading3"/>
-      </w:pPr>
-      <w:r>
-        <w:t>Feedback that the learner uses</w:t>
-      </w:r>
-    </w:p>
-    <w:p>
-      <w:pPr>
-        <w:spacing w:line="336" w:lineRule="auto" w:after="180"/>
-      </w:pPr>
-      <w:r>
-        <w:rPr>
-          <w:b w:val="0"/>
-        </w:rPr>
-        <w:t>Name the earliest unsupported step and give one action to repair it. Have the learner make that repair now and explain why. Then assess the relevant skill on a fresh, fully specified case.</w:t>
-      </w:r>
-    </w:p>
-    <w:p>
-      <w:pPr>
-        <w:spacing w:line="336" w:lineRule="auto" w:after="180"/>
-      </w:pPr>
-      <w:r>
-        <w:rPr>
-          <w:b w:val="0"/>
-        </w:rPr>
-        <w:t>Confirm it was not previously practised with feedback; solve and check the new case before assigning it. A follow-up design prompt is a starting brief, not automatically an equivalent test.</w:t>
-      </w:r>
-    </w:p>
-    <w:p>
-      <w:pPr>
-        <w:pStyle w:val="Heading1"/>
-      </w:pPr>
-      <w:r>
-        <w:t>06. Connect and extend learning</w:t>
-      </w:r>
-    </w:p>
-    <w:p>
-      <w:r>
-        <w:t>Connect Sensors Are Messengers to Helpful Classroom Sorter, adapt support and plan a later changed-case check.</w:t>
-      </w:r>
-    </w:p>
-    <w:p>
-      <w:pPr>
-        <w:pStyle w:val="Heading3"/>
-      </w:pPr>
-      <w:r>
-        <w:t>Helpful Classroom Sorter</w:t>
-      </w:r>
-    </w:p>
-    <w:p>
-      <w:pPr>
-        <w:spacing w:line="336" w:lineRule="auto" w:after="180"/>
-      </w:pPr>
-      <w:r>
-        <w:rPr>
-          <w:b w:val="0"/>
-        </w:rPr>
-        <w:t xml:space="preserve">Mark which </w:t>
-      </w:r>
-      <w:r>
-        <w:rPr>
-          <w:b/>
-        </w:rPr>
-        <w:t>sensor</w:t>
-      </w:r>
-      <w:r>
-        <w:rPr>
-          <w:b w:val="0"/>
-        </w:rPr>
-        <w:t xml:space="preserve">, if any, would collect each Classroom Sorter </w:t>
-      </w:r>
-      <w:r>
-        <w:rPr>
-          <w:b/>
-        </w:rPr>
-        <w:t>input</w:t>
-      </w:r>
-      <w:r>
-        <w:rPr>
-          <w:b w:val="0"/>
-        </w:rPr>
-        <w:t xml:space="preserve">; prefer direct human entry when a </w:t>
-      </w:r>
-      <w:r>
-        <w:rPr>
-          <w:b/>
-        </w:rPr>
-        <w:t>sensor</w:t>
-      </w:r>
-      <w:r>
-        <w:rPr>
-          <w:b w:val="0"/>
-        </w:rPr>
-        <w:t xml:space="preserve"> is unnecessary.</w:t>
-      </w:r>
-    </w:p>
-    <w:p>
-      <w:pPr>
-        <w:spacing w:line="336" w:lineRule="auto" w:after="180"/>
-      </w:pPr>
-      <w:r>
-        <w:rPr>
-          <w:b w:val="0"/>
-        </w:rPr>
-        <w:t xml:space="preserve">Keep the decision, </w:t>
-      </w:r>
-      <w:r>
-        <w:rPr>
-          <w:b/>
-        </w:rPr>
-        <w:t>input</w:t>
-      </w:r>
-      <w:r>
-        <w:rPr>
-          <w:b w:val="0"/>
-        </w:rPr>
-        <w:t xml:space="preserve">, result, explanation and remaining limitation in the project </w:t>
-      </w:r>
-      <w:r>
-        <w:rPr>
-          <w:b/>
-        </w:rPr>
-        <w:t>evidence</w:t>
-      </w:r>
-      <w:r>
-        <w:rPr>
-          <w:b w:val="0"/>
-        </w:rPr>
-        <w:t xml:space="preserve"> record. Retrieve this record next week rather than restarting the project.</w:t>
-      </w:r>
-    </w:p>
-    <w:p>
-      <w:pPr>
-        <w:pStyle w:val="Heading3"/>
-      </w:pPr>
-      <w:r>
-        <w:t>Support and stretch</w:t>
-      </w:r>
-    </w:p>
-    <w:p>
-      <w:pPr>
-        <w:spacing w:line="336" w:lineRule="auto" w:after="180"/>
-      </w:pPr>
-      <w:r>
-        <w:rPr>
-          <w:b w:val="0"/>
-        </w:rPr>
-        <w:t xml:space="preserve">Use physical cards, spoken explanations and a three-stage drawing. Read aloud without giving the answer. Stretch: compare two </w:t>
-      </w:r>
-      <w:r>
-        <w:rPr>
-          <w:b/>
-        </w:rPr>
-        <w:t>mechanism</w:t>
-      </w:r>
-      <w:r>
-        <w:rPr>
-          <w:b w:val="0"/>
-        </w:rPr>
-        <w:t xml:space="preserve">s with the same visible </w:t>
-      </w:r>
-      <w:r>
-        <w:rPr>
-          <w:b/>
-        </w:rPr>
-        <w:t>output</w:t>
-      </w:r>
-      <w:r>
-        <w:rPr>
-          <w:b w:val="0"/>
-        </w:rPr>
-        <w:t xml:space="preserve"> and explain what </w:t>
-      </w:r>
-      <w:r>
-        <w:rPr>
-          <w:b/>
-        </w:rPr>
-        <w:t>evidence</w:t>
-      </w:r>
-      <w:r>
-        <w:rPr>
-          <w:b w:val="0"/>
-        </w:rPr>
-        <w:t xml:space="preserve"> distinguishes them.</w:t>
-      </w:r>
-    </w:p>
-    <w:p>
-      <w:pPr>
-        <w:pStyle w:val="Heading3"/>
-      </w:pPr>
-      <w:r>
-        <w:t>Exit reflection</w:t>
-      </w:r>
-    </w:p>
-    <w:p>
-      <w:pPr>
-        <w:spacing w:line="336" w:lineRule="auto" w:after="180"/>
-      </w:pPr>
-      <w:r>
-        <w:rPr>
-          <w:b w:val="0"/>
-        </w:rPr>
-        <w:t xml:space="preserve">Ask for one decision the learner can now justify and one situation requiring more </w:t>
-      </w:r>
-      <w:r>
-        <w:rPr>
-          <w:b/>
-        </w:rPr>
-        <w:t>evidence</w:t>
-      </w:r>
-      <w:r>
-        <w:rPr>
-          <w:b w:val="0"/>
-        </w:rPr>
-        <w:t xml:space="preserve"> or human review. Confidence ratings are separate from correct independent performance.</w:t>
-      </w:r>
-    </w:p>
-    <w:p>
-      <w:pPr>
-        <w:pStyle w:val="Heading3"/>
-      </w:pPr>
-      <w:r>
-        <w:t>Bridge to the next week</w:t>
-      </w:r>
-    </w:p>
-    <w:p>
-      <w:pPr>
-        <w:spacing w:line="336" w:lineRule="auto" w:after="180"/>
-      </w:pPr>
-      <w:r>
-        <w:rPr>
-          <w:b w:val="0"/>
-        </w:rPr>
-        <w:t xml:space="preserve">Next: Week 4: Rules or Learned Patterns?. Retrieve today’s </w:t>
-      </w:r>
-      <w:r>
-        <w:rPr>
-          <w:b/>
-        </w:rPr>
-        <w:t>evidence</w:t>
-      </w:r>
-      <w:r>
-        <w:rPr>
-          <w:b w:val="0"/>
-        </w:rPr>
-        <w:t xml:space="preserve"> and identify what carries forward and what is new.</w:t>
-      </w:r>
-    </w:p>
-    <w:p>
-      <w:pPr>
-        <w:pStyle w:val="Heading3"/>
-      </w:pPr>
-      <w:r>
-        <w:t>Support and fresh reassessment</w:t>
-      </w:r>
-    </w:p>
-    <w:p>
-      <w:pPr>
-        <w:spacing w:line="336" w:lineRule="auto" w:after="180"/>
-      </w:pPr>
-      <w:r>
-        <w:rPr>
-          <w:b w:val="0"/>
-        </w:rPr>
-        <w:t xml:space="preserve">Give a record frame with quantity, value, </w:t>
-      </w:r>
-      <w:r>
-        <w:rPr>
-          <w:b/>
-        </w:rPr>
-        <w:t>unit</w:t>
-      </w:r>
-      <w:r>
-        <w:rPr>
-          <w:b w:val="0"/>
-        </w:rPr>
-        <w:t>, time and location boxes. Use a number line for paired differences.</w:t>
-      </w:r>
-    </w:p>
-    <w:p>
-      <w:pPr>
-        <w:spacing w:line="336" w:lineRule="auto" w:after="180"/>
-      </w:pPr>
-      <w:r>
-        <w:rPr>
-          <w:b w:val="0"/>
-        </w:rPr>
-        <w:t>Extension: discuss why devices that round to whole degrees can differ at a boundary without either being grossly faulty.</w:t>
-      </w:r>
-    </w:p>
-    <w:p>
-      <w:pPr>
-        <w:spacing w:line="336" w:lineRule="auto" w:after="180"/>
-      </w:pPr>
-      <w:r>
-        <w:rPr>
-          <w:b w:val="0"/>
-        </w:rPr>
-        <w:t>W4 is secure when it controls location or device identity in a meaningful comparison, keeps ordinary safe conditions, states two interpretable outcomes and avoids declaring certainty.</w:t>
-      </w:r>
-    </w:p>
-    <w:p>
-      <w:pPr>
-        <w:spacing w:line="336" w:lineRule="auto" w:after="180"/>
       </w:pPr>
       <w:r>
         <w:rPr>
@@ -6011,33 +5725,10 @@
     </w:p>
     <w:p>
       <w:pPr>
-        <w:spacing w:line="336" w:lineRule="auto" w:after="180"/>
-      </w:pPr>
-      <w:r>
-        <w:rPr>
-          <w:b w:val="0"/>
-        </w:rPr>
-        <w:t xml:space="preserve">Week 4 uses reliable recorded features to compare an explicitly </w:t>
-      </w:r>
-      <w:r>
-        <w:rPr>
-          <w:b/>
-        </w:rPr>
-        <w:t>written rule</w:t>
-      </w:r>
-      <w:r>
-        <w:rPr>
-          <w:b w:val="0"/>
-        </w:rPr>
-        <w:t xml:space="preserve"> with a rule selected from labelled examples.</w:t>
-      </w:r>
-    </w:p>
-    <w:p>
-      <w:pPr>
-        <w:pStyle w:val="Heading3"/>
-      </w:pPr>
-      <w:r>
-        <w:t>Plan the delayed return</w:t>
+        <w:pStyle w:val="Heading2"/>
+      </w:pPr>
+      <w:r>
+        <w:t>Plan the delayed check</w:t>
       </w:r>
     </w:p>
     <w:p>
@@ -6254,72 +5945,188 @@
     </w:p>
     <w:p>
       <w:pPr>
+        <w:pStyle w:val="Heading2"/>
+      </w:pPr>
+      <w:r>
+        <w:t>Connect to rules and learned patterns</w:t>
+      </w:r>
+    </w:p>
+    <w:p>
+      <w:pPr>
+        <w:spacing w:line="336" w:lineRule="auto" w:after="180"/>
+      </w:pPr>
+      <w:r>
+        <w:rPr>
+          <w:b w:val="0"/>
+        </w:rPr>
+        <w:t xml:space="preserve">Ask for one decision the learner can now justify and one situation requiring more </w:t>
+      </w:r>
+      <w:r>
+        <w:rPr>
+          <w:b/>
+        </w:rPr>
+        <w:t>evidence</w:t>
+      </w:r>
+      <w:r>
+        <w:rPr>
+          <w:b w:val="0"/>
+        </w:rPr>
+        <w:t xml:space="preserve"> or human review. Confidence ratings are separate from correct independent performance.</w:t>
+      </w:r>
+    </w:p>
+    <w:p>
+      <w:pPr>
+        <w:spacing w:line="336" w:lineRule="auto" w:after="180"/>
+      </w:pPr>
+      <w:r>
+        <w:rPr>
+          <w:b w:val="0"/>
+        </w:rPr>
+        <w:t xml:space="preserve">Next: Week 4: Rules or Learned Patterns?. Retrieve today’s </w:t>
+      </w:r>
+      <w:r>
+        <w:rPr>
+          <w:b/>
+        </w:rPr>
+        <w:t>evidence</w:t>
+      </w:r>
+      <w:r>
+        <w:rPr>
+          <w:b w:val="0"/>
+        </w:rPr>
+        <w:t xml:space="preserve"> and identify what carries forward and what is new.</w:t>
+      </w:r>
+    </w:p>
+    <w:p>
+      <w:pPr>
+        <w:spacing w:line="336" w:lineRule="auto" w:after="180"/>
+      </w:pPr>
+      <w:r>
+        <w:rPr>
+          <w:b w:val="0"/>
+        </w:rPr>
+        <w:t xml:space="preserve">Week 4 uses reliable recorded features to compare an explicitly </w:t>
+      </w:r>
+      <w:r>
+        <w:rPr>
+          <w:b/>
+        </w:rPr>
+        <w:t>written rule</w:t>
+      </w:r>
+      <w:r>
+        <w:rPr>
+          <w:b w:val="0"/>
+        </w:rPr>
+        <w:t xml:space="preserve"> with a rule selected from labelled examples.</w:t>
+      </w:r>
+    </w:p>
+    <w:p>
+      <w:pPr>
+        <w:pStyle w:val="Heading2"/>
+      </w:pPr>
+      <w:r>
+        <w:t>Earlier wording, alternative practice and picture transcripts · reference / check after trying</w:t>
+      </w:r>
+    </w:p>
+    <w:p>
+      <w:pPr>
+        <w:spacing w:line="336" w:lineRule="auto" w:after="180"/>
+      </w:pPr>
+      <w:r>
+        <w:rPr>
+          <w:b w:val="0"/>
+        </w:rPr>
+        <w:t>Connect and extend learning</w:t>
+      </w:r>
+    </w:p>
+    <w:p>
+      <w:pPr>
         <w:pStyle w:val="Heading3"/>
       </w:pPr>
       <w:r>
+        <w:t>Helpful Classroom Sorter</w:t>
+      </w:r>
+    </w:p>
+    <w:p>
+      <w:pPr>
+        <w:pStyle w:val="Heading3"/>
+      </w:pPr>
+      <w:r>
+        <w:t>Support and stretch</w:t>
+      </w:r>
+    </w:p>
+    <w:p>
+      <w:pPr>
+        <w:pStyle w:val="Heading3"/>
+      </w:pPr>
+      <w:r>
+        <w:t>Exit reflection</w:t>
+      </w:r>
+    </w:p>
+    <w:p>
+      <w:pPr>
+        <w:pStyle w:val="Heading3"/>
+      </w:pPr>
+      <w:r>
+        <w:t>Bridge to the next week</w:t>
+      </w:r>
+    </w:p>
+    <w:p>
+      <w:pPr>
+        <w:pStyle w:val="Heading3"/>
+      </w:pPr>
+      <w:r>
+        <w:t>Support and fresh reassessment</w:t>
+      </w:r>
+    </w:p>
+    <w:p>
+      <w:pPr>
+        <w:pStyle w:val="Heading3"/>
+      </w:pPr>
+      <w:r>
+        <w:t>Plan the delayed return</w:t>
+      </w:r>
+    </w:p>
+    <w:p>
+      <w:pPr>
+        <w:pStyle w:val="Heading3"/>
+      </w:pPr>
+      <w:r>
         <w:t>Project evidence from this case</w:t>
       </w:r>
     </w:p>
     <w:p>
       <w:pPr>
+        <w:pStyle w:val="Heading1"/>
+      </w:pPr>
+      <w:r>
+        <w:t>Reference bank and extra practice</w:t>
+      </w:r>
+    </w:p>
+    <w:p>
+      <w:pPr>
+        <w:pStyle w:val="Heading1"/>
+      </w:pPr>
+      <w:r>
+        <w:t>07. Reference: alternative planning checklist</w:t>
+      </w:r>
+    </w:p>
+    <w:p>
+      <w:r>
+        <w:t>Use this as a reminder rather than teaching the same cycle twice.</w:t>
+      </w:r>
+    </w:p>
+    <w:p>
+      <w:pPr>
+        <w:pStyle w:val="Heading2"/>
+      </w:pPr>
+      <w:r>
+        <w:t>Preparation and schedule</w:t>
+      </w:r>
+    </w:p>
+    <w:p>
+      <w:pPr>
         <w:spacing w:line="336" w:lineRule="auto" w:after="180"/>
-      </w:pPr>
-      <w:r>
-        <w:rPr>
-          <w:b w:val="0"/>
-        </w:rPr>
-        <w:t xml:space="preserve">Save sorter </w:t>
-      </w:r>
-      <w:r>
-        <w:rPr>
-          <w:b/>
-        </w:rPr>
-        <w:t>measurement</w:t>
-      </w:r>
-      <w:r>
-        <w:rPr>
-          <w:b w:val="0"/>
-        </w:rPr>
-        <w:t xml:space="preserve">s with device, location and time so unusual </w:t>
-      </w:r>
-      <w:r>
-        <w:rPr>
-          <w:b/>
-        </w:rPr>
-        <w:t>input</w:t>
-      </w:r>
-      <w:r>
-        <w:rPr>
-          <w:b w:val="0"/>
-        </w:rPr>
-        <w:t>s can be checked before decisions.</w:t>
-      </w:r>
-    </w:p>
-    <w:p>
-      <w:pPr>
-        <w:pStyle w:val="Heading1"/>
-      </w:pPr>
-      <w:r>
-        <w:t>07. Prepare, teach and assess</w:t>
-      </w:r>
-    </w:p>
-    <w:p>
-      <w:r>
-        <w:t>Use this preparation summary alongside the detailed Sensors Are Messengers lesson; it is a checklist rather than a replacement for the full sequence.</w:t>
-      </w:r>
-    </w:p>
-    <w:p>
-      <w:pPr>
-        <w:pStyle w:val="Heading3"/>
-      </w:pPr>
-      <w:r>
-        <w:t>Teaching target</w:t>
-      </w:r>
-    </w:p>
-    <w:p>
-      <w:pPr>
-        <w:spacing w:line="336" w:lineRule="auto" w:after="180"/>
-        <w:shd w:fill="EDF7F3"/>
       </w:pPr>
       <w:r>
         <w:rPr>
@@ -6520,6 +6327,14 @@
     </w:tbl>
     <w:p>
       <w:pPr>
+        <w:pStyle w:val="Heading2"/>
+      </w:pPr>
+      <w:r>
+        <w:t>Practice and assessment reminders</w:t>
+      </w:r>
+    </w:p>
+    <w:p>
+      <w:pPr>
         <w:spacing w:line="336" w:lineRule="auto" w:after="180"/>
       </w:pPr>
       <w:r>
@@ -6566,16 +6381,7 @@
     </w:p>
     <w:p>
       <w:pPr>
-        <w:pStyle w:val="Heading3"/>
-      </w:pPr>
-      <w:r>
-        <w:t>Supported practice answer</w:t>
-      </w:r>
-    </w:p>
-    <w:p>
-      <w:pPr>
         <w:spacing w:line="336" w:lineRule="auto" w:after="180"/>
-        <w:shd w:fill="F1F6FC"/>
       </w:pPr>
       <w:r>
         <w:rPr>
@@ -6599,7 +6405,6 @@
     <w:p>
       <w:pPr>
         <w:spacing w:line="336" w:lineRule="auto" w:after="180"/>
-        <w:shd w:fill="F1F6FC"/>
       </w:pPr>
       <w:r>
         <w:rPr>
@@ -6668,16 +6473,7 @@
     </w:p>
     <w:p>
       <w:pPr>
-        <w:pStyle w:val="Heading3"/>
-      </w:pPr>
-      <w:r>
-        <w:t>Repair the misconception</w:t>
-      </w:r>
-    </w:p>
-    <w:p>
-      <w:pPr>
         <w:spacing w:line="336" w:lineRule="auto" w:after="180"/>
-        <w:shd w:fill="FFF5E6"/>
       </w:pPr>
       <w:r>
         <w:rPr>
@@ -6688,16 +6484,7 @@
     </w:p>
     <w:p>
       <w:pPr>
-        <w:pStyle w:val="Heading3"/>
-      </w:pPr>
-      <w:r>
-        <w:t>Support without giving away the answer</w:t>
-      </w:r>
-    </w:p>
-    <w:p>
-      <w:pPr>
         <w:spacing w:line="336" w:lineRule="auto" w:after="180"/>
-        <w:shd w:fill="F1F6F8"/>
       </w:pPr>
       <w:r>
         <w:rPr>
@@ -6720,16 +6507,7 @@
     </w:p>
     <w:p>
       <w:pPr>
-        <w:pStyle w:val="Heading3"/>
-      </w:pPr>
-      <w:r>
-        <w:t>Extend the reasoning</w:t>
-      </w:r>
-    </w:p>
-    <w:p>
-      <w:pPr>
         <w:spacing w:line="336" w:lineRule="auto" w:after="180"/>
-        <w:shd w:fill="F5F1FB"/>
       </w:pPr>
       <w:r>
         <w:rPr>
@@ -6753,7 +6531,6 @@
     <w:p>
       <w:pPr>
         <w:spacing w:line="336" w:lineRule="auto" w:after="180"/>
-        <w:shd w:fill="F5F1FB"/>
       </w:pPr>
       <w:r>
         <w:rPr>
@@ -6764,16 +6541,7 @@
     </w:p>
     <w:p>
       <w:pPr>
-        <w:pStyle w:val="Heading3"/>
-      </w:pPr>
-      <w:r>
-        <w:t>Protect the independent attempt</w:t>
-      </w:r>
-    </w:p>
-    <w:p>
-      <w:pPr>
         <w:spacing w:line="336" w:lineRule="auto" w:after="180"/>
-        <w:shd w:fill="FFF5E6"/>
       </w:pPr>
       <w:r>
         <w:rPr>
@@ -6968,16 +6736,7 @@
     </w:tbl>
     <w:p>
       <w:pPr>
-        <w:pStyle w:val="Heading3"/>
-      </w:pPr>
-      <w:r>
-        <w:t>Project checkpoint</w:t>
-      </w:r>
-    </w:p>
-    <w:p>
-      <w:pPr>
         <w:spacing w:line="336" w:lineRule="auto" w:after="180"/>
-        <w:shd w:fill="EDF7F3"/>
       </w:pPr>
       <w:r>
         <w:rPr>
@@ -7026,12 +6785,20 @@
         <w:pStyle w:val="Heading1"/>
       </w:pPr>
       <w:r>
-        <w:t>08. Use feedback, labs and repair paths</w:t>
-      </w:r>
-    </w:p>
-    <w:p>
-      <w:r>
-        <w:t>Use feedback, earlier review and portfolios purposefully. Apply the coding routine only when this lesson has an executable lab.</w:t>
+        <w:t>08. Reference: feedback and records</w:t>
+      </w:r>
+    </w:p>
+    <w:p>
+      <w:r>
+        <w:t>Use tools to keep an explanation and its evidence; the paper lesson needs no coding account.</w:t>
+      </w:r>
+    </w:p>
+    <w:p>
+      <w:pPr>
+        <w:pStyle w:val="Heading2"/>
+      </w:pPr>
+      <w:r>
+        <w:t>Keep practice separate from assessment</w:t>
       </w:r>
     </w:p>
     <w:p>
@@ -7070,10 +6837,52 @@
     </w:p>
     <w:p>
       <w:pPr>
-        <w:pStyle w:val="Heading3"/>
-      </w:pPr>
-      <w:r>
-        <w:t>For later coding lessons</w:t>
+        <w:pStyle w:val="Heading2"/>
+      </w:pPr>
+      <w:r>
+        <w:t>Repair and portfolio records</w:t>
+      </w:r>
+    </w:p>
+    <w:p>
+      <w:pPr>
+        <w:spacing w:line="336" w:lineRule="auto" w:after="180"/>
+      </w:pPr>
+      <w:r>
+        <w:rPr>
+          <w:b w:val="0"/>
+        </w:rPr>
+        <w:t>Use the earlier worked-explanation links to address a specific missing building block, then return to the current question. Adapt this suggestion after observing the learner; it is not an automatic diagnosis.</w:t>
+      </w:r>
+    </w:p>
+    <w:p>
+      <w:pPr>
+        <w:spacing w:line="336" w:lineRule="auto" w:after="180"/>
+      </w:pPr>
+      <w:r>
+        <w:rPr>
+          <w:b w:val="0"/>
+        </w:rPr>
+        <w:t xml:space="preserve">Collect the completed-work portfolio as </w:t>
+      </w:r>
+      <w:r>
+        <w:rPr>
+          <w:b/>
+        </w:rPr>
+        <w:t>evidence</w:t>
+      </w:r>
+      <w:r>
+        <w:rPr>
+          <w:b w:val="0"/>
+        </w:rPr>
+        <w:t>. Record support separately from correctness, and assess explanation, trace/test and limitations. Progress ticks and quiz selections alone do not establish mastery.</w:t>
+      </w:r>
+    </w:p>
+    <w:p>
+      <w:pPr>
+        <w:pStyle w:val="Heading2"/>
+      </w:pPr>
+      <w:r>
+        <w:t>Earlier wording, alternative practice and picture transcripts · reference / check after trying</w:t>
       </w:r>
     </w:p>
     <w:p>
@@ -7084,7 +6893,6 @@
     <w:p>
       <w:pPr>
         <w:spacing w:line="336" w:lineRule="auto" w:after="180"/>
-        <w:shd w:fill="F1F6F8"/>
       </w:pPr>
       <w:r>
         <w:rPr>
@@ -7107,77 +6915,20 @@
     </w:p>
     <w:p>
       <w:pPr>
-        <w:spacing w:line="336" w:lineRule="auto" w:after="180"/>
-      </w:pPr>
-      <w:r>
-        <w:rPr>
-          <w:b w:val="0"/>
-        </w:rPr>
-        <w:t>Use the earlier worked-explanation links to address a specific missing building block, then return to the current question. Adapt this suggestion after observing the learner; it is not an automatic diagnosis.</w:t>
-      </w:r>
-    </w:p>
-    <w:p>
-      <w:pPr>
-        <w:spacing w:line="336" w:lineRule="auto" w:after="180"/>
-      </w:pPr>
-      <w:r>
-        <w:rPr>
-          <w:b w:val="0"/>
-        </w:rPr>
-        <w:t xml:space="preserve">Collect the completed-work portfolio as </w:t>
-      </w:r>
-      <w:r>
-        <w:rPr>
-          <w:b/>
-        </w:rPr>
-        <w:t>evidence</w:t>
-      </w:r>
-      <w:r>
-        <w:rPr>
-          <w:b w:val="0"/>
-        </w:rPr>
-        <w:t>. Record support separately from correctness, and assess explanation, trace/test and limitations. Progress ticks and quiz selections alone do not establish mastery.</w:t>
-      </w:r>
-    </w:p>
-    <w:p>
-      <w:pPr>
         <w:pStyle w:val="Heading1"/>
       </w:pPr>
       <w:r>
-        <w:t>09. Visual concept journey</w:t>
-      </w:r>
-    </w:p>
-    <w:p>
-      <w:r>
-        <w:t>Show one Sensors Are Messengers graphic at a time, request a prediction and discuss its trace before the independent assessment.</w:t>
-      </w:r>
-    </w:p>
-    <w:p>
-      <w:pPr>
-        <w:spacing w:line="336" w:lineRule="auto" w:after="180"/>
-      </w:pPr>
-      <w:r>
-        <w:rPr>
-          <w:b w:val="0"/>
-        </w:rPr>
-        <w:t xml:space="preserve">Use one picture at a time. Hide a worked result before asking for a </w:t>
-      </w:r>
-      <w:r>
-        <w:rPr>
-          <w:b/>
-        </w:rPr>
-        <w:t>prediction</w:t>
-      </w:r>
-      <w:r>
-        <w:rPr>
-          <w:b w:val="0"/>
-        </w:rPr>
-        <w:t>, then reveal it for feedback. These are supported teaching cases; retain the separate independent assessment for a fresh first attempt.</w:t>
-      </w:r>
-    </w:p>
-    <w:p>
-      <w:pPr>
-        <w:pStyle w:val="Heading3"/>
+        <w:t>09. Reference: teach with the six pictures</w:t>
+      </w:r>
+    </w:p>
+    <w:p>
+      <w:r>
+        <w:t>Choose the picture for the teaching move, then connect it to a sentence.</w:t>
+      </w:r>
+    </w:p>
+    <w:p>
+      <w:pPr>
+        <w:pStyle w:val="Heading2"/>
       </w:pPr>
       <w:r>
         <w:t>01. Sensors Are Messengers: the case</w:t>
@@ -7188,7 +6939,7 @@
         <w:drawing>
           <wp:inline xmlns:a="http://schemas.openxmlformats.org/drawingml/2006/main" xmlns:pic="http://schemas.openxmlformats.org/drawingml/2006/picture">
             <wp:extent cx="5486400" cy="2840736"/>
-            <wp:docPr id="3" name="Picture 3" descr="Two fictional light sensors disagree in a classroom. Compare them fairly rather than declaring one broken. Supplied facts: On the same shelf, simultaneous readings are A: 40,50,60 and B: 45,55,65 in declared toy light units. Neither device has been compared with a trusted reference."/>
+            <wp:docPr id="5" name="Picture 5" descr="Two fictional light sensors disagree in a classroom. Compare them fairly rather than declaring one broken. Supplied facts: On the same shelf, simultaneous readings are A: 40,50,60 and B: 45,55,65 in declared toy light units. Neither device has been compared with a trusted reference."/>
             <wp:cNvGraphicFramePr>
               <a:graphicFrameLocks noChangeAspect="1"/>
             </wp:cNvGraphicFramePr>
@@ -7200,7 +6951,7 @@
                     <pic:cNvPicPr/>
                   </pic:nvPicPr>
                   <pic:blipFill>
-                    <a:blip r:embed="rId11"/>
+                    <a:blip r:embed="rId13"/>
                     <a:stretch>
                       <a:fillRect/>
                     </a:stretch>
@@ -7268,7 +7019,6 @@
     <w:p>
       <w:pPr>
         <w:spacing w:line="336" w:lineRule="auto" w:after="180"/>
-        <w:shd w:fill="F5F1FB"/>
       </w:pPr>
       <w:r>
         <w:rPr>
@@ -7279,16 +7029,7 @@
     </w:p>
     <w:p>
       <w:pPr>
-        <w:pStyle w:val="Heading3"/>
-      </w:pPr>
-      <w:r>
-        <w:t>Discuss while showing the picture</w:t>
-      </w:r>
-    </w:p>
-    <w:p>
-      <w:pPr>
         <w:spacing w:line="336" w:lineRule="auto" w:after="180"/>
-        <w:shd w:fill="F1F6F8"/>
       </w:pPr>
       <w:r>
         <w:rPr>
@@ -7299,7 +7040,7 @@
     </w:p>
     <w:p>
       <w:pPr>
-        <w:pStyle w:val="Heading3"/>
+        <w:pStyle w:val="Heading2"/>
       </w:pPr>
       <w:r>
         <w:t>02. Follow the deciding steps</w:t>
@@ -7310,7 +7051,7 @@
         <w:drawing>
           <wp:inline xmlns:a="http://schemas.openxmlformats.org/drawingml/2006/main" xmlns:pic="http://schemas.openxmlformats.org/drawingml/2006/picture">
             <wp:extent cx="5486400" cy="4005072"/>
-            <wp:docPr id="4" name="Picture 4" descr="Same shelf: Place both devices together and allow them to settle. → Paired readings: Record three matching times: (40,45), (50,55), (60,65). → Compare gaps: B minus A is 5, 5 and 5 units. → Check a reference: A trusted reference is needed to decide which reading is closer."/>
+            <wp:docPr id="6" name="Picture 6" descr="Same shelf: Place both devices together and allow them to settle. → Paired readings: Record three matching times: (40,45), (50,55), (60,65). → Compare gaps: B minus A is 5, 5 and 5 units. → Check a reference: A trusted reference is needed to decide which reading is closer."/>
             <wp:cNvGraphicFramePr>
               <a:graphicFrameLocks noChangeAspect="1"/>
             </wp:cNvGraphicFramePr>
@@ -7322,7 +7063,7 @@
                     <pic:cNvPicPr/>
                   </pic:nvPicPr>
                   <pic:blipFill>
-                    <a:blip r:embed="rId12"/>
+                    <a:blip r:embed="rId10"/>
                     <a:stretch>
                       <a:fillRect/>
                     </a:stretch>
@@ -7367,7 +7108,6 @@
     <w:p>
       <w:pPr>
         <w:spacing w:line="336" w:lineRule="auto" w:after="180"/>
-        <w:shd w:fill="F5F1FB"/>
       </w:pPr>
       <w:r>
         <w:rPr>
@@ -7390,16 +7130,7 @@
     </w:p>
     <w:p>
       <w:pPr>
-        <w:pStyle w:val="Heading3"/>
-      </w:pPr>
-      <w:r>
-        <w:t>Discuss while showing the picture</w:t>
-      </w:r>
-    </w:p>
-    <w:p>
-      <w:pPr>
         <w:spacing w:line="336" w:lineRule="auto" w:after="180"/>
-        <w:shd w:fill="F1F6F8"/>
       </w:pPr>
       <w:r>
         <w:rPr>
@@ -7422,7 +7153,7 @@
     </w:p>
     <w:p>
       <w:pPr>
-        <w:pStyle w:val="Heading3"/>
+        <w:pStyle w:val="Heading2"/>
       </w:pPr>
       <w:r>
         <w:t>03. Simultaneous light readings</w:t>
@@ -7433,7 +7164,7 @@
         <w:drawing>
           <wp:inline xmlns:a="http://schemas.openxmlformats.org/drawingml/2006/main" xmlns:pic="http://schemas.openxmlformats.org/drawingml/2006/picture">
             <wp:extent cx="5486400" cy="3617976"/>
-            <wp:docPr id="5" name="Picture 5" descr="Simultaneous light readings. Time 1: Sensor A = 40, Sensor B = 45, B minus A = 5. Time 2: Sensor A = 50, Sensor B = 55, B minus A = 5. Time 3: Sensor A = 60, Sensor B = 65, B minus A = 5."/>
+            <wp:docPr id="7" name="Picture 7" descr="Simultaneous light readings. Time 1: Sensor A = 40, Sensor B = 45, B minus A = 5. Time 2: Sensor A = 50, Sensor B = 55, B minus A = 5. Time 3: Sensor A = 60, Sensor B = 65, B minus A = 5."/>
             <wp:cNvGraphicFramePr>
               <a:graphicFrameLocks noChangeAspect="1"/>
             </wp:cNvGraphicFramePr>
@@ -7445,7 +7176,7 @@
                     <pic:cNvPicPr/>
                   </pic:nvPicPr>
                   <pic:blipFill>
-                    <a:blip r:embed="rId13"/>
+                    <a:blip r:embed="rId9"/>
                     <a:stretch>
                       <a:fillRect/>
                     </a:stretch>
@@ -7550,7 +7281,6 @@
     <w:p>
       <w:pPr>
         <w:spacing w:line="336" w:lineRule="auto" w:after="180"/>
-        <w:shd w:fill="F5F1FB"/>
       </w:pPr>
       <w:r>
         <w:rPr>
@@ -7561,16 +7291,7 @@
     </w:p>
     <w:p>
       <w:pPr>
-        <w:pStyle w:val="Heading3"/>
-      </w:pPr>
-      <w:r>
-        <w:t>Discuss while showing the picture</w:t>
-      </w:r>
-    </w:p>
-    <w:p>
-      <w:pPr>
         <w:spacing w:line="336" w:lineRule="auto" w:after="180"/>
-        <w:shd w:fill="F1F6F8"/>
       </w:pPr>
       <w:r>
         <w:rPr>
@@ -7582,7 +7303,6 @@
     <w:p>
       <w:pPr>
         <w:spacing w:line="336" w:lineRule="auto" w:after="180"/>
-        <w:shd w:fill="F1F6F8"/>
       </w:pPr>
       <w:r>
         <w:rPr>
@@ -7605,7 +7325,7 @@
     </w:p>
     <w:p>
       <w:pPr>
-        <w:pStyle w:val="Heading3"/>
+        <w:pStyle w:val="Heading2"/>
       </w:pPr>
       <w:r>
         <w:t>04. Change one thing. Trace what follows.</w:t>
@@ -7616,7 +7336,7 @@
         <w:drawing>
           <wp:inline xmlns:a="http://schemas.openxmlformats.org/drawingml/2006/main" xmlns:pic="http://schemas.openxmlformats.org/drawingml/2006/picture">
             <wp:extent cx="5486400" cy="3179064"/>
-            <wp:docPr id="6" name="Picture 6" descr="Original case: A trusted reference is needed to decide which reading is closer. Changed condition: Move only B into brighter light. Expected result: The next gap could change for reasons other than a difference in device accuracy. Reason: The comparison now changes location as well as device; there is no supplied reading from the new location."/>
+            <wp:docPr id="8" name="Picture 8" descr="Original case: A trusted reference is needed to decide which reading is closer. Changed condition: Move only B into brighter light. Expected result: The next gap could change for reasons other than a difference in device accuracy. Reason: The comparison now changes location as well as device; there is no supplied reading from the new location."/>
             <wp:cNvGraphicFramePr>
               <a:graphicFrameLocks noChangeAspect="1"/>
             </wp:cNvGraphicFramePr>
@@ -7672,7 +7392,6 @@
     <w:p>
       <w:pPr>
         <w:spacing w:line="336" w:lineRule="auto" w:after="180"/>
-        <w:shd w:fill="F5F1FB"/>
       </w:pPr>
       <w:r>
         <w:rPr>
@@ -7683,16 +7402,7 @@
     </w:p>
     <w:p>
       <w:pPr>
-        <w:pStyle w:val="Heading3"/>
-      </w:pPr>
-      <w:r>
-        <w:t>Discuss while showing the picture</w:t>
-      </w:r>
-    </w:p>
-    <w:p>
-      <w:pPr>
         <w:spacing w:line="336" w:lineRule="auto" w:after="180"/>
-        <w:shd w:fill="F1F6F8"/>
       </w:pPr>
       <w:r>
         <w:rPr>
@@ -7704,7 +7414,6 @@
     <w:p>
       <w:pPr>
         <w:spacing w:line="336" w:lineRule="auto" w:after="180"/>
-        <w:shd w:fill="F1F6F8"/>
       </w:pPr>
       <w:r>
         <w:rPr>
@@ -7715,7 +7424,7 @@
     </w:p>
     <w:p>
       <w:pPr>
-        <w:pStyle w:val="Heading3"/>
+        <w:pStyle w:val="Heading2"/>
       </w:pPr>
       <w:r>
         <w:t>05. Connect the explanation to its limit</w:t>
@@ -7726,7 +7435,7 @@
         <w:drawing>
           <wp:inline xmlns:a="http://schemas.openxmlformats.org/drawingml/2006/main" xmlns:pic="http://schemas.openxmlformats.org/drawingml/2006/picture">
             <wp:extent cx="5486400" cy="2834640"/>
-            <wp:docPr id="7" name="Picture 7" descr="A repeated difference of 5 supports investigating an offset between devices. Matching time and location removes two obvious comparison problems. It does not show which device is correct: both could have errors. Preserve paired readings instead of adjusting them silently. Limit: Three pairs do not prove an offset holds at every light level, nor identify the accurate device."/>
+            <wp:docPr id="9" name="Picture 9" descr="A repeated difference of 5 supports investigating an offset between devices. Matching time and location removes two obvious comparison problems. It does not show which device is correct: both could have errors. Preserve paired readings instead of adjusting them silently. Limit: Three pairs do not prove an offset holds at every light level, nor identify the accurate device."/>
             <wp:cNvGraphicFramePr>
               <a:graphicFrameLocks noChangeAspect="1"/>
             </wp:cNvGraphicFramePr>
@@ -7782,7 +7491,6 @@
     <w:p>
       <w:pPr>
         <w:spacing w:line="336" w:lineRule="auto" w:after="180"/>
-        <w:shd w:fill="F5F1FB"/>
       </w:pPr>
       <w:r>
         <w:rPr>
@@ -7793,16 +7501,7 @@
     </w:p>
     <w:p>
       <w:pPr>
-        <w:pStyle w:val="Heading3"/>
-      </w:pPr>
-      <w:r>
-        <w:t>Discuss while showing the picture</w:t>
-      </w:r>
-    </w:p>
-    <w:p>
-      <w:pPr>
         <w:spacing w:line="336" w:lineRule="auto" w:after="180"/>
-        <w:shd w:fill="F1F6F8"/>
       </w:pPr>
       <w:r>
         <w:rPr>
@@ -7814,7 +7513,6 @@
     <w:p>
       <w:pPr>
         <w:spacing w:line="336" w:lineRule="auto" w:after="180"/>
-        <w:shd w:fill="F1F6F8"/>
       </w:pPr>
       <w:r>
         <w:rPr>
@@ -7825,7 +7523,7 @@
     </w:p>
     <w:p>
       <w:pPr>
-        <w:pStyle w:val="Heading3"/>
+        <w:pStyle w:val="Heading2"/>
       </w:pPr>
       <w:r>
         <w:t>06. Make the idea visible in your project</w:t>
@@ -7836,7 +7534,7 @@
         <w:drawing>
           <wp:inline xmlns:a="http://schemas.openxmlformats.org/drawingml/2006/main" xmlns:pic="http://schemas.openxmlformats.org/drawingml/2006/picture">
             <wp:extent cx="5486400" cy="3380232"/>
-            <wp:docPr id="8" name="Picture 8" descr="Save sorter measurements with device, location and time so unusual inputs can be checked before decisions. Draw your input, deciding step, result and limit. Supported question: Why can we calculate the earlier gap but not predict an exact new B reading?"/>
+            <wp:docPr id="10" name="Picture 10" descr="Save sorter measurements with device, location and time so unusual inputs can be checked before decisions. Draw your input, deciding step, result and limit. Supported question: Why can we calculate the earlier gap but not predict an exact new B reading?"/>
             <wp:cNvGraphicFramePr>
               <a:graphicFrameLocks noChangeAspect="1"/>
             </wp:cNvGraphicFramePr>
@@ -7870,7 +7568,6 @@
     <w:p>
       <w:pPr>
         <w:spacing w:line="336" w:lineRule="auto" w:after="180"/>
-        <w:shd w:fill="F5F1FB"/>
       </w:pPr>
       <w:r>
         <w:rPr>
@@ -7918,7 +7615,6 @@
     <w:p>
       <w:pPr>
         <w:spacing w:line="336" w:lineRule="auto" w:after="180"/>
-        <w:shd w:fill="F5F1FB"/>
       </w:pPr>
       <w:r>
         <w:rPr>
@@ -7930,7 +7626,6 @@
     <w:p>
       <w:pPr>
         <w:spacing w:line="336" w:lineRule="auto" w:after="180"/>
-        <w:shd w:fill="F5F1FB"/>
       </w:pPr>
       <w:r>
         <w:rPr>
@@ -7953,58 +7648,127 @@
     </w:p>
     <w:p>
       <w:pPr>
+        <w:spacing w:line="336" w:lineRule="auto" w:after="180"/>
+      </w:pPr>
+      <w:r>
+        <w:rPr>
+          <w:b w:val="0"/>
+        </w:rPr>
+        <w:t xml:space="preserve">Teacher prompt: Draw your project trace and justify the deciding step using </w:t>
+      </w:r>
+      <w:r>
+        <w:rPr>
+          <w:b/>
+        </w:rPr>
+        <w:t>evidence</w:t>
+      </w:r>
+      <w:r>
+        <w:rPr>
+          <w:b w:val="0"/>
+        </w:rPr>
+        <w:t>. Ask learners to describe one label or arrow in ordinary words. Use the adjacent transcript if the image is difficult to see.</w:t>
+      </w:r>
+    </w:p>
+    <w:p>
+      <w:pPr>
+        <w:spacing w:line="336" w:lineRule="auto" w:after="180"/>
+      </w:pPr>
+      <w:r>
+        <w:rPr>
+          <w:b w:val="0"/>
+        </w:rPr>
+        <w:t xml:space="preserve">Supported practice key: The earlier pairs give 5 each time. No </w:t>
+      </w:r>
+      <w:r>
+        <w:rPr>
+          <w:b/>
+        </w:rPr>
+        <w:t>measurement</w:t>
+      </w:r>
+      <w:r>
+        <w:rPr>
+          <w:b w:val="0"/>
+        </w:rPr>
+        <w:t xml:space="preserve"> or light-response rule is given for B’s new location.</w:t>
+      </w:r>
+    </w:p>
+    <w:p>
+      <w:pPr>
+        <w:pStyle w:val="Heading2"/>
+      </w:pPr>
+      <w:r>
+        <w:t>Earlier wording, alternative practice and picture transcripts · reference / check after trying</w:t>
+      </w:r>
+    </w:p>
+    <w:p>
+      <w:pPr>
+        <w:spacing w:line="336" w:lineRule="auto" w:after="180"/>
+      </w:pPr>
+      <w:r>
+        <w:rPr>
+          <w:b w:val="0"/>
+        </w:rPr>
+        <w:t xml:space="preserve">Use one picture at a time. Hide a worked result before asking for a </w:t>
+      </w:r>
+      <w:r>
+        <w:rPr>
+          <w:b/>
+        </w:rPr>
+        <w:t>prediction</w:t>
+      </w:r>
+      <w:r>
+        <w:rPr>
+          <w:b w:val="0"/>
+        </w:rPr>
+        <w:t>, then reveal it for feedback. These are supported teaching cases; retain the separate independent assessment for a fresh first attempt.</w:t>
+      </w:r>
+    </w:p>
+    <w:p>
+      <w:pPr>
         <w:pStyle w:val="Heading3"/>
       </w:pPr>
       <w:r>
-        <w:t>Discuss while showing the picture</w:t>
-      </w:r>
-    </w:p>
-    <w:p>
-      <w:pPr>
-        <w:spacing w:line="336" w:lineRule="auto" w:after="180"/>
-        <w:shd w:fill="F1F6F8"/>
-      </w:pPr>
-      <w:r>
-        <w:rPr>
-          <w:b w:val="0"/>
-        </w:rPr>
-        <w:t xml:space="preserve">Teacher prompt: Draw your project trace and justify the deciding step using </w:t>
-      </w:r>
-      <w:r>
-        <w:rPr>
-          <w:b/>
-        </w:rPr>
-        <w:t>evidence</w:t>
-      </w:r>
-      <w:r>
-        <w:rPr>
-          <w:b w:val="0"/>
-        </w:rPr>
-        <w:t>. Ask learners to describe one label or arrow in ordinary words. Use the adjacent transcript if the image is difficult to see.</w:t>
-      </w:r>
-    </w:p>
-    <w:p>
-      <w:pPr>
-        <w:spacing w:line="336" w:lineRule="auto" w:after="180"/>
-        <w:shd w:fill="F1F6F8"/>
-      </w:pPr>
-      <w:r>
-        <w:rPr>
-          <w:b w:val="0"/>
-        </w:rPr>
-        <w:t xml:space="preserve">Supported practice key: The earlier pairs give 5 each time. No </w:t>
-      </w:r>
-      <w:r>
-        <w:rPr>
-          <w:b/>
-        </w:rPr>
-        <w:t>measurement</w:t>
-      </w:r>
-      <w:r>
-        <w:rPr>
-          <w:b w:val="0"/>
-        </w:rPr>
-        <w:t xml:space="preserve"> or light-response rule is given for B’s new location.</w:t>
+        <w:t>01. Sensors Are Messengers: the case</w:t>
+      </w:r>
+    </w:p>
+    <w:p>
+      <w:pPr>
+        <w:pStyle w:val="Heading3"/>
+      </w:pPr>
+      <w:r>
+        <w:t>02. Follow the deciding steps</w:t>
+      </w:r>
+    </w:p>
+    <w:p>
+      <w:pPr>
+        <w:pStyle w:val="Heading3"/>
+      </w:pPr>
+      <w:r>
+        <w:t>03. Simultaneous light readings</w:t>
+      </w:r>
+    </w:p>
+    <w:p>
+      <w:pPr>
+        <w:pStyle w:val="Heading3"/>
+      </w:pPr>
+      <w:r>
+        <w:t>04. Change one thing. Trace what follows.</w:t>
+      </w:r>
+    </w:p>
+    <w:p>
+      <w:pPr>
+        <w:pStyle w:val="Heading3"/>
+      </w:pPr>
+      <w:r>
+        <w:t>05. Connect the explanation to its limit</w:t>
+      </w:r>
+    </w:p>
+    <w:p>
+      <w:pPr>
+        <w:pStyle w:val="Heading3"/>
+      </w:pPr>
+      <w:r>
+        <w:t>06. Make the idea visible in your project</w:t>
       </w:r>
     </w:p>
     <w:sectPr>
